--- a/Raschet_L2_perelet.docx
+++ b/Raschet_L2_perelet.docx
@@ -4625,7 +4625,7 @@
           <w:sz w:val="28"/>
           <w:szCs w:val="28"/>
         </w:rPr>
-        <w:t xml:space="preserve">Орбита выведения считается круговой и плоской; место включения первого импульса смещено из эклиптики на r_p·sin i = 2612 км (0,2 % масштаба трассы) — этим пренебрежено.</w:t>
+        <w:t xml:space="preserve">Орбита выведения считается круговой и плоской; место включения первого импульса смещено из эклиптики на r_p·sin i = 2620 км (0,2 % масштаба трассы) — этим пренебрежено.</w:t>
       </w:r>
     </w:p>
     <w:p>

--- a/Raschet_L2_perelet.docx
+++ b/Raschet_L2_perelet.docx
@@ -71,7 +71,7 @@
           <w:sz w:val="28"/>
           <w:szCs w:val="28"/>
         </w:rPr>
-        <w:t xml:space="preserve">CR3BP, два импульса (разгонный + тормозной). </w:t>
+        <w:t xml:space="preserve">CR3BP, два импульса (разгонный + тормозной) на разгонном блоке; удержание орбиты — СПД-100ВМ. </w:t>
       </w:r>
       <w:r>
         <w:rPr>
@@ -89,7 +89,7 @@
           <w:sz w:val="28"/>
           <w:szCs w:val="28"/>
         </w:rPr>
-        <w:t xml:space="preserve">l2_transfer.py, l2_perturb.py (Python 3, numpy/scipy). Дата: 20,10,2026.</w:t>
+        <w:t xml:space="preserve">l2_transfer.py, l2_perturb.py (Python 3, numpy/scipy). 27 октября 2026 г.</w:t>
       </w:r>
     </w:p>
     <w:p>
@@ -116,7 +116,7 @@
           <w:sz w:val="28"/>
           <w:szCs w:val="28"/>
         </w:rPr>
-        <w:t xml:space="preserve">По заданию требуется рассчитать затраты характеристической скорости на перелёт с низкой околоземной орбиты на орбиту в окрестности точки L2 системы Солнце—Земля. Решение — в первом приближении, на основе решения задачи трёх тел; перелёт выполняется двумя импульсами: разгонным и тормозным; тип орбиты в окрестности точки Лагранжа выбирается самостоятельно.</w:t>
+        <w:t xml:space="preserve">По заданию требуется рассчитать затраты характеристической скорости на перелёт с низкой околоземной орбиты на орбиту в окрестности точки L2 системы Солнце—Земля. Решение — в первом приближении, на основе решения задачи трёх тел; перелёт выполняется двумя импульсами: разгонным и тормозным; тип орбиты в окрестности точки Лагранжа выбирается самостоятельно. Перелёт делает разгонный блок, поддержание орбиты — космический аппарат двигателем СПД-100ВМ, и затраты на него не должны превышать 100 м/с в год (по возможности минимальные). Влияние формы лунной орбиты и её прецессии по заданию не учитывается.</w:t>
       </w:r>
     </w:p>
     <w:tbl>
@@ -132,8 +132,8 @@
         </w:tblBorders>
       </w:tblPr>
       <w:tblGrid>
-        <w:gridCol w:w="6355"/>
-        <w:gridCol w:w="3000"/>
+        <w:gridCol w:w="3300"/>
+        <w:gridCol w:w="6055"/>
       </w:tblGrid>
       <w:tr>
         <w:trPr>
@@ -141,7 +141,7 @@
         </w:trPr>
         <w:tc>
           <w:tcPr>
-            <w:tcW w:type="dxa" w:w="6355"/>
+            <w:tcW w:type="dxa" w:w="3300"/>
             <w:shd w:fill="EDEDED" w:val="clear"/>
             <w:tcMar>
               <w:top w:type="dxa" w:w="30"/>
@@ -169,7 +169,7 @@
         </w:tc>
         <w:tc>
           <w:tcPr>
-            <w:tcW w:type="dxa" w:w="3000"/>
+            <w:tcW w:type="dxa" w:w="6055"/>
             <w:shd w:fill="EDEDED" w:val="clear"/>
             <w:tcMar>
               <w:top w:type="dxa" w:w="30"/>
@@ -202,55 +202,55 @@
         </w:trPr>
         <w:tc>
           <w:tcPr>
-            <w:tcW w:type="dxa" w:w="6355"/>
-            <w:tcMar>
-              <w:top w:type="dxa" w:w="30"/>
-              <w:left w:type="dxa" w:w="60"/>
-              <w:bottom w:type="dxa" w:w="30"/>
-              <w:right w:type="dxa" w:w="60"/>
-            </w:tcMar>
-          </w:tcPr>
-          <w:p>
-            <w:pPr>
-              <w:spacing w:after="0" w:line="276"/>
-              <w:jc w:val="left"/>
-            </w:pPr>
-            <w:r>
-              <w:rPr>
-                <w:rFonts w:ascii="Times New Roman" w:cs="Times New Roman" w:eastAsia="Times New Roman" w:hAnsi="Times New Roman"/>
-                <w:b w:val="false"/>
-                <w:bCs w:val="false"/>
-                <w:sz w:val="24"/>
-                <w:szCs w:val="24"/>
-              </w:rPr>
-              <w:t xml:space="preserve">Масса КА</w:t>
-            </w:r>
-          </w:p>
-        </w:tc>
-        <w:tc>
-          <w:tcPr>
-            <w:tcW w:type="dxa" w:w="3000"/>
-            <w:tcMar>
-              <w:top w:type="dxa" w:w="30"/>
-              <w:left w:type="dxa" w:w="60"/>
-              <w:bottom w:type="dxa" w:w="30"/>
-              <w:right w:type="dxa" w:w="60"/>
-            </w:tcMar>
-          </w:tcPr>
-          <w:p>
-            <w:pPr>
-              <w:spacing w:after="0" w:line="276"/>
-              <w:jc w:val="left"/>
-            </w:pPr>
-            <w:r>
-              <w:rPr>
-                <w:rFonts w:ascii="Times New Roman" w:cs="Times New Roman" w:eastAsia="Times New Roman" w:hAnsi="Times New Roman"/>
-                <w:b w:val="false"/>
-                <w:bCs w:val="false"/>
-                <w:sz w:val="24"/>
-                <w:szCs w:val="24"/>
-              </w:rPr>
-              <w:t xml:space="preserve">2500 кг</w:t>
+            <w:tcW w:type="dxa" w:w="3300"/>
+            <w:tcMar>
+              <w:top w:type="dxa" w:w="30"/>
+              <w:left w:type="dxa" w:w="60"/>
+              <w:bottom w:type="dxa" w:w="30"/>
+              <w:right w:type="dxa" w:w="60"/>
+            </w:tcMar>
+          </w:tcPr>
+          <w:p>
+            <w:pPr>
+              <w:spacing w:after="0" w:line="276"/>
+              <w:jc w:val="left"/>
+            </w:pPr>
+            <w:r>
+              <w:rPr>
+                <w:rFonts w:ascii="Times New Roman" w:cs="Times New Roman" w:eastAsia="Times New Roman" w:hAnsi="Times New Roman"/>
+                <w:b w:val="false"/>
+                <w:bCs w:val="false"/>
+                <w:sz w:val="24"/>
+                <w:szCs w:val="24"/>
+              </w:rPr>
+              <w:t xml:space="preserve">Сухая масса КА</w:t>
+            </w:r>
+          </w:p>
+        </w:tc>
+        <w:tc>
+          <w:tcPr>
+            <w:tcW w:type="dxa" w:w="6055"/>
+            <w:tcMar>
+              <w:top w:type="dxa" w:w="30"/>
+              <w:left w:type="dxa" w:w="60"/>
+              <w:bottom w:type="dxa" w:w="30"/>
+              <w:right w:type="dxa" w:w="60"/>
+            </w:tcMar>
+          </w:tcPr>
+          <w:p>
+            <w:pPr>
+              <w:spacing w:after="0" w:line="276"/>
+              <w:jc w:val="left"/>
+            </w:pPr>
+            <w:r>
+              <w:rPr>
+                <w:rFonts w:ascii="Times New Roman" w:cs="Times New Roman" w:eastAsia="Times New Roman" w:hAnsi="Times New Roman"/>
+                <w:b w:val="false"/>
+                <w:bCs w:val="false"/>
+                <w:sz w:val="24"/>
+                <w:szCs w:val="24"/>
+              </w:rPr>
+              <w:t xml:space="preserve">1800 кг</w:t>
             </w:r>
           </w:p>
         </w:tc>
@@ -261,55 +261,55 @@
         </w:trPr>
         <w:tc>
           <w:tcPr>
-            <w:tcW w:type="dxa" w:w="6355"/>
-            <w:tcMar>
-              <w:top w:type="dxa" w:w="30"/>
-              <w:left w:type="dxa" w:w="60"/>
-              <w:bottom w:type="dxa" w:w="30"/>
-              <w:right w:type="dxa" w:w="60"/>
-            </w:tcMar>
-          </w:tcPr>
-          <w:p>
-            <w:pPr>
-              <w:spacing w:after="0" w:line="276"/>
-              <w:jc w:val="left"/>
-            </w:pPr>
-            <w:r>
-              <w:rPr>
-                <w:rFonts w:ascii="Times New Roman" w:cs="Times New Roman" w:eastAsia="Times New Roman" w:hAnsi="Times New Roman"/>
-                <w:b w:val="false"/>
-                <w:bCs w:val="false"/>
-                <w:sz w:val="24"/>
-                <w:szCs w:val="24"/>
-              </w:rPr>
-              <w:t xml:space="preserve">Высота НОО</w:t>
-            </w:r>
-          </w:p>
-        </w:tc>
-        <w:tc>
-          <w:tcPr>
-            <w:tcW w:type="dxa" w:w="3000"/>
-            <w:tcMar>
-              <w:top w:type="dxa" w:w="30"/>
-              <w:left w:type="dxa" w:w="60"/>
-              <w:bottom w:type="dxa" w:w="30"/>
-              <w:right w:type="dxa" w:w="60"/>
-            </w:tcMar>
-          </w:tcPr>
-          <w:p>
-            <w:pPr>
-              <w:spacing w:after="0" w:line="276"/>
-              <w:jc w:val="left"/>
-            </w:pPr>
-            <w:r>
-              <w:rPr>
-                <w:rFonts w:ascii="Times New Roman" w:cs="Times New Roman" w:eastAsia="Times New Roman" w:hAnsi="Times New Roman"/>
-                <w:b w:val="false"/>
-                <w:bCs w:val="false"/>
-                <w:sz w:val="24"/>
-                <w:szCs w:val="24"/>
-              </w:rPr>
-              <w:t xml:space="preserve">200 км (r = 6 571 км)</w:t>
+            <w:tcW w:type="dxa" w:w="3300"/>
+            <w:tcMar>
+              <w:top w:type="dxa" w:w="30"/>
+              <w:left w:type="dxa" w:w="60"/>
+              <w:bottom w:type="dxa" w:w="30"/>
+              <w:right w:type="dxa" w:w="60"/>
+            </w:tcMar>
+          </w:tcPr>
+          <w:p>
+            <w:pPr>
+              <w:spacing w:after="0" w:line="276"/>
+              <w:jc w:val="left"/>
+            </w:pPr>
+            <w:r>
+              <w:rPr>
+                <w:rFonts w:ascii="Times New Roman" w:cs="Times New Roman" w:eastAsia="Times New Roman" w:hAnsi="Times New Roman"/>
+                <w:b w:val="false"/>
+                <w:bCs w:val="false"/>
+                <w:sz w:val="24"/>
+                <w:szCs w:val="24"/>
+              </w:rPr>
+              <w:t xml:space="preserve">Космодром / разгонный блок</w:t>
+            </w:r>
+          </w:p>
+        </w:tc>
+        <w:tc>
+          <w:tcPr>
+            <w:tcW w:type="dxa" w:w="6055"/>
+            <w:tcMar>
+              <w:top w:type="dxa" w:w="30"/>
+              <w:left w:type="dxa" w:w="60"/>
+              <w:bottom w:type="dxa" w:w="30"/>
+              <w:right w:type="dxa" w:w="60"/>
+            </w:tcMar>
+          </w:tcPr>
+          <w:p>
+            <w:pPr>
+              <w:spacing w:after="0" w:line="276"/>
+              <w:jc w:val="left"/>
+            </w:pPr>
+            <w:r>
+              <w:rPr>
+                <w:rFonts w:ascii="Times New Roman" w:cs="Times New Roman" w:eastAsia="Times New Roman" w:hAnsi="Times New Roman"/>
+                <w:b w:val="false"/>
+                <w:bCs w:val="false"/>
+                <w:sz w:val="24"/>
+                <w:szCs w:val="24"/>
+              </w:rPr>
+              <w:t xml:space="preserve">Восточный / КВТК (выполняет оба импульса перелёта)</w:t>
             </w:r>
           </w:p>
         </w:tc>
@@ -320,55 +320,55 @@
         </w:trPr>
         <w:tc>
           <w:tcPr>
-            <w:tcW w:type="dxa" w:w="6355"/>
-            <w:tcMar>
-              <w:top w:type="dxa" w:w="30"/>
-              <w:left w:type="dxa" w:w="60"/>
-              <w:bottom w:type="dxa" w:w="30"/>
-              <w:right w:type="dxa" w:w="60"/>
-            </w:tcMar>
-          </w:tcPr>
-          <w:p>
-            <w:pPr>
-              <w:spacing w:after="0" w:line="276"/>
-              <w:jc w:val="left"/>
-            </w:pPr>
-            <w:r>
-              <w:rPr>
-                <w:rFonts w:ascii="Times New Roman" w:cs="Times New Roman" w:eastAsia="Times New Roman" w:hAnsi="Times New Roman"/>
-                <w:b w:val="false"/>
-                <w:bCs w:val="false"/>
-                <w:sz w:val="24"/>
-                <w:szCs w:val="24"/>
-              </w:rPr>
-              <w:t xml:space="preserve">Наклонение НОО</w:t>
-            </w:r>
-          </w:p>
-        </w:tc>
-        <w:tc>
-          <w:tcPr>
-            <w:tcW w:type="dxa" w:w="3000"/>
-            <w:tcMar>
-              <w:top w:type="dxa" w:w="30"/>
-              <w:left w:type="dxa" w:w="60"/>
-              <w:bottom w:type="dxa" w:w="30"/>
-              <w:right w:type="dxa" w:w="60"/>
-            </w:tcMar>
-          </w:tcPr>
-          <w:p>
-            <w:pPr>
-              <w:spacing w:after="0" w:line="276"/>
-              <w:jc w:val="left"/>
-            </w:pPr>
-            <w:r>
-              <w:rPr>
-                <w:rFonts w:ascii="Times New Roman" w:cs="Times New Roman" w:eastAsia="Times New Roman" w:hAnsi="Times New Roman"/>
-                <w:b w:val="false"/>
-                <w:bCs w:val="false"/>
-                <w:sz w:val="24"/>
-                <w:szCs w:val="24"/>
-              </w:rPr>
-              <w:t xml:space="preserve">23,5°</w:t>
+            <w:tcW w:type="dxa" w:w="3300"/>
+            <w:tcMar>
+              <w:top w:type="dxa" w:w="30"/>
+              <w:left w:type="dxa" w:w="60"/>
+              <w:bottom w:type="dxa" w:w="30"/>
+              <w:right w:type="dxa" w:w="60"/>
+            </w:tcMar>
+          </w:tcPr>
+          <w:p>
+            <w:pPr>
+              <w:spacing w:after="0" w:line="276"/>
+              <w:jc w:val="left"/>
+            </w:pPr>
+            <w:r>
+              <w:rPr>
+                <w:rFonts w:ascii="Times New Roman" w:cs="Times New Roman" w:eastAsia="Times New Roman" w:hAnsi="Times New Roman"/>
+                <w:b w:val="false"/>
+                <w:bCs w:val="false"/>
+                <w:sz w:val="24"/>
+                <w:szCs w:val="24"/>
+              </w:rPr>
+              <w:t xml:space="preserve">Двигатель удержания</w:t>
+            </w:r>
+          </w:p>
+        </w:tc>
+        <w:tc>
+          <w:tcPr>
+            <w:tcW w:type="dxa" w:w="6055"/>
+            <w:tcMar>
+              <w:top w:type="dxa" w:w="30"/>
+              <w:left w:type="dxa" w:w="60"/>
+              <w:bottom w:type="dxa" w:w="30"/>
+              <w:right w:type="dxa" w:w="60"/>
+            </w:tcMar>
+          </w:tcPr>
+          <w:p>
+            <w:pPr>
+              <w:spacing w:after="0" w:line="276"/>
+              <w:jc w:val="left"/>
+            </w:pPr>
+            <w:r>
+              <w:rPr>
+                <w:rFonts w:ascii="Times New Roman" w:cs="Times New Roman" w:eastAsia="Times New Roman" w:hAnsi="Times New Roman"/>
+                <w:b w:val="false"/>
+                <w:bCs w:val="false"/>
+                <w:sz w:val="24"/>
+                <w:szCs w:val="24"/>
+              </w:rPr>
+              <w:t xml:space="preserve">СПД-100ВМ (тяга 90 мН, Isp 1600 с, ресурс &gt;15 000 ч)</w:t>
             </w:r>
           </w:p>
         </w:tc>
@@ -379,55 +379,55 @@
         </w:trPr>
         <w:tc>
           <w:tcPr>
-            <w:tcW w:type="dxa" w:w="6355"/>
-            <w:tcMar>
-              <w:top w:type="dxa" w:w="30"/>
-              <w:left w:type="dxa" w:w="60"/>
-              <w:bottom w:type="dxa" w:w="30"/>
-              <w:right w:type="dxa" w:w="60"/>
-            </w:tcMar>
-          </w:tcPr>
-          <w:p>
-            <w:pPr>
-              <w:spacing w:after="0" w:line="276"/>
-              <w:jc w:val="left"/>
-            </w:pPr>
-            <w:r>
-              <w:rPr>
-                <w:rFonts w:ascii="Times New Roman" w:cs="Times New Roman" w:eastAsia="Times New Roman" w:hAnsi="Times New Roman"/>
-                <w:b w:val="false"/>
-                <w:bCs w:val="false"/>
-                <w:sz w:val="24"/>
-                <w:szCs w:val="24"/>
-              </w:rPr>
-              <w:t xml:space="preserve">Схема перелёта</w:t>
-            </w:r>
-          </w:p>
-        </w:tc>
-        <w:tc>
-          <w:tcPr>
-            <w:tcW w:type="dxa" w:w="3000"/>
-            <w:tcMar>
-              <w:top w:type="dxa" w:w="30"/>
-              <w:left w:type="dxa" w:w="60"/>
-              <w:bottom w:type="dxa" w:w="30"/>
-              <w:right w:type="dxa" w:w="60"/>
-            </w:tcMar>
-          </w:tcPr>
-          <w:p>
-            <w:pPr>
-              <w:spacing w:after="0" w:line="276"/>
-              <w:jc w:val="left"/>
-            </w:pPr>
-            <w:r>
-              <w:rPr>
-                <w:rFonts w:ascii="Times New Roman" w:cs="Times New Roman" w:eastAsia="Times New Roman" w:hAnsi="Times New Roman"/>
-                <w:b w:val="false"/>
-                <w:bCs w:val="false"/>
-                <w:sz w:val="24"/>
-                <w:szCs w:val="24"/>
-              </w:rPr>
-              <w:t xml:space="preserve">два импульса</w:t>
+            <w:tcW w:type="dxa" w:w="3300"/>
+            <w:tcMar>
+              <w:top w:type="dxa" w:w="30"/>
+              <w:left w:type="dxa" w:w="60"/>
+              <w:bottom w:type="dxa" w:w="30"/>
+              <w:right w:type="dxa" w:w="60"/>
+            </w:tcMar>
+          </w:tcPr>
+          <w:p>
+            <w:pPr>
+              <w:spacing w:after="0" w:line="276"/>
+              <w:jc w:val="left"/>
+            </w:pPr>
+            <w:r>
+              <w:rPr>
+                <w:rFonts w:ascii="Times New Roman" w:cs="Times New Roman" w:eastAsia="Times New Roman" w:hAnsi="Times New Roman"/>
+                <w:b w:val="false"/>
+                <w:bCs w:val="false"/>
+                <w:sz w:val="24"/>
+                <w:szCs w:val="24"/>
+              </w:rPr>
+              <w:t xml:space="preserve">Высота НОО</w:t>
+            </w:r>
+          </w:p>
+        </w:tc>
+        <w:tc>
+          <w:tcPr>
+            <w:tcW w:type="dxa" w:w="6055"/>
+            <w:tcMar>
+              <w:top w:type="dxa" w:w="30"/>
+              <w:left w:type="dxa" w:w="60"/>
+              <w:bottom w:type="dxa" w:w="30"/>
+              <w:right w:type="dxa" w:w="60"/>
+            </w:tcMar>
+          </w:tcPr>
+          <w:p>
+            <w:pPr>
+              <w:spacing w:after="0" w:line="276"/>
+              <w:jc w:val="left"/>
+            </w:pPr>
+            <w:r>
+              <w:rPr>
+                <w:rFonts w:ascii="Times New Roman" w:cs="Times New Roman" w:eastAsia="Times New Roman" w:hAnsi="Times New Roman"/>
+                <w:b w:val="false"/>
+                <w:bCs w:val="false"/>
+                <w:sz w:val="24"/>
+                <w:szCs w:val="24"/>
+              </w:rPr>
+              <w:t xml:space="preserve">200 км (r = 6 571 км)</w:t>
             </w:r>
           </w:p>
         </w:tc>
@@ -438,7 +438,184 @@
         </w:trPr>
         <w:tc>
           <w:tcPr>
-            <w:tcW w:type="dxa" w:w="6355"/>
+            <w:tcW w:type="dxa" w:w="3300"/>
+            <w:tcMar>
+              <w:top w:type="dxa" w:w="30"/>
+              <w:left w:type="dxa" w:w="60"/>
+              <w:bottom w:type="dxa" w:w="30"/>
+              <w:right w:type="dxa" w:w="60"/>
+            </w:tcMar>
+          </w:tcPr>
+          <w:p>
+            <w:pPr>
+              <w:spacing w:after="0" w:line="276"/>
+              <w:jc w:val="left"/>
+            </w:pPr>
+            <w:r>
+              <w:rPr>
+                <w:rFonts w:ascii="Times New Roman" w:cs="Times New Roman" w:eastAsia="Times New Roman" w:hAnsi="Times New Roman"/>
+                <w:b w:val="false"/>
+                <w:bCs w:val="false"/>
+                <w:sz w:val="24"/>
+                <w:szCs w:val="24"/>
+              </w:rPr>
+              <w:t xml:space="preserve">Наклонение НОО</w:t>
+            </w:r>
+          </w:p>
+        </w:tc>
+        <w:tc>
+          <w:tcPr>
+            <w:tcW w:type="dxa" w:w="6055"/>
+            <w:tcMar>
+              <w:top w:type="dxa" w:w="30"/>
+              <w:left w:type="dxa" w:w="60"/>
+              <w:bottom w:type="dxa" w:w="30"/>
+              <w:right w:type="dxa" w:w="60"/>
+            </w:tcMar>
+          </w:tcPr>
+          <w:p>
+            <w:pPr>
+              <w:spacing w:after="0" w:line="276"/>
+              <w:jc w:val="left"/>
+            </w:pPr>
+            <w:r>
+              <w:rPr>
+                <w:rFonts w:ascii="Times New Roman" w:cs="Times New Roman" w:eastAsia="Times New Roman" w:hAnsi="Times New Roman"/>
+                <w:b w:val="false"/>
+                <w:bCs w:val="false"/>
+                <w:sz w:val="24"/>
+                <w:szCs w:val="24"/>
+              </w:rPr>
+              <w:t xml:space="preserve">51,6° (прямой старт с Восточного)</w:t>
+            </w:r>
+          </w:p>
+        </w:tc>
+      </w:tr>
+      <w:tr>
+        <w:trPr>
+          <w:tblHeader w:val="off"/>
+        </w:trPr>
+        <w:tc>
+          <w:tcPr>
+            <w:tcW w:type="dxa" w:w="3300"/>
+            <w:tcMar>
+              <w:top w:type="dxa" w:w="30"/>
+              <w:left w:type="dxa" w:w="60"/>
+              <w:bottom w:type="dxa" w:w="30"/>
+              <w:right w:type="dxa" w:w="60"/>
+            </w:tcMar>
+          </w:tcPr>
+          <w:p>
+            <w:pPr>
+              <w:spacing w:after="0" w:line="276"/>
+              <w:jc w:val="left"/>
+            </w:pPr>
+            <w:r>
+              <w:rPr>
+                <w:rFonts w:ascii="Times New Roman" w:cs="Times New Roman" w:eastAsia="Times New Roman" w:hAnsi="Times New Roman"/>
+                <w:b w:val="false"/>
+                <w:bCs w:val="false"/>
+                <w:sz w:val="24"/>
+                <w:szCs w:val="24"/>
+              </w:rPr>
+              <w:t xml:space="preserve">Бюджет удержания</w:t>
+            </w:r>
+          </w:p>
+        </w:tc>
+        <w:tc>
+          <w:tcPr>
+            <w:tcW w:type="dxa" w:w="6055"/>
+            <w:tcMar>
+              <w:top w:type="dxa" w:w="30"/>
+              <w:left w:type="dxa" w:w="60"/>
+              <w:bottom w:type="dxa" w:w="30"/>
+              <w:right w:type="dxa" w:w="60"/>
+            </w:tcMar>
+          </w:tcPr>
+          <w:p>
+            <w:pPr>
+              <w:spacing w:after="0" w:line="276"/>
+              <w:jc w:val="left"/>
+            </w:pPr>
+            <w:r>
+              <w:rPr>
+                <w:rFonts w:ascii="Times New Roman" w:cs="Times New Roman" w:eastAsia="Times New Roman" w:hAnsi="Times New Roman"/>
+                <w:b w:val="false"/>
+                <w:bCs w:val="false"/>
+                <w:sz w:val="24"/>
+                <w:szCs w:val="24"/>
+              </w:rPr>
+              <w:t xml:space="preserve">≤ 100 м/с в год, по возможности минимальный</w:t>
+            </w:r>
+          </w:p>
+        </w:tc>
+      </w:tr>
+      <w:tr>
+        <w:trPr>
+          <w:tblHeader w:val="off"/>
+        </w:trPr>
+        <w:tc>
+          <w:tcPr>
+            <w:tcW w:type="dxa" w:w="3300"/>
+            <w:tcMar>
+              <w:top w:type="dxa" w:w="30"/>
+              <w:left w:type="dxa" w:w="60"/>
+              <w:bottom w:type="dxa" w:w="30"/>
+              <w:right w:type="dxa" w:w="60"/>
+            </w:tcMar>
+          </w:tcPr>
+          <w:p>
+            <w:pPr>
+              <w:spacing w:after="0" w:line="276"/>
+              <w:jc w:val="left"/>
+            </w:pPr>
+            <w:r>
+              <w:rPr>
+                <w:rFonts w:ascii="Times New Roman" w:cs="Times New Roman" w:eastAsia="Times New Roman" w:hAnsi="Times New Roman"/>
+                <w:b w:val="false"/>
+                <w:bCs w:val="false"/>
+                <w:sz w:val="24"/>
+                <w:szCs w:val="24"/>
+              </w:rPr>
+              <w:t xml:space="preserve">Не учитывается (по заданию)</w:t>
+            </w:r>
+          </w:p>
+        </w:tc>
+        <w:tc>
+          <w:tcPr>
+            <w:tcW w:type="dxa" w:w="6055"/>
+            <w:tcMar>
+              <w:top w:type="dxa" w:w="30"/>
+              <w:left w:type="dxa" w:w="60"/>
+              <w:bottom w:type="dxa" w:w="30"/>
+              <w:right w:type="dxa" w:w="60"/>
+            </w:tcMar>
+          </w:tcPr>
+          <w:p>
+            <w:pPr>
+              <w:spacing w:after="0" w:line="276"/>
+              <w:jc w:val="left"/>
+            </w:pPr>
+            <w:r>
+              <w:rPr>
+                <w:rFonts w:ascii="Times New Roman" w:cs="Times New Roman" w:eastAsia="Times New Roman" w:hAnsi="Times New Roman"/>
+                <w:b w:val="false"/>
+                <w:bCs w:val="false"/>
+                <w:sz w:val="24"/>
+                <w:szCs w:val="24"/>
+              </w:rPr>
+              <w:t xml:space="preserve">форма лунной орбиты (e, наклонение) и её прецессии</w:t>
+            </w:r>
+          </w:p>
+        </w:tc>
+      </w:tr>
+      <w:tr>
+        <w:trPr>
+          <w:tblHeader w:val="off"/>
+        </w:trPr>
+        <w:tc>
+          <w:tcPr>
+            <w:tcW w:type="dxa" w:w="3300"/>
             <w:tcMar>
               <w:top w:type="dxa" w:w="30"/>
               <w:left w:type="dxa" w:w="60"/>
@@ -465,28 +642,28 @@
         </w:tc>
         <w:tc>
           <w:tcPr>
-            <w:tcW w:type="dxa" w:w="3000"/>
-            <w:tcMar>
-              <w:top w:type="dxa" w:w="30"/>
-              <w:left w:type="dxa" w:w="60"/>
-              <w:bottom w:type="dxa" w:w="30"/>
-              <w:right w:type="dxa" w:w="60"/>
-            </w:tcMar>
-          </w:tcPr>
-          <w:p>
-            <w:pPr>
-              <w:spacing w:after="0" w:line="276"/>
-              <w:jc w:val="left"/>
-            </w:pPr>
-            <w:r>
-              <w:rPr>
-                <w:rFonts w:ascii="Times New Roman" w:cs="Times New Roman" w:eastAsia="Times New Roman" w:hAnsi="Times New Roman"/>
-                <w:b w:val="false"/>
-                <w:bCs w:val="false"/>
-                <w:sz w:val="24"/>
-                <w:szCs w:val="24"/>
-              </w:rPr>
-              <w:t xml:space="preserve">выбирается расчётом (семейство гало-орбит у L2)</w:t>
+            <w:tcW w:type="dxa" w:w="6055"/>
+            <w:tcMar>
+              <w:top w:type="dxa" w:w="30"/>
+              <w:left w:type="dxa" w:w="60"/>
+              <w:bottom w:type="dxa" w:w="30"/>
+              <w:right w:type="dxa" w:w="60"/>
+            </w:tcMar>
+          </w:tcPr>
+          <w:p>
+            <w:pPr>
+              <w:spacing w:after="0" w:line="276"/>
+              <w:jc w:val="left"/>
+            </w:pPr>
+            <w:r>
+              <w:rPr>
+                <w:rFonts w:ascii="Times New Roman" w:cs="Times New Roman" w:eastAsia="Times New Roman" w:hAnsi="Times New Roman"/>
+                <w:b w:val="false"/>
+                <w:bCs w:val="false"/>
+                <w:sz w:val="24"/>
+                <w:szCs w:val="24"/>
+              </w:rPr>
+              <w:t xml:space="preserve">выбирается расчётом: семейство гало-орбит у L2</w:t>
             </w:r>
           </w:p>
         </w:tc>
@@ -636,7 +813,7 @@
           <w:sz w:val="28"/>
           <w:szCs w:val="28"/>
         </w:rPr>
-        <w:t xml:space="preserve">Первый импульс: скорость на радиусе НОО, дающая интеграл Якоби, равный C выбранной орбиты. Направление совпадает с направлением движения по НОО (долгота узла и момент старта выбираются так, чтобы вектор разгона лежал в плоскости НОО) — поэтому заданное наклонение 23,5° в бюджет dv не входит; цена его нарушения приведена в п. 5.</w:t>
+        <w:t xml:space="preserve">Первый импульс: скорость на радиусе НОО, дающая интеграл Якоби, равный C выбранной орбиты. Его ВЕЛИЧИНА от наклонения не зависит — наклонение задаёт плоскость трассы, а не энергию. Азимут и момент старта выбирают так, чтобы плоскость НОО содержала направление Земля→L2 и была минимально наклонена к эклиптике: при i = 51,6° это i − ε = 28,2°. Что стоит иной наклон, измерено в п. 5.</w:t>
       </w:r>
     </w:p>
     <w:p>
@@ -655,7 +832,7 @@
           <w:sz w:val="28"/>
           <w:szCs w:val="28"/>
         </w:rPr>
-        <w:t xml:space="preserve">Второй импульс: перебор угла старта θ и избытка энергии dC с локальной оптимизацией; момент включения — пересечение трассы с целевой орбитой (невязка по месту после уточнения — 1 км). dv2 = невязка векторов скоростей в этой точке. Импульс именно тормозной: трасса прибывает с избытком энергии dC = 6,42·10⁻⁵ над C орбиты, т.е. с большей скоростью, чем требует гало-орбита.</w:t>
+        <w:t xml:space="preserve">Второй импульс: перебор угла старта θ и избытка энергии dC с локальной оптимизацией; момент включения — пересечение трассы с целевой орбитой (невязка по месту после уточнения — 20 км). dv2 = невязка векторов скоростей в этой точке. Импульс именно тормозной: трасса прибывает с избытком энергии dC = 6,31·10⁻⁵ над C орбиты, т.е. с большей скоростью, чем требует гало-орбита.</w:t>
       </w:r>
     </w:p>
     <w:p>
@@ -674,7 +851,26 @@
           <w:sz w:val="28"/>
           <w:szCs w:val="28"/>
         </w:rPr>
-        <w:t xml:space="preserve">Выбор типа орбиты: минимум суммарного dv по всему семейству (критерий — по заданию: тип орбиты выбирается самостоятельно).</w:t>
+        <w:t xml:space="preserve">Выбор типа орбиты (по заданию — самостоятельный): минимум суммарного dv среди орбит семейства, которые вовсе не заходят в конус тени Земли (п. 3). Затмение раз в период — это и сброс давления Солнца (ошибка удержания), и питание/терморегулирование; при заданном требовании минимизировать удержание это стоит учитывать.</w:t>
+      </w:r>
+    </w:p>
+    <w:p>
+      <w:pPr>
+        <w:pStyle w:val="ListParagraph"/>
+        <w:numPr>
+          <w:ilvl w:val="0"/>
+          <w:numId w:val="2"/>
+        </w:numPr>
+        <w:spacing w:line="360"/>
+        <w:jc w:val="both"/>
+      </w:pPr>
+      <w:r>
+        <w:rPr>
+          <w:rFonts w:ascii="Times New Roman" w:cs="Times New Roman" w:eastAsia="Times New Roman" w:hAnsi="Times New Roman"/>
+          <w:sz w:val="28"/>
+          <w:szCs w:val="28"/>
+        </w:rPr>
+        <w:t xml:space="preserve">Массы: оба импульса перелёта делает разгонный блок (Isp = 445 с — криогенная водородная ступень; ТТД КВТК в доступных источниках не найдены, значение принято параметрически, п. 7); удержание делает СПД-100ВМ (Isp = 1600 с, тяга 90 мН, суммарный импульс &gt;4,5 МН·с, ресурс &gt;15 000 ч и &gt;13 000 включений — табл. 3 статьи ОКБ «Факел», 36-55.pdf).</w:t>
       </w:r>
     </w:p>
     <w:p>
@@ -686,7 +882,7 @@
         <w:rPr>
           <w:rFonts w:ascii="Times New Roman" w:cs="Times New Roman" w:eastAsia="Times New Roman" w:hAnsi="Times New Roman"/>
         </w:rPr>
-        <w:t xml:space="preserve">3. Семейство орбит в окрестности L2</w:t>
+        <w:t xml:space="preserve">3. Семейство орбит в окрестности L2 и выбор целевой</w:t>
       </w:r>
     </w:p>
     <w:p>
@@ -702,7 +898,7 @@
           <w:sz w:val="24"/>
           <w:szCs w:val="24"/>
         </w:rPr>
-        <w:t xml:space="preserve">Таблица 1 — орбиты, рассчитанные продолжением от планарного семейства</w:t>
+        <w:t xml:space="preserve">Таблица 1 — орбиты, рассчитанные продолжением от планарного семейства, и время их пребывания в тени Земли</w:t>
       </w:r>
     </w:p>
     <w:tbl>
@@ -718,12 +914,14 @@
         </w:tblBorders>
       </w:tblPr>
       <w:tblGrid>
+        <w:gridCol w:w="1000"/>
+        <w:gridCol w:w="1150"/>
+        <w:gridCol w:w="800"/>
         <w:gridCol w:w="1400"/>
-        <w:gridCol w:w="1400"/>
+        <w:gridCol w:w="1600"/>
+        <w:gridCol w:w="800"/>
         <w:gridCol w:w="1300"/>
-        <w:gridCol w:w="2255"/>
-        <w:gridCol w:w="1800"/>
-        <w:gridCol w:w="1200"/>
+        <w:gridCol w:w="1305"/>
       </w:tblGrid>
       <w:tr>
         <w:trPr>
@@ -731,6 +929,90 @@
         </w:trPr>
         <w:tc>
           <w:tcPr>
+            <w:tcW w:type="dxa" w:w="1000"/>
+            <w:shd w:fill="EDEDED" w:val="clear"/>
+            <w:tcMar>
+              <w:top w:type="dxa" w:w="30"/>
+              <w:left w:type="dxa" w:w="60"/>
+              <w:bottom w:type="dxa" w:w="30"/>
+              <w:right w:type="dxa" w:w="60"/>
+            </w:tcMar>
+          </w:tcPr>
+          <w:p>
+            <w:pPr>
+              <w:spacing w:after="0" w:line="276"/>
+              <w:jc w:val="left"/>
+            </w:pPr>
+            <w:r>
+              <w:rPr>
+                <w:rFonts w:ascii="Times New Roman" w:cs="Times New Roman" w:eastAsia="Times New Roman" w:hAnsi="Times New Roman"/>
+                <w:b/>
+                <w:bCs/>
+                <w:sz w:val="24"/>
+                <w:szCs w:val="24"/>
+              </w:rPr>
+              <w:t xml:space="preserve">Az, км</w:t>
+            </w:r>
+          </w:p>
+        </w:tc>
+        <w:tc>
+          <w:tcPr>
+            <w:tcW w:type="dxa" w:w="1150"/>
+            <w:shd w:fill="EDEDED" w:val="clear"/>
+            <w:tcMar>
+              <w:top w:type="dxa" w:w="30"/>
+              <w:left w:type="dxa" w:w="60"/>
+              <w:bottom w:type="dxa" w:w="30"/>
+              <w:right w:type="dxa" w:w="60"/>
+            </w:tcMar>
+          </w:tcPr>
+          <w:p>
+            <w:pPr>
+              <w:spacing w:after="0" w:line="276"/>
+              <w:jc w:val="left"/>
+            </w:pPr>
+            <w:r>
+              <w:rPr>
+                <w:rFonts w:ascii="Times New Roman" w:cs="Times New Roman" w:eastAsia="Times New Roman" w:hAnsi="Times New Roman"/>
+                <w:b/>
+                <w:bCs/>
+                <w:sz w:val="24"/>
+                <w:szCs w:val="24"/>
+              </w:rPr>
+              <w:t xml:space="preserve">Ax, км</w:t>
+            </w:r>
+          </w:p>
+        </w:tc>
+        <w:tc>
+          <w:tcPr>
+            <w:tcW w:type="dxa" w:w="800"/>
+            <w:shd w:fill="EDEDED" w:val="clear"/>
+            <w:tcMar>
+              <w:top w:type="dxa" w:w="30"/>
+              <w:left w:type="dxa" w:w="60"/>
+              <w:bottom w:type="dxa" w:w="30"/>
+              <w:right w:type="dxa" w:w="60"/>
+            </w:tcMar>
+          </w:tcPr>
+          <w:p>
+            <w:pPr>
+              <w:spacing w:after="0" w:line="276"/>
+              <w:jc w:val="left"/>
+            </w:pPr>
+            <w:r>
+              <w:rPr>
+                <w:rFonts w:ascii="Times New Roman" w:cs="Times New Roman" w:eastAsia="Times New Roman" w:hAnsi="Times New Roman"/>
+                <w:b/>
+                <w:bCs/>
+                <w:sz w:val="24"/>
+                <w:szCs w:val="24"/>
+              </w:rPr>
+              <w:t xml:space="preserve">T, сут</w:t>
+            </w:r>
+          </w:p>
+        </w:tc>
+        <w:tc>
+          <w:tcPr>
             <w:tcW w:type="dxa" w:w="1400"/>
             <w:shd w:fill="EDEDED" w:val="clear"/>
             <w:tcMar>
@@ -753,13 +1035,13 @@
                 <w:sz w:val="24"/>
                 <w:szCs w:val="24"/>
               </w:rPr>
-              <w:t xml:space="preserve">Az, км</w:t>
-            </w:r>
-          </w:p>
-        </w:tc>
-        <w:tc>
-          <w:tcPr>
-            <w:tcW w:type="dxa" w:w="1400"/>
+              <w:t xml:space="preserve">C</w:t>
+            </w:r>
+          </w:p>
+        </w:tc>
+        <w:tc>
+          <w:tcPr>
+            <w:tcW w:type="dxa" w:w="1600"/>
             <w:shd w:fill="EDEDED" w:val="clear"/>
             <w:tcMar>
               <w:top w:type="dxa" w:w="30"/>
@@ -781,7 +1063,35 @@
                 <w:sz w:val="24"/>
                 <w:szCs w:val="24"/>
               </w:rPr>
-              <w:t xml:space="preserve">Ax, км</w:t>
+              <w:t xml:space="preserve">min r от Земли, км</w:t>
+            </w:r>
+          </w:p>
+        </w:tc>
+        <w:tc>
+          <w:tcPr>
+            <w:tcW w:type="dxa" w:w="800"/>
+            <w:shd w:fill="EDEDED" w:val="clear"/>
+            <w:tcMar>
+              <w:top w:type="dxa" w:w="30"/>
+              <w:left w:type="dxa" w:w="60"/>
+              <w:bottom w:type="dxa" w:w="30"/>
+              <w:right w:type="dxa" w:w="60"/>
+            </w:tcMar>
+          </w:tcPr>
+          <w:p>
+            <w:pPr>
+              <w:spacing w:after="0" w:line="276"/>
+              <w:jc w:val="left"/>
+            </w:pPr>
+            <w:r>
+              <w:rPr>
+                <w:rFonts w:ascii="Times New Roman" w:cs="Times New Roman" w:eastAsia="Times New Roman" w:hAnsi="Times New Roman"/>
+                <w:b/>
+                <w:bCs/>
+                <w:sz w:val="24"/>
+                <w:szCs w:val="24"/>
+              </w:rPr>
+              <w:t xml:space="preserve">v, км/с</w:t>
             </w:r>
           </w:p>
         </w:tc>
@@ -809,13 +1119,13 @@
                 <w:sz w:val="24"/>
                 <w:szCs w:val="24"/>
               </w:rPr>
-              <w:t xml:space="preserve">Период, сут</w:t>
-            </w:r>
-          </w:p>
-        </w:tc>
-        <w:tc>
-          <w:tcPr>
-            <w:tcW w:type="dxa" w:w="2255"/>
+              <w:t xml:space="preserve">полная тень, %</w:t>
+            </w:r>
+          </w:p>
+        </w:tc>
+        <w:tc>
+          <w:tcPr>
+            <w:tcW w:type="dxa" w:w="1305"/>
             <w:shd w:fill="EDEDED" w:val="clear"/>
             <w:tcMar>
               <w:top w:type="dxa" w:w="30"/>
@@ -837,63 +1147,7 @@
                 <w:sz w:val="24"/>
                 <w:szCs w:val="24"/>
               </w:rPr>
-              <w:t xml:space="preserve">C</w:t>
-            </w:r>
-          </w:p>
-        </w:tc>
-        <w:tc>
-          <w:tcPr>
-            <w:tcW w:type="dxa" w:w="1800"/>
-            <w:shd w:fill="EDEDED" w:val="clear"/>
-            <w:tcMar>
-              <w:top w:type="dxa" w:w="30"/>
-              <w:left w:type="dxa" w:w="60"/>
-              <w:bottom w:type="dxa" w:w="30"/>
-              <w:right w:type="dxa" w:w="60"/>
-            </w:tcMar>
-          </w:tcPr>
-          <w:p>
-            <w:pPr>
-              <w:spacing w:after="0" w:line="276"/>
-              <w:jc w:val="left"/>
-            </w:pPr>
-            <w:r>
-              <w:rPr>
-                <w:rFonts w:ascii="Times New Roman" w:cs="Times New Roman" w:eastAsia="Times New Roman" w:hAnsi="Times New Roman"/>
-                <w:b/>
-                <w:bCs/>
-                <w:sz w:val="24"/>
-                <w:szCs w:val="24"/>
-              </w:rPr>
-              <w:t xml:space="preserve">min r от Земли, км</w:t>
-            </w:r>
-          </w:p>
-        </w:tc>
-        <w:tc>
-          <w:tcPr>
-            <w:tcW w:type="dxa" w:w="1200"/>
-            <w:shd w:fill="EDEDED" w:val="clear"/>
-            <w:tcMar>
-              <w:top w:type="dxa" w:w="30"/>
-              <w:left w:type="dxa" w:w="60"/>
-              <w:bottom w:type="dxa" w:w="30"/>
-              <w:right w:type="dxa" w:w="60"/>
-            </w:tcMar>
-          </w:tcPr>
-          <w:p>
-            <w:pPr>
-              <w:spacing w:after="0" w:line="276"/>
-              <w:jc w:val="left"/>
-            </w:pPr>
-            <w:r>
-              <w:rPr>
-                <w:rFonts w:ascii="Times New Roman" w:cs="Times New Roman" w:eastAsia="Times New Roman" w:hAnsi="Times New Roman"/>
-                <w:b/>
-                <w:bCs/>
-                <w:sz w:val="24"/>
-                <w:szCs w:val="24"/>
-              </w:rPr>
-              <w:t xml:space="preserve">v_rot, км/с</w:t>
+              <w:t xml:space="preserve">полутень, %</w:t>
             </w:r>
           </w:p>
         </w:tc>
@@ -904,6 +1158,87 @@
         </w:trPr>
         <w:tc>
           <w:tcPr>
+            <w:tcW w:type="dxa" w:w="1000"/>
+            <w:tcMar>
+              <w:top w:type="dxa" w:w="30"/>
+              <w:left w:type="dxa" w:w="60"/>
+              <w:bottom w:type="dxa" w:w="30"/>
+              <w:right w:type="dxa" w:w="60"/>
+            </w:tcMar>
+          </w:tcPr>
+          <w:p>
+            <w:pPr>
+              <w:spacing w:after="0" w:line="276"/>
+              <w:jc w:val="left"/>
+            </w:pPr>
+            <w:r>
+              <w:rPr>
+                <w:rFonts w:ascii="Times New Roman" w:cs="Times New Roman" w:eastAsia="Times New Roman" w:hAnsi="Times New Roman"/>
+                <w:b w:val="false"/>
+                <w:bCs w:val="false"/>
+                <w:sz w:val="24"/>
+                <w:szCs w:val="24"/>
+              </w:rPr>
+              <w:t xml:space="preserve">4 488</w:t>
+            </w:r>
+          </w:p>
+        </w:tc>
+        <w:tc>
+          <w:tcPr>
+            <w:tcW w:type="dxa" w:w="1150"/>
+            <w:tcMar>
+              <w:top w:type="dxa" w:w="30"/>
+              <w:left w:type="dxa" w:w="60"/>
+              <w:bottom w:type="dxa" w:w="30"/>
+              <w:right w:type="dxa" w:w="60"/>
+            </w:tcMar>
+          </w:tcPr>
+          <w:p>
+            <w:pPr>
+              <w:spacing w:after="0" w:line="276"/>
+              <w:jc w:val="right"/>
+            </w:pPr>
+            <w:r>
+              <w:rPr>
+                <w:rFonts w:ascii="Times New Roman" w:cs="Times New Roman" w:eastAsia="Times New Roman" w:hAnsi="Times New Roman"/>
+                <w:b w:val="false"/>
+                <w:bCs w:val="false"/>
+                <w:sz w:val="24"/>
+                <w:szCs w:val="24"/>
+              </w:rPr>
+              <w:t xml:space="preserve">247 118</w:t>
+            </w:r>
+          </w:p>
+        </w:tc>
+        <w:tc>
+          <w:tcPr>
+            <w:tcW w:type="dxa" w:w="800"/>
+            <w:tcMar>
+              <w:top w:type="dxa" w:w="30"/>
+              <w:left w:type="dxa" w:w="60"/>
+              <w:bottom w:type="dxa" w:w="30"/>
+              <w:right w:type="dxa" w:w="60"/>
+            </w:tcMar>
+          </w:tcPr>
+          <w:p>
+            <w:pPr>
+              <w:spacing w:after="0" w:line="276"/>
+              <w:jc w:val="right"/>
+            </w:pPr>
+            <w:r>
+              <w:rPr>
+                <w:rFonts w:ascii="Times New Roman" w:cs="Times New Roman" w:eastAsia="Times New Roman" w:hAnsi="Times New Roman"/>
+                <w:b w:val="false"/>
+                <w:bCs w:val="false"/>
+                <w:sz w:val="24"/>
+                <w:szCs w:val="24"/>
+              </w:rPr>
+              <w:t xml:space="preserve">180,4</w:t>
+            </w:r>
+          </w:p>
+        </w:tc>
+        <w:tc>
+          <w:tcPr>
             <w:tcW w:type="dxa" w:w="1400"/>
             <w:tcMar>
               <w:top w:type="dxa" w:w="30"/>
@@ -915,33 +1250,6 @@
           <w:p>
             <w:pPr>
               <w:spacing w:after="0" w:line="276"/>
-              <w:jc w:val="left"/>
-            </w:pPr>
-            <w:r>
-              <w:rPr>
-                <w:rFonts w:ascii="Times New Roman" w:cs="Times New Roman" w:eastAsia="Times New Roman" w:hAnsi="Times New Roman"/>
-                <w:b w:val="false"/>
-                <w:bCs w:val="false"/>
-                <w:sz w:val="24"/>
-                <w:szCs w:val="24"/>
-              </w:rPr>
-              <w:t xml:space="preserve">4 488</w:t>
-            </w:r>
-          </w:p>
-        </w:tc>
-        <w:tc>
-          <w:tcPr>
-            <w:tcW w:type="dxa" w:w="1400"/>
-            <w:tcMar>
-              <w:top w:type="dxa" w:w="30"/>
-              <w:left w:type="dxa" w:w="60"/>
-              <w:bottom w:type="dxa" w:w="30"/>
-              <w:right w:type="dxa" w:w="60"/>
-            </w:tcMar>
-          </w:tcPr>
-          <w:p>
-            <w:pPr>
-              <w:spacing w:after="0" w:line="276"/>
               <w:jc w:val="right"/>
             </w:pPr>
             <w:r>
@@ -952,7 +1260,61 @@
                 <w:sz w:val="24"/>
                 <w:szCs w:val="24"/>
               </w:rPr>
-              <w:t xml:space="preserve">247 118</w:t>
+              <w:t xml:space="preserve">3,0008190</w:t>
+            </w:r>
+          </w:p>
+        </w:tc>
+        <w:tc>
+          <w:tcPr>
+            <w:tcW w:type="dxa" w:w="1600"/>
+            <w:tcMar>
+              <w:top w:type="dxa" w:w="30"/>
+              <w:left w:type="dxa" w:w="60"/>
+              <w:bottom w:type="dxa" w:w="30"/>
+              <w:right w:type="dxa" w:w="60"/>
+            </w:tcMar>
+          </w:tcPr>
+          <w:p>
+            <w:pPr>
+              <w:spacing w:after="0" w:line="276"/>
+              <w:jc w:val="right"/>
+            </w:pPr>
+            <w:r>
+              <w:rPr>
+                <w:rFonts w:ascii="Times New Roman" w:cs="Times New Roman" w:eastAsia="Times New Roman" w:hAnsi="Times New Roman"/>
+                <w:b w:val="false"/>
+                <w:bCs w:val="false"/>
+                <w:sz w:val="24"/>
+                <w:szCs w:val="24"/>
+              </w:rPr>
+              <w:t xml:space="preserve">1 254 422</w:t>
+            </w:r>
+          </w:p>
+        </w:tc>
+        <w:tc>
+          <w:tcPr>
+            <w:tcW w:type="dxa" w:w="800"/>
+            <w:tcMar>
+              <w:top w:type="dxa" w:w="30"/>
+              <w:left w:type="dxa" w:w="60"/>
+              <w:bottom w:type="dxa" w:w="30"/>
+              <w:right w:type="dxa" w:w="60"/>
+            </w:tcMar>
+          </w:tcPr>
+          <w:p>
+            <w:pPr>
+              <w:spacing w:after="0" w:line="276"/>
+              <w:jc w:val="right"/>
+            </w:pPr>
+            <w:r>
+              <w:rPr>
+                <w:rFonts w:ascii="Times New Roman" w:cs="Times New Roman" w:eastAsia="Times New Roman" w:hAnsi="Times New Roman"/>
+                <w:b w:val="false"/>
+                <w:bCs w:val="false"/>
+                <w:sz w:val="24"/>
+                <w:szCs w:val="24"/>
+              </w:rPr>
+              <w:t xml:space="preserve">0,290</w:t>
             </w:r>
           </w:p>
         </w:tc>
@@ -979,13 +1341,13 @@
                 <w:sz w:val="24"/>
                 <w:szCs w:val="24"/>
               </w:rPr>
-              <w:t xml:space="preserve">180,4</w:t>
-            </w:r>
-          </w:p>
-        </w:tc>
-        <w:tc>
-          <w:tcPr>
-            <w:tcW w:type="dxa" w:w="2255"/>
+              <w:t xml:space="preserve">0,0</w:t>
+            </w:r>
+          </w:p>
+        </w:tc>
+        <w:tc>
+          <w:tcPr>
+            <w:tcW w:type="dxa" w:w="1305"/>
             <w:tcMar>
               <w:top w:type="dxa" w:w="30"/>
               <w:left w:type="dxa" w:w="60"/>
@@ -1006,61 +1368,7 @@
                 <w:sz w:val="24"/>
                 <w:szCs w:val="24"/>
               </w:rPr>
-              <w:t xml:space="preserve">3,0008190</w:t>
-            </w:r>
-          </w:p>
-        </w:tc>
-        <w:tc>
-          <w:tcPr>
-            <w:tcW w:type="dxa" w:w="1800"/>
-            <w:tcMar>
-              <w:top w:type="dxa" w:w="30"/>
-              <w:left w:type="dxa" w:w="60"/>
-              <w:bottom w:type="dxa" w:w="30"/>
-              <w:right w:type="dxa" w:w="60"/>
-            </w:tcMar>
-          </w:tcPr>
-          <w:p>
-            <w:pPr>
-              <w:spacing w:after="0" w:line="276"/>
-              <w:jc w:val="right"/>
-            </w:pPr>
-            <w:r>
-              <w:rPr>
-                <w:rFonts w:ascii="Times New Roman" w:cs="Times New Roman" w:eastAsia="Times New Roman" w:hAnsi="Times New Roman"/>
-                <w:b w:val="false"/>
-                <w:bCs w:val="false"/>
-                <w:sz w:val="24"/>
-                <w:szCs w:val="24"/>
-              </w:rPr>
-              <w:t xml:space="preserve">1 254 422</w:t>
-            </w:r>
-          </w:p>
-        </w:tc>
-        <w:tc>
-          <w:tcPr>
-            <w:tcW w:type="dxa" w:w="1200"/>
-            <w:tcMar>
-              <w:top w:type="dxa" w:w="30"/>
-              <w:left w:type="dxa" w:w="60"/>
-              <w:bottom w:type="dxa" w:w="30"/>
-              <w:right w:type="dxa" w:w="60"/>
-            </w:tcMar>
-          </w:tcPr>
-          <w:p>
-            <w:pPr>
-              <w:spacing w:after="0" w:line="276"/>
-              <w:jc w:val="right"/>
-            </w:pPr>
-            <w:r>
-              <w:rPr>
-                <w:rFonts w:ascii="Times New Roman" w:cs="Times New Roman" w:eastAsia="Times New Roman" w:hAnsi="Times New Roman"/>
-                <w:b w:val="false"/>
-                <w:bCs w:val="false"/>
-                <w:sz w:val="24"/>
-                <w:szCs w:val="24"/>
-              </w:rPr>
-              <w:t xml:space="preserve">0,290</w:t>
+              <w:t xml:space="preserve">1,7</w:t>
             </w:r>
           </w:p>
         </w:tc>
@@ -1071,6 +1379,87 @@
         </w:trPr>
         <w:tc>
           <w:tcPr>
+            <w:tcW w:type="dxa" w:w="1000"/>
+            <w:tcMar>
+              <w:top w:type="dxa" w:w="30"/>
+              <w:left w:type="dxa" w:w="60"/>
+              <w:bottom w:type="dxa" w:w="30"/>
+              <w:right w:type="dxa" w:w="60"/>
+            </w:tcMar>
+          </w:tcPr>
+          <w:p>
+            <w:pPr>
+              <w:spacing w:after="0" w:line="276"/>
+              <w:jc w:val="left"/>
+            </w:pPr>
+            <w:r>
+              <w:rPr>
+                <w:rFonts w:ascii="Times New Roman" w:cs="Times New Roman" w:eastAsia="Times New Roman" w:hAnsi="Times New Roman"/>
+                <w:b w:val="false"/>
+                <w:bCs w:val="false"/>
+                <w:sz w:val="24"/>
+                <w:szCs w:val="24"/>
+              </w:rPr>
+              <w:t xml:space="preserve">18 949</w:t>
+            </w:r>
+          </w:p>
+        </w:tc>
+        <w:tc>
+          <w:tcPr>
+            <w:tcW w:type="dxa" w:w="1150"/>
+            <w:tcMar>
+              <w:top w:type="dxa" w:w="30"/>
+              <w:left w:type="dxa" w:w="60"/>
+              <w:bottom w:type="dxa" w:w="30"/>
+              <w:right w:type="dxa" w:w="60"/>
+            </w:tcMar>
+          </w:tcPr>
+          <w:p>
+            <w:pPr>
+              <w:spacing w:after="0" w:line="276"/>
+              <w:jc w:val="right"/>
+            </w:pPr>
+            <w:r>
+              <w:rPr>
+                <w:rFonts w:ascii="Times New Roman" w:cs="Times New Roman" w:eastAsia="Times New Roman" w:hAnsi="Times New Roman"/>
+                <w:b w:val="false"/>
+                <w:bCs w:val="false"/>
+                <w:sz w:val="24"/>
+                <w:szCs w:val="24"/>
+              </w:rPr>
+              <w:t xml:space="preserve">247 369</w:t>
+            </w:r>
+          </w:p>
+        </w:tc>
+        <w:tc>
+          <w:tcPr>
+            <w:tcW w:type="dxa" w:w="800"/>
+            <w:tcMar>
+              <w:top w:type="dxa" w:w="30"/>
+              <w:left w:type="dxa" w:w="60"/>
+              <w:bottom w:type="dxa" w:w="30"/>
+              <w:right w:type="dxa" w:w="60"/>
+            </w:tcMar>
+          </w:tcPr>
+          <w:p>
+            <w:pPr>
+              <w:spacing w:after="0" w:line="276"/>
+              <w:jc w:val="right"/>
+            </w:pPr>
+            <w:r>
+              <w:rPr>
+                <w:rFonts w:ascii="Times New Roman" w:cs="Times New Roman" w:eastAsia="Times New Roman" w:hAnsi="Times New Roman"/>
+                <w:b w:val="false"/>
+                <w:bCs w:val="false"/>
+                <w:sz w:val="24"/>
+                <w:szCs w:val="24"/>
+              </w:rPr>
+              <w:t xml:space="preserve">180,4</w:t>
+            </w:r>
+          </w:p>
+        </w:tc>
+        <w:tc>
+          <w:tcPr>
             <w:tcW w:type="dxa" w:w="1400"/>
             <w:tcMar>
               <w:top w:type="dxa" w:w="30"/>
@@ -1082,33 +1471,6 @@
           <w:p>
             <w:pPr>
               <w:spacing w:after="0" w:line="276"/>
-              <w:jc w:val="left"/>
-            </w:pPr>
-            <w:r>
-              <w:rPr>
-                <w:rFonts w:ascii="Times New Roman" w:cs="Times New Roman" w:eastAsia="Times New Roman" w:hAnsi="Times New Roman"/>
-                <w:b w:val="false"/>
-                <w:bCs w:val="false"/>
-                <w:sz w:val="24"/>
-                <w:szCs w:val="24"/>
-              </w:rPr>
-              <w:t xml:space="preserve">18 949</w:t>
-            </w:r>
-          </w:p>
-        </w:tc>
-        <w:tc>
-          <w:tcPr>
-            <w:tcW w:type="dxa" w:w="1400"/>
-            <w:tcMar>
-              <w:top w:type="dxa" w:w="30"/>
-              <w:left w:type="dxa" w:w="60"/>
-              <w:bottom w:type="dxa" w:w="30"/>
-              <w:right w:type="dxa" w:w="60"/>
-            </w:tcMar>
-          </w:tcPr>
-          <w:p>
-            <w:pPr>
-              <w:spacing w:after="0" w:line="276"/>
               <w:jc w:val="right"/>
             </w:pPr>
             <w:r>
@@ -1119,7 +1481,61 @@
                 <w:sz w:val="24"/>
                 <w:szCs w:val="24"/>
               </w:rPr>
-              <w:t xml:space="preserve">247 369</w:t>
+              <w:t xml:space="preserve">3,0008189</w:t>
+            </w:r>
+          </w:p>
+        </w:tc>
+        <w:tc>
+          <w:tcPr>
+            <w:tcW w:type="dxa" w:w="1600"/>
+            <w:tcMar>
+              <w:top w:type="dxa" w:w="30"/>
+              <w:left w:type="dxa" w:w="60"/>
+              <w:bottom w:type="dxa" w:w="30"/>
+              <w:right w:type="dxa" w:w="60"/>
+            </w:tcMar>
+          </w:tcPr>
+          <w:p>
+            <w:pPr>
+              <w:spacing w:after="0" w:line="276"/>
+              <w:jc w:val="right"/>
+            </w:pPr>
+            <w:r>
+              <w:rPr>
+                <w:rFonts w:ascii="Times New Roman" w:cs="Times New Roman" w:eastAsia="Times New Roman" w:hAnsi="Times New Roman"/>
+                <w:b w:val="false"/>
+                <w:bCs w:val="false"/>
+                <w:sz w:val="24"/>
+                <w:szCs w:val="24"/>
+              </w:rPr>
+              <w:t xml:space="preserve">1 254 306</w:t>
+            </w:r>
+          </w:p>
+        </w:tc>
+        <w:tc>
+          <w:tcPr>
+            <w:tcW w:type="dxa" w:w="800"/>
+            <w:tcMar>
+              <w:top w:type="dxa" w:w="30"/>
+              <w:left w:type="dxa" w:w="60"/>
+              <w:bottom w:type="dxa" w:w="30"/>
+              <w:right w:type="dxa" w:w="60"/>
+            </w:tcMar>
+          </w:tcPr>
+          <w:p>
+            <w:pPr>
+              <w:spacing w:after="0" w:line="276"/>
+              <w:jc w:val="right"/>
+            </w:pPr>
+            <w:r>
+              <w:rPr>
+                <w:rFonts w:ascii="Times New Roman" w:cs="Times New Roman" w:eastAsia="Times New Roman" w:hAnsi="Times New Roman"/>
+                <w:b w:val="false"/>
+                <w:bCs w:val="false"/>
+                <w:sz w:val="24"/>
+                <w:szCs w:val="24"/>
+              </w:rPr>
+              <w:t xml:space="preserve">0,291</w:t>
             </w:r>
           </w:p>
         </w:tc>
@@ -1146,13 +1562,13 @@
                 <w:sz w:val="24"/>
                 <w:szCs w:val="24"/>
               </w:rPr>
-              <w:t xml:space="preserve">180,4</w:t>
-            </w:r>
-          </w:p>
-        </w:tc>
-        <w:tc>
-          <w:tcPr>
-            <w:tcW w:type="dxa" w:w="2255"/>
+              <w:t xml:space="preserve">0,0</w:t>
+            </w:r>
+          </w:p>
+        </w:tc>
+        <w:tc>
+          <w:tcPr>
+            <w:tcW w:type="dxa" w:w="1305"/>
             <w:tcMar>
               <w:top w:type="dxa" w:w="30"/>
               <w:left w:type="dxa" w:w="60"/>
@@ -1173,61 +1589,7 @@
                 <w:sz w:val="24"/>
                 <w:szCs w:val="24"/>
               </w:rPr>
-              <w:t xml:space="preserve">3,0008189</w:t>
-            </w:r>
-          </w:p>
-        </w:tc>
-        <w:tc>
-          <w:tcPr>
-            <w:tcW w:type="dxa" w:w="1800"/>
-            <w:tcMar>
-              <w:top w:type="dxa" w:w="30"/>
-              <w:left w:type="dxa" w:w="60"/>
-              <w:bottom w:type="dxa" w:w="30"/>
-              <w:right w:type="dxa" w:w="60"/>
-            </w:tcMar>
-          </w:tcPr>
-          <w:p>
-            <w:pPr>
-              <w:spacing w:after="0" w:line="276"/>
-              <w:jc w:val="right"/>
-            </w:pPr>
-            <w:r>
-              <w:rPr>
-                <w:rFonts w:ascii="Times New Roman" w:cs="Times New Roman" w:eastAsia="Times New Roman" w:hAnsi="Times New Roman"/>
-                <w:b w:val="false"/>
-                <w:bCs w:val="false"/>
-                <w:sz w:val="24"/>
-                <w:szCs w:val="24"/>
-              </w:rPr>
-              <w:t xml:space="preserve">1 254 306</w:t>
-            </w:r>
-          </w:p>
-        </w:tc>
-        <w:tc>
-          <w:tcPr>
-            <w:tcW w:type="dxa" w:w="1200"/>
-            <w:tcMar>
-              <w:top w:type="dxa" w:w="30"/>
-              <w:left w:type="dxa" w:w="60"/>
-              <w:bottom w:type="dxa" w:w="30"/>
-              <w:right w:type="dxa" w:w="60"/>
-            </w:tcMar>
-          </w:tcPr>
-          <w:p>
-            <w:pPr>
-              <w:spacing w:after="0" w:line="276"/>
-              <w:jc w:val="right"/>
-            </w:pPr>
-            <w:r>
-              <w:rPr>
-                <w:rFonts w:ascii="Times New Roman" w:cs="Times New Roman" w:eastAsia="Times New Roman" w:hAnsi="Times New Roman"/>
-                <w:b w:val="false"/>
-                <w:bCs w:val="false"/>
-                <w:sz w:val="24"/>
-                <w:szCs w:val="24"/>
-              </w:rPr>
-              <w:t xml:space="preserve">0,291</w:t>
+              <w:t xml:space="preserve">0,0</w:t>
             </w:r>
           </w:p>
         </w:tc>
@@ -1238,6 +1600,87 @@
         </w:trPr>
         <w:tc>
           <w:tcPr>
+            <w:tcW w:type="dxa" w:w="1000"/>
+            <w:tcMar>
+              <w:top w:type="dxa" w:w="30"/>
+              <w:left w:type="dxa" w:w="60"/>
+              <w:bottom w:type="dxa" w:w="30"/>
+              <w:right w:type="dxa" w:w="60"/>
+            </w:tcMar>
+          </w:tcPr>
+          <w:p>
+            <w:pPr>
+              <w:spacing w:after="0" w:line="276"/>
+              <w:jc w:val="left"/>
+            </w:pPr>
+            <w:r>
+              <w:rPr>
+                <w:rFonts w:ascii="Times New Roman" w:cs="Times New Roman" w:eastAsia="Times New Roman" w:hAnsi="Times New Roman"/>
+                <w:b w:val="false"/>
+                <w:bCs w:val="false"/>
+                <w:sz w:val="24"/>
+                <w:szCs w:val="24"/>
+              </w:rPr>
+              <w:t xml:space="preserve">24 553</w:t>
+            </w:r>
+          </w:p>
+        </w:tc>
+        <w:tc>
+          <w:tcPr>
+            <w:tcW w:type="dxa" w:w="1150"/>
+            <w:tcMar>
+              <w:top w:type="dxa" w:w="30"/>
+              <w:left w:type="dxa" w:w="60"/>
+              <w:bottom w:type="dxa" w:w="30"/>
+              <w:right w:type="dxa" w:w="60"/>
+            </w:tcMar>
+          </w:tcPr>
+          <w:p>
+            <w:pPr>
+              <w:spacing w:after="0" w:line="276"/>
+              <w:jc w:val="right"/>
+            </w:pPr>
+            <w:r>
+              <w:rPr>
+                <w:rFonts w:ascii="Times New Roman" w:cs="Times New Roman" w:eastAsia="Times New Roman" w:hAnsi="Times New Roman"/>
+                <w:b w:val="false"/>
+                <w:bCs w:val="false"/>
+                <w:sz w:val="24"/>
+                <w:szCs w:val="24"/>
+              </w:rPr>
+              <w:t xml:space="preserve">247 550</w:t>
+            </w:r>
+          </w:p>
+        </w:tc>
+        <w:tc>
+          <w:tcPr>
+            <w:tcW w:type="dxa" w:w="800"/>
+            <w:tcMar>
+              <w:top w:type="dxa" w:w="30"/>
+              <w:left w:type="dxa" w:w="60"/>
+              <w:bottom w:type="dxa" w:w="30"/>
+              <w:right w:type="dxa" w:w="60"/>
+            </w:tcMar>
+          </w:tcPr>
+          <w:p>
+            <w:pPr>
+              <w:spacing w:after="0" w:line="276"/>
+              <w:jc w:val="right"/>
+            </w:pPr>
+            <w:r>
+              <w:rPr>
+                <w:rFonts w:ascii="Times New Roman" w:cs="Times New Roman" w:eastAsia="Times New Roman" w:hAnsi="Times New Roman"/>
+                <w:b w:val="false"/>
+                <w:bCs w:val="false"/>
+                <w:sz w:val="24"/>
+                <w:szCs w:val="24"/>
+              </w:rPr>
+              <w:t xml:space="preserve">180,4</w:t>
+            </w:r>
+          </w:p>
+        </w:tc>
+        <w:tc>
+          <w:tcPr>
             <w:tcW w:type="dxa" w:w="1400"/>
             <w:tcMar>
               <w:top w:type="dxa" w:w="30"/>
@@ -1249,33 +1692,6 @@
           <w:p>
             <w:pPr>
               <w:spacing w:after="0" w:line="276"/>
-              <w:jc w:val="left"/>
-            </w:pPr>
-            <w:r>
-              <w:rPr>
-                <w:rFonts w:ascii="Times New Roman" w:cs="Times New Roman" w:eastAsia="Times New Roman" w:hAnsi="Times New Roman"/>
-                <w:b w:val="false"/>
-                <w:bCs w:val="false"/>
-                <w:sz w:val="24"/>
-                <w:szCs w:val="24"/>
-              </w:rPr>
-              <w:t xml:space="preserve">33 410</w:t>
-            </w:r>
-          </w:p>
-        </w:tc>
-        <w:tc>
-          <w:tcPr>
-            <w:tcW w:type="dxa" w:w="1400"/>
-            <w:tcMar>
-              <w:top w:type="dxa" w:w="30"/>
-              <w:left w:type="dxa" w:w="60"/>
-              <w:bottom w:type="dxa" w:w="30"/>
-              <w:right w:type="dxa" w:w="60"/>
-            </w:tcMar>
-          </w:tcPr>
-          <w:p>
-            <w:pPr>
-              <w:spacing w:after="0" w:line="276"/>
               <w:jc w:val="right"/>
             </w:pPr>
             <w:r>
@@ -1286,7 +1702,61 @@
                 <w:sz w:val="24"/>
                 <w:szCs w:val="24"/>
               </w:rPr>
-              <w:t xml:space="preserve">247 931</w:t>
+              <w:t xml:space="preserve">3,0008188</w:t>
+            </w:r>
+          </w:p>
+        </w:tc>
+        <w:tc>
+          <w:tcPr>
+            <w:tcW w:type="dxa" w:w="1600"/>
+            <w:tcMar>
+              <w:top w:type="dxa" w:w="30"/>
+              <w:left w:type="dxa" w:w="60"/>
+              <w:bottom w:type="dxa" w:w="30"/>
+              <w:right w:type="dxa" w:w="60"/>
+            </w:tcMar>
+          </w:tcPr>
+          <w:p>
+            <w:pPr>
+              <w:spacing w:after="0" w:line="276"/>
+              <w:jc w:val="right"/>
+            </w:pPr>
+            <w:r>
+              <w:rPr>
+                <w:rFonts w:ascii="Times New Roman" w:cs="Times New Roman" w:eastAsia="Times New Roman" w:hAnsi="Times New Roman"/>
+                <w:b w:val="false"/>
+                <w:bCs w:val="false"/>
+                <w:sz w:val="24"/>
+                <w:szCs w:val="24"/>
+              </w:rPr>
+              <w:t xml:space="preserve">1 254 222</w:t>
+            </w:r>
+          </w:p>
+        </w:tc>
+        <w:tc>
+          <w:tcPr>
+            <w:tcW w:type="dxa" w:w="800"/>
+            <w:tcMar>
+              <w:top w:type="dxa" w:w="30"/>
+              <w:left w:type="dxa" w:w="60"/>
+              <w:bottom w:type="dxa" w:w="30"/>
+              <w:right w:type="dxa" w:w="60"/>
+            </w:tcMar>
+          </w:tcPr>
+          <w:p>
+            <w:pPr>
+              <w:spacing w:after="0" w:line="276"/>
+              <w:jc w:val="right"/>
+            </w:pPr>
+            <w:r>
+              <w:rPr>
+                <w:rFonts w:ascii="Times New Roman" w:cs="Times New Roman" w:eastAsia="Times New Roman" w:hAnsi="Times New Roman"/>
+                <w:b w:val="false"/>
+                <w:bCs w:val="false"/>
+                <w:sz w:val="24"/>
+                <w:szCs w:val="24"/>
+              </w:rPr>
+              <w:t xml:space="preserve">0,291</w:t>
             </w:r>
           </w:p>
         </w:tc>
@@ -1313,13 +1783,13 @@
                 <w:sz w:val="24"/>
                 <w:szCs w:val="24"/>
               </w:rPr>
-              <w:t xml:space="preserve">180,4</w:t>
-            </w:r>
-          </w:p>
-        </w:tc>
-        <w:tc>
-          <w:tcPr>
-            <w:tcW w:type="dxa" w:w="2255"/>
+              <w:t xml:space="preserve">0,0</w:t>
+            </w:r>
+          </w:p>
+        </w:tc>
+        <w:tc>
+          <w:tcPr>
+            <w:tcW w:type="dxa" w:w="1305"/>
             <w:tcMar>
               <w:top w:type="dxa" w:w="30"/>
               <w:left w:type="dxa" w:w="60"/>
@@ -1340,61 +1810,7 @@
                 <w:sz w:val="24"/>
                 <w:szCs w:val="24"/>
               </w:rPr>
-              <w:t xml:space="preserve">3,0008186</w:t>
-            </w:r>
-          </w:p>
-        </w:tc>
-        <w:tc>
-          <w:tcPr>
-            <w:tcW w:type="dxa" w:w="1800"/>
-            <w:tcMar>
-              <w:top w:type="dxa" w:w="30"/>
-              <w:left w:type="dxa" w:w="60"/>
-              <w:bottom w:type="dxa" w:w="30"/>
-              <w:right w:type="dxa" w:w="60"/>
-            </w:tcMar>
-          </w:tcPr>
-          <w:p>
-            <w:pPr>
-              <w:spacing w:after="0" w:line="276"/>
-              <w:jc w:val="right"/>
-            </w:pPr>
-            <w:r>
-              <w:rPr>
-                <w:rFonts w:ascii="Times New Roman" w:cs="Times New Roman" w:eastAsia="Times New Roman" w:hAnsi="Times New Roman"/>
-                <w:b w:val="false"/>
-                <w:bCs w:val="false"/>
-                <w:sz w:val="24"/>
-                <w:szCs w:val="24"/>
-              </w:rPr>
-              <w:t xml:space="preserve">1 254 046</w:t>
-            </w:r>
-          </w:p>
-        </w:tc>
-        <w:tc>
-          <w:tcPr>
-            <w:tcW w:type="dxa" w:w="1200"/>
-            <w:tcMar>
-              <w:top w:type="dxa" w:w="30"/>
-              <w:left w:type="dxa" w:w="60"/>
-              <w:bottom w:type="dxa" w:w="30"/>
-              <w:right w:type="dxa" w:w="60"/>
-            </w:tcMar>
-          </w:tcPr>
-          <w:p>
-            <w:pPr>
-              <w:spacing w:after="0" w:line="276"/>
-              <w:jc w:val="right"/>
-            </w:pPr>
-            <w:r>
-              <w:rPr>
-                <w:rFonts w:ascii="Times New Roman" w:cs="Times New Roman" w:eastAsia="Times New Roman" w:hAnsi="Times New Roman"/>
-                <w:b w:val="false"/>
-                <w:bCs w:val="false"/>
-                <w:sz w:val="24"/>
-                <w:szCs w:val="24"/>
-              </w:rPr>
-              <w:t xml:space="preserve">0,291</w:t>
+              <w:t xml:space="preserve">0,0</w:t>
             </w:r>
           </w:p>
         </w:tc>
@@ -1405,6 +1821,87 @@
         </w:trPr>
         <w:tc>
           <w:tcPr>
+            <w:tcW w:type="dxa" w:w="1000"/>
+            <w:tcMar>
+              <w:top w:type="dxa" w:w="30"/>
+              <w:left w:type="dxa" w:w="60"/>
+              <w:bottom w:type="dxa" w:w="30"/>
+              <w:right w:type="dxa" w:w="60"/>
+            </w:tcMar>
+          </w:tcPr>
+          <w:p>
+            <w:pPr>
+              <w:spacing w:after="0" w:line="276"/>
+              <w:jc w:val="left"/>
+            </w:pPr>
+            <w:r>
+              <w:rPr>
+                <w:rFonts w:ascii="Times New Roman" w:cs="Times New Roman" w:eastAsia="Times New Roman" w:hAnsi="Times New Roman"/>
+                <w:b w:val="false"/>
+                <w:bCs w:val="false"/>
+                <w:sz w:val="24"/>
+                <w:szCs w:val="24"/>
+              </w:rPr>
+              <w:t xml:space="preserve">33 410</w:t>
+            </w:r>
+          </w:p>
+        </w:tc>
+        <w:tc>
+          <w:tcPr>
+            <w:tcW w:type="dxa" w:w="1150"/>
+            <w:tcMar>
+              <w:top w:type="dxa" w:w="30"/>
+              <w:left w:type="dxa" w:w="60"/>
+              <w:bottom w:type="dxa" w:w="30"/>
+              <w:right w:type="dxa" w:w="60"/>
+            </w:tcMar>
+          </w:tcPr>
+          <w:p>
+            <w:pPr>
+              <w:spacing w:after="0" w:line="276"/>
+              <w:jc w:val="right"/>
+            </w:pPr>
+            <w:r>
+              <w:rPr>
+                <w:rFonts w:ascii="Times New Roman" w:cs="Times New Roman" w:eastAsia="Times New Roman" w:hAnsi="Times New Roman"/>
+                <w:b w:val="false"/>
+                <w:bCs w:val="false"/>
+                <w:sz w:val="24"/>
+                <w:szCs w:val="24"/>
+              </w:rPr>
+              <w:t xml:space="preserve">247 931</w:t>
+            </w:r>
+          </w:p>
+        </w:tc>
+        <w:tc>
+          <w:tcPr>
+            <w:tcW w:type="dxa" w:w="800"/>
+            <w:tcMar>
+              <w:top w:type="dxa" w:w="30"/>
+              <w:left w:type="dxa" w:w="60"/>
+              <w:bottom w:type="dxa" w:w="30"/>
+              <w:right w:type="dxa" w:w="60"/>
+            </w:tcMar>
+          </w:tcPr>
+          <w:p>
+            <w:pPr>
+              <w:spacing w:after="0" w:line="276"/>
+              <w:jc w:val="right"/>
+            </w:pPr>
+            <w:r>
+              <w:rPr>
+                <w:rFonts w:ascii="Times New Roman" w:cs="Times New Roman" w:eastAsia="Times New Roman" w:hAnsi="Times New Roman"/>
+                <w:b w:val="false"/>
+                <w:bCs w:val="false"/>
+                <w:sz w:val="24"/>
+                <w:szCs w:val="24"/>
+              </w:rPr>
+              <w:t xml:space="preserve">180,4</w:t>
+            </w:r>
+          </w:p>
+        </w:tc>
+        <w:tc>
+          <w:tcPr>
             <w:tcW w:type="dxa" w:w="1400"/>
             <w:tcMar>
               <w:top w:type="dxa" w:w="30"/>
@@ -1416,33 +1913,6 @@
           <w:p>
             <w:pPr>
               <w:spacing w:after="0" w:line="276"/>
-              <w:jc w:val="left"/>
-            </w:pPr>
-            <w:r>
-              <w:rPr>
-                <w:rFonts w:ascii="Times New Roman" w:cs="Times New Roman" w:eastAsia="Times New Roman" w:hAnsi="Times New Roman"/>
-                <w:b w:val="false"/>
-                <w:bCs w:val="false"/>
-                <w:sz w:val="24"/>
-                <w:szCs w:val="24"/>
-              </w:rPr>
-              <w:t xml:space="preserve">47 871</w:t>
-            </w:r>
-          </w:p>
-        </w:tc>
-        <w:tc>
-          <w:tcPr>
-            <w:tcW w:type="dxa" w:w="1400"/>
-            <w:tcMar>
-              <w:top w:type="dxa" w:w="30"/>
-              <w:left w:type="dxa" w:w="60"/>
-              <w:bottom w:type="dxa" w:w="30"/>
-              <w:right w:type="dxa" w:w="60"/>
-            </w:tcMar>
-          </w:tcPr>
-          <w:p>
-            <w:pPr>
-              <w:spacing w:after="0" w:line="276"/>
               <w:jc w:val="right"/>
             </w:pPr>
             <w:r>
@@ -1453,7 +1923,61 @@
                 <w:sz w:val="24"/>
                 <w:szCs w:val="24"/>
               </w:rPr>
-              <w:t xml:space="preserve">248 809</w:t>
+              <w:t xml:space="preserve">3,0008186</w:t>
+            </w:r>
+          </w:p>
+        </w:tc>
+        <w:tc>
+          <w:tcPr>
+            <w:tcW w:type="dxa" w:w="1600"/>
+            <w:tcMar>
+              <w:top w:type="dxa" w:w="30"/>
+              <w:left w:type="dxa" w:w="60"/>
+              <w:bottom w:type="dxa" w:w="30"/>
+              <w:right w:type="dxa" w:w="60"/>
+            </w:tcMar>
+          </w:tcPr>
+          <w:p>
+            <w:pPr>
+              <w:spacing w:after="0" w:line="276"/>
+              <w:jc w:val="right"/>
+            </w:pPr>
+            <w:r>
+              <w:rPr>
+                <w:rFonts w:ascii="Times New Roman" w:cs="Times New Roman" w:eastAsia="Times New Roman" w:hAnsi="Times New Roman"/>
+                <w:b w:val="false"/>
+                <w:bCs w:val="false"/>
+                <w:sz w:val="24"/>
+                <w:szCs w:val="24"/>
+              </w:rPr>
+              <w:t xml:space="preserve">1 254 046</w:t>
+            </w:r>
+          </w:p>
+        </w:tc>
+        <w:tc>
+          <w:tcPr>
+            <w:tcW w:type="dxa" w:w="800"/>
+            <w:tcMar>
+              <w:top w:type="dxa" w:w="30"/>
+              <w:left w:type="dxa" w:w="60"/>
+              <w:bottom w:type="dxa" w:w="30"/>
+              <w:right w:type="dxa" w:w="60"/>
+            </w:tcMar>
+          </w:tcPr>
+          <w:p>
+            <w:pPr>
+              <w:spacing w:after="0" w:line="276"/>
+              <w:jc w:val="right"/>
+            </w:pPr>
+            <w:r>
+              <w:rPr>
+                <w:rFonts w:ascii="Times New Roman" w:cs="Times New Roman" w:eastAsia="Times New Roman" w:hAnsi="Times New Roman"/>
+                <w:b w:val="false"/>
+                <w:bCs w:val="false"/>
+                <w:sz w:val="24"/>
+                <w:szCs w:val="24"/>
+              </w:rPr>
+              <w:t xml:space="preserve">0,291</w:t>
             </w:r>
           </w:p>
         </w:tc>
@@ -1480,13 +2004,13 @@
                 <w:sz w:val="24"/>
                 <w:szCs w:val="24"/>
               </w:rPr>
-              <w:t xml:space="preserve">180,3</w:t>
-            </w:r>
-          </w:p>
-        </w:tc>
-        <w:tc>
-          <w:tcPr>
-            <w:tcW w:type="dxa" w:w="2255"/>
+              <w:t xml:space="preserve">0,0</w:t>
+            </w:r>
+          </w:p>
+        </w:tc>
+        <w:tc>
+          <w:tcPr>
+            <w:tcW w:type="dxa" w:w="1305"/>
             <w:tcMar>
               <w:top w:type="dxa" w:w="30"/>
               <w:left w:type="dxa" w:w="60"/>
@@ -1507,61 +2031,7 @@
                 <w:sz w:val="24"/>
                 <w:szCs w:val="24"/>
               </w:rPr>
-              <w:t xml:space="preserve">3,0008181</w:t>
-            </w:r>
-          </w:p>
-        </w:tc>
-        <w:tc>
-          <w:tcPr>
-            <w:tcW w:type="dxa" w:w="1800"/>
-            <w:tcMar>
-              <w:top w:type="dxa" w:w="30"/>
-              <w:left w:type="dxa" w:w="60"/>
-              <w:bottom w:type="dxa" w:w="30"/>
-              <w:right w:type="dxa" w:w="60"/>
-            </w:tcMar>
-          </w:tcPr>
-          <w:p>
-            <w:pPr>
-              <w:spacing w:after="0" w:line="276"/>
-              <w:jc w:val="right"/>
-            </w:pPr>
-            <w:r>
-              <w:rPr>
-                <w:rFonts w:ascii="Times New Roman" w:cs="Times New Roman" w:eastAsia="Times New Roman" w:hAnsi="Times New Roman"/>
-                <w:b w:val="false"/>
-                <w:bCs w:val="false"/>
-                <w:sz w:val="24"/>
-                <w:szCs w:val="24"/>
-              </w:rPr>
-              <w:t xml:space="preserve">1 253 638</w:t>
-            </w:r>
-          </w:p>
-        </w:tc>
-        <w:tc>
-          <w:tcPr>
-            <w:tcW w:type="dxa" w:w="1200"/>
-            <w:tcMar>
-              <w:top w:type="dxa" w:w="30"/>
-              <w:left w:type="dxa" w:w="60"/>
-              <w:bottom w:type="dxa" w:w="30"/>
-              <w:right w:type="dxa" w:w="60"/>
-            </w:tcMar>
-          </w:tcPr>
-          <w:p>
-            <w:pPr>
-              <w:spacing w:after="0" w:line="276"/>
-              <w:jc w:val="right"/>
-            </w:pPr>
-            <w:r>
-              <w:rPr>
-                <w:rFonts w:ascii="Times New Roman" w:cs="Times New Roman" w:eastAsia="Times New Roman" w:hAnsi="Times New Roman"/>
-                <w:b w:val="false"/>
-                <w:bCs w:val="false"/>
-                <w:sz w:val="24"/>
-                <w:szCs w:val="24"/>
-              </w:rPr>
-              <w:t xml:space="preserve">0,292</w:t>
+              <w:t xml:space="preserve">0,0</w:t>
             </w:r>
           </w:p>
         </w:tc>
@@ -1572,6 +2042,87 @@
         </w:trPr>
         <w:tc>
           <w:tcPr>
+            <w:tcW w:type="dxa" w:w="1000"/>
+            <w:tcMar>
+              <w:top w:type="dxa" w:w="30"/>
+              <w:left w:type="dxa" w:w="60"/>
+              <w:bottom w:type="dxa" w:w="30"/>
+              <w:right w:type="dxa" w:w="60"/>
+            </w:tcMar>
+          </w:tcPr>
+          <w:p>
+            <w:pPr>
+              <w:spacing w:after="0" w:line="276"/>
+              <w:jc w:val="left"/>
+            </w:pPr>
+            <w:r>
+              <w:rPr>
+                <w:rFonts w:ascii="Times New Roman" w:cs="Times New Roman" w:eastAsia="Times New Roman" w:hAnsi="Times New Roman"/>
+                <w:b w:val="false"/>
+                <w:bCs w:val="false"/>
+                <w:sz w:val="24"/>
+                <w:szCs w:val="24"/>
+              </w:rPr>
+              <w:t xml:space="preserve">47 871</w:t>
+            </w:r>
+          </w:p>
+        </w:tc>
+        <w:tc>
+          <w:tcPr>
+            <w:tcW w:type="dxa" w:w="1150"/>
+            <w:tcMar>
+              <w:top w:type="dxa" w:w="30"/>
+              <w:left w:type="dxa" w:w="60"/>
+              <w:bottom w:type="dxa" w:w="30"/>
+              <w:right w:type="dxa" w:w="60"/>
+            </w:tcMar>
+          </w:tcPr>
+          <w:p>
+            <w:pPr>
+              <w:spacing w:after="0" w:line="276"/>
+              <w:jc w:val="right"/>
+            </w:pPr>
+            <w:r>
+              <w:rPr>
+                <w:rFonts w:ascii="Times New Roman" w:cs="Times New Roman" w:eastAsia="Times New Roman" w:hAnsi="Times New Roman"/>
+                <w:b w:val="false"/>
+                <w:bCs w:val="false"/>
+                <w:sz w:val="24"/>
+                <w:szCs w:val="24"/>
+              </w:rPr>
+              <w:t xml:space="preserve">248 809</w:t>
+            </w:r>
+          </w:p>
+        </w:tc>
+        <w:tc>
+          <w:tcPr>
+            <w:tcW w:type="dxa" w:w="800"/>
+            <w:tcMar>
+              <w:top w:type="dxa" w:w="30"/>
+              <w:left w:type="dxa" w:w="60"/>
+              <w:bottom w:type="dxa" w:w="30"/>
+              <w:right w:type="dxa" w:w="60"/>
+            </w:tcMar>
+          </w:tcPr>
+          <w:p>
+            <w:pPr>
+              <w:spacing w:after="0" w:line="276"/>
+              <w:jc w:val="right"/>
+            </w:pPr>
+            <w:r>
+              <w:rPr>
+                <w:rFonts w:ascii="Times New Roman" w:cs="Times New Roman" w:eastAsia="Times New Roman" w:hAnsi="Times New Roman"/>
+                <w:b w:val="false"/>
+                <w:bCs w:val="false"/>
+                <w:sz w:val="24"/>
+                <w:szCs w:val="24"/>
+              </w:rPr>
+              <w:t xml:space="preserve">180,3</w:t>
+            </w:r>
+          </w:p>
+        </w:tc>
+        <w:tc>
+          <w:tcPr>
             <w:tcW w:type="dxa" w:w="1400"/>
             <w:tcMar>
               <w:top w:type="dxa" w:w="30"/>
@@ -1583,33 +2134,6 @@
           <w:p>
             <w:pPr>
               <w:spacing w:after="0" w:line="276"/>
-              <w:jc w:val="left"/>
-            </w:pPr>
-            <w:r>
-              <w:rPr>
-                <w:rFonts w:ascii="Times New Roman" w:cs="Times New Roman" w:eastAsia="Times New Roman" w:hAnsi="Times New Roman"/>
-                <w:b w:val="false"/>
-                <w:bCs w:val="false"/>
-                <w:sz w:val="24"/>
-                <w:szCs w:val="24"/>
-              </w:rPr>
-              <w:t xml:space="preserve">62 332</w:t>
-            </w:r>
-          </w:p>
-        </w:tc>
-        <w:tc>
-          <w:tcPr>
-            <w:tcW w:type="dxa" w:w="1400"/>
-            <w:tcMar>
-              <w:top w:type="dxa" w:w="30"/>
-              <w:left w:type="dxa" w:w="60"/>
-              <w:bottom w:type="dxa" w:w="30"/>
-              <w:right w:type="dxa" w:w="60"/>
-            </w:tcMar>
-          </w:tcPr>
-          <w:p>
-            <w:pPr>
-              <w:spacing w:after="0" w:line="276"/>
               <w:jc w:val="right"/>
             </w:pPr>
             <w:r>
@@ -1620,7 +2144,61 @@
                 <w:sz w:val="24"/>
                 <w:szCs w:val="24"/>
               </w:rPr>
-              <w:t xml:space="preserve">250 004</w:t>
+              <w:t xml:space="preserve">3,0008181</w:t>
+            </w:r>
+          </w:p>
+        </w:tc>
+        <w:tc>
+          <w:tcPr>
+            <w:tcW w:type="dxa" w:w="1600"/>
+            <w:tcMar>
+              <w:top w:type="dxa" w:w="30"/>
+              <w:left w:type="dxa" w:w="60"/>
+              <w:bottom w:type="dxa" w:w="30"/>
+              <w:right w:type="dxa" w:w="60"/>
+            </w:tcMar>
+          </w:tcPr>
+          <w:p>
+            <w:pPr>
+              <w:spacing w:after="0" w:line="276"/>
+              <w:jc w:val="right"/>
+            </w:pPr>
+            <w:r>
+              <w:rPr>
+                <w:rFonts w:ascii="Times New Roman" w:cs="Times New Roman" w:eastAsia="Times New Roman" w:hAnsi="Times New Roman"/>
+                <w:b w:val="false"/>
+                <w:bCs w:val="false"/>
+                <w:sz w:val="24"/>
+                <w:szCs w:val="24"/>
+              </w:rPr>
+              <w:t xml:space="preserve">1 253 638</w:t>
+            </w:r>
+          </w:p>
+        </w:tc>
+        <w:tc>
+          <w:tcPr>
+            <w:tcW w:type="dxa" w:w="800"/>
+            <w:tcMar>
+              <w:top w:type="dxa" w:w="30"/>
+              <w:left w:type="dxa" w:w="60"/>
+              <w:bottom w:type="dxa" w:w="30"/>
+              <w:right w:type="dxa" w:w="60"/>
+            </w:tcMar>
+          </w:tcPr>
+          <w:p>
+            <w:pPr>
+              <w:spacing w:after="0" w:line="276"/>
+              <w:jc w:val="right"/>
+            </w:pPr>
+            <w:r>
+              <w:rPr>
+                <w:rFonts w:ascii="Times New Roman" w:cs="Times New Roman" w:eastAsia="Times New Roman" w:hAnsi="Times New Roman"/>
+                <w:b w:val="false"/>
+                <w:bCs w:val="false"/>
+                <w:sz w:val="24"/>
+                <w:szCs w:val="24"/>
+              </w:rPr>
+              <w:t xml:space="preserve">0,292</w:t>
             </w:r>
           </w:p>
         </w:tc>
@@ -1647,13 +2225,13 @@
                 <w:sz w:val="24"/>
                 <w:szCs w:val="24"/>
               </w:rPr>
-              <w:t xml:space="preserve">180,3</w:t>
-            </w:r>
-          </w:p>
-        </w:tc>
-        <w:tc>
-          <w:tcPr>
-            <w:tcW w:type="dxa" w:w="2255"/>
+              <w:t xml:space="preserve">0,0</w:t>
+            </w:r>
+          </w:p>
+        </w:tc>
+        <w:tc>
+          <w:tcPr>
+            <w:tcW w:type="dxa" w:w="1305"/>
             <w:tcMar>
               <w:top w:type="dxa" w:w="30"/>
               <w:left w:type="dxa" w:w="60"/>
@@ -1674,61 +2252,7 @@
                 <w:sz w:val="24"/>
                 <w:szCs w:val="24"/>
               </w:rPr>
-              <w:t xml:space="preserve">3,0008174</w:t>
-            </w:r>
-          </w:p>
-        </w:tc>
-        <w:tc>
-          <w:tcPr>
-            <w:tcW w:type="dxa" w:w="1800"/>
-            <w:tcMar>
-              <w:top w:type="dxa" w:w="30"/>
-              <w:left w:type="dxa" w:w="60"/>
-              <w:bottom w:type="dxa" w:w="30"/>
-              <w:right w:type="dxa" w:w="60"/>
-            </w:tcMar>
-          </w:tcPr>
-          <w:p>
-            <w:pPr>
-              <w:spacing w:after="0" w:line="276"/>
-              <w:jc w:val="right"/>
-            </w:pPr>
-            <w:r>
-              <w:rPr>
-                <w:rFonts w:ascii="Times New Roman" w:cs="Times New Roman" w:eastAsia="Times New Roman" w:hAnsi="Times New Roman"/>
-                <w:b w:val="false"/>
-                <w:bCs w:val="false"/>
-                <w:sz w:val="24"/>
-                <w:szCs w:val="24"/>
-              </w:rPr>
-              <w:t xml:space="preserve">1 253 079</w:t>
-            </w:r>
-          </w:p>
-        </w:tc>
-        <w:tc>
-          <w:tcPr>
-            <w:tcW w:type="dxa" w:w="1200"/>
-            <w:tcMar>
-              <w:top w:type="dxa" w:w="30"/>
-              <w:left w:type="dxa" w:w="60"/>
-              <w:bottom w:type="dxa" w:w="30"/>
-              <w:right w:type="dxa" w:w="60"/>
-            </w:tcMar>
-          </w:tcPr>
-          <w:p>
-            <w:pPr>
-              <w:spacing w:after="0" w:line="276"/>
-              <w:jc w:val="right"/>
-            </w:pPr>
-            <w:r>
-              <w:rPr>
-                <w:rFonts w:ascii="Times New Roman" w:cs="Times New Roman" w:eastAsia="Times New Roman" w:hAnsi="Times New Roman"/>
-                <w:b w:val="false"/>
-                <w:bCs w:val="false"/>
-                <w:sz w:val="24"/>
-                <w:szCs w:val="24"/>
-              </w:rPr>
-              <w:t xml:space="preserve">0,292</w:t>
+              <w:t xml:space="preserve">0,0</w:t>
             </w:r>
           </w:p>
         </w:tc>
@@ -1739,6 +2263,87 @@
         </w:trPr>
         <w:tc>
           <w:tcPr>
+            <w:tcW w:type="dxa" w:w="1000"/>
+            <w:tcMar>
+              <w:top w:type="dxa" w:w="30"/>
+              <w:left w:type="dxa" w:w="60"/>
+              <w:bottom w:type="dxa" w:w="30"/>
+              <w:right w:type="dxa" w:w="60"/>
+            </w:tcMar>
+          </w:tcPr>
+          <w:p>
+            <w:pPr>
+              <w:spacing w:after="0" w:line="276"/>
+              <w:jc w:val="left"/>
+            </w:pPr>
+            <w:r>
+              <w:rPr>
+                <w:rFonts w:ascii="Times New Roman" w:cs="Times New Roman" w:eastAsia="Times New Roman" w:hAnsi="Times New Roman"/>
+                <w:b w:val="false"/>
+                <w:bCs w:val="false"/>
+                <w:sz w:val="24"/>
+                <w:szCs w:val="24"/>
+              </w:rPr>
+              <w:t xml:space="preserve">62 332</w:t>
+            </w:r>
+          </w:p>
+        </w:tc>
+        <w:tc>
+          <w:tcPr>
+            <w:tcW w:type="dxa" w:w="1150"/>
+            <w:tcMar>
+              <w:top w:type="dxa" w:w="30"/>
+              <w:left w:type="dxa" w:w="60"/>
+              <w:bottom w:type="dxa" w:w="30"/>
+              <w:right w:type="dxa" w:w="60"/>
+            </w:tcMar>
+          </w:tcPr>
+          <w:p>
+            <w:pPr>
+              <w:spacing w:after="0" w:line="276"/>
+              <w:jc w:val="right"/>
+            </w:pPr>
+            <w:r>
+              <w:rPr>
+                <w:rFonts w:ascii="Times New Roman" w:cs="Times New Roman" w:eastAsia="Times New Roman" w:hAnsi="Times New Roman"/>
+                <w:b w:val="false"/>
+                <w:bCs w:val="false"/>
+                <w:sz w:val="24"/>
+                <w:szCs w:val="24"/>
+              </w:rPr>
+              <w:t xml:space="preserve">250 004</w:t>
+            </w:r>
+          </w:p>
+        </w:tc>
+        <w:tc>
+          <w:tcPr>
+            <w:tcW w:type="dxa" w:w="800"/>
+            <w:tcMar>
+              <w:top w:type="dxa" w:w="30"/>
+              <w:left w:type="dxa" w:w="60"/>
+              <w:bottom w:type="dxa" w:w="30"/>
+              <w:right w:type="dxa" w:w="60"/>
+            </w:tcMar>
+          </w:tcPr>
+          <w:p>
+            <w:pPr>
+              <w:spacing w:after="0" w:line="276"/>
+              <w:jc w:val="right"/>
+            </w:pPr>
+            <w:r>
+              <w:rPr>
+                <w:rFonts w:ascii="Times New Roman" w:cs="Times New Roman" w:eastAsia="Times New Roman" w:hAnsi="Times New Roman"/>
+                <w:b w:val="false"/>
+                <w:bCs w:val="false"/>
+                <w:sz w:val="24"/>
+                <w:szCs w:val="24"/>
+              </w:rPr>
+              <w:t xml:space="preserve">180,3</w:t>
+            </w:r>
+          </w:p>
+        </w:tc>
+        <w:tc>
+          <w:tcPr>
             <w:tcW w:type="dxa" w:w="1400"/>
             <w:tcMar>
               <w:top w:type="dxa" w:w="30"/>
@@ -1750,33 +2355,6 @@
           <w:p>
             <w:pPr>
               <w:spacing w:after="0" w:line="276"/>
-              <w:jc w:val="left"/>
-            </w:pPr>
-            <w:r>
-              <w:rPr>
-                <w:rFonts w:ascii="Times New Roman" w:cs="Times New Roman" w:eastAsia="Times New Roman" w:hAnsi="Times New Roman"/>
-                <w:b w:val="false"/>
-                <w:bCs w:val="false"/>
-                <w:sz w:val="24"/>
-                <w:szCs w:val="24"/>
-              </w:rPr>
-              <w:t xml:space="preserve">76 794</w:t>
-            </w:r>
-          </w:p>
-        </w:tc>
-        <w:tc>
-          <w:tcPr>
-            <w:tcW w:type="dxa" w:w="1400"/>
-            <w:tcMar>
-              <w:top w:type="dxa" w:w="30"/>
-              <w:left w:type="dxa" w:w="60"/>
-              <w:bottom w:type="dxa" w:w="30"/>
-              <w:right w:type="dxa" w:w="60"/>
-            </w:tcMar>
-          </w:tcPr>
-          <w:p>
-            <w:pPr>
-              <w:spacing w:after="0" w:line="276"/>
               <w:jc w:val="right"/>
             </w:pPr>
             <w:r>
@@ -1787,7 +2365,61 @@
                 <w:sz w:val="24"/>
                 <w:szCs w:val="24"/>
               </w:rPr>
-              <w:t xml:space="preserve">251 485</w:t>
+              <w:t xml:space="preserve">3,0008174</w:t>
+            </w:r>
+          </w:p>
+        </w:tc>
+        <w:tc>
+          <w:tcPr>
+            <w:tcW w:type="dxa" w:w="1600"/>
+            <w:tcMar>
+              <w:top w:type="dxa" w:w="30"/>
+              <w:left w:type="dxa" w:w="60"/>
+              <w:bottom w:type="dxa" w:w="30"/>
+              <w:right w:type="dxa" w:w="60"/>
+            </w:tcMar>
+          </w:tcPr>
+          <w:p>
+            <w:pPr>
+              <w:spacing w:after="0" w:line="276"/>
+              <w:jc w:val="right"/>
+            </w:pPr>
+            <w:r>
+              <w:rPr>
+                <w:rFonts w:ascii="Times New Roman" w:cs="Times New Roman" w:eastAsia="Times New Roman" w:hAnsi="Times New Roman"/>
+                <w:b w:val="false"/>
+                <w:bCs w:val="false"/>
+                <w:sz w:val="24"/>
+                <w:szCs w:val="24"/>
+              </w:rPr>
+              <w:t xml:space="preserve">1 253 079</w:t>
+            </w:r>
+          </w:p>
+        </w:tc>
+        <w:tc>
+          <w:tcPr>
+            <w:tcW w:type="dxa" w:w="800"/>
+            <w:tcMar>
+              <w:top w:type="dxa" w:w="30"/>
+              <w:left w:type="dxa" w:w="60"/>
+              <w:bottom w:type="dxa" w:w="30"/>
+              <w:right w:type="dxa" w:w="60"/>
+            </w:tcMar>
+          </w:tcPr>
+          <w:p>
+            <w:pPr>
+              <w:spacing w:after="0" w:line="276"/>
+              <w:jc w:val="right"/>
+            </w:pPr>
+            <w:r>
+              <w:rPr>
+                <w:rFonts w:ascii="Times New Roman" w:cs="Times New Roman" w:eastAsia="Times New Roman" w:hAnsi="Times New Roman"/>
+                <w:b w:val="false"/>
+                <w:bCs w:val="false"/>
+                <w:sz w:val="24"/>
+                <w:szCs w:val="24"/>
+              </w:rPr>
+              <w:t xml:space="preserve">0,292</w:t>
             </w:r>
           </w:p>
         </w:tc>
@@ -1814,13 +2446,13 @@
                 <w:sz w:val="24"/>
                 <w:szCs w:val="24"/>
               </w:rPr>
-              <w:t xml:space="preserve">180,3</w:t>
-            </w:r>
-          </w:p>
-        </w:tc>
-        <w:tc>
-          <w:tcPr>
-            <w:tcW w:type="dxa" w:w="2255"/>
+              <w:t xml:space="preserve">0,0</w:t>
+            </w:r>
+          </w:p>
+        </w:tc>
+        <w:tc>
+          <w:tcPr>
+            <w:tcW w:type="dxa" w:w="1305"/>
             <w:tcMar>
               <w:top w:type="dxa" w:w="30"/>
               <w:left w:type="dxa" w:w="60"/>
@@ -1841,61 +2473,7 @@
                 <w:sz w:val="24"/>
                 <w:szCs w:val="24"/>
               </w:rPr>
-              <w:t xml:space="preserve">3,0008165</w:t>
-            </w:r>
-          </w:p>
-        </w:tc>
-        <w:tc>
-          <w:tcPr>
-            <w:tcW w:type="dxa" w:w="1800"/>
-            <w:tcMar>
-              <w:top w:type="dxa" w:w="30"/>
-              <w:left w:type="dxa" w:w="60"/>
-              <w:bottom w:type="dxa" w:w="30"/>
-              <w:right w:type="dxa" w:w="60"/>
-            </w:tcMar>
-          </w:tcPr>
-          <w:p>
-            <w:pPr>
-              <w:spacing w:after="0" w:line="276"/>
-              <w:jc w:val="right"/>
-            </w:pPr>
-            <w:r>
-              <w:rPr>
-                <w:rFonts w:ascii="Times New Roman" w:cs="Times New Roman" w:eastAsia="Times New Roman" w:hAnsi="Times New Roman"/>
-                <w:b w:val="false"/>
-                <w:bCs w:val="false"/>
-                <w:sz w:val="24"/>
-                <w:szCs w:val="24"/>
-              </w:rPr>
-              <w:t xml:space="preserve">1 252 403</w:t>
-            </w:r>
-          </w:p>
-        </w:tc>
-        <w:tc>
-          <w:tcPr>
-            <w:tcW w:type="dxa" w:w="1200"/>
-            <w:tcMar>
-              <w:top w:type="dxa" w:w="30"/>
-              <w:left w:type="dxa" w:w="60"/>
-              <w:bottom w:type="dxa" w:w="30"/>
-              <w:right w:type="dxa" w:w="60"/>
-            </w:tcMar>
-          </w:tcPr>
-          <w:p>
-            <w:pPr>
-              <w:spacing w:after="0" w:line="276"/>
-              <w:jc w:val="right"/>
-            </w:pPr>
-            <w:r>
-              <w:rPr>
-                <w:rFonts w:ascii="Times New Roman" w:cs="Times New Roman" w:eastAsia="Times New Roman" w:hAnsi="Times New Roman"/>
-                <w:b w:val="false"/>
-                <w:bCs w:val="false"/>
-                <w:sz w:val="24"/>
-                <w:szCs w:val="24"/>
-              </w:rPr>
-              <w:t xml:space="preserve">0,293</w:t>
+              <w:t xml:space="preserve">0,0</w:t>
             </w:r>
           </w:p>
         </w:tc>
@@ -1906,6 +2484,87 @@
         </w:trPr>
         <w:tc>
           <w:tcPr>
+            <w:tcW w:type="dxa" w:w="1000"/>
+            <w:tcMar>
+              <w:top w:type="dxa" w:w="30"/>
+              <w:left w:type="dxa" w:w="60"/>
+              <w:bottom w:type="dxa" w:w="30"/>
+              <w:right w:type="dxa" w:w="60"/>
+            </w:tcMar>
+          </w:tcPr>
+          <w:p>
+            <w:pPr>
+              <w:spacing w:after="0" w:line="276"/>
+              <w:jc w:val="left"/>
+            </w:pPr>
+            <w:r>
+              <w:rPr>
+                <w:rFonts w:ascii="Times New Roman" w:cs="Times New Roman" w:eastAsia="Times New Roman" w:hAnsi="Times New Roman"/>
+                <w:b w:val="false"/>
+                <w:bCs w:val="false"/>
+                <w:sz w:val="24"/>
+                <w:szCs w:val="24"/>
+              </w:rPr>
+              <w:t xml:space="preserve">76 794</w:t>
+            </w:r>
+          </w:p>
+        </w:tc>
+        <w:tc>
+          <w:tcPr>
+            <w:tcW w:type="dxa" w:w="1150"/>
+            <w:tcMar>
+              <w:top w:type="dxa" w:w="30"/>
+              <w:left w:type="dxa" w:w="60"/>
+              <w:bottom w:type="dxa" w:w="30"/>
+              <w:right w:type="dxa" w:w="60"/>
+            </w:tcMar>
+          </w:tcPr>
+          <w:p>
+            <w:pPr>
+              <w:spacing w:after="0" w:line="276"/>
+              <w:jc w:val="right"/>
+            </w:pPr>
+            <w:r>
+              <w:rPr>
+                <w:rFonts w:ascii="Times New Roman" w:cs="Times New Roman" w:eastAsia="Times New Roman" w:hAnsi="Times New Roman"/>
+                <w:b w:val="false"/>
+                <w:bCs w:val="false"/>
+                <w:sz w:val="24"/>
+                <w:szCs w:val="24"/>
+              </w:rPr>
+              <w:t xml:space="preserve">251 485</w:t>
+            </w:r>
+          </w:p>
+        </w:tc>
+        <w:tc>
+          <w:tcPr>
+            <w:tcW w:type="dxa" w:w="800"/>
+            <w:tcMar>
+              <w:top w:type="dxa" w:w="30"/>
+              <w:left w:type="dxa" w:w="60"/>
+              <w:bottom w:type="dxa" w:w="30"/>
+              <w:right w:type="dxa" w:w="60"/>
+            </w:tcMar>
+          </w:tcPr>
+          <w:p>
+            <w:pPr>
+              <w:spacing w:after="0" w:line="276"/>
+              <w:jc w:val="right"/>
+            </w:pPr>
+            <w:r>
+              <w:rPr>
+                <w:rFonts w:ascii="Times New Roman" w:cs="Times New Roman" w:eastAsia="Times New Roman" w:hAnsi="Times New Roman"/>
+                <w:b w:val="false"/>
+                <w:bCs w:val="false"/>
+                <w:sz w:val="24"/>
+                <w:szCs w:val="24"/>
+              </w:rPr>
+              <w:t xml:space="preserve">180,3</w:t>
+            </w:r>
+          </w:p>
+        </w:tc>
+        <w:tc>
+          <w:tcPr>
             <w:tcW w:type="dxa" w:w="1400"/>
             <w:tcMar>
               <w:top w:type="dxa" w:w="30"/>
@@ -1917,33 +2576,6 @@
           <w:p>
             <w:pPr>
               <w:spacing w:after="0" w:line="276"/>
-              <w:jc w:val="left"/>
-            </w:pPr>
-            <w:r>
-              <w:rPr>
-                <w:rFonts w:ascii="Times New Roman" w:cs="Times New Roman" w:eastAsia="Times New Roman" w:hAnsi="Times New Roman"/>
-                <w:b w:val="false"/>
-                <w:bCs w:val="false"/>
-                <w:sz w:val="24"/>
-                <w:szCs w:val="24"/>
-              </w:rPr>
-              <w:t xml:space="preserve">91 255</w:t>
-            </w:r>
-          </w:p>
-        </w:tc>
-        <w:tc>
-          <w:tcPr>
-            <w:tcW w:type="dxa" w:w="1400"/>
-            <w:tcMar>
-              <w:top w:type="dxa" w:w="30"/>
-              <w:left w:type="dxa" w:w="60"/>
-              <w:bottom w:type="dxa" w:w="30"/>
-              <w:right w:type="dxa" w:w="60"/>
-            </w:tcMar>
-          </w:tcPr>
-          <w:p>
-            <w:pPr>
-              <w:spacing w:after="0" w:line="276"/>
               <w:jc w:val="right"/>
             </w:pPr>
             <w:r>
@@ -1954,7 +2586,61 @@
                 <w:sz w:val="24"/>
                 <w:szCs w:val="24"/>
               </w:rPr>
-              <w:t xml:space="preserve">253 295</w:t>
+              <w:t xml:space="preserve">3,0008165</w:t>
+            </w:r>
+          </w:p>
+        </w:tc>
+        <w:tc>
+          <w:tcPr>
+            <w:tcW w:type="dxa" w:w="1600"/>
+            <w:tcMar>
+              <w:top w:type="dxa" w:w="30"/>
+              <w:left w:type="dxa" w:w="60"/>
+              <w:bottom w:type="dxa" w:w="30"/>
+              <w:right w:type="dxa" w:w="60"/>
+            </w:tcMar>
+          </w:tcPr>
+          <w:p>
+            <w:pPr>
+              <w:spacing w:after="0" w:line="276"/>
+              <w:jc w:val="right"/>
+            </w:pPr>
+            <w:r>
+              <w:rPr>
+                <w:rFonts w:ascii="Times New Roman" w:cs="Times New Roman" w:eastAsia="Times New Roman" w:hAnsi="Times New Roman"/>
+                <w:b w:val="false"/>
+                <w:bCs w:val="false"/>
+                <w:sz w:val="24"/>
+                <w:szCs w:val="24"/>
+              </w:rPr>
+              <w:t xml:space="preserve">1 252 403</w:t>
+            </w:r>
+          </w:p>
+        </w:tc>
+        <w:tc>
+          <w:tcPr>
+            <w:tcW w:type="dxa" w:w="800"/>
+            <w:tcMar>
+              <w:top w:type="dxa" w:w="30"/>
+              <w:left w:type="dxa" w:w="60"/>
+              <w:bottom w:type="dxa" w:w="30"/>
+              <w:right w:type="dxa" w:w="60"/>
+            </w:tcMar>
+          </w:tcPr>
+          <w:p>
+            <w:pPr>
+              <w:spacing w:after="0" w:line="276"/>
+              <w:jc w:val="right"/>
+            </w:pPr>
+            <w:r>
+              <w:rPr>
+                <w:rFonts w:ascii="Times New Roman" w:cs="Times New Roman" w:eastAsia="Times New Roman" w:hAnsi="Times New Roman"/>
+                <w:b w:val="false"/>
+                <w:bCs w:val="false"/>
+                <w:sz w:val="24"/>
+                <w:szCs w:val="24"/>
+              </w:rPr>
+              <w:t xml:space="preserve">0,293</w:t>
             </w:r>
           </w:p>
         </w:tc>
@@ -1981,13 +2667,13 @@
                 <w:sz w:val="24"/>
                 <w:szCs w:val="24"/>
               </w:rPr>
-              <w:t xml:space="preserve">180,3</w:t>
-            </w:r>
-          </w:p>
-        </w:tc>
-        <w:tc>
-          <w:tcPr>
-            <w:tcW w:type="dxa" w:w="2255"/>
+              <w:t xml:space="preserve">0,0</w:t>
+            </w:r>
+          </w:p>
+        </w:tc>
+        <w:tc>
+          <w:tcPr>
+            <w:tcW w:type="dxa" w:w="1305"/>
             <w:tcMar>
               <w:top w:type="dxa" w:w="30"/>
               <w:left w:type="dxa" w:w="60"/>
@@ -2008,61 +2694,7 @@
                 <w:sz w:val="24"/>
                 <w:szCs w:val="24"/>
               </w:rPr>
-              <w:t xml:space="preserve">3,0008155</w:t>
-            </w:r>
-          </w:p>
-        </w:tc>
-        <w:tc>
-          <w:tcPr>
-            <w:tcW w:type="dxa" w:w="1800"/>
-            <w:tcMar>
-              <w:top w:type="dxa" w:w="30"/>
-              <w:left w:type="dxa" w:w="60"/>
-              <w:bottom w:type="dxa" w:w="30"/>
-              <w:right w:type="dxa" w:w="60"/>
-            </w:tcMar>
-          </w:tcPr>
-          <w:p>
-            <w:pPr>
-              <w:spacing w:after="0" w:line="276"/>
-              <w:jc w:val="right"/>
-            </w:pPr>
-            <w:r>
-              <w:rPr>
-                <w:rFonts w:ascii="Times New Roman" w:cs="Times New Roman" w:eastAsia="Times New Roman" w:hAnsi="Times New Roman"/>
-                <w:b w:val="false"/>
-                <w:bCs w:val="false"/>
-                <w:sz w:val="24"/>
-                <w:szCs w:val="24"/>
-              </w:rPr>
-              <w:t xml:space="preserve">1 251 568</w:t>
-            </w:r>
-          </w:p>
-        </w:tc>
-        <w:tc>
-          <w:tcPr>
-            <w:tcW w:type="dxa" w:w="1200"/>
-            <w:tcMar>
-              <w:top w:type="dxa" w:w="30"/>
-              <w:left w:type="dxa" w:w="60"/>
-              <w:bottom w:type="dxa" w:w="30"/>
-              <w:right w:type="dxa" w:w="60"/>
-            </w:tcMar>
-          </w:tcPr>
-          <w:p>
-            <w:pPr>
-              <w:spacing w:after="0" w:line="276"/>
-              <w:jc w:val="right"/>
-            </w:pPr>
-            <w:r>
-              <w:rPr>
-                <w:rFonts w:ascii="Times New Roman" w:cs="Times New Roman" w:eastAsia="Times New Roman" w:hAnsi="Times New Roman"/>
-                <w:b w:val="false"/>
-                <w:bCs w:val="false"/>
-                <w:sz w:val="24"/>
-                <w:szCs w:val="24"/>
-              </w:rPr>
-              <w:t xml:space="preserve">0,295</w:t>
+              <w:t xml:space="preserve">0,0</w:t>
             </w:r>
           </w:p>
         </w:tc>
@@ -2073,6 +2705,87 @@
         </w:trPr>
         <w:tc>
           <w:tcPr>
+            <w:tcW w:type="dxa" w:w="1000"/>
+            <w:tcMar>
+              <w:top w:type="dxa" w:w="30"/>
+              <w:left w:type="dxa" w:w="60"/>
+              <w:bottom w:type="dxa" w:w="30"/>
+              <w:right w:type="dxa" w:w="60"/>
+            </w:tcMar>
+          </w:tcPr>
+          <w:p>
+            <w:pPr>
+              <w:spacing w:after="0" w:line="276"/>
+              <w:jc w:val="left"/>
+            </w:pPr>
+            <w:r>
+              <w:rPr>
+                <w:rFonts w:ascii="Times New Roman" w:cs="Times New Roman" w:eastAsia="Times New Roman" w:hAnsi="Times New Roman"/>
+                <w:b w:val="false"/>
+                <w:bCs w:val="false"/>
+                <w:sz w:val="24"/>
+                <w:szCs w:val="24"/>
+              </w:rPr>
+              <w:t xml:space="preserve">91 255</w:t>
+            </w:r>
+          </w:p>
+        </w:tc>
+        <w:tc>
+          <w:tcPr>
+            <w:tcW w:type="dxa" w:w="1150"/>
+            <w:tcMar>
+              <w:top w:type="dxa" w:w="30"/>
+              <w:left w:type="dxa" w:w="60"/>
+              <w:bottom w:type="dxa" w:w="30"/>
+              <w:right w:type="dxa" w:w="60"/>
+            </w:tcMar>
+          </w:tcPr>
+          <w:p>
+            <w:pPr>
+              <w:spacing w:after="0" w:line="276"/>
+              <w:jc w:val="right"/>
+            </w:pPr>
+            <w:r>
+              <w:rPr>
+                <w:rFonts w:ascii="Times New Roman" w:cs="Times New Roman" w:eastAsia="Times New Roman" w:hAnsi="Times New Roman"/>
+                <w:b w:val="false"/>
+                <w:bCs w:val="false"/>
+                <w:sz w:val="24"/>
+                <w:szCs w:val="24"/>
+              </w:rPr>
+              <w:t xml:space="preserve">253 295</w:t>
+            </w:r>
+          </w:p>
+        </w:tc>
+        <w:tc>
+          <w:tcPr>
+            <w:tcW w:type="dxa" w:w="800"/>
+            <w:tcMar>
+              <w:top w:type="dxa" w:w="30"/>
+              <w:left w:type="dxa" w:w="60"/>
+              <w:bottom w:type="dxa" w:w="30"/>
+              <w:right w:type="dxa" w:w="60"/>
+            </w:tcMar>
+          </w:tcPr>
+          <w:p>
+            <w:pPr>
+              <w:spacing w:after="0" w:line="276"/>
+              <w:jc w:val="right"/>
+            </w:pPr>
+            <w:r>
+              <w:rPr>
+                <w:rFonts w:ascii="Times New Roman" w:cs="Times New Roman" w:eastAsia="Times New Roman" w:hAnsi="Times New Roman"/>
+                <w:b w:val="false"/>
+                <w:bCs w:val="false"/>
+                <w:sz w:val="24"/>
+                <w:szCs w:val="24"/>
+              </w:rPr>
+              <w:t xml:space="preserve">180,3</w:t>
+            </w:r>
+          </w:p>
+        </w:tc>
+        <w:tc>
+          <w:tcPr>
             <w:tcW w:type="dxa" w:w="1400"/>
             <w:tcMar>
               <w:top w:type="dxa" w:w="30"/>
@@ -2084,33 +2797,6 @@
           <w:p>
             <w:pPr>
               <w:spacing w:after="0" w:line="276"/>
-              <w:jc w:val="left"/>
-            </w:pPr>
-            <w:r>
-              <w:rPr>
-                <w:rFonts w:ascii="Times New Roman" w:cs="Times New Roman" w:eastAsia="Times New Roman" w:hAnsi="Times New Roman"/>
-                <w:b w:val="false"/>
-                <w:bCs w:val="false"/>
-                <w:sz w:val="24"/>
-                <w:szCs w:val="24"/>
-              </w:rPr>
-              <w:t xml:space="preserve">105 716</w:t>
-            </w:r>
-          </w:p>
-        </w:tc>
-        <w:tc>
-          <w:tcPr>
-            <w:tcW w:type="dxa" w:w="1400"/>
-            <w:tcMar>
-              <w:top w:type="dxa" w:w="30"/>
-              <w:left w:type="dxa" w:w="60"/>
-              <w:bottom w:type="dxa" w:w="30"/>
-              <w:right w:type="dxa" w:w="60"/>
-            </w:tcMar>
-          </w:tcPr>
-          <w:p>
-            <w:pPr>
-              <w:spacing w:after="0" w:line="276"/>
               <w:jc w:val="right"/>
             </w:pPr>
             <w:r>
@@ -2121,7 +2807,61 @@
                 <w:sz w:val="24"/>
                 <w:szCs w:val="24"/>
               </w:rPr>
-              <w:t xml:space="preserve">255 420</w:t>
+              <w:t xml:space="preserve">3,0008155</w:t>
+            </w:r>
+          </w:p>
+        </w:tc>
+        <w:tc>
+          <w:tcPr>
+            <w:tcW w:type="dxa" w:w="1600"/>
+            <w:tcMar>
+              <w:top w:type="dxa" w:w="30"/>
+              <w:left w:type="dxa" w:w="60"/>
+              <w:bottom w:type="dxa" w:w="30"/>
+              <w:right w:type="dxa" w:w="60"/>
+            </w:tcMar>
+          </w:tcPr>
+          <w:p>
+            <w:pPr>
+              <w:spacing w:after="0" w:line="276"/>
+              <w:jc w:val="right"/>
+            </w:pPr>
+            <w:r>
+              <w:rPr>
+                <w:rFonts w:ascii="Times New Roman" w:cs="Times New Roman" w:eastAsia="Times New Roman" w:hAnsi="Times New Roman"/>
+                <w:b w:val="false"/>
+                <w:bCs w:val="false"/>
+                <w:sz w:val="24"/>
+                <w:szCs w:val="24"/>
+              </w:rPr>
+              <w:t xml:space="preserve">1 251 568</w:t>
+            </w:r>
+          </w:p>
+        </w:tc>
+        <w:tc>
+          <w:tcPr>
+            <w:tcW w:type="dxa" w:w="800"/>
+            <w:tcMar>
+              <w:top w:type="dxa" w:w="30"/>
+              <w:left w:type="dxa" w:w="60"/>
+              <w:bottom w:type="dxa" w:w="30"/>
+              <w:right w:type="dxa" w:w="60"/>
+            </w:tcMar>
+          </w:tcPr>
+          <w:p>
+            <w:pPr>
+              <w:spacing w:after="0" w:line="276"/>
+              <w:jc w:val="right"/>
+            </w:pPr>
+            <w:r>
+              <w:rPr>
+                <w:rFonts w:ascii="Times New Roman" w:cs="Times New Roman" w:eastAsia="Times New Roman" w:hAnsi="Times New Roman"/>
+                <w:b w:val="false"/>
+                <w:bCs w:val="false"/>
+                <w:sz w:val="24"/>
+                <w:szCs w:val="24"/>
+              </w:rPr>
+              <w:t xml:space="preserve">0,295</w:t>
             </w:r>
           </w:p>
         </w:tc>
@@ -2148,13 +2888,13 @@
                 <w:sz w:val="24"/>
                 <w:szCs w:val="24"/>
               </w:rPr>
-              <w:t xml:space="preserve">180,3</w:t>
-            </w:r>
-          </w:p>
-        </w:tc>
-        <w:tc>
-          <w:tcPr>
-            <w:tcW w:type="dxa" w:w="2255"/>
+              <w:t xml:space="preserve">0,0</w:t>
+            </w:r>
+          </w:p>
+        </w:tc>
+        <w:tc>
+          <w:tcPr>
+            <w:tcW w:type="dxa" w:w="1305"/>
             <w:tcMar>
               <w:top w:type="dxa" w:w="30"/>
               <w:left w:type="dxa" w:w="60"/>
@@ -2175,61 +2915,7 @@
                 <w:sz w:val="24"/>
                 <w:szCs w:val="24"/>
               </w:rPr>
-              <w:t xml:space="preserve">3,0008143</w:t>
-            </w:r>
-          </w:p>
-        </w:tc>
-        <w:tc>
-          <w:tcPr>
-            <w:tcW w:type="dxa" w:w="1800"/>
-            <w:tcMar>
-              <w:top w:type="dxa" w:w="30"/>
-              <w:left w:type="dxa" w:w="60"/>
-              <w:bottom w:type="dxa" w:w="30"/>
-              <w:right w:type="dxa" w:w="60"/>
-            </w:tcMar>
-          </w:tcPr>
-          <w:p>
-            <w:pPr>
-              <w:spacing w:after="0" w:line="276"/>
-              <w:jc w:val="right"/>
-            </w:pPr>
-            <w:r>
-              <w:rPr>
-                <w:rFonts w:ascii="Times New Roman" w:cs="Times New Roman" w:eastAsia="Times New Roman" w:hAnsi="Times New Roman"/>
-                <w:b w:val="false"/>
-                <w:bCs w:val="false"/>
-                <w:sz w:val="24"/>
-                <w:szCs w:val="24"/>
-              </w:rPr>
-              <w:t xml:space="preserve">1 250 588</w:t>
-            </w:r>
-          </w:p>
-        </w:tc>
-        <w:tc>
-          <w:tcPr>
-            <w:tcW w:type="dxa" w:w="1200"/>
-            <w:tcMar>
-              <w:top w:type="dxa" w:w="30"/>
-              <w:left w:type="dxa" w:w="60"/>
-              <w:bottom w:type="dxa" w:w="30"/>
-              <w:right w:type="dxa" w:w="60"/>
-            </w:tcMar>
-          </w:tcPr>
-          <w:p>
-            <w:pPr>
-              <w:spacing w:after="0" w:line="276"/>
-              <w:jc w:val="right"/>
-            </w:pPr>
-            <w:r>
-              <w:rPr>
-                <w:rFonts w:ascii="Times New Roman" w:cs="Times New Roman" w:eastAsia="Times New Roman" w:hAnsi="Times New Roman"/>
-                <w:b w:val="false"/>
-                <w:bCs w:val="false"/>
-                <w:sz w:val="24"/>
-                <w:szCs w:val="24"/>
-              </w:rPr>
-              <w:t xml:space="preserve">0,296</w:t>
+              <w:t xml:space="preserve">0,0</w:t>
             </w:r>
           </w:p>
         </w:tc>
@@ -2240,6 +2926,87 @@
         </w:trPr>
         <w:tc>
           <w:tcPr>
+            <w:tcW w:type="dxa" w:w="1000"/>
+            <w:tcMar>
+              <w:top w:type="dxa" w:w="30"/>
+              <w:left w:type="dxa" w:w="60"/>
+              <w:bottom w:type="dxa" w:w="30"/>
+              <w:right w:type="dxa" w:w="60"/>
+            </w:tcMar>
+          </w:tcPr>
+          <w:p>
+            <w:pPr>
+              <w:spacing w:after="0" w:line="276"/>
+              <w:jc w:val="left"/>
+            </w:pPr>
+            <w:r>
+              <w:rPr>
+                <w:rFonts w:ascii="Times New Roman" w:cs="Times New Roman" w:eastAsia="Times New Roman" w:hAnsi="Times New Roman"/>
+                <w:b w:val="false"/>
+                <w:bCs w:val="false"/>
+                <w:sz w:val="24"/>
+                <w:szCs w:val="24"/>
+              </w:rPr>
+              <w:t xml:space="preserve">105 716</w:t>
+            </w:r>
+          </w:p>
+        </w:tc>
+        <w:tc>
+          <w:tcPr>
+            <w:tcW w:type="dxa" w:w="1150"/>
+            <w:tcMar>
+              <w:top w:type="dxa" w:w="30"/>
+              <w:left w:type="dxa" w:w="60"/>
+              <w:bottom w:type="dxa" w:w="30"/>
+              <w:right w:type="dxa" w:w="60"/>
+            </w:tcMar>
+          </w:tcPr>
+          <w:p>
+            <w:pPr>
+              <w:spacing w:after="0" w:line="276"/>
+              <w:jc w:val="right"/>
+            </w:pPr>
+            <w:r>
+              <w:rPr>
+                <w:rFonts w:ascii="Times New Roman" w:cs="Times New Roman" w:eastAsia="Times New Roman" w:hAnsi="Times New Roman"/>
+                <w:b w:val="false"/>
+                <w:bCs w:val="false"/>
+                <w:sz w:val="24"/>
+                <w:szCs w:val="24"/>
+              </w:rPr>
+              <w:t xml:space="preserve">255 420</w:t>
+            </w:r>
+          </w:p>
+        </w:tc>
+        <w:tc>
+          <w:tcPr>
+            <w:tcW w:type="dxa" w:w="800"/>
+            <w:tcMar>
+              <w:top w:type="dxa" w:w="30"/>
+              <w:left w:type="dxa" w:w="60"/>
+              <w:bottom w:type="dxa" w:w="30"/>
+              <w:right w:type="dxa" w:w="60"/>
+            </w:tcMar>
+          </w:tcPr>
+          <w:p>
+            <w:pPr>
+              <w:spacing w:after="0" w:line="276"/>
+              <w:jc w:val="right"/>
+            </w:pPr>
+            <w:r>
+              <w:rPr>
+                <w:rFonts w:ascii="Times New Roman" w:cs="Times New Roman" w:eastAsia="Times New Roman" w:hAnsi="Times New Roman"/>
+                <w:b w:val="false"/>
+                <w:bCs w:val="false"/>
+                <w:sz w:val="24"/>
+                <w:szCs w:val="24"/>
+              </w:rPr>
+              <w:t xml:space="preserve">180,3</w:t>
+            </w:r>
+          </w:p>
+        </w:tc>
+        <w:tc>
+          <w:tcPr>
             <w:tcW w:type="dxa" w:w="1400"/>
             <w:tcMar>
               <w:top w:type="dxa" w:w="30"/>
@@ -2251,33 +3018,6 @@
           <w:p>
             <w:pPr>
               <w:spacing w:after="0" w:line="276"/>
-              <w:jc w:val="left"/>
-            </w:pPr>
-            <w:r>
-              <w:rPr>
-                <w:rFonts w:ascii="Times New Roman" w:cs="Times New Roman" w:eastAsia="Times New Roman" w:hAnsi="Times New Roman"/>
-                <w:b w:val="false"/>
-                <w:bCs w:val="false"/>
-                <w:sz w:val="24"/>
-                <w:szCs w:val="24"/>
-              </w:rPr>
-              <w:t xml:space="preserve">120 177</w:t>
-            </w:r>
-          </w:p>
-        </w:tc>
-        <w:tc>
-          <w:tcPr>
-            <w:tcW w:type="dxa" w:w="1400"/>
-            <w:tcMar>
-              <w:top w:type="dxa" w:w="30"/>
-              <w:left w:type="dxa" w:w="60"/>
-              <w:bottom w:type="dxa" w:w="30"/>
-              <w:right w:type="dxa" w:w="60"/>
-            </w:tcMar>
-          </w:tcPr>
-          <w:p>
-            <w:pPr>
-              <w:spacing w:after="0" w:line="276"/>
               <w:jc w:val="right"/>
             </w:pPr>
             <w:r>
@@ -2288,7 +3028,61 @@
                 <w:sz w:val="24"/>
                 <w:szCs w:val="24"/>
               </w:rPr>
-              <w:t xml:space="preserve">257 860</w:t>
+              <w:t xml:space="preserve">3,0008143</w:t>
+            </w:r>
+          </w:p>
+        </w:tc>
+        <w:tc>
+          <w:tcPr>
+            <w:tcW w:type="dxa" w:w="1600"/>
+            <w:tcMar>
+              <w:top w:type="dxa" w:w="30"/>
+              <w:left w:type="dxa" w:w="60"/>
+              <w:bottom w:type="dxa" w:w="30"/>
+              <w:right w:type="dxa" w:w="60"/>
+            </w:tcMar>
+          </w:tcPr>
+          <w:p>
+            <w:pPr>
+              <w:spacing w:after="0" w:line="276"/>
+              <w:jc w:val="right"/>
+            </w:pPr>
+            <w:r>
+              <w:rPr>
+                <w:rFonts w:ascii="Times New Roman" w:cs="Times New Roman" w:eastAsia="Times New Roman" w:hAnsi="Times New Roman"/>
+                <w:b w:val="false"/>
+                <w:bCs w:val="false"/>
+                <w:sz w:val="24"/>
+                <w:szCs w:val="24"/>
+              </w:rPr>
+              <w:t xml:space="preserve">1 250 588</w:t>
+            </w:r>
+          </w:p>
+        </w:tc>
+        <w:tc>
+          <w:tcPr>
+            <w:tcW w:type="dxa" w:w="800"/>
+            <w:tcMar>
+              <w:top w:type="dxa" w:w="30"/>
+              <w:left w:type="dxa" w:w="60"/>
+              <w:bottom w:type="dxa" w:w="30"/>
+              <w:right w:type="dxa" w:w="60"/>
+            </w:tcMar>
+          </w:tcPr>
+          <w:p>
+            <w:pPr>
+              <w:spacing w:after="0" w:line="276"/>
+              <w:jc w:val="right"/>
+            </w:pPr>
+            <w:r>
+              <w:rPr>
+                <w:rFonts w:ascii="Times New Roman" w:cs="Times New Roman" w:eastAsia="Times New Roman" w:hAnsi="Times New Roman"/>
+                <w:b w:val="false"/>
+                <w:bCs w:val="false"/>
+                <w:sz w:val="24"/>
+                <w:szCs w:val="24"/>
+              </w:rPr>
+              <w:t xml:space="preserve">0,296</w:t>
             </w:r>
           </w:p>
         </w:tc>
@@ -2315,13 +3109,13 @@
                 <w:sz w:val="24"/>
                 <w:szCs w:val="24"/>
               </w:rPr>
-              <w:t xml:space="preserve">180,3</w:t>
-            </w:r>
-          </w:p>
-        </w:tc>
-        <w:tc>
-          <w:tcPr>
-            <w:tcW w:type="dxa" w:w="2255"/>
+              <w:t xml:space="preserve">0,0</w:t>
+            </w:r>
+          </w:p>
+        </w:tc>
+        <w:tc>
+          <w:tcPr>
+            <w:tcW w:type="dxa" w:w="1305"/>
             <w:tcMar>
               <w:top w:type="dxa" w:w="30"/>
               <w:left w:type="dxa" w:w="60"/>
@@ -2342,61 +3136,7 @@
                 <w:sz w:val="24"/>
                 <w:szCs w:val="24"/>
               </w:rPr>
-              <w:t xml:space="preserve">3,0008129</w:t>
-            </w:r>
-          </w:p>
-        </w:tc>
-        <w:tc>
-          <w:tcPr>
-            <w:tcW w:type="dxa" w:w="1800"/>
-            <w:tcMar>
-              <w:top w:type="dxa" w:w="30"/>
-              <w:left w:type="dxa" w:w="60"/>
-              <w:bottom w:type="dxa" w:w="30"/>
-              <w:right w:type="dxa" w:w="60"/>
-            </w:tcMar>
-          </w:tcPr>
-          <w:p>
-            <w:pPr>
-              <w:spacing w:after="0" w:line="276"/>
-              <w:jc w:val="right"/>
-            </w:pPr>
-            <w:r>
-              <w:rPr>
-                <w:rFonts w:ascii="Times New Roman" w:cs="Times New Roman" w:eastAsia="Times New Roman" w:hAnsi="Times New Roman"/>
-                <w:b w:val="false"/>
-                <w:bCs w:val="false"/>
-                <w:sz w:val="24"/>
-                <w:szCs w:val="24"/>
-              </w:rPr>
-              <w:t xml:space="preserve">1 249 465</w:t>
-            </w:r>
-          </w:p>
-        </w:tc>
-        <w:tc>
-          <w:tcPr>
-            <w:tcW w:type="dxa" w:w="1200"/>
-            <w:tcMar>
-              <w:top w:type="dxa" w:w="30"/>
-              <w:left w:type="dxa" w:w="60"/>
-              <w:bottom w:type="dxa" w:w="30"/>
-              <w:right w:type="dxa" w:w="60"/>
-            </w:tcMar>
-          </w:tcPr>
-          <w:p>
-            <w:pPr>
-              <w:spacing w:after="0" w:line="276"/>
-              <w:jc w:val="right"/>
-            </w:pPr>
-            <w:r>
-              <w:rPr>
-                <w:rFonts w:ascii="Times New Roman" w:cs="Times New Roman" w:eastAsia="Times New Roman" w:hAnsi="Times New Roman"/>
-                <w:b w:val="false"/>
-                <w:bCs w:val="false"/>
-                <w:sz w:val="24"/>
-                <w:szCs w:val="24"/>
-              </w:rPr>
-              <w:t xml:space="preserve">0,298</w:t>
+              <w:t xml:space="preserve">0,0</w:t>
             </w:r>
           </w:p>
         </w:tc>
@@ -2407,6 +3147,87 @@
         </w:trPr>
         <w:tc>
           <w:tcPr>
+            <w:tcW w:type="dxa" w:w="1000"/>
+            <w:tcMar>
+              <w:top w:type="dxa" w:w="30"/>
+              <w:left w:type="dxa" w:w="60"/>
+              <w:bottom w:type="dxa" w:w="30"/>
+              <w:right w:type="dxa" w:w="60"/>
+            </w:tcMar>
+          </w:tcPr>
+          <w:p>
+            <w:pPr>
+              <w:spacing w:after="0" w:line="276"/>
+              <w:jc w:val="left"/>
+            </w:pPr>
+            <w:r>
+              <w:rPr>
+                <w:rFonts w:ascii="Times New Roman" w:cs="Times New Roman" w:eastAsia="Times New Roman" w:hAnsi="Times New Roman"/>
+                <w:b w:val="false"/>
+                <w:bCs w:val="false"/>
+                <w:sz w:val="24"/>
+                <w:szCs w:val="24"/>
+              </w:rPr>
+              <w:t xml:space="preserve">120 177</w:t>
+            </w:r>
+          </w:p>
+        </w:tc>
+        <w:tc>
+          <w:tcPr>
+            <w:tcW w:type="dxa" w:w="1150"/>
+            <w:tcMar>
+              <w:top w:type="dxa" w:w="30"/>
+              <w:left w:type="dxa" w:w="60"/>
+              <w:bottom w:type="dxa" w:w="30"/>
+              <w:right w:type="dxa" w:w="60"/>
+            </w:tcMar>
+          </w:tcPr>
+          <w:p>
+            <w:pPr>
+              <w:spacing w:after="0" w:line="276"/>
+              <w:jc w:val="right"/>
+            </w:pPr>
+            <w:r>
+              <w:rPr>
+                <w:rFonts w:ascii="Times New Roman" w:cs="Times New Roman" w:eastAsia="Times New Roman" w:hAnsi="Times New Roman"/>
+                <w:b w:val="false"/>
+                <w:bCs w:val="false"/>
+                <w:sz w:val="24"/>
+                <w:szCs w:val="24"/>
+              </w:rPr>
+              <w:t xml:space="preserve">257 860</w:t>
+            </w:r>
+          </w:p>
+        </w:tc>
+        <w:tc>
+          <w:tcPr>
+            <w:tcW w:type="dxa" w:w="800"/>
+            <w:tcMar>
+              <w:top w:type="dxa" w:w="30"/>
+              <w:left w:type="dxa" w:w="60"/>
+              <w:bottom w:type="dxa" w:w="30"/>
+              <w:right w:type="dxa" w:w="60"/>
+            </w:tcMar>
+          </w:tcPr>
+          <w:p>
+            <w:pPr>
+              <w:spacing w:after="0" w:line="276"/>
+              <w:jc w:val="right"/>
+            </w:pPr>
+            <w:r>
+              <w:rPr>
+                <w:rFonts w:ascii="Times New Roman" w:cs="Times New Roman" w:eastAsia="Times New Roman" w:hAnsi="Times New Roman"/>
+                <w:b w:val="false"/>
+                <w:bCs w:val="false"/>
+                <w:sz w:val="24"/>
+                <w:szCs w:val="24"/>
+              </w:rPr>
+              <w:t xml:space="preserve">180,3</w:t>
+            </w:r>
+          </w:p>
+        </w:tc>
+        <w:tc>
+          <w:tcPr>
             <w:tcW w:type="dxa" w:w="1400"/>
             <w:tcMar>
               <w:top w:type="dxa" w:w="30"/>
@@ -2418,6 +3239,146 @@
           <w:p>
             <w:pPr>
               <w:spacing w:after="0" w:line="276"/>
+              <w:jc w:val="right"/>
+            </w:pPr>
+            <w:r>
+              <w:rPr>
+                <w:rFonts w:ascii="Times New Roman" w:cs="Times New Roman" w:eastAsia="Times New Roman" w:hAnsi="Times New Roman"/>
+                <w:b w:val="false"/>
+                <w:bCs w:val="false"/>
+                <w:sz w:val="24"/>
+                <w:szCs w:val="24"/>
+              </w:rPr>
+              <w:t xml:space="preserve">3,0008129</w:t>
+            </w:r>
+          </w:p>
+        </w:tc>
+        <w:tc>
+          <w:tcPr>
+            <w:tcW w:type="dxa" w:w="1600"/>
+            <w:tcMar>
+              <w:top w:type="dxa" w:w="30"/>
+              <w:left w:type="dxa" w:w="60"/>
+              <w:bottom w:type="dxa" w:w="30"/>
+              <w:right w:type="dxa" w:w="60"/>
+            </w:tcMar>
+          </w:tcPr>
+          <w:p>
+            <w:pPr>
+              <w:spacing w:after="0" w:line="276"/>
+              <w:jc w:val="right"/>
+            </w:pPr>
+            <w:r>
+              <w:rPr>
+                <w:rFonts w:ascii="Times New Roman" w:cs="Times New Roman" w:eastAsia="Times New Roman" w:hAnsi="Times New Roman"/>
+                <w:b w:val="false"/>
+                <w:bCs w:val="false"/>
+                <w:sz w:val="24"/>
+                <w:szCs w:val="24"/>
+              </w:rPr>
+              <w:t xml:space="preserve">1 249 465</w:t>
+            </w:r>
+          </w:p>
+        </w:tc>
+        <w:tc>
+          <w:tcPr>
+            <w:tcW w:type="dxa" w:w="800"/>
+            <w:tcMar>
+              <w:top w:type="dxa" w:w="30"/>
+              <w:left w:type="dxa" w:w="60"/>
+              <w:bottom w:type="dxa" w:w="30"/>
+              <w:right w:type="dxa" w:w="60"/>
+            </w:tcMar>
+          </w:tcPr>
+          <w:p>
+            <w:pPr>
+              <w:spacing w:after="0" w:line="276"/>
+              <w:jc w:val="right"/>
+            </w:pPr>
+            <w:r>
+              <w:rPr>
+                <w:rFonts w:ascii="Times New Roman" w:cs="Times New Roman" w:eastAsia="Times New Roman" w:hAnsi="Times New Roman"/>
+                <w:b w:val="false"/>
+                <w:bCs w:val="false"/>
+                <w:sz w:val="24"/>
+                <w:szCs w:val="24"/>
+              </w:rPr>
+              <w:t xml:space="preserve">0,298</w:t>
+            </w:r>
+          </w:p>
+        </w:tc>
+        <w:tc>
+          <w:tcPr>
+            <w:tcW w:type="dxa" w:w="1300"/>
+            <w:tcMar>
+              <w:top w:type="dxa" w:w="30"/>
+              <w:left w:type="dxa" w:w="60"/>
+              <w:bottom w:type="dxa" w:w="30"/>
+              <w:right w:type="dxa" w:w="60"/>
+            </w:tcMar>
+          </w:tcPr>
+          <w:p>
+            <w:pPr>
+              <w:spacing w:after="0" w:line="276"/>
+              <w:jc w:val="right"/>
+            </w:pPr>
+            <w:r>
+              <w:rPr>
+                <w:rFonts w:ascii="Times New Roman" w:cs="Times New Roman" w:eastAsia="Times New Roman" w:hAnsi="Times New Roman"/>
+                <w:b w:val="false"/>
+                <w:bCs w:val="false"/>
+                <w:sz w:val="24"/>
+                <w:szCs w:val="24"/>
+              </w:rPr>
+              <w:t xml:space="preserve">0,0</w:t>
+            </w:r>
+          </w:p>
+        </w:tc>
+        <w:tc>
+          <w:tcPr>
+            <w:tcW w:type="dxa" w:w="1305"/>
+            <w:tcMar>
+              <w:top w:type="dxa" w:w="30"/>
+              <w:left w:type="dxa" w:w="60"/>
+              <w:bottom w:type="dxa" w:w="30"/>
+              <w:right w:type="dxa" w:w="60"/>
+            </w:tcMar>
+          </w:tcPr>
+          <w:p>
+            <w:pPr>
+              <w:spacing w:after="0" w:line="276"/>
+              <w:jc w:val="right"/>
+            </w:pPr>
+            <w:r>
+              <w:rPr>
+                <w:rFonts w:ascii="Times New Roman" w:cs="Times New Roman" w:eastAsia="Times New Roman" w:hAnsi="Times New Roman"/>
+                <w:b w:val="false"/>
+                <w:bCs w:val="false"/>
+                <w:sz w:val="24"/>
+                <w:szCs w:val="24"/>
+              </w:rPr>
+              <w:t xml:space="preserve">0,0</w:t>
+            </w:r>
+          </w:p>
+        </w:tc>
+      </w:tr>
+      <w:tr>
+        <w:trPr>
+          <w:tblHeader w:val="off"/>
+        </w:trPr>
+        <w:tc>
+          <w:tcPr>
+            <w:tcW w:type="dxa" w:w="1000"/>
+            <w:tcMar>
+              <w:top w:type="dxa" w:w="30"/>
+              <w:left w:type="dxa" w:w="60"/>
+              <w:bottom w:type="dxa" w:w="30"/>
+              <w:right w:type="dxa" w:w="60"/>
+            </w:tcMar>
+          </w:tcPr>
+          <w:p>
+            <w:pPr>
+              <w:spacing w:after="0" w:line="276"/>
               <w:jc w:val="left"/>
             </w:pPr>
             <w:r>
@@ -2434,6 +3395,60 @@
         </w:tc>
         <w:tc>
           <w:tcPr>
+            <w:tcW w:type="dxa" w:w="1150"/>
+            <w:tcMar>
+              <w:top w:type="dxa" w:w="30"/>
+              <w:left w:type="dxa" w:w="60"/>
+              <w:bottom w:type="dxa" w:w="30"/>
+              <w:right w:type="dxa" w:w="60"/>
+            </w:tcMar>
+          </w:tcPr>
+          <w:p>
+            <w:pPr>
+              <w:spacing w:after="0" w:line="276"/>
+              <w:jc w:val="right"/>
+            </w:pPr>
+            <w:r>
+              <w:rPr>
+                <w:rFonts w:ascii="Times New Roman" w:cs="Times New Roman" w:eastAsia="Times New Roman" w:hAnsi="Times New Roman"/>
+                <w:b w:val="false"/>
+                <w:bCs w:val="false"/>
+                <w:sz w:val="24"/>
+                <w:szCs w:val="24"/>
+              </w:rPr>
+              <w:t xml:space="preserve">260 618</w:t>
+            </w:r>
+          </w:p>
+        </w:tc>
+        <w:tc>
+          <w:tcPr>
+            <w:tcW w:type="dxa" w:w="800"/>
+            <w:tcMar>
+              <w:top w:type="dxa" w:w="30"/>
+              <w:left w:type="dxa" w:w="60"/>
+              <w:bottom w:type="dxa" w:w="30"/>
+              <w:right w:type="dxa" w:w="60"/>
+            </w:tcMar>
+          </w:tcPr>
+          <w:p>
+            <w:pPr>
+              <w:spacing w:after="0" w:line="276"/>
+              <w:jc w:val="right"/>
+            </w:pPr>
+            <w:r>
+              <w:rPr>
+                <w:rFonts w:ascii="Times New Roman" w:cs="Times New Roman" w:eastAsia="Times New Roman" w:hAnsi="Times New Roman"/>
+                <w:b w:val="false"/>
+                <w:bCs w:val="false"/>
+                <w:sz w:val="24"/>
+                <w:szCs w:val="24"/>
+              </w:rPr>
+              <w:t xml:space="preserve">180,3</w:t>
+            </w:r>
+          </w:p>
+        </w:tc>
+        <w:tc>
+          <w:tcPr>
             <w:tcW w:type="dxa" w:w="1400"/>
             <w:tcMar>
               <w:top w:type="dxa" w:w="30"/>
@@ -2455,7 +3470,61 @@
                 <w:sz w:val="24"/>
                 <w:szCs w:val="24"/>
               </w:rPr>
-              <w:t xml:space="preserve">260 618</w:t>
+              <w:t xml:space="preserve">3,0008113</w:t>
+            </w:r>
+          </w:p>
+        </w:tc>
+        <w:tc>
+          <w:tcPr>
+            <w:tcW w:type="dxa" w:w="1600"/>
+            <w:tcMar>
+              <w:top w:type="dxa" w:w="30"/>
+              <w:left w:type="dxa" w:w="60"/>
+              <w:bottom w:type="dxa" w:w="30"/>
+              <w:right w:type="dxa" w:w="60"/>
+            </w:tcMar>
+          </w:tcPr>
+          <w:p>
+            <w:pPr>
+              <w:spacing w:after="0" w:line="276"/>
+              <w:jc w:val="right"/>
+            </w:pPr>
+            <w:r>
+              <w:rPr>
+                <w:rFonts w:ascii="Times New Roman" w:cs="Times New Roman" w:eastAsia="Times New Roman" w:hAnsi="Times New Roman"/>
+                <w:b w:val="false"/>
+                <w:bCs w:val="false"/>
+                <w:sz w:val="24"/>
+                <w:szCs w:val="24"/>
+              </w:rPr>
+              <w:t xml:space="preserve">1 248 196</w:t>
+            </w:r>
+          </w:p>
+        </w:tc>
+        <w:tc>
+          <w:tcPr>
+            <w:tcW w:type="dxa" w:w="800"/>
+            <w:tcMar>
+              <w:top w:type="dxa" w:w="30"/>
+              <w:left w:type="dxa" w:w="60"/>
+              <w:bottom w:type="dxa" w:w="30"/>
+              <w:right w:type="dxa" w:w="60"/>
+            </w:tcMar>
+          </w:tcPr>
+          <w:p>
+            <w:pPr>
+              <w:spacing w:after="0" w:line="276"/>
+              <w:jc w:val="right"/>
+            </w:pPr>
+            <w:r>
+              <w:rPr>
+                <w:rFonts w:ascii="Times New Roman" w:cs="Times New Roman" w:eastAsia="Times New Roman" w:hAnsi="Times New Roman"/>
+                <w:b w:val="false"/>
+                <w:bCs w:val="false"/>
+                <w:sz w:val="24"/>
+                <w:szCs w:val="24"/>
+              </w:rPr>
+              <w:t xml:space="preserve">0,299</w:t>
             </w:r>
           </w:p>
         </w:tc>
@@ -2482,13 +3551,13 @@
                 <w:sz w:val="24"/>
                 <w:szCs w:val="24"/>
               </w:rPr>
-              <w:t xml:space="preserve">180,3</w:t>
-            </w:r>
-          </w:p>
-        </w:tc>
-        <w:tc>
-          <w:tcPr>
-            <w:tcW w:type="dxa" w:w="2255"/>
+              <w:t xml:space="preserve">0,0</w:t>
+            </w:r>
+          </w:p>
+        </w:tc>
+        <w:tc>
+          <w:tcPr>
+            <w:tcW w:type="dxa" w:w="1305"/>
             <w:tcMar>
               <w:top w:type="dxa" w:w="30"/>
               <w:left w:type="dxa" w:w="60"/>
@@ -2509,61 +3578,7 @@
                 <w:sz w:val="24"/>
                 <w:szCs w:val="24"/>
               </w:rPr>
-              <w:t xml:space="preserve">3,0008113</w:t>
-            </w:r>
-          </w:p>
-        </w:tc>
-        <w:tc>
-          <w:tcPr>
-            <w:tcW w:type="dxa" w:w="1800"/>
-            <w:tcMar>
-              <w:top w:type="dxa" w:w="30"/>
-              <w:left w:type="dxa" w:w="60"/>
-              <w:bottom w:type="dxa" w:w="30"/>
-              <w:right w:type="dxa" w:w="60"/>
-            </w:tcMar>
-          </w:tcPr>
-          <w:p>
-            <w:pPr>
-              <w:spacing w:after="0" w:line="276"/>
-              <w:jc w:val="right"/>
-            </w:pPr>
-            <w:r>
-              <w:rPr>
-                <w:rFonts w:ascii="Times New Roman" w:cs="Times New Roman" w:eastAsia="Times New Roman" w:hAnsi="Times New Roman"/>
-                <w:b w:val="false"/>
-                <w:bCs w:val="false"/>
-                <w:sz w:val="24"/>
-                <w:szCs w:val="24"/>
-              </w:rPr>
-              <w:t xml:space="preserve">1 248 196</w:t>
-            </w:r>
-          </w:p>
-        </w:tc>
-        <w:tc>
-          <w:tcPr>
-            <w:tcW w:type="dxa" w:w="1200"/>
-            <w:tcMar>
-              <w:top w:type="dxa" w:w="30"/>
-              <w:left w:type="dxa" w:w="60"/>
-              <w:bottom w:type="dxa" w:w="30"/>
-              <w:right w:type="dxa" w:w="60"/>
-            </w:tcMar>
-          </w:tcPr>
-          <w:p>
-            <w:pPr>
-              <w:spacing w:after="0" w:line="276"/>
-              <w:jc w:val="right"/>
-            </w:pPr>
-            <w:r>
-              <w:rPr>
-                <w:rFonts w:ascii="Times New Roman" w:cs="Times New Roman" w:eastAsia="Times New Roman" w:hAnsi="Times New Roman"/>
-                <w:b w:val="false"/>
-                <w:bCs w:val="false"/>
-                <w:sz w:val="24"/>
-                <w:szCs w:val="24"/>
-              </w:rPr>
-              <w:t xml:space="preserve">0,299</w:t>
+              <w:t xml:space="preserve">0,0</w:t>
             </w:r>
           </w:p>
         </w:tc>
@@ -2581,7 +3596,52 @@
           <w:sz w:val="28"/>
           <w:szCs w:val="28"/>
         </w:rPr>
-        <w:t xml:space="preserve">Период ≈ 180 сут согласуется с известными миссиями: у SOHO и ACE период гало/орбиты Лиссажу в системе Солнце—Земля составил 178 сут, а у ISEE-3 выход из плоскости эклиптики был порядка 1200 км — тот же масштаб, что у выбранной орбиты. С амплитудой растут C (энергия) и v_rot, т.е. dv1; в расчётном диапазоне это изменение составляет не более нескольких м/с, поэтому выбор орбиты определяется в основном вторым импульсом.</w:t>
+        <w:t xml:space="preserve">Период ≈ 180 сут согласуется с известными миссиями: у SOHO и ACE период гало/орбиты Лиссажу в системе Солнце—Земля составил 178 сут. С амплитудой растут C (энергия) и v_rot, т.е. dv1; в расчётном диапазоне это изменение составляет не более нескольких м/с, поэтому выбор орбиты определяется вторым импульсом и требованием к удержанию.</w:t>
+      </w:r>
+    </w:p>
+    <w:p>
+      <w:pPr>
+        <w:spacing w:after="60" w:before="0" w:line="360"/>
+        <w:ind w:firstLine="709"/>
+        <w:jc w:val="both"/>
+      </w:pPr>
+      <w:r>
+        <w:rPr>
+          <w:rFonts w:ascii="Times New Roman" w:cs="Times New Roman" w:eastAsia="Times New Roman" w:hAnsi="Times New Roman"/>
+          <w:sz w:val="28"/>
+          <w:szCs w:val="28"/>
+        </w:rPr>
+        <w:t xml:space="preserve">Геометрия тени посчитана в модели, а не взята из справки: конус полной тени Земли заканчивается в 1 382 030 км за Землёй, т.е. до L2 (1 501 532 км) не дотягивается — полной тени у L2 нет. Радиус конуса полутени на расстоянии L2 — 13 421 км, поэтому затмение получает любая орбита, у которой минимальное расстояние до оси Солнце—Земля меньше этого (для гало оно практически равно амплитуде Az).</w:t>
+      </w:r>
+    </w:p>
+    <w:p>
+      <w:pPr>
+        <w:spacing w:after="60" w:before="0" w:line="360"/>
+        <w:ind w:firstLine="709"/>
+        <w:jc w:val="both"/>
+      </w:pPr>
+      <w:r>
+        <w:rPr>
+          <w:rFonts w:ascii="Times New Roman" w:cs="Times New Roman" w:eastAsia="Times New Roman" w:hAnsi="Times New Roman"/>
+          <w:sz w:val="28"/>
+          <w:szCs w:val="28"/>
+        </w:rPr>
+        <w:t xml:space="preserve">Порог, посчитанный не по геометрии, а по самой орбите (бинарный поиск по семейству): Az_min = 12 276 км — чуть ниже геометрического, потому что ближайшее к оси Солнце—Земля место у этих орбит лежит не на расстоянии L2, а ближе к Земле, где конус полутени уже.</w:t>
+      </w:r>
+    </w:p>
+    <w:p>
+      <w:pPr>
+        <w:spacing w:after="60" w:before="0" w:line="360"/>
+        <w:ind w:firstLine="709"/>
+        <w:jc w:val="both"/>
+      </w:pPr>
+      <w:r>
+        <w:rPr>
+          <w:rFonts w:ascii="Times New Roman" w:cs="Times New Roman" w:eastAsia="Times New Roman" w:hAnsi="Times New Roman"/>
+          <w:sz w:val="28"/>
+          <w:szCs w:val="28"/>
+        </w:rPr>
+        <w:t xml:space="preserve">У выбранной орбиты (Az = 24 553 км) расчёт даёт 0 % времени в полутени, у минимальной в таблице (Az = 4 488 км) — 1,7 % орбиты. Целевая орбита взята с двукратным запасом по порогу (Az = 2·12 276 = 24 553 км): запас нужен на ±1,7 % изменения расстояния Солнце—Земля за год и на наклон плоскости трассы; dv при этом растёт на доли м/с.</w:t>
       </w:r>
     </w:p>
     <w:p>
@@ -2727,7 +3787,7 @@
                 <w:sz w:val="24"/>
                 <w:szCs w:val="24"/>
               </w:rPr>
-              <w:t xml:space="preserve">Az = 4 488 км, Ax = 247 118 км</w:t>
+              <w:t xml:space="preserve">Az = 24 553 км, Ax = 247 550 км</w:t>
             </w:r>
           </w:p>
         </w:tc>
@@ -2845,7 +3905,7 @@
                 <w:sz w:val="24"/>
                 <w:szCs w:val="24"/>
               </w:rPr>
-              <w:t xml:space="preserve">3,0008190</w:t>
+              <w:t xml:space="preserve">3,0008188</w:t>
             </w:r>
           </w:p>
         </w:tc>
@@ -2904,7 +3964,7 @@
                 <w:sz w:val="24"/>
                 <w:szCs w:val="24"/>
               </w:rPr>
-              <w:t xml:space="preserve">343,2°</w:t>
+              <w:t xml:space="preserve">343,8°</w:t>
             </w:r>
           </w:p>
         </w:tc>
@@ -2936,7 +3996,7 @@
                 <w:sz w:val="24"/>
                 <w:szCs w:val="24"/>
               </w:rPr>
-              <w:t xml:space="preserve">Скорость после 1-го импульса (относительно Земли)</w:t>
+              <w:t xml:space="preserve">Затмение на целевой орбите</w:t>
             </w:r>
           </w:p>
         </w:tc>
@@ -2963,7 +4023,7 @@
                 <w:sz w:val="24"/>
                 <w:szCs w:val="24"/>
               </w:rPr>
-              <w:t xml:space="preserve">10,9837 км/с</w:t>
+              <w:t xml:space="preserve">нет (0 % периода в полутени)</w:t>
             </w:r>
           </w:p>
         </w:tc>
@@ -2995,7 +4055,7 @@
                 <w:sz w:val="24"/>
                 <w:szCs w:val="24"/>
               </w:rPr>
-              <w:t xml:space="preserve">dv1 — разгонный импульс</w:t>
+              <w:t xml:space="preserve">Скорость после 1-го импульса (относительно Земли)</w:t>
             </w:r>
           </w:p>
         </w:tc>
@@ -3022,7 +4082,7 @@
                 <w:sz w:val="24"/>
                 <w:szCs w:val="24"/>
               </w:rPr>
-              <w:t xml:space="preserve">3195,2 м/с</w:t>
+              <w:t xml:space="preserve">10,9836 км/с</w:t>
             </w:r>
           </w:p>
         </w:tc>
@@ -3054,7 +4114,7 @@
                 <w:sz w:val="24"/>
                 <w:szCs w:val="24"/>
               </w:rPr>
-              <w:t xml:space="preserve">Время активного перелёта</w:t>
+              <w:t xml:space="preserve">dv1 — разгонный импульс</w:t>
             </w:r>
           </w:p>
         </w:tc>
@@ -3081,7 +4141,7 @@
                 <w:sz w:val="24"/>
                 <w:szCs w:val="24"/>
               </w:rPr>
-              <w:t xml:space="preserve">140,5 сут</w:t>
+              <w:t xml:space="preserve">3195,1 м/с</w:t>
             </w:r>
           </w:p>
         </w:tc>
@@ -3113,7 +4173,7 @@
                 <w:sz w:val="24"/>
                 <w:szCs w:val="24"/>
               </w:rPr>
-              <w:t xml:space="preserve">Радиус в момент 2-го импульса</w:t>
+              <w:t xml:space="preserve">Время активного перелёта</w:t>
             </w:r>
           </w:p>
         </w:tc>
@@ -3140,7 +4200,7 @@
                 <w:sz w:val="24"/>
                 <w:szCs w:val="24"/>
               </w:rPr>
-              <w:t xml:space="preserve">1 610 771 км от Земли</w:t>
+              <w:t xml:space="preserve">141,2 сут</w:t>
             </w:r>
           </w:p>
         </w:tc>
@@ -3172,7 +4232,7 @@
                 <w:sz w:val="24"/>
                 <w:szCs w:val="24"/>
               </w:rPr>
-              <w:t xml:space="preserve">dv2 — тормозной импульс</w:t>
+              <w:t xml:space="preserve">Радиус в момент 2-го импульса</w:t>
             </w:r>
           </w:p>
         </w:tc>
@@ -3199,7 +4259,7 @@
                 <w:sz w:val="24"/>
                 <w:szCs w:val="24"/>
               </w:rPr>
-              <w:t xml:space="preserve">103,7 м/с</w:t>
+              <w:t xml:space="preserve">1 592 684 км от Земли</w:t>
             </w:r>
           </w:p>
         </w:tc>
@@ -3231,6 +4291,65 @@
                 <w:sz w:val="24"/>
                 <w:szCs w:val="24"/>
               </w:rPr>
+              <w:t xml:space="preserve">dv2 — тормозной импульс</w:t>
+            </w:r>
+          </w:p>
+        </w:tc>
+        <w:tc>
+          <w:tcPr>
+            <w:tcW w:type="dxa" w:w="3400"/>
+            <w:tcMar>
+              <w:top w:type="dxa" w:w="30"/>
+              <w:left w:type="dxa" w:w="60"/>
+              <w:bottom w:type="dxa" w:w="30"/>
+              <w:right w:type="dxa" w:w="60"/>
+            </w:tcMar>
+          </w:tcPr>
+          <w:p>
+            <w:pPr>
+              <w:spacing w:after="0" w:line="276"/>
+              <w:jc w:val="left"/>
+            </w:pPr>
+            <w:r>
+              <w:rPr>
+                <w:rFonts w:ascii="Times New Roman" w:cs="Times New Roman" w:eastAsia="Times New Roman" w:hAnsi="Times New Roman"/>
+                <w:b w:val="false"/>
+                <w:bCs w:val="false"/>
+                <w:sz w:val="24"/>
+                <w:szCs w:val="24"/>
+              </w:rPr>
+              <w:t xml:space="preserve">113,6 м/с</w:t>
+            </w:r>
+          </w:p>
+        </w:tc>
+      </w:tr>
+      <w:tr>
+        <w:trPr>
+          <w:tblHeader w:val="off"/>
+        </w:trPr>
+        <w:tc>
+          <w:tcPr>
+            <w:tcW w:type="dxa" w:w="5955"/>
+            <w:tcMar>
+              <w:top w:type="dxa" w:w="30"/>
+              <w:left w:type="dxa" w:w="60"/>
+              <w:bottom w:type="dxa" w:w="30"/>
+              <w:right w:type="dxa" w:w="60"/>
+            </w:tcMar>
+          </w:tcPr>
+          <w:p>
+            <w:pPr>
+              <w:spacing w:after="0" w:line="276"/>
+              <w:jc w:val="left"/>
+            </w:pPr>
+            <w:r>
+              <w:rPr>
+                <w:rFonts w:ascii="Times New Roman" w:cs="Times New Roman" w:eastAsia="Times New Roman" w:hAnsi="Times New Roman"/>
+                <w:b w:val="false"/>
+                <w:bCs w:val="false"/>
+                <w:sz w:val="24"/>
+                <w:szCs w:val="24"/>
+              </w:rPr>
               <w:t xml:space="preserve">Суммарная характеристическая скорость dv</w:t>
             </w:r>
           </w:p>
@@ -3258,7 +4377,7 @@
                 <w:sz w:val="24"/>
                 <w:szCs w:val="24"/>
               </w:rPr>
-              <w:t xml:space="preserve">3299 м/с</w:t>
+              <w:t xml:space="preserve">3309 м/с</w:t>
             </w:r>
           </w:p>
         </w:tc>
@@ -3276,7 +4395,7 @@
           <w:sz w:val="28"/>
           <w:szCs w:val="28"/>
         </w:rPr>
-        <w:t xml:space="preserve">Сверка с независимым расчётом: в работе Боровина, Ильина и др. (ИПМ им. М.В. Келдыша РАН) для перелёта КА «Спектр-РГ» с НОО (h = 196,5 км, i = 51,6°) на гало-орбиту вокруг L2 приведён импульс перехода 3,195 км/с — то же значение, что получено здесь (dv1 = 3195,2 м/с), несмотря на другое наклонение орбиты выведения и другую целевую амплитуду. Оскулирующая геоцентрическая орбита отлёта: a = 585 924 км, e = 0,989, апогей 1 165 278 км.</w:t>
+        <w:t xml:space="preserve">Сверка с независимым расчётом: в работе Боровина, Ильина и др. (ИПМ им. М.В. Келдыша РАН) для перелёта КА «Спектр-РГ» с НОО (h = 196,5 км, i = 51,611° — то же наклонение, что принято здесь для Восточного) на гало-орбиту вокруг L2 приведён импульс перехода 3,195 км/с — то же значение, что получено здесь (dv1 = 3195,1 м/с) при другой амплитуде целевой орбиты.</w:t>
       </w:r>
     </w:p>
     <w:p>
@@ -3291,7 +4410,7 @@
           <w:sz w:val="28"/>
           <w:szCs w:val="28"/>
         </w:rPr>
-        <w:t xml:space="preserve">Контроль численного решения: постоянство интеграла Якоби: min 3,0007820730  max 3,0007820730 (дрейф 1,1·10⁻¹²); min r(Земля) на перелёте = 6 571 км, min r(L2) = 645 562 км; оскулирующая орбита отлёта в геоцентрической СК: a = 585 924 км, e = 0,989, апогей = 1 165 278 км; замыкание гало-орбиты за период: невязка 1,7·10⁻⁹ а.е.</w:t>
+        <w:t xml:space="preserve">Контроль численного решения: постоянство интеграла Якоби: min 3,0007819990  max 3,0007819990 (дрейф 2,4·10⁻¹³); min r(Земля) на перелёте = 6 571 км, min r(L2) = 666 444 км; оскулирующая орбита отлёта в геоцентрической СК: a = 585 302 км, e = 0,989, апогей = 1 164 033 км; замыкание гало-орбиты за период: невязка 3,3·10⁻⁹ а.е.</w:t>
       </w:r>
     </w:p>
     <w:p>
@@ -3303,7 +4422,7 @@
         <w:rPr>
           <w:rFonts w:ascii="Times New Roman" w:cs="Times New Roman" w:eastAsia="Times New Roman" w:hAnsi="Times New Roman"/>
         </w:rPr>
-        <w:t xml:space="preserve">5. Учёт возмущений и внемодельных ограничений</w:t>
+        <w:t xml:space="preserve">5. Плоскость выведения: что стоит трасса не в эклиптике</w:t>
       </w:r>
     </w:p>
     <w:p>
@@ -3318,7 +4437,1106 @@
           <w:sz w:val="28"/>
           <w:szCs w:val="28"/>
         </w:rPr>
-        <w:t xml:space="preserve">Та же трасса пересчитана в расширенной модели сил (l2_perturb.py). Разгонный импульс при этом не меняется: dv1 = 3195 м/с; все эффекты стоят в втором импульсе и в плане коррекций.</w:t>
+        <w:t xml:space="preserve">Первый импульс задаёт не только энергию, но и плоскость: трасса лежит в плоскости НОО, повёрнутой к эклиптике на 28,2° (минимум при i = 51,6°). Ниже — одна и та же трасса и та же цель (гало эклиптической семьи) при разном наклоне плоскости; dv2 дана при штатном прицеле и после локального переприцеливания по (θ, dC).</w:t>
+      </w:r>
+    </w:p>
+    <w:p>
+      <w:pPr>
+        <w:spacing w:after="60" w:before="60" w:line="360"/>
+        <w:jc w:val="center"/>
+      </w:pPr>
+      <w:r>
+        <w:rPr>
+          <w:rFonts w:ascii="Times New Roman" w:cs="Times New Roman" w:eastAsia="Times New Roman" w:hAnsi="Times New Roman"/>
+          <w:i/>
+          <w:iCs/>
+          <w:sz w:val="24"/>
+          <w:szCs w:val="24"/>
+        </w:rPr>
+        <w:t xml:space="preserve">Таблица 2 — влияние наклона плоскости выведения (l2_perturb.py, п. 1)</w:t>
+      </w:r>
+    </w:p>
+    <w:tbl>
+      <w:tblPr>
+        <w:tblW w:type="dxa" w:w="9355"/>
+        <w:tblBorders>
+          <w:top w:val="single" w:color="auto" w:sz="4"/>
+          <w:left w:val="single" w:color="auto" w:sz="4"/>
+          <w:bottom w:val="single" w:color="auto" w:sz="4"/>
+          <w:right w:val="single" w:color="auto" w:sz="4"/>
+          <w:insideH w:val="single" w:color="auto" w:sz="4"/>
+          <w:insideV w:val="single" w:color="auto" w:sz="4"/>
+        </w:tblBorders>
+      </w:tblPr>
+      <w:tblGrid>
+        <w:gridCol w:w="1450"/>
+        <w:gridCol w:w="1000"/>
+        <w:gridCol w:w="1000"/>
+        <w:gridCol w:w="1050"/>
+        <w:gridCol w:w="2050"/>
+        <w:gridCol w:w="900"/>
+        <w:gridCol w:w="1905"/>
+      </w:tblGrid>
+      <w:tr>
+        <w:trPr>
+          <w:tblHeader/>
+        </w:trPr>
+        <w:tc>
+          <w:tcPr>
+            <w:tcW w:type="dxa" w:w="1450"/>
+            <w:shd w:fill="EDEDED" w:val="clear"/>
+            <w:tcMar>
+              <w:top w:type="dxa" w:w="30"/>
+              <w:left w:type="dxa" w:w="60"/>
+              <w:bottom w:type="dxa" w:w="30"/>
+              <w:right w:type="dxa" w:w="60"/>
+            </w:tcMar>
+          </w:tcPr>
+          <w:p>
+            <w:pPr>
+              <w:spacing w:after="0" w:line="276"/>
+              <w:jc w:val="left"/>
+            </w:pPr>
+            <w:r>
+              <w:rPr>
+                <w:rFonts w:ascii="Times New Roman" w:cs="Times New Roman" w:eastAsia="Times New Roman" w:hAnsi="Times New Roman"/>
+                <w:b/>
+                <w:bCs/>
+                <w:sz w:val="24"/>
+                <w:szCs w:val="24"/>
+              </w:rPr>
+              <w:t xml:space="preserve">Наклон к эклиптике, °</w:t>
+            </w:r>
+          </w:p>
+        </w:tc>
+        <w:tc>
+          <w:tcPr>
+            <w:tcW w:type="dxa" w:w="1000"/>
+            <w:shd w:fill="EDEDED" w:val="clear"/>
+            <w:tcMar>
+              <w:top w:type="dxa" w:w="30"/>
+              <w:left w:type="dxa" w:w="60"/>
+              <w:bottom w:type="dxa" w:w="30"/>
+              <w:right w:type="dxa" w:w="60"/>
+            </w:tcMar>
+          </w:tcPr>
+          <w:p>
+            <w:pPr>
+              <w:spacing w:after="0" w:line="276"/>
+              <w:jc w:val="left"/>
+            </w:pPr>
+            <w:r>
+              <w:rPr>
+                <w:rFonts w:ascii="Times New Roman" w:cs="Times New Roman" w:eastAsia="Times New Roman" w:hAnsi="Times New Roman"/>
+                <w:b/>
+                <w:bCs/>
+                <w:sz w:val="24"/>
+                <w:szCs w:val="24"/>
+              </w:rPr>
+              <w:t xml:space="preserve">dv1, м/с</w:t>
+            </w:r>
+          </w:p>
+        </w:tc>
+        <w:tc>
+          <w:tcPr>
+            <w:tcW w:type="dxa" w:w="1000"/>
+            <w:shd w:fill="EDEDED" w:val="clear"/>
+            <w:tcMar>
+              <w:top w:type="dxa" w:w="30"/>
+              <w:left w:type="dxa" w:w="60"/>
+              <w:bottom w:type="dxa" w:w="30"/>
+              <w:right w:type="dxa" w:w="60"/>
+            </w:tcMar>
+          </w:tcPr>
+          <w:p>
+            <w:pPr>
+              <w:spacing w:after="0" w:line="276"/>
+              <w:jc w:val="left"/>
+            </w:pPr>
+            <w:r>
+              <w:rPr>
+                <w:rFonts w:ascii="Times New Roman" w:cs="Times New Roman" w:eastAsia="Times New Roman" w:hAnsi="Times New Roman"/>
+                <w:b/>
+                <w:bCs/>
+                <w:sz w:val="24"/>
+                <w:szCs w:val="24"/>
+              </w:rPr>
+              <w:t xml:space="preserve">dv2, м/с</w:t>
+            </w:r>
+          </w:p>
+        </w:tc>
+        <w:tc>
+          <w:tcPr>
+            <w:tcW w:type="dxa" w:w="1050"/>
+            <w:shd w:fill="EDEDED" w:val="clear"/>
+            <w:tcMar>
+              <w:top w:type="dxa" w:w="30"/>
+              <w:left w:type="dxa" w:w="60"/>
+              <w:bottom w:type="dxa" w:w="30"/>
+              <w:right w:type="dxa" w:w="60"/>
+            </w:tcMar>
+          </w:tcPr>
+          <w:p>
+            <w:pPr>
+              <w:spacing w:after="0" w:line="276"/>
+              <w:jc w:val="left"/>
+            </w:pPr>
+            <w:r>
+              <w:rPr>
+                <w:rFonts w:ascii="Times New Roman" w:cs="Times New Roman" w:eastAsia="Times New Roman" w:hAnsi="Times New Roman"/>
+                <w:b/>
+                <w:bCs/>
+                <w:sz w:val="24"/>
+                <w:szCs w:val="24"/>
+              </w:rPr>
+              <w:t xml:space="preserve">промах, км</w:t>
+            </w:r>
+          </w:p>
+        </w:tc>
+        <w:tc>
+          <w:tcPr>
+            <w:tcW w:type="dxa" w:w="2050"/>
+            <w:shd w:fill="EDEDED" w:val="clear"/>
+            <w:tcMar>
+              <w:top w:type="dxa" w:w="30"/>
+              <w:left w:type="dxa" w:w="60"/>
+              <w:bottom w:type="dxa" w:w="30"/>
+              <w:right w:type="dxa" w:w="60"/>
+            </w:tcMar>
+          </w:tcPr>
+          <w:p>
+            <w:pPr>
+              <w:spacing w:after="0" w:line="276"/>
+              <w:jc w:val="left"/>
+            </w:pPr>
+            <w:r>
+              <w:rPr>
+                <w:rFonts w:ascii="Times New Roman" w:cs="Times New Roman" w:eastAsia="Times New Roman" w:hAnsi="Times New Roman"/>
+                <w:b/>
+                <w:bCs/>
+                <w:sz w:val="24"/>
+                <w:szCs w:val="24"/>
+              </w:rPr>
+              <w:t xml:space="preserve">dv2, переприцел., м/с</w:t>
+            </w:r>
+          </w:p>
+        </w:tc>
+        <w:tc>
+          <w:tcPr>
+            <w:tcW w:type="dxa" w:w="900"/>
+            <w:shd w:fill="EDEDED" w:val="clear"/>
+            <w:tcMar>
+              <w:top w:type="dxa" w:w="30"/>
+              <w:left w:type="dxa" w:w="60"/>
+              <w:bottom w:type="dxa" w:w="30"/>
+              <w:right w:type="dxa" w:w="60"/>
+            </w:tcMar>
+          </w:tcPr>
+          <w:p>
+            <w:pPr>
+              <w:spacing w:after="0" w:line="276"/>
+              <w:jc w:val="left"/>
+            </w:pPr>
+            <w:r>
+              <w:rPr>
+                <w:rFonts w:ascii="Times New Roman" w:cs="Times New Roman" w:eastAsia="Times New Roman" w:hAnsi="Times New Roman"/>
+                <w:b/>
+                <w:bCs/>
+                <w:sz w:val="24"/>
+                <w:szCs w:val="24"/>
+              </w:rPr>
+              <w:t xml:space="preserve">время, сут</w:t>
+            </w:r>
+          </w:p>
+        </w:tc>
+        <w:tc>
+          <w:tcPr>
+            <w:tcW w:type="dxa" w:w="1905"/>
+            <w:shd w:fill="EDEDED" w:val="clear"/>
+            <w:tcMar>
+              <w:top w:type="dxa" w:w="30"/>
+              <w:left w:type="dxa" w:w="60"/>
+              <w:bottom w:type="dxa" w:w="30"/>
+              <w:right w:type="dxa" w:w="60"/>
+            </w:tcMar>
+          </w:tcPr>
+          <w:p>
+            <w:pPr>
+              <w:spacing w:after="0" w:line="276"/>
+              <w:jc w:val="left"/>
+            </w:pPr>
+            <w:r>
+              <w:rPr>
+                <w:rFonts w:ascii="Times New Roman" w:cs="Times New Roman" w:eastAsia="Times New Roman" w:hAnsi="Times New Roman"/>
+                <w:b/>
+                <w:bCs/>
+                <w:sz w:val="24"/>
+                <w:szCs w:val="24"/>
+              </w:rPr>
+              <w:t xml:space="preserve">доля невязки вне эклиптики, %</w:t>
+            </w:r>
+          </w:p>
+        </w:tc>
+      </w:tr>
+      <w:tr>
+        <w:trPr>
+          <w:tblHeader w:val="off"/>
+        </w:trPr>
+        <w:tc>
+          <w:tcPr>
+            <w:tcW w:type="dxa" w:w="1450"/>
+            <w:tcMar>
+              <w:top w:type="dxa" w:w="30"/>
+              <w:left w:type="dxa" w:w="60"/>
+              <w:bottom w:type="dxa" w:w="30"/>
+              <w:right w:type="dxa" w:w="60"/>
+            </w:tcMar>
+          </w:tcPr>
+          <w:p>
+            <w:pPr>
+              <w:spacing w:after="0" w:line="276"/>
+              <w:jc w:val="left"/>
+            </w:pPr>
+            <w:r>
+              <w:rPr>
+                <w:rFonts w:ascii="Times New Roman" w:cs="Times New Roman" w:eastAsia="Times New Roman" w:hAnsi="Times New Roman"/>
+                <w:b w:val="false"/>
+                <w:bCs w:val="false"/>
+                <w:sz w:val="24"/>
+                <w:szCs w:val="24"/>
+              </w:rPr>
+              <w:t xml:space="preserve">0,0</w:t>
+            </w:r>
+          </w:p>
+        </w:tc>
+        <w:tc>
+          <w:tcPr>
+            <w:tcW w:type="dxa" w:w="1000"/>
+            <w:tcMar>
+              <w:top w:type="dxa" w:w="30"/>
+              <w:left w:type="dxa" w:w="60"/>
+              <w:bottom w:type="dxa" w:w="30"/>
+              <w:right w:type="dxa" w:w="60"/>
+            </w:tcMar>
+          </w:tcPr>
+          <w:p>
+            <w:pPr>
+              <w:spacing w:after="0" w:line="276"/>
+              <w:jc w:val="left"/>
+            </w:pPr>
+            <w:r>
+              <w:rPr>
+                <w:rFonts w:ascii="Times New Roman" w:cs="Times New Roman" w:eastAsia="Times New Roman" w:hAnsi="Times New Roman"/>
+                <w:b w:val="false"/>
+                <w:bCs w:val="false"/>
+                <w:sz w:val="24"/>
+                <w:szCs w:val="24"/>
+              </w:rPr>
+              <w:t xml:space="preserve">3195,1</w:t>
+            </w:r>
+          </w:p>
+        </w:tc>
+        <w:tc>
+          <w:tcPr>
+            <w:tcW w:type="dxa" w:w="1000"/>
+            <w:tcMar>
+              <w:top w:type="dxa" w:w="30"/>
+              <w:left w:type="dxa" w:w="60"/>
+              <w:bottom w:type="dxa" w:w="30"/>
+              <w:right w:type="dxa" w:w="60"/>
+            </w:tcMar>
+          </w:tcPr>
+          <w:p>
+            <w:pPr>
+              <w:spacing w:after="0" w:line="276"/>
+              <w:jc w:val="left"/>
+            </w:pPr>
+            <w:r>
+              <w:rPr>
+                <w:rFonts w:ascii="Times New Roman" w:cs="Times New Roman" w:eastAsia="Times New Roman" w:hAnsi="Times New Roman"/>
+                <w:b w:val="false"/>
+                <w:bCs w:val="false"/>
+                <w:sz w:val="24"/>
+                <w:szCs w:val="24"/>
+              </w:rPr>
+              <w:t xml:space="preserve">93,5</w:t>
+            </w:r>
+          </w:p>
+        </w:tc>
+        <w:tc>
+          <w:tcPr>
+            <w:tcW w:type="dxa" w:w="1050"/>
+            <w:tcMar>
+              <w:top w:type="dxa" w:w="30"/>
+              <w:left w:type="dxa" w:w="60"/>
+              <w:bottom w:type="dxa" w:w="30"/>
+              <w:right w:type="dxa" w:w="60"/>
+            </w:tcMar>
+          </w:tcPr>
+          <w:p>
+            <w:pPr>
+              <w:spacing w:after="0" w:line="276"/>
+              <w:jc w:val="left"/>
+            </w:pPr>
+            <w:r>
+              <w:rPr>
+                <w:rFonts w:ascii="Times New Roman" w:cs="Times New Roman" w:eastAsia="Times New Roman" w:hAnsi="Times New Roman"/>
+                <w:b w:val="false"/>
+                <w:bCs w:val="false"/>
+                <w:sz w:val="24"/>
+                <w:szCs w:val="24"/>
+              </w:rPr>
+              <w:t xml:space="preserve">15 245</w:t>
+            </w:r>
+          </w:p>
+        </w:tc>
+        <w:tc>
+          <w:tcPr>
+            <w:tcW w:type="dxa" w:w="2050"/>
+            <w:tcMar>
+              <w:top w:type="dxa" w:w="30"/>
+              <w:left w:type="dxa" w:w="60"/>
+              <w:bottom w:type="dxa" w:w="30"/>
+              <w:right w:type="dxa" w:w="60"/>
+            </w:tcMar>
+          </w:tcPr>
+          <w:p>
+            <w:pPr>
+              <w:spacing w:after="0" w:line="276"/>
+              <w:jc w:val="left"/>
+            </w:pPr>
+            <w:r>
+              <w:rPr>
+                <w:rFonts w:ascii="Times New Roman" w:cs="Times New Roman" w:eastAsia="Times New Roman" w:hAnsi="Times New Roman"/>
+                <w:b w:val="false"/>
+                <w:bCs w:val="false"/>
+                <w:sz w:val="24"/>
+                <w:szCs w:val="24"/>
+              </w:rPr>
+              <w:t xml:space="preserve">114,3</w:t>
+            </w:r>
+          </w:p>
+        </w:tc>
+        <w:tc>
+          <w:tcPr>
+            <w:tcW w:type="dxa" w:w="900"/>
+            <w:tcMar>
+              <w:top w:type="dxa" w:w="30"/>
+              <w:left w:type="dxa" w:w="60"/>
+              <w:bottom w:type="dxa" w:w="30"/>
+              <w:right w:type="dxa" w:w="60"/>
+            </w:tcMar>
+          </w:tcPr>
+          <w:p>
+            <w:pPr>
+              <w:spacing w:after="0" w:line="276"/>
+              <w:jc w:val="left"/>
+            </w:pPr>
+            <w:r>
+              <w:rPr>
+                <w:rFonts w:ascii="Times New Roman" w:cs="Times New Roman" w:eastAsia="Times New Roman" w:hAnsi="Times New Roman"/>
+                <w:b w:val="false"/>
+                <w:bCs w:val="false"/>
+                <w:sz w:val="24"/>
+                <w:szCs w:val="24"/>
+              </w:rPr>
+              <w:t xml:space="preserve">136,7</w:t>
+            </w:r>
+          </w:p>
+        </w:tc>
+        <w:tc>
+          <w:tcPr>
+            <w:tcW w:type="dxa" w:w="1905"/>
+            <w:tcMar>
+              <w:top w:type="dxa" w:w="30"/>
+              <w:left w:type="dxa" w:w="60"/>
+              <w:bottom w:type="dxa" w:w="30"/>
+              <w:right w:type="dxa" w:w="60"/>
+            </w:tcMar>
+          </w:tcPr>
+          <w:p>
+            <w:pPr>
+              <w:spacing w:after="0" w:line="276"/>
+              <w:jc w:val="left"/>
+            </w:pPr>
+            <w:r>
+              <w:rPr>
+                <w:rFonts w:ascii="Times New Roman" w:cs="Times New Roman" w:eastAsia="Times New Roman" w:hAnsi="Times New Roman"/>
+                <w:b w:val="false"/>
+                <w:bCs w:val="false"/>
+                <w:sz w:val="24"/>
+                <w:szCs w:val="24"/>
+              </w:rPr>
+              <w:t xml:space="preserve">11,0 / 9,7</w:t>
+            </w:r>
+          </w:p>
+        </w:tc>
+      </w:tr>
+      <w:tr>
+        <w:trPr>
+          <w:tblHeader w:val="off"/>
+        </w:trPr>
+        <w:tc>
+          <w:tcPr>
+            <w:tcW w:type="dxa" w:w="1450"/>
+            <w:tcMar>
+              <w:top w:type="dxa" w:w="30"/>
+              <w:left w:type="dxa" w:w="60"/>
+              <w:bottom w:type="dxa" w:w="30"/>
+              <w:right w:type="dxa" w:w="60"/>
+            </w:tcMar>
+          </w:tcPr>
+          <w:p>
+            <w:pPr>
+              <w:spacing w:after="0" w:line="276"/>
+              <w:jc w:val="left"/>
+            </w:pPr>
+            <w:r>
+              <w:rPr>
+                <w:rFonts w:ascii="Times New Roman" w:cs="Times New Roman" w:eastAsia="Times New Roman" w:hAnsi="Times New Roman"/>
+                <w:b w:val="false"/>
+                <w:bCs w:val="false"/>
+                <w:sz w:val="24"/>
+                <w:szCs w:val="24"/>
+              </w:rPr>
+              <w:t xml:space="preserve">28,2</w:t>
+            </w:r>
+          </w:p>
+        </w:tc>
+        <w:tc>
+          <w:tcPr>
+            <w:tcW w:type="dxa" w:w="1000"/>
+            <w:tcMar>
+              <w:top w:type="dxa" w:w="30"/>
+              <w:left w:type="dxa" w:w="60"/>
+              <w:bottom w:type="dxa" w:w="30"/>
+              <w:right w:type="dxa" w:w="60"/>
+            </w:tcMar>
+          </w:tcPr>
+          <w:p>
+            <w:pPr>
+              <w:spacing w:after="0" w:line="276"/>
+              <w:jc w:val="left"/>
+            </w:pPr>
+            <w:r>
+              <w:rPr>
+                <w:rFonts w:ascii="Times New Roman" w:cs="Times New Roman" w:eastAsia="Times New Roman" w:hAnsi="Times New Roman"/>
+                <w:b w:val="false"/>
+                <w:bCs w:val="false"/>
+                <w:sz w:val="24"/>
+                <w:szCs w:val="24"/>
+              </w:rPr>
+              <w:t xml:space="preserve">3195,1</w:t>
+            </w:r>
+          </w:p>
+        </w:tc>
+        <w:tc>
+          <w:tcPr>
+            <w:tcW w:type="dxa" w:w="1000"/>
+            <w:tcMar>
+              <w:top w:type="dxa" w:w="30"/>
+              <w:left w:type="dxa" w:w="60"/>
+              <w:bottom w:type="dxa" w:w="30"/>
+              <w:right w:type="dxa" w:w="60"/>
+            </w:tcMar>
+          </w:tcPr>
+          <w:p>
+            <w:pPr>
+              <w:spacing w:after="0" w:line="276"/>
+              <w:jc w:val="left"/>
+            </w:pPr>
+            <w:r>
+              <w:rPr>
+                <w:rFonts w:ascii="Times New Roman" w:cs="Times New Roman" w:eastAsia="Times New Roman" w:hAnsi="Times New Roman"/>
+                <w:b w:val="false"/>
+                <w:bCs w:val="false"/>
+                <w:sz w:val="24"/>
+                <w:szCs w:val="24"/>
+              </w:rPr>
+              <w:t xml:space="preserve">115,5</w:t>
+            </w:r>
+          </w:p>
+        </w:tc>
+        <w:tc>
+          <w:tcPr>
+            <w:tcW w:type="dxa" w:w="1050"/>
+            <w:tcMar>
+              <w:top w:type="dxa" w:w="30"/>
+              <w:left w:type="dxa" w:w="60"/>
+              <w:bottom w:type="dxa" w:w="30"/>
+              <w:right w:type="dxa" w:w="60"/>
+            </w:tcMar>
+          </w:tcPr>
+          <w:p>
+            <w:pPr>
+              <w:spacing w:after="0" w:line="276"/>
+              <w:jc w:val="left"/>
+            </w:pPr>
+            <w:r>
+              <w:rPr>
+                <w:rFonts w:ascii="Times New Roman" w:cs="Times New Roman" w:eastAsia="Times New Roman" w:hAnsi="Times New Roman"/>
+                <w:b w:val="false"/>
+                <w:bCs w:val="false"/>
+                <w:sz w:val="24"/>
+                <w:szCs w:val="24"/>
+              </w:rPr>
+              <w:t xml:space="preserve">635</w:t>
+            </w:r>
+          </w:p>
+        </w:tc>
+        <w:tc>
+          <w:tcPr>
+            <w:tcW w:type="dxa" w:w="2050"/>
+            <w:tcMar>
+              <w:top w:type="dxa" w:w="30"/>
+              <w:left w:type="dxa" w:w="60"/>
+              <w:bottom w:type="dxa" w:w="30"/>
+              <w:right w:type="dxa" w:w="60"/>
+            </w:tcMar>
+          </w:tcPr>
+          <w:p>
+            <w:pPr>
+              <w:spacing w:after="0" w:line="276"/>
+              <w:jc w:val="left"/>
+            </w:pPr>
+            <w:r>
+              <w:rPr>
+                <w:rFonts w:ascii="Times New Roman" w:cs="Times New Roman" w:eastAsia="Times New Roman" w:hAnsi="Times New Roman"/>
+                <w:b w:val="false"/>
+                <w:bCs w:val="false"/>
+                <w:sz w:val="24"/>
+                <w:szCs w:val="24"/>
+              </w:rPr>
+              <w:t xml:space="preserve">109,2</w:t>
+            </w:r>
+          </w:p>
+        </w:tc>
+        <w:tc>
+          <w:tcPr>
+            <w:tcW w:type="dxa" w:w="900"/>
+            <w:tcMar>
+              <w:top w:type="dxa" w:w="30"/>
+              <w:left w:type="dxa" w:w="60"/>
+              <w:bottom w:type="dxa" w:w="30"/>
+              <w:right w:type="dxa" w:w="60"/>
+            </w:tcMar>
+          </w:tcPr>
+          <w:p>
+            <w:pPr>
+              <w:spacing w:after="0" w:line="276"/>
+              <w:jc w:val="left"/>
+            </w:pPr>
+            <w:r>
+              <w:rPr>
+                <w:rFonts w:ascii="Times New Roman" w:cs="Times New Roman" w:eastAsia="Times New Roman" w:hAnsi="Times New Roman"/>
+                <w:b w:val="false"/>
+                <w:bCs w:val="false"/>
+                <w:sz w:val="24"/>
+                <w:szCs w:val="24"/>
+              </w:rPr>
+              <w:t xml:space="preserve">141,5</w:t>
+            </w:r>
+          </w:p>
+        </w:tc>
+        <w:tc>
+          <w:tcPr>
+            <w:tcW w:type="dxa" w:w="1905"/>
+            <w:tcMar>
+              <w:top w:type="dxa" w:w="30"/>
+              <w:left w:type="dxa" w:w="60"/>
+              <w:bottom w:type="dxa" w:w="30"/>
+              <w:right w:type="dxa" w:w="60"/>
+            </w:tcMar>
+          </w:tcPr>
+          <w:p>
+            <w:pPr>
+              <w:spacing w:after="0" w:line="276"/>
+              <w:jc w:val="left"/>
+            </w:pPr>
+            <w:r>
+              <w:rPr>
+                <w:rFonts w:ascii="Times New Roman" w:cs="Times New Roman" w:eastAsia="Times New Roman" w:hAnsi="Times New Roman"/>
+                <w:b w:val="false"/>
+                <w:bCs w:val="false"/>
+                <w:sz w:val="24"/>
+                <w:szCs w:val="24"/>
+              </w:rPr>
+              <w:t xml:space="preserve">46,0 / 48,7</w:t>
+            </w:r>
+          </w:p>
+        </w:tc>
+      </w:tr>
+      <w:tr>
+        <w:trPr>
+          <w:tblHeader w:val="off"/>
+        </w:trPr>
+        <w:tc>
+          <w:tcPr>
+            <w:tcW w:type="dxa" w:w="1450"/>
+            <w:tcMar>
+              <w:top w:type="dxa" w:w="30"/>
+              <w:left w:type="dxa" w:w="60"/>
+              <w:bottom w:type="dxa" w:w="30"/>
+              <w:right w:type="dxa" w:w="60"/>
+            </w:tcMar>
+          </w:tcPr>
+          <w:p>
+            <w:pPr>
+              <w:spacing w:after="0" w:line="276"/>
+              <w:jc w:val="left"/>
+            </w:pPr>
+            <w:r>
+              <w:rPr>
+                <w:rFonts w:ascii="Times New Roman" w:cs="Times New Roman" w:eastAsia="Times New Roman" w:hAnsi="Times New Roman"/>
+                <w:b w:val="false"/>
+                <w:bCs w:val="false"/>
+                <w:sz w:val="24"/>
+                <w:szCs w:val="24"/>
+              </w:rPr>
+              <w:t xml:space="preserve">51,6</w:t>
+            </w:r>
+          </w:p>
+        </w:tc>
+        <w:tc>
+          <w:tcPr>
+            <w:tcW w:type="dxa" w:w="1000"/>
+            <w:tcMar>
+              <w:top w:type="dxa" w:w="30"/>
+              <w:left w:type="dxa" w:w="60"/>
+              <w:bottom w:type="dxa" w:w="30"/>
+              <w:right w:type="dxa" w:w="60"/>
+            </w:tcMar>
+          </w:tcPr>
+          <w:p>
+            <w:pPr>
+              <w:spacing w:after="0" w:line="276"/>
+              <w:jc w:val="left"/>
+            </w:pPr>
+            <w:r>
+              <w:rPr>
+                <w:rFonts w:ascii="Times New Roman" w:cs="Times New Roman" w:eastAsia="Times New Roman" w:hAnsi="Times New Roman"/>
+                <w:b w:val="false"/>
+                <w:bCs w:val="false"/>
+                <w:sz w:val="24"/>
+                <w:szCs w:val="24"/>
+              </w:rPr>
+              <w:t xml:space="preserve">3195,1</w:t>
+            </w:r>
+          </w:p>
+        </w:tc>
+        <w:tc>
+          <w:tcPr>
+            <w:tcW w:type="dxa" w:w="1000"/>
+            <w:tcMar>
+              <w:top w:type="dxa" w:w="30"/>
+              <w:left w:type="dxa" w:w="60"/>
+              <w:bottom w:type="dxa" w:w="30"/>
+              <w:right w:type="dxa" w:w="60"/>
+            </w:tcMar>
+          </w:tcPr>
+          <w:p>
+            <w:pPr>
+              <w:spacing w:after="0" w:line="276"/>
+              <w:jc w:val="left"/>
+            </w:pPr>
+            <w:r>
+              <w:rPr>
+                <w:rFonts w:ascii="Times New Roman" w:cs="Times New Roman" w:eastAsia="Times New Roman" w:hAnsi="Times New Roman"/>
+                <w:b w:val="false"/>
+                <w:bCs w:val="false"/>
+                <w:sz w:val="24"/>
+                <w:szCs w:val="24"/>
+              </w:rPr>
+              <w:t xml:space="preserve">177,7</w:t>
+            </w:r>
+          </w:p>
+        </w:tc>
+        <w:tc>
+          <w:tcPr>
+            <w:tcW w:type="dxa" w:w="1050"/>
+            <w:tcMar>
+              <w:top w:type="dxa" w:w="30"/>
+              <w:left w:type="dxa" w:w="60"/>
+              <w:bottom w:type="dxa" w:w="30"/>
+              <w:right w:type="dxa" w:w="60"/>
+            </w:tcMar>
+          </w:tcPr>
+          <w:p>
+            <w:pPr>
+              <w:spacing w:after="0" w:line="276"/>
+              <w:jc w:val="left"/>
+            </w:pPr>
+            <w:r>
+              <w:rPr>
+                <w:rFonts w:ascii="Times New Roman" w:cs="Times New Roman" w:eastAsia="Times New Roman" w:hAnsi="Times New Roman"/>
+                <w:b w:val="false"/>
+                <w:bCs w:val="false"/>
+                <w:sz w:val="24"/>
+                <w:szCs w:val="24"/>
+              </w:rPr>
+              <w:t xml:space="preserve">40 922</w:t>
+            </w:r>
+          </w:p>
+        </w:tc>
+        <w:tc>
+          <w:tcPr>
+            <w:tcW w:type="dxa" w:w="2050"/>
+            <w:tcMar>
+              <w:top w:type="dxa" w:w="30"/>
+              <w:left w:type="dxa" w:w="60"/>
+              <w:bottom w:type="dxa" w:w="30"/>
+              <w:right w:type="dxa" w:w="60"/>
+            </w:tcMar>
+          </w:tcPr>
+          <w:p>
+            <w:pPr>
+              <w:spacing w:after="0" w:line="276"/>
+              <w:jc w:val="left"/>
+            </w:pPr>
+            <w:r>
+              <w:rPr>
+                <w:rFonts w:ascii="Times New Roman" w:cs="Times New Roman" w:eastAsia="Times New Roman" w:hAnsi="Times New Roman"/>
+                <w:b w:val="false"/>
+                <w:bCs w:val="false"/>
+                <w:sz w:val="24"/>
+                <w:szCs w:val="24"/>
+              </w:rPr>
+              <w:t xml:space="preserve">155,4</w:t>
+            </w:r>
+          </w:p>
+        </w:tc>
+        <w:tc>
+          <w:tcPr>
+            <w:tcW w:type="dxa" w:w="900"/>
+            <w:tcMar>
+              <w:top w:type="dxa" w:w="30"/>
+              <w:left w:type="dxa" w:w="60"/>
+              <w:bottom w:type="dxa" w:w="30"/>
+              <w:right w:type="dxa" w:w="60"/>
+            </w:tcMar>
+          </w:tcPr>
+          <w:p>
+            <w:pPr>
+              <w:spacing w:after="0" w:line="276"/>
+              <w:jc w:val="left"/>
+            </w:pPr>
+            <w:r>
+              <w:rPr>
+                <w:rFonts w:ascii="Times New Roman" w:cs="Times New Roman" w:eastAsia="Times New Roman" w:hAnsi="Times New Roman"/>
+                <w:b w:val="false"/>
+                <w:bCs w:val="false"/>
+                <w:sz w:val="24"/>
+                <w:szCs w:val="24"/>
+              </w:rPr>
+              <w:t xml:space="preserve">142,0</w:t>
+            </w:r>
+          </w:p>
+        </w:tc>
+        <w:tc>
+          <w:tcPr>
+            <w:tcW w:type="dxa" w:w="1905"/>
+            <w:tcMar>
+              <w:top w:type="dxa" w:w="30"/>
+              <w:left w:type="dxa" w:w="60"/>
+              <w:bottom w:type="dxa" w:w="30"/>
+              <w:right w:type="dxa" w:w="60"/>
+            </w:tcMar>
+          </w:tcPr>
+          <w:p>
+            <w:pPr>
+              <w:spacing w:after="0" w:line="276"/>
+              <w:jc w:val="left"/>
+            </w:pPr>
+            <w:r>
+              <w:rPr>
+                <w:rFonts w:ascii="Times New Roman" w:cs="Times New Roman" w:eastAsia="Times New Roman" w:hAnsi="Times New Roman"/>
+                <w:b w:val="false"/>
+                <w:bCs w:val="false"/>
+                <w:sz w:val="24"/>
+                <w:szCs w:val="24"/>
+              </w:rPr>
+              <w:t xml:space="preserve">54,3 / 67,3</w:t>
+            </w:r>
+          </w:p>
+        </w:tc>
+      </w:tr>
+      <w:tr>
+        <w:trPr>
+          <w:tblHeader w:val="off"/>
+        </w:trPr>
+        <w:tc>
+          <w:tcPr>
+            <w:tcW w:type="dxa" w:w="1450"/>
+            <w:tcMar>
+              <w:top w:type="dxa" w:w="30"/>
+              <w:left w:type="dxa" w:w="60"/>
+              <w:bottom w:type="dxa" w:w="30"/>
+              <w:right w:type="dxa" w:w="60"/>
+            </w:tcMar>
+          </w:tcPr>
+          <w:p>
+            <w:pPr>
+              <w:spacing w:after="0" w:line="276"/>
+              <w:jc w:val="left"/>
+            </w:pPr>
+            <w:r>
+              <w:rPr>
+                <w:rFonts w:ascii="Times New Roman" w:cs="Times New Roman" w:eastAsia="Times New Roman" w:hAnsi="Times New Roman"/>
+                <w:b w:val="false"/>
+                <w:bCs w:val="false"/>
+                <w:sz w:val="24"/>
+                <w:szCs w:val="24"/>
+              </w:rPr>
+              <w:t xml:space="preserve">75,0</w:t>
+            </w:r>
+          </w:p>
+        </w:tc>
+        <w:tc>
+          <w:tcPr>
+            <w:tcW w:type="dxa" w:w="1000"/>
+            <w:tcMar>
+              <w:top w:type="dxa" w:w="30"/>
+              <w:left w:type="dxa" w:w="60"/>
+              <w:bottom w:type="dxa" w:w="30"/>
+              <w:right w:type="dxa" w:w="60"/>
+            </w:tcMar>
+          </w:tcPr>
+          <w:p>
+            <w:pPr>
+              <w:spacing w:after="0" w:line="276"/>
+              <w:jc w:val="left"/>
+            </w:pPr>
+            <w:r>
+              <w:rPr>
+                <w:rFonts w:ascii="Times New Roman" w:cs="Times New Roman" w:eastAsia="Times New Roman" w:hAnsi="Times New Roman"/>
+                <w:b w:val="false"/>
+                <w:bCs w:val="false"/>
+                <w:sz w:val="24"/>
+                <w:szCs w:val="24"/>
+              </w:rPr>
+              <w:t xml:space="preserve">3195,1</w:t>
+            </w:r>
+          </w:p>
+        </w:tc>
+        <w:tc>
+          <w:tcPr>
+            <w:tcW w:type="dxa" w:w="1000"/>
+            <w:tcMar>
+              <w:top w:type="dxa" w:w="30"/>
+              <w:left w:type="dxa" w:w="60"/>
+              <w:bottom w:type="dxa" w:w="30"/>
+              <w:right w:type="dxa" w:w="60"/>
+            </w:tcMar>
+          </w:tcPr>
+          <w:p>
+            <w:pPr>
+              <w:spacing w:after="0" w:line="276"/>
+              <w:jc w:val="left"/>
+            </w:pPr>
+            <w:r>
+              <w:rPr>
+                <w:rFonts w:ascii="Times New Roman" w:cs="Times New Roman" w:eastAsia="Times New Roman" w:hAnsi="Times New Roman"/>
+                <w:b w:val="false"/>
+                <w:bCs w:val="false"/>
+                <w:sz w:val="24"/>
+                <w:szCs w:val="24"/>
+              </w:rPr>
+              <w:t xml:space="preserve">188,8</w:t>
+            </w:r>
+          </w:p>
+        </w:tc>
+        <w:tc>
+          <w:tcPr>
+            <w:tcW w:type="dxa" w:w="1050"/>
+            <w:tcMar>
+              <w:top w:type="dxa" w:w="30"/>
+              <w:left w:type="dxa" w:w="60"/>
+              <w:bottom w:type="dxa" w:w="30"/>
+              <w:right w:type="dxa" w:w="60"/>
+            </w:tcMar>
+          </w:tcPr>
+          <w:p>
+            <w:pPr>
+              <w:spacing w:after="0" w:line="276"/>
+              <w:jc w:val="left"/>
+            </w:pPr>
+            <w:r>
+              <w:rPr>
+                <w:rFonts w:ascii="Times New Roman" w:cs="Times New Roman" w:eastAsia="Times New Roman" w:hAnsi="Times New Roman"/>
+                <w:b w:val="false"/>
+                <w:bCs w:val="false"/>
+                <w:sz w:val="24"/>
+                <w:szCs w:val="24"/>
+              </w:rPr>
+              <w:t xml:space="preserve">75 908</w:t>
+            </w:r>
+          </w:p>
+        </w:tc>
+        <w:tc>
+          <w:tcPr>
+            <w:tcW w:type="dxa" w:w="2050"/>
+            <w:tcMar>
+              <w:top w:type="dxa" w:w="30"/>
+              <w:left w:type="dxa" w:w="60"/>
+              <w:bottom w:type="dxa" w:w="30"/>
+              <w:right w:type="dxa" w:w="60"/>
+            </w:tcMar>
+          </w:tcPr>
+          <w:p>
+            <w:pPr>
+              <w:spacing w:after="0" w:line="276"/>
+              <w:jc w:val="left"/>
+            </w:pPr>
+            <w:r>
+              <w:rPr>
+                <w:rFonts w:ascii="Times New Roman" w:cs="Times New Roman" w:eastAsia="Times New Roman" w:hAnsi="Times New Roman"/>
+                <w:b w:val="false"/>
+                <w:bCs w:val="false"/>
+                <w:sz w:val="24"/>
+                <w:szCs w:val="24"/>
+              </w:rPr>
+              <w:t xml:space="preserve">189,1</w:t>
+            </w:r>
+          </w:p>
+        </w:tc>
+        <w:tc>
+          <w:tcPr>
+            <w:tcW w:type="dxa" w:w="900"/>
+            <w:tcMar>
+              <w:top w:type="dxa" w:w="30"/>
+              <w:left w:type="dxa" w:w="60"/>
+              <w:bottom w:type="dxa" w:w="30"/>
+              <w:right w:type="dxa" w:w="60"/>
+            </w:tcMar>
+          </w:tcPr>
+          <w:p>
+            <w:pPr>
+              <w:spacing w:after="0" w:line="276"/>
+              <w:jc w:val="left"/>
+            </w:pPr>
+            <w:r>
+              <w:rPr>
+                <w:rFonts w:ascii="Times New Roman" w:cs="Times New Roman" w:eastAsia="Times New Roman" w:hAnsi="Times New Roman"/>
+                <w:b w:val="false"/>
+                <w:bCs w:val="false"/>
+                <w:sz w:val="24"/>
+                <w:szCs w:val="24"/>
+              </w:rPr>
+              <w:t xml:space="preserve">143,1</w:t>
+            </w:r>
+          </w:p>
+        </w:tc>
+        <w:tc>
+          <w:tcPr>
+            <w:tcW w:type="dxa" w:w="1905"/>
+            <w:tcMar>
+              <w:top w:type="dxa" w:w="30"/>
+              <w:left w:type="dxa" w:w="60"/>
+              <w:bottom w:type="dxa" w:w="30"/>
+              <w:right w:type="dxa" w:w="60"/>
+            </w:tcMar>
+          </w:tcPr>
+          <w:p>
+            <w:pPr>
+              <w:spacing w:after="0" w:line="276"/>
+              <w:jc w:val="left"/>
+            </w:pPr>
+            <w:r>
+              <w:rPr>
+                <w:rFonts w:ascii="Times New Roman" w:cs="Times New Roman" w:eastAsia="Times New Roman" w:hAnsi="Times New Roman"/>
+                <w:b w:val="false"/>
+                <w:bCs w:val="false"/>
+                <w:sz w:val="24"/>
+                <w:szCs w:val="24"/>
+              </w:rPr>
+              <w:t xml:space="preserve">65,7 / 63,8</w:t>
+            </w:r>
+          </w:p>
+        </w:tc>
+      </w:tr>
+    </w:tbl>
+    <w:p>
+      <w:pPr>
+        <w:pStyle w:val="ListParagraph"/>
+        <w:numPr>
+          <w:ilvl w:val="0"/>
+          <w:numId w:val="2"/>
+        </w:numPr>
+        <w:spacing w:line="360"/>
+        <w:jc w:val="both"/>
+      </w:pPr>
+      <w:r>
+        <w:rPr>
+          <w:rFonts w:ascii="Times New Roman" w:cs="Times New Roman" w:eastAsia="Times New Roman" w:hAnsi="Times New Roman"/>
+          <w:sz w:val="28"/>
+          <w:szCs w:val="28"/>
+        </w:rPr>
+        <w:t xml:space="preserve">dv1 от наклона плоскости не зависит (разброс 0,0 м/с): его назначает интеграл Якоби, а не геометрия старта. То есть перенос старта на Восточный стоимость разгона не меняет.</w:t>
+      </w:r>
+    </w:p>
+    <w:p>
+      <w:pPr>
+        <w:pStyle w:val="ListParagraph"/>
+        <w:numPr>
+          <w:ilvl w:val="0"/>
+          <w:numId w:val="2"/>
+        </w:numPr>
+        <w:spacing w:line="360"/>
+        <w:jc w:val="both"/>
+      </w:pPr>
+      <w:r>
+        <w:rPr>
+          <w:rFonts w:ascii="Times New Roman" w:cs="Times New Roman" w:eastAsia="Times New Roman" w:hAnsi="Times New Roman"/>
+          <w:sz w:val="28"/>
+          <w:szCs w:val="28"/>
+        </w:rPr>
+        <w:t xml:space="preserve">Растёт dv2, и именно её часть вне эклиптики (с 48,7 % до 63,8 %): это разворот плоскости, а не торможение. Если плоскость не поворачивать к эклиптике (наклон 51,6° вместо 28,2°), перелёт дорожает на 41 м/с, в худшей расстановке узлов (75,0°) — на 75 м/с.</w:t>
+      </w:r>
+    </w:p>
+    <w:p>
+      <w:pPr>
+        <w:pStyle w:val="ListParagraph"/>
+        <w:numPr>
+          <w:ilvl w:val="0"/>
+          <w:numId w:val="2"/>
+        </w:numPr>
+        <w:spacing w:line="360"/>
+        <w:jc w:val="both"/>
+      </w:pPr>
+      <w:r>
+        <w:rPr>
+          <w:rFonts w:ascii="Times New Roman" w:cs="Times New Roman" w:eastAsia="Times New Roman" w:hAnsi="Times New Roman"/>
+          <w:sz w:val="28"/>
+          <w:szCs w:val="28"/>
+        </w:rPr>
+        <w:t xml:space="preserve">Разница переприцеленных dv2 (114,3 м/с при нулевом наклоне против 109,2 м/с при 28,2°) — в пределах гладкости множества пересечений трассы с целью, т.е. наклон 28,2° бесплатен. Цена плоскости относится к ЦЕЛИ: гало с наклонением, равным наклонению трассы, её снимает — так и отбираются траектории в работе Боровина и др. («наклонение которых соответствует наклонению орбиты выведения»). В проект принят dv2 = 113,6 м/с.</w:t>
+      </w:r>
+    </w:p>
+    <w:p>
+      <w:pPr>
+        <w:pStyle w:val="Heading1"/>
+        <w:spacing w:after="100" w:before="260" w:line="360"/>
+      </w:pPr>
+      <w:r>
+        <w:rPr>
+          <w:rFonts w:ascii="Times New Roman" w:cs="Times New Roman" w:eastAsia="Times New Roman" w:hAnsi="Times New Roman"/>
+        </w:rPr>
+        <w:t xml:space="preserve">6. Возмущения и внемодельные ограничения</w:t>
+      </w:r>
+    </w:p>
+    <w:p>
+      <w:pPr>
+        <w:spacing w:after="60" w:before="0" w:line="360"/>
+        <w:ind w:firstLine="709"/>
+        <w:jc w:val="both"/>
+      </w:pPr>
+      <w:r>
+        <w:rPr>
+          <w:rFonts w:ascii="Times New Roman" w:cs="Times New Roman" w:eastAsia="Times New Roman" w:hAnsi="Times New Roman"/>
+          <w:sz w:val="28"/>
+          <w:szCs w:val="28"/>
+        </w:rPr>
+        <w:t xml:space="preserve">Та же трасса пересчитана в расширенной модели сил (l2_perturb.py). Разгонный импульс при этом не меняется: dv1 = 3195,1 м/с; все эффекты стоят во втором импульсе и в плане коррекций.</w:t>
       </w:r>
     </w:p>
     <w:tbl>
@@ -3454,7 +5672,7 @@
                 <w:sz w:val="24"/>
                 <w:szCs w:val="24"/>
               </w:rPr>
-              <w:t xml:space="preserve">Давление Солнца (A = 20…100 м², C_R = 1,0…1,8)</w:t>
+              <w:t xml:space="preserve">Наклон плоскости выведения (28,2°…75°, п. 5)</w:t>
             </w:r>
           </w:p>
         </w:tc>
@@ -3508,7 +5726,7 @@
                 <w:sz w:val="24"/>
                 <w:szCs w:val="24"/>
               </w:rPr>
-              <w:t xml:space="preserve">≤ 17,8 м/с (после переприцеливания +0,2…+12,2 м/с)</w:t>
+              <w:t xml:space="preserve">+41…75 м/с; снимается выбором наклонного гало</w:t>
             </w:r>
           </w:p>
         </w:tc>
@@ -3540,7 +5758,7 @@
                 <w:sz w:val="24"/>
                 <w:szCs w:val="24"/>
               </w:rPr>
-              <w:t xml:space="preserve">Тень Земли (полная + полутень)</w:t>
+              <w:t xml:space="preserve">Давление Солнца (A = 20…100 м², C_R = 1,0…1,8)</w:t>
             </w:r>
           </w:p>
         </w:tc>
@@ -3594,7 +5812,7 @@
                 <w:sz w:val="24"/>
                 <w:szCs w:val="24"/>
               </w:rPr>
-              <w:t xml:space="preserve">≤ 28 мм/с — верхняя оценка для суток непрерывной тени; в модель не вводится</w:t>
+              <w:t xml:space="preserve">≤ 31,6 м/с при прежнем прицеле; после переприцеливания от −3,0 до −1,8 м/с</w:t>
             </w:r>
           </w:p>
         </w:tc>
@@ -3626,7 +5844,7 @@
                 <w:sz w:val="24"/>
                 <w:szCs w:val="24"/>
               </w:rPr>
-              <w:t xml:space="preserve">Луна (a = 384 400 км, e = 0,055, i = 5,1°)</w:t>
+              <w:t xml:space="preserve">Тень Земли на трассе (полная и полутень)</w:t>
             </w:r>
           </w:p>
         </w:tc>
@@ -3680,7 +5898,7 @@
                 <w:sz w:val="24"/>
                 <w:szCs w:val="24"/>
               </w:rPr>
-              <w:t xml:space="preserve">dv2 = 140…475 м/с при прежнем прицеле; +60…+182 м/с после переприцеливания</w:t>
+              <w:t xml:space="preserve">≤ 39,2 мм/с — верхняя оценка для суток непрерывной тени; в модель не вводится</w:t>
             </w:r>
           </w:p>
         </w:tc>
@@ -3712,7 +5930,7 @@
                 <w:sz w:val="24"/>
                 <w:szCs w:val="24"/>
               </w:rPr>
-              <w:t xml:space="preserve">Прецессии лунной орбиты (узел −7,4°, апсиды +15,6° за трассу)</w:t>
+              <w:t xml:space="preserve">Луна (по заданию — круговая орбита в эклиптике)</w:t>
             </w:r>
           </w:p>
         </w:tc>
@@ -3766,7 +5984,7 @@
                 <w:sz w:val="24"/>
                 <w:szCs w:val="24"/>
               </w:rPr>
-              <w:t xml:space="preserve">до −104 м/с в dv2 — величиной пренебрегать нельзя</w:t>
+              <w:t xml:space="preserve">dv2 = 169…508 м/с при прежнем прицеле; +137…+319 м/с после переприцеливания</w:t>
             </w:r>
           </w:p>
         </w:tc>
@@ -3798,7 +6016,7 @@
                 <w:sz w:val="24"/>
                 <w:szCs w:val="24"/>
               </w:rPr>
-              <w:t xml:space="preserve">Эксцентриситет орбиты Земли (e = 0,0167)</w:t>
+              <w:t xml:space="preserve">Форма и прецессии лунной орбиты — по заданию НЕ учитываются</w:t>
             </w:r>
           </w:p>
         </w:tc>
@@ -3825,7 +6043,7 @@
                 <w:sz w:val="24"/>
                 <w:szCs w:val="24"/>
               </w:rPr>
-              <w:t xml:space="preserve">+33 м/с</w:t>
+              <w:t xml:space="preserve">0</w:t>
             </w:r>
           </w:p>
         </w:tc>
@@ -3852,7 +6070,7 @@
                 <w:sz w:val="24"/>
                 <w:szCs w:val="24"/>
               </w:rPr>
-              <w:t xml:space="preserve">700…3100 м/с — это артефакт цели, а не стоимость (см. ниже)</w:t>
+              <w:t xml:space="preserve">измерено −88…+253 м/с в dv2; в бюджет не входят</w:t>
             </w:r>
           </w:p>
         </w:tc>
@@ -3884,7 +6102,7 @@
                 <w:sz w:val="24"/>
                 <w:szCs w:val="24"/>
               </w:rPr>
-              <w:t xml:space="preserve">Гравманёвр у Луны (поиск: 12 фаз × 11 углов)</w:t>
+              <w:t xml:space="preserve">Эксцентриситет орбиты Земли (e = 0,0167)</w:t>
             </w:r>
           </w:p>
         </w:tc>
@@ -3911,7 +6129,7 @@
                 <w:sz w:val="24"/>
                 <w:szCs w:val="24"/>
               </w:rPr>
-              <w:t xml:space="preserve">0</w:t>
+              <w:t xml:space="preserve">+34 м/с</w:t>
             </w:r>
           </w:p>
         </w:tc>
@@ -3938,7 +6156,7 @@
                 <w:sz w:val="24"/>
                 <w:szCs w:val="24"/>
               </w:rPr>
-              <w:t xml:space="preserve">выигрыш не найден: лучшие 5 пересечений дают +60 м/с</w:t>
+              <w:t xml:space="preserve">600…3100 м/с — артефакт цели, а не стоимость (см. ниже)</w:t>
             </w:r>
           </w:p>
         </w:tc>
@@ -3970,7 +6188,7 @@
                 <w:sz w:val="24"/>
                 <w:szCs w:val="24"/>
               </w:rPr>
-              <w:t xml:space="preserve">J2 и стартовая площадка (геометрия узла)</w:t>
+              <w:t xml:space="preserve">Гравманёвр у Луны (поиск: 12 фаз × 11 углов)</w:t>
             </w:r>
           </w:p>
         </w:tc>
@@ -3997,7 +6215,7 @@
                 <w:sz w:val="24"/>
                 <w:szCs w:val="24"/>
               </w:rPr>
-              <w:t xml:space="preserve">0…+1745 м/с</w:t>
+              <w:t xml:space="preserve">0</w:t>
             </w:r>
           </w:p>
         </w:tc>
@@ -4024,7 +6242,7 @@
                 <w:sz w:val="24"/>
                 <w:szCs w:val="24"/>
               </w:rPr>
-              <w:t xml:space="preserve">окно совпадения узла каждые 39,1 сут</w:t>
+              <w:t xml:space="preserve">выигрыш не найден: лучший из 5 ходов +67,5 м/с</w:t>
             </w:r>
           </w:p>
         </w:tc>
@@ -4056,6 +6274,92 @@
                 <w:sz w:val="24"/>
                 <w:szCs w:val="24"/>
               </w:rPr>
+              <w:t xml:space="preserve">J2 и стартовая площадка (ориентация плоскости)</w:t>
+            </w:r>
+          </w:p>
+        </w:tc>
+        <w:tc>
+          <w:tcPr>
+            <w:tcW w:type="dxa" w:w="1600"/>
+            <w:tcMar>
+              <w:top w:type="dxa" w:w="30"/>
+              <w:left w:type="dxa" w:w="60"/>
+              <w:bottom w:type="dxa" w:w="30"/>
+              <w:right w:type="dxa" w:w="60"/>
+            </w:tcMar>
+          </w:tcPr>
+          <w:p>
+            <w:pPr>
+              <w:spacing w:after="0" w:line="276"/>
+              <w:jc w:val="left"/>
+            </w:pPr>
+            <w:r>
+              <w:rPr>
+                <w:rFonts w:ascii="Times New Roman" w:cs="Times New Roman" w:eastAsia="Times New Roman" w:hAnsi="Times New Roman"/>
+                <w:b w:val="false"/>
+                <w:bCs w:val="false"/>
+                <w:sz w:val="24"/>
+                <w:szCs w:val="24"/>
+              </w:rPr>
+              <w:t xml:space="preserve">0…5122 м/с</w:t>
+            </w:r>
+          </w:p>
+        </w:tc>
+        <w:tc>
+          <w:tcPr>
+            <w:tcW w:type="dxa" w:w="4055"/>
+            <w:tcMar>
+              <w:top w:type="dxa" w:w="30"/>
+              <w:left w:type="dxa" w:w="60"/>
+              <w:bottom w:type="dxa" w:w="30"/>
+              <w:right w:type="dxa" w:w="60"/>
+            </w:tcMar>
+          </w:tcPr>
+          <w:p>
+            <w:pPr>
+              <w:spacing w:after="0" w:line="276"/>
+              <w:jc w:val="left"/>
+            </w:pPr>
+            <w:r>
+              <w:rPr>
+                <w:rFonts w:ascii="Times New Roman" w:cs="Times New Roman" w:eastAsia="Times New Roman" w:hAnsi="Times New Roman"/>
+                <w:b w:val="false"/>
+                <w:bCs w:val="false"/>
+                <w:sz w:val="24"/>
+                <w:szCs w:val="24"/>
+              </w:rPr>
+              <w:t xml:space="preserve">окно нужной ориентации повторяется каждые 55,0 сут (7 раз в год)</w:t>
+            </w:r>
+          </w:p>
+        </w:tc>
+      </w:tr>
+      <w:tr>
+        <w:trPr>
+          <w:tblHeader w:val="off"/>
+        </w:trPr>
+        <w:tc>
+          <w:tcPr>
+            <w:tcW w:type="dxa" w:w="3700"/>
+            <w:tcMar>
+              <w:top w:type="dxa" w:w="30"/>
+              <w:left w:type="dxa" w:w="60"/>
+              <w:bottom w:type="dxa" w:w="30"/>
+              <w:right w:type="dxa" w:w="60"/>
+            </w:tcMar>
+          </w:tcPr>
+          <w:p>
+            <w:pPr>
+              <w:spacing w:after="0" w:line="276"/>
+              <w:jc w:val="left"/>
+            </w:pPr>
+            <w:r>
+              <w:rPr>
+                <w:rFonts w:ascii="Times New Roman" w:cs="Times New Roman" w:eastAsia="Times New Roman" w:hAnsi="Times New Roman"/>
+                <w:b w:val="false"/>
+                <w:bCs w:val="false"/>
+                <w:sz w:val="24"/>
+                <w:szCs w:val="24"/>
+              </w:rPr>
               <w:t xml:space="preserve">Удержание на гало</w:t>
             </w:r>
           </w:p>
@@ -4110,7 +6414,7 @@
                 <w:sz w:val="24"/>
                 <w:szCs w:val="24"/>
               </w:rPr>
-              <w:t xml:space="preserve">0,77 м/с/год при допуске ±100 км (динамическое требование)</w:t>
+              <w:t xml:space="preserve">0,77 м/с/год при допуске ±100 км — в 130 раз ниже лимита 100 м/с/год</w:t>
             </w:r>
           </w:p>
         </w:tc>
@@ -4132,7 +6436,7 @@
           <w:sz w:val="28"/>
           <w:szCs w:val="28"/>
         </w:rPr>
-        <w:t xml:space="preserve">Эксцентриситет Земли. В кадре, вращающемся со средней движением, линия Солнце—Земля (вместе с L2) описывает эпицикл амплитудой 2e = 1,91°, т.е. ~5,0 млн км; поэтому фиксированная CR3BP-орбита в эллиптической модели недостижима, а большие значения dv2 (700…3100 м/с) измеряют несоответствие цели, а не стоимость. Собственно цена эксцентриситета — +33 м/с в dv1 (из-за изменения солнечной приливной составляющей на ±3,4 %). Корректный расчёт требует квазипериодических орбит эллиптической задачи (ER3BP), размер которых меняется вместе с расстоянием Солнце—Земля (±1,7 %).</w:t>
+        <w:t xml:space="preserve">Эксцентриситет Земли. В кадре, вращающемся со средней движением, линия Солнце—Земля (вместе с L2) описывает эпицикл амплитудой 2e = 1,91°, т.е. ~5,0 млн км; поэтому фиксированная CR3BP-орбита в эллиптической модели недостижима, а большие значения dv2 измеряют несоответствие цели, а не стоимость. Собственно цена эксцентриситета — +34 м/с в dv1 (солнечная приливная составляющая меняется на ±3,4 %). Корректный расчёт требует квазипериодических орбит эллиптической задачи (ER3BP), размер которых меняется вместе с расстоянием Солнце—Земля (±1,7 %).</w:t>
       </w:r>
     </w:p>
     <w:p>
@@ -4151,7 +6455,7 @@
           <w:sz w:val="28"/>
           <w:szCs w:val="28"/>
         </w:rPr>
-        <w:t xml:space="preserve">Наклонение 23,5°. Скорость дрейфа узла НОО из-за J2 равна −8,21 °/сут, направление на L2 уходит на 0,99 °/сут — совпадение узла с вектором разгона повторяется каждые 39,1 сут (≈ 9 окон в году), т.е. принятое допущение не является искусственным. Если совпадения нет, разворот плоскости в момент разгона стоит: dv1 = 3195 … 3295 … 3579 … 4005 … 4531 … 4940 м/с при рассогласовании 0 / 5 / 10 / 15 / 20 / 24°. Отдельно: наклонение 23,5° недостижимо с Байконура (45,6° с.ш.) и Плесецка (62,9° с.ш.) — нужна площадка с широтой не более 23,5°.</w:t>
+        <w:t xml:space="preserve">Луна. По заданию форма лунной орбиты (e = 0,055, наклонение 5,1°) и её прецессии (узел за 18,6 лет, апсиды за 8,85 лет) не учитываются, поэтому в модели Луна движется по круговой орбите в эклиптике. Это не «уменьшает точность без предупреждения»: величина исключённого измерена — от −83 до +53 м/с в dv2 (perturb.txt, п. 4a, 4b), т.е. сопоставима с самим эффектом Луны. Исключение этих членов — требование задания, а не вывод расчёта.</w:t>
       </w:r>
     </w:p>
     <w:p>
@@ -4170,7 +6474,7 @@
           <w:sz w:val="28"/>
           <w:szCs w:val="28"/>
         </w:rPr>
-        <w:t xml:space="preserve">Удержание на гало. Из собственного числа неустойчивости модели: ошибка 1 км по неустойчивому направлению требует 0,495 мм/с на один e-fold (23,4 сут), т.е. при допуске ±100 км — 0,05 м/с на коррекцию и 0,77 м/с/год; при ±1000 км — 7,7 м/с/год. Это динамическое требование; реальный бюджет умножается на ошибки исполнения РД и навигации. Для сравнения: у ACE коррекции удержания выполнялись раз в 8 недель, коррекции геометрии орбиты — раз в 3–6 месяцев.</w:t>
+        <w:t xml:space="preserve">J2 и площадка. Дрейф узла НОО из-за J2 при i = 51,6° равен −5,56 °/сут, направление Земля→L2 уходит на 0,99 °/сут — нужная ориентация плоскости повторяется каждые 55,0 сут (7 окон в году). Если вместо минимального наклона к эклиптике (28,2°) старт даёт 51,6° или 75,0°, перелёт дорожает на 41…75 м/с (п. 5); рассогласование направления разгона с касательной к НОО стоит dv1 = 3195 … 3295 … 3579 … 4005 … 4531 … 5122 м/с при 0 / 5 / 10 / 15 / 20 / 25°. Наклонение, меньшее наклонения эклиптики (23,4°), с Восточного невозможно — трасса и строится в наклонённой плоскости.</w:t>
       </w:r>
     </w:p>
     <w:p>
@@ -4182,7 +6486,1936 @@
         <w:rPr>
           <w:rFonts w:ascii="Times New Roman" w:cs="Times New Roman" w:eastAsia="Times New Roman" w:hAnsi="Times New Roman"/>
         </w:rPr>
-        <w:t xml:space="preserve">6. Ответ</w:t>
+        <w:t xml:space="preserve">7. Масса: разгонный блок и двигатель удержания</w:t>
+      </w:r>
+    </w:p>
+    <w:p>
+      <w:pPr>
+        <w:spacing w:after="60" w:before="0" w:line="360"/>
+        <w:ind w:firstLine="709"/>
+        <w:jc w:val="both"/>
+      </w:pPr>
+      <w:r>
+        <w:rPr>
+          <w:rFonts w:ascii="Times New Roman" w:cs="Times New Roman" w:eastAsia="Times New Roman" w:hAnsi="Times New Roman"/>
+          <w:sz w:val="28"/>
+          <w:szCs w:val="28"/>
+        </w:rPr>
+        <w:t xml:space="preserve">По заданию перелёт делает разгонный блок (оба импульса), а поддержание орбиты — сам КА двигателем СПД-100ВМ, поэтому характеристическая скорость делится на две части с разными удельными импульсами: dv_РБ = dv1 + dv2 = 3309 м/с (расчёт) и 3474 м/с (с запасом 5 %), и dv удержания — по годовой норме задания (≤ 100 м/с/год).</w:t>
+      </w:r>
+    </w:p>
+    <w:p>
+      <w:pPr>
+        <w:spacing w:after="60" w:before="0" w:line="360"/>
+        <w:ind w:firstLine="709"/>
+        <w:jc w:val="both"/>
+      </w:pPr>
+      <w:r>
+        <w:rPr>
+          <w:rFonts w:ascii="Times New Roman" w:cs="Times New Roman" w:eastAsia="Times New Roman" w:hAnsi="Times New Roman"/>
+          <w:sz w:val="28"/>
+          <w:szCs w:val="28"/>
+        </w:rPr>
+        <w:t xml:space="preserve">Разгонный блок: m_топл = (m_КА + m_сух_РБ)·(exp(dv/(Isp·g₀)) − 1), где m_КА = 1800 кг (сухая масса по заданию) + 5,7 кг ксенона = 1 806 кг. ТТД разгонного блока КВТК (Isp и сухая масса) в доступных источниках не найдены, поэтому приняты Isp = 445 с (криогенная водородная ступень) и m_сух_РБ = 1300 кг; ниже дана чувствительность к ±10 с.</w:t>
+      </w:r>
+    </w:p>
+    <w:p>
+      <w:pPr>
+        <w:spacing w:after="60" w:before="60" w:line="360"/>
+        <w:jc w:val="center"/>
+      </w:pPr>
+      <w:r>
+        <w:rPr>
+          <w:rFonts w:ascii="Times New Roman" w:cs="Times New Roman" w:eastAsia="Times New Roman" w:hAnsi="Times New Roman"/>
+          <w:i/>
+          <w:iCs/>
+          <w:sz w:val="24"/>
+          <w:szCs w:val="24"/>
+        </w:rPr>
+        <w:t xml:space="preserve">Таблица 3 — топливо разгонного блока и масса, вводимая на НОО 200 км</w:t>
+      </w:r>
+    </w:p>
+    <w:tbl>
+      <w:tblPr>
+        <w:tblW w:type="dxa" w:w="9355"/>
+        <w:tblBorders>
+          <w:top w:val="single" w:color="auto" w:sz="4"/>
+          <w:left w:val="single" w:color="auto" w:sz="4"/>
+          <w:bottom w:val="single" w:color="auto" w:sz="4"/>
+          <w:right w:val="single" w:color="auto" w:sz="4"/>
+          <w:insideH w:val="single" w:color="auto" w:sz="4"/>
+          <w:insideV w:val="single" w:color="auto" w:sz="4"/>
+        </w:tblBorders>
+      </w:tblPr>
+      <w:tblGrid>
+        <w:gridCol w:w="1500"/>
+        <w:gridCol w:w="1400"/>
+        <w:gridCol w:w="1900"/>
+        <w:gridCol w:w="2100"/>
+        <w:gridCol w:w="2455"/>
+      </w:tblGrid>
+      <w:tr>
+        <w:trPr>
+          <w:tblHeader/>
+        </w:trPr>
+        <w:tc>
+          <w:tcPr>
+            <w:tcW w:type="dxa" w:w="1500"/>
+            <w:shd w:fill="EDEDED" w:val="clear"/>
+            <w:tcMar>
+              <w:top w:type="dxa" w:w="30"/>
+              <w:left w:type="dxa" w:w="60"/>
+              <w:bottom w:type="dxa" w:w="30"/>
+              <w:right w:type="dxa" w:w="60"/>
+            </w:tcMar>
+          </w:tcPr>
+          <w:p>
+            <w:pPr>
+              <w:spacing w:after="0" w:line="276"/>
+              <w:jc w:val="left"/>
+            </w:pPr>
+            <w:r>
+              <w:rPr>
+                <w:rFonts w:ascii="Times New Roman" w:cs="Times New Roman" w:eastAsia="Times New Roman" w:hAnsi="Times New Roman"/>
+                <w:b/>
+                <w:bCs/>
+                <w:sz w:val="24"/>
+                <w:szCs w:val="24"/>
+              </w:rPr>
+              <w:t xml:space="preserve">Isp РБ, с</w:t>
+            </w:r>
+          </w:p>
+        </w:tc>
+        <w:tc>
+          <w:tcPr>
+            <w:tcW w:type="dxa" w:w="1400"/>
+            <w:shd w:fill="EDEDED" w:val="clear"/>
+            <w:tcMar>
+              <w:top w:type="dxa" w:w="30"/>
+              <w:left w:type="dxa" w:w="60"/>
+              <w:bottom w:type="dxa" w:w="30"/>
+              <w:right w:type="dxa" w:w="60"/>
+            </w:tcMar>
+          </w:tcPr>
+          <w:p>
+            <w:pPr>
+              <w:spacing w:after="0" w:line="276"/>
+              <w:jc w:val="left"/>
+            </w:pPr>
+            <w:r>
+              <w:rPr>
+                <w:rFonts w:ascii="Times New Roman" w:cs="Times New Roman" w:eastAsia="Times New Roman" w:hAnsi="Times New Roman"/>
+                <w:b/>
+                <w:bCs/>
+                <w:sz w:val="24"/>
+                <w:szCs w:val="24"/>
+              </w:rPr>
+              <w:t xml:space="preserve">dv, м/с</w:t>
+            </w:r>
+          </w:p>
+        </w:tc>
+        <w:tc>
+          <w:tcPr>
+            <w:tcW w:type="dxa" w:w="1900"/>
+            <w:shd w:fill="EDEDED" w:val="clear"/>
+            <w:tcMar>
+              <w:top w:type="dxa" w:w="30"/>
+              <w:left w:type="dxa" w:w="60"/>
+              <w:bottom w:type="dxa" w:w="30"/>
+              <w:right w:type="dxa" w:w="60"/>
+            </w:tcMar>
+          </w:tcPr>
+          <w:p>
+            <w:pPr>
+              <w:spacing w:after="0" w:line="276"/>
+              <w:jc w:val="left"/>
+            </w:pPr>
+            <w:r>
+              <w:rPr>
+                <w:rFonts w:ascii="Times New Roman" w:cs="Times New Roman" w:eastAsia="Times New Roman" w:hAnsi="Times New Roman"/>
+                <w:b/>
+                <w:bCs/>
+                <w:sz w:val="24"/>
+                <w:szCs w:val="24"/>
+              </w:rPr>
+              <w:t xml:space="preserve">случай</w:t>
+            </w:r>
+          </w:p>
+        </w:tc>
+        <w:tc>
+          <w:tcPr>
+            <w:tcW w:type="dxa" w:w="2100"/>
+            <w:shd w:fill="EDEDED" w:val="clear"/>
+            <w:tcMar>
+              <w:top w:type="dxa" w:w="30"/>
+              <w:left w:type="dxa" w:w="60"/>
+              <w:bottom w:type="dxa" w:w="30"/>
+              <w:right w:type="dxa" w:w="60"/>
+            </w:tcMar>
+          </w:tcPr>
+          <w:p>
+            <w:pPr>
+              <w:spacing w:after="0" w:line="276"/>
+              <w:jc w:val="left"/>
+            </w:pPr>
+            <w:r>
+              <w:rPr>
+                <w:rFonts w:ascii="Times New Roman" w:cs="Times New Roman" w:eastAsia="Times New Roman" w:hAnsi="Times New Roman"/>
+                <w:b/>
+                <w:bCs/>
+                <w:sz w:val="24"/>
+                <w:szCs w:val="24"/>
+              </w:rPr>
+              <w:t xml:space="preserve">топливо РБ, кг</w:t>
+            </w:r>
+          </w:p>
+        </w:tc>
+        <w:tc>
+          <w:tcPr>
+            <w:tcW w:type="dxa" w:w="2455"/>
+            <w:shd w:fill="EDEDED" w:val="clear"/>
+            <w:tcMar>
+              <w:top w:type="dxa" w:w="30"/>
+              <w:left w:type="dxa" w:w="60"/>
+              <w:bottom w:type="dxa" w:w="30"/>
+              <w:right w:type="dxa" w:w="60"/>
+            </w:tcMar>
+          </w:tcPr>
+          <w:p>
+            <w:pPr>
+              <w:spacing w:after="0" w:line="276"/>
+              <w:jc w:val="left"/>
+            </w:pPr>
+            <w:r>
+              <w:rPr>
+                <w:rFonts w:ascii="Times New Roman" w:cs="Times New Roman" w:eastAsia="Times New Roman" w:hAnsi="Times New Roman"/>
+                <w:b/>
+                <w:bCs/>
+                <w:sz w:val="24"/>
+                <w:szCs w:val="24"/>
+              </w:rPr>
+              <w:t xml:space="preserve">ввести на НОО, кг</w:t>
+            </w:r>
+          </w:p>
+        </w:tc>
+      </w:tr>
+      <w:tr>
+        <w:trPr>
+          <w:tblHeader w:val="off"/>
+        </w:trPr>
+        <w:tc>
+          <w:tcPr>
+            <w:tcW w:type="dxa" w:w="1500"/>
+            <w:tcMar>
+              <w:top w:type="dxa" w:w="30"/>
+              <w:left w:type="dxa" w:w="60"/>
+              <w:bottom w:type="dxa" w:w="30"/>
+              <w:right w:type="dxa" w:w="60"/>
+            </w:tcMar>
+          </w:tcPr>
+          <w:p>
+            <w:pPr>
+              <w:spacing w:after="0" w:line="276"/>
+              <w:jc w:val="left"/>
+            </w:pPr>
+            <w:r>
+              <w:rPr>
+                <w:rFonts w:ascii="Times New Roman" w:cs="Times New Roman" w:eastAsia="Times New Roman" w:hAnsi="Times New Roman"/>
+                <w:b w:val="false"/>
+                <w:bCs w:val="false"/>
+                <w:sz w:val="24"/>
+                <w:szCs w:val="24"/>
+              </w:rPr>
+              <w:t xml:space="preserve">435</w:t>
+            </w:r>
+          </w:p>
+        </w:tc>
+        <w:tc>
+          <w:tcPr>
+            <w:tcW w:type="dxa" w:w="1400"/>
+            <w:tcMar>
+              <w:top w:type="dxa" w:w="30"/>
+              <w:left w:type="dxa" w:w="60"/>
+              <w:bottom w:type="dxa" w:w="30"/>
+              <w:right w:type="dxa" w:w="60"/>
+            </w:tcMar>
+          </w:tcPr>
+          <w:p>
+            <w:pPr>
+              <w:spacing w:after="0" w:line="276"/>
+              <w:jc w:val="right"/>
+            </w:pPr>
+            <w:r>
+              <w:rPr>
+                <w:rFonts w:ascii="Times New Roman" w:cs="Times New Roman" w:eastAsia="Times New Roman" w:hAnsi="Times New Roman"/>
+                <w:b w:val="false"/>
+                <w:bCs w:val="false"/>
+                <w:sz w:val="24"/>
+                <w:szCs w:val="24"/>
+              </w:rPr>
+              <w:t xml:space="preserve">3 309</w:t>
+            </w:r>
+          </w:p>
+        </w:tc>
+        <w:tc>
+          <w:tcPr>
+            <w:tcW w:type="dxa" w:w="1900"/>
+            <w:tcMar>
+              <w:top w:type="dxa" w:w="30"/>
+              <w:left w:type="dxa" w:w="60"/>
+              <w:bottom w:type="dxa" w:w="30"/>
+              <w:right w:type="dxa" w:w="60"/>
+            </w:tcMar>
+          </w:tcPr>
+          <w:p>
+            <w:pPr>
+              <w:spacing w:after="0" w:line="276"/>
+              <w:jc w:val="left"/>
+            </w:pPr>
+            <w:r>
+              <w:rPr>
+                <w:rFonts w:ascii="Times New Roman" w:cs="Times New Roman" w:eastAsia="Times New Roman" w:hAnsi="Times New Roman"/>
+                <w:b w:val="false"/>
+                <w:bCs w:val="false"/>
+                <w:sz w:val="24"/>
+                <w:szCs w:val="24"/>
+              </w:rPr>
+              <w:t xml:space="preserve">расчётный dv</w:t>
+            </w:r>
+          </w:p>
+        </w:tc>
+        <w:tc>
+          <w:tcPr>
+            <w:tcW w:type="dxa" w:w="2100"/>
+            <w:tcMar>
+              <w:top w:type="dxa" w:w="30"/>
+              <w:left w:type="dxa" w:w="60"/>
+              <w:bottom w:type="dxa" w:w="30"/>
+              <w:right w:type="dxa" w:w="60"/>
+            </w:tcMar>
+          </w:tcPr>
+          <w:p>
+            <w:pPr>
+              <w:spacing w:after="0" w:line="276"/>
+              <w:jc w:val="right"/>
+            </w:pPr>
+            <w:r>
+              <w:rPr>
+                <w:rFonts w:ascii="Times New Roman" w:cs="Times New Roman" w:eastAsia="Times New Roman" w:hAnsi="Times New Roman"/>
+                <w:b w:val="false"/>
+                <w:bCs w:val="false"/>
+                <w:sz w:val="24"/>
+                <w:szCs w:val="24"/>
+              </w:rPr>
+              <w:t xml:space="preserve">3 640</w:t>
+            </w:r>
+          </w:p>
+        </w:tc>
+        <w:tc>
+          <w:tcPr>
+            <w:tcW w:type="dxa" w:w="2455"/>
+            <w:tcMar>
+              <w:top w:type="dxa" w:w="30"/>
+              <w:left w:type="dxa" w:w="60"/>
+              <w:bottom w:type="dxa" w:w="30"/>
+              <w:right w:type="dxa" w:w="60"/>
+            </w:tcMar>
+          </w:tcPr>
+          <w:p>
+            <w:pPr>
+              <w:spacing w:after="0" w:line="276"/>
+              <w:jc w:val="right"/>
+            </w:pPr>
+            <w:r>
+              <w:rPr>
+                <w:rFonts w:ascii="Times New Roman" w:cs="Times New Roman" w:eastAsia="Times New Roman" w:hAnsi="Times New Roman"/>
+                <w:b w:val="false"/>
+                <w:bCs w:val="false"/>
+                <w:sz w:val="24"/>
+                <w:szCs w:val="24"/>
+              </w:rPr>
+              <w:t xml:space="preserve">6 745</w:t>
+            </w:r>
+          </w:p>
+        </w:tc>
+      </w:tr>
+      <w:tr>
+        <w:trPr>
+          <w:tblHeader w:val="off"/>
+        </w:trPr>
+        <w:tc>
+          <w:tcPr>
+            <w:tcW w:type="dxa" w:w="1500"/>
+            <w:tcMar>
+              <w:top w:type="dxa" w:w="30"/>
+              <w:left w:type="dxa" w:w="60"/>
+              <w:bottom w:type="dxa" w:w="30"/>
+              <w:right w:type="dxa" w:w="60"/>
+            </w:tcMar>
+          </w:tcPr>
+          <w:p>
+            <w:pPr>
+              <w:spacing w:after="0" w:line="276"/>
+              <w:jc w:val="left"/>
+            </w:pPr>
+            <w:r>
+              <w:rPr>
+                <w:rFonts w:ascii="Times New Roman" w:cs="Times New Roman" w:eastAsia="Times New Roman" w:hAnsi="Times New Roman"/>
+                <w:b w:val="false"/>
+                <w:bCs w:val="false"/>
+                <w:sz w:val="24"/>
+                <w:szCs w:val="24"/>
+              </w:rPr>
+              <w:t xml:space="preserve">435</w:t>
+            </w:r>
+          </w:p>
+        </w:tc>
+        <w:tc>
+          <w:tcPr>
+            <w:tcW w:type="dxa" w:w="1400"/>
+            <w:tcMar>
+              <w:top w:type="dxa" w:w="30"/>
+              <w:left w:type="dxa" w:w="60"/>
+              <w:bottom w:type="dxa" w:w="30"/>
+              <w:right w:type="dxa" w:w="60"/>
+            </w:tcMar>
+          </w:tcPr>
+          <w:p>
+            <w:pPr>
+              <w:spacing w:after="0" w:line="276"/>
+              <w:jc w:val="right"/>
+            </w:pPr>
+            <w:r>
+              <w:rPr>
+                <w:rFonts w:ascii="Times New Roman" w:cs="Times New Roman" w:eastAsia="Times New Roman" w:hAnsi="Times New Roman"/>
+                <w:b w:val="false"/>
+                <w:bCs w:val="false"/>
+                <w:sz w:val="24"/>
+                <w:szCs w:val="24"/>
+              </w:rPr>
+              <w:t xml:space="preserve">3 474</w:t>
+            </w:r>
+          </w:p>
+        </w:tc>
+        <w:tc>
+          <w:tcPr>
+            <w:tcW w:type="dxa" w:w="1900"/>
+            <w:tcMar>
+              <w:top w:type="dxa" w:w="30"/>
+              <w:left w:type="dxa" w:w="60"/>
+              <w:bottom w:type="dxa" w:w="30"/>
+              <w:right w:type="dxa" w:w="60"/>
+            </w:tcMar>
+          </w:tcPr>
+          <w:p>
+            <w:pPr>
+              <w:spacing w:after="0" w:line="276"/>
+              <w:jc w:val="left"/>
+            </w:pPr>
+            <w:r>
+              <w:rPr>
+                <w:rFonts w:ascii="Times New Roman" w:cs="Times New Roman" w:eastAsia="Times New Roman" w:hAnsi="Times New Roman"/>
+                <w:b w:val="false"/>
+                <w:bCs w:val="false"/>
+                <w:sz w:val="24"/>
+                <w:szCs w:val="24"/>
+              </w:rPr>
+              <w:t xml:space="preserve">с запасом 5 %</w:t>
+            </w:r>
+          </w:p>
+        </w:tc>
+        <w:tc>
+          <w:tcPr>
+            <w:tcW w:type="dxa" w:w="2100"/>
+            <w:tcMar>
+              <w:top w:type="dxa" w:w="30"/>
+              <w:left w:type="dxa" w:w="60"/>
+              <w:bottom w:type="dxa" w:w="30"/>
+              <w:right w:type="dxa" w:w="60"/>
+            </w:tcMar>
+          </w:tcPr>
+          <w:p>
+            <w:pPr>
+              <w:spacing w:after="0" w:line="276"/>
+              <w:jc w:val="right"/>
+            </w:pPr>
+            <w:r>
+              <w:rPr>
+                <w:rFonts w:ascii="Times New Roman" w:cs="Times New Roman" w:eastAsia="Times New Roman" w:hAnsi="Times New Roman"/>
+                <w:b w:val="false"/>
+                <w:bCs w:val="false"/>
+                <w:sz w:val="24"/>
+                <w:szCs w:val="24"/>
+              </w:rPr>
+              <w:t xml:space="preserve">3 906</w:t>
+            </w:r>
+          </w:p>
+        </w:tc>
+        <w:tc>
+          <w:tcPr>
+            <w:tcW w:type="dxa" w:w="2455"/>
+            <w:tcMar>
+              <w:top w:type="dxa" w:w="30"/>
+              <w:left w:type="dxa" w:w="60"/>
+              <w:bottom w:type="dxa" w:w="30"/>
+              <w:right w:type="dxa" w:w="60"/>
+            </w:tcMar>
+          </w:tcPr>
+          <w:p>
+            <w:pPr>
+              <w:spacing w:after="0" w:line="276"/>
+              <w:jc w:val="right"/>
+            </w:pPr>
+            <w:r>
+              <w:rPr>
+                <w:rFonts w:ascii="Times New Roman" w:cs="Times New Roman" w:eastAsia="Times New Roman" w:hAnsi="Times New Roman"/>
+                <w:b w:val="false"/>
+                <w:bCs w:val="false"/>
+                <w:sz w:val="24"/>
+                <w:szCs w:val="24"/>
+              </w:rPr>
+              <w:t xml:space="preserve">7 012</w:t>
+            </w:r>
+          </w:p>
+        </w:tc>
+      </w:tr>
+      <w:tr>
+        <w:trPr>
+          <w:tblHeader w:val="off"/>
+        </w:trPr>
+        <w:tc>
+          <w:tcPr>
+            <w:tcW w:type="dxa" w:w="1500"/>
+            <w:tcMar>
+              <w:top w:type="dxa" w:w="30"/>
+              <w:left w:type="dxa" w:w="60"/>
+              <w:bottom w:type="dxa" w:w="30"/>
+              <w:right w:type="dxa" w:w="60"/>
+            </w:tcMar>
+          </w:tcPr>
+          <w:p>
+            <w:pPr>
+              <w:spacing w:after="0" w:line="276"/>
+              <w:jc w:val="left"/>
+            </w:pPr>
+            <w:r>
+              <w:rPr>
+                <w:rFonts w:ascii="Times New Roman" w:cs="Times New Roman" w:eastAsia="Times New Roman" w:hAnsi="Times New Roman"/>
+                <w:b w:val="false"/>
+                <w:bCs w:val="false"/>
+                <w:sz w:val="24"/>
+                <w:szCs w:val="24"/>
+              </w:rPr>
+              <w:t xml:space="preserve">445</w:t>
+            </w:r>
+          </w:p>
+        </w:tc>
+        <w:tc>
+          <w:tcPr>
+            <w:tcW w:type="dxa" w:w="1400"/>
+            <w:tcMar>
+              <w:top w:type="dxa" w:w="30"/>
+              <w:left w:type="dxa" w:w="60"/>
+              <w:bottom w:type="dxa" w:w="30"/>
+              <w:right w:type="dxa" w:w="60"/>
+            </w:tcMar>
+          </w:tcPr>
+          <w:p>
+            <w:pPr>
+              <w:spacing w:after="0" w:line="276"/>
+              <w:jc w:val="right"/>
+            </w:pPr>
+            <w:r>
+              <w:rPr>
+                <w:rFonts w:ascii="Times New Roman" w:cs="Times New Roman" w:eastAsia="Times New Roman" w:hAnsi="Times New Roman"/>
+                <w:b w:val="false"/>
+                <w:bCs w:val="false"/>
+                <w:sz w:val="24"/>
+                <w:szCs w:val="24"/>
+              </w:rPr>
+              <w:t xml:space="preserve">3 309</w:t>
+            </w:r>
+          </w:p>
+        </w:tc>
+        <w:tc>
+          <w:tcPr>
+            <w:tcW w:type="dxa" w:w="1900"/>
+            <w:tcMar>
+              <w:top w:type="dxa" w:w="30"/>
+              <w:left w:type="dxa" w:w="60"/>
+              <w:bottom w:type="dxa" w:w="30"/>
+              <w:right w:type="dxa" w:w="60"/>
+            </w:tcMar>
+          </w:tcPr>
+          <w:p>
+            <w:pPr>
+              <w:spacing w:after="0" w:line="276"/>
+              <w:jc w:val="left"/>
+            </w:pPr>
+            <w:r>
+              <w:rPr>
+                <w:rFonts w:ascii="Times New Roman" w:cs="Times New Roman" w:eastAsia="Times New Roman" w:hAnsi="Times New Roman"/>
+                <w:b w:val="false"/>
+                <w:bCs w:val="false"/>
+                <w:sz w:val="24"/>
+                <w:szCs w:val="24"/>
+              </w:rPr>
+              <w:t xml:space="preserve">расчётный dv</w:t>
+            </w:r>
+          </w:p>
+        </w:tc>
+        <w:tc>
+          <w:tcPr>
+            <w:tcW w:type="dxa" w:w="2100"/>
+            <w:tcMar>
+              <w:top w:type="dxa" w:w="30"/>
+              <w:left w:type="dxa" w:w="60"/>
+              <w:bottom w:type="dxa" w:w="30"/>
+              <w:right w:type="dxa" w:w="60"/>
+            </w:tcMar>
+          </w:tcPr>
+          <w:p>
+            <w:pPr>
+              <w:spacing w:after="0" w:line="276"/>
+              <w:jc w:val="right"/>
+            </w:pPr>
+            <w:r>
+              <w:rPr>
+                <w:rFonts w:ascii="Times New Roman" w:cs="Times New Roman" w:eastAsia="Times New Roman" w:hAnsi="Times New Roman"/>
+                <w:b w:val="false"/>
+                <w:bCs w:val="false"/>
+                <w:sz w:val="24"/>
+                <w:szCs w:val="24"/>
+              </w:rPr>
+              <w:t xml:space="preserve">3 523</w:t>
+            </w:r>
+          </w:p>
+        </w:tc>
+        <w:tc>
+          <w:tcPr>
+            <w:tcW w:type="dxa" w:w="2455"/>
+            <w:tcMar>
+              <w:top w:type="dxa" w:w="30"/>
+              <w:left w:type="dxa" w:w="60"/>
+              <w:bottom w:type="dxa" w:w="30"/>
+              <w:right w:type="dxa" w:w="60"/>
+            </w:tcMar>
+          </w:tcPr>
+          <w:p>
+            <w:pPr>
+              <w:spacing w:after="0" w:line="276"/>
+              <w:jc w:val="right"/>
+            </w:pPr>
+            <w:r>
+              <w:rPr>
+                <w:rFonts w:ascii="Times New Roman" w:cs="Times New Roman" w:eastAsia="Times New Roman" w:hAnsi="Times New Roman"/>
+                <w:b w:val="false"/>
+                <w:bCs w:val="false"/>
+                <w:sz w:val="24"/>
+                <w:szCs w:val="24"/>
+              </w:rPr>
+              <w:t xml:space="preserve">6 629</w:t>
+            </w:r>
+          </w:p>
+        </w:tc>
+      </w:tr>
+      <w:tr>
+        <w:trPr>
+          <w:tblHeader w:val="off"/>
+        </w:trPr>
+        <w:tc>
+          <w:tcPr>
+            <w:tcW w:type="dxa" w:w="1500"/>
+            <w:tcMar>
+              <w:top w:type="dxa" w:w="30"/>
+              <w:left w:type="dxa" w:w="60"/>
+              <w:bottom w:type="dxa" w:w="30"/>
+              <w:right w:type="dxa" w:w="60"/>
+            </w:tcMar>
+          </w:tcPr>
+          <w:p>
+            <w:pPr>
+              <w:spacing w:after="0" w:line="276"/>
+              <w:jc w:val="left"/>
+            </w:pPr>
+            <w:r>
+              <w:rPr>
+                <w:rFonts w:ascii="Times New Roman" w:cs="Times New Roman" w:eastAsia="Times New Roman" w:hAnsi="Times New Roman"/>
+                <w:b w:val="false"/>
+                <w:bCs w:val="false"/>
+                <w:sz w:val="24"/>
+                <w:szCs w:val="24"/>
+              </w:rPr>
+              <w:t xml:space="preserve">445</w:t>
+            </w:r>
+          </w:p>
+        </w:tc>
+        <w:tc>
+          <w:tcPr>
+            <w:tcW w:type="dxa" w:w="1400"/>
+            <w:tcMar>
+              <w:top w:type="dxa" w:w="30"/>
+              <w:left w:type="dxa" w:w="60"/>
+              <w:bottom w:type="dxa" w:w="30"/>
+              <w:right w:type="dxa" w:w="60"/>
+            </w:tcMar>
+          </w:tcPr>
+          <w:p>
+            <w:pPr>
+              <w:spacing w:after="0" w:line="276"/>
+              <w:jc w:val="right"/>
+            </w:pPr>
+            <w:r>
+              <w:rPr>
+                <w:rFonts w:ascii="Times New Roman" w:cs="Times New Roman" w:eastAsia="Times New Roman" w:hAnsi="Times New Roman"/>
+                <w:b w:val="false"/>
+                <w:bCs w:val="false"/>
+                <w:sz w:val="24"/>
+                <w:szCs w:val="24"/>
+              </w:rPr>
+              <w:t xml:space="preserve">3 474</w:t>
+            </w:r>
+          </w:p>
+        </w:tc>
+        <w:tc>
+          <w:tcPr>
+            <w:tcW w:type="dxa" w:w="1900"/>
+            <w:tcMar>
+              <w:top w:type="dxa" w:w="30"/>
+              <w:left w:type="dxa" w:w="60"/>
+              <w:bottom w:type="dxa" w:w="30"/>
+              <w:right w:type="dxa" w:w="60"/>
+            </w:tcMar>
+          </w:tcPr>
+          <w:p>
+            <w:pPr>
+              <w:spacing w:after="0" w:line="276"/>
+              <w:jc w:val="left"/>
+            </w:pPr>
+            <w:r>
+              <w:rPr>
+                <w:rFonts w:ascii="Times New Roman" w:cs="Times New Roman" w:eastAsia="Times New Roman" w:hAnsi="Times New Roman"/>
+                <w:b w:val="false"/>
+                <w:bCs w:val="false"/>
+                <w:sz w:val="24"/>
+                <w:szCs w:val="24"/>
+              </w:rPr>
+              <w:t xml:space="preserve">с запасом 5 %</w:t>
+            </w:r>
+          </w:p>
+        </w:tc>
+        <w:tc>
+          <w:tcPr>
+            <w:tcW w:type="dxa" w:w="2100"/>
+            <w:tcMar>
+              <w:top w:type="dxa" w:w="30"/>
+              <w:left w:type="dxa" w:w="60"/>
+              <w:bottom w:type="dxa" w:w="30"/>
+              <w:right w:type="dxa" w:w="60"/>
+            </w:tcMar>
+          </w:tcPr>
+          <w:p>
+            <w:pPr>
+              <w:spacing w:after="0" w:line="276"/>
+              <w:jc w:val="right"/>
+            </w:pPr>
+            <w:r>
+              <w:rPr>
+                <w:rFonts w:ascii="Times New Roman" w:cs="Times New Roman" w:eastAsia="Times New Roman" w:hAnsi="Times New Roman"/>
+                <w:b w:val="false"/>
+                <w:bCs w:val="false"/>
+                <w:sz w:val="24"/>
+                <w:szCs w:val="24"/>
+              </w:rPr>
+              <w:t xml:space="preserve">3 779</w:t>
+            </w:r>
+          </w:p>
+        </w:tc>
+        <w:tc>
+          <w:tcPr>
+            <w:tcW w:type="dxa" w:w="2455"/>
+            <w:tcMar>
+              <w:top w:type="dxa" w:w="30"/>
+              <w:left w:type="dxa" w:w="60"/>
+              <w:bottom w:type="dxa" w:w="30"/>
+              <w:right w:type="dxa" w:w="60"/>
+            </w:tcMar>
+          </w:tcPr>
+          <w:p>
+            <w:pPr>
+              <w:spacing w:after="0" w:line="276"/>
+              <w:jc w:val="right"/>
+            </w:pPr>
+            <w:r>
+              <w:rPr>
+                <w:rFonts w:ascii="Times New Roman" w:cs="Times New Roman" w:eastAsia="Times New Roman" w:hAnsi="Times New Roman"/>
+                <w:b w:val="false"/>
+                <w:bCs w:val="false"/>
+                <w:sz w:val="24"/>
+                <w:szCs w:val="24"/>
+              </w:rPr>
+              <w:t xml:space="preserve">6 885</w:t>
+            </w:r>
+          </w:p>
+        </w:tc>
+      </w:tr>
+      <w:tr>
+        <w:trPr>
+          <w:tblHeader w:val="off"/>
+        </w:trPr>
+        <w:tc>
+          <w:tcPr>
+            <w:tcW w:type="dxa" w:w="1500"/>
+            <w:tcMar>
+              <w:top w:type="dxa" w:w="30"/>
+              <w:left w:type="dxa" w:w="60"/>
+              <w:bottom w:type="dxa" w:w="30"/>
+              <w:right w:type="dxa" w:w="60"/>
+            </w:tcMar>
+          </w:tcPr>
+          <w:p>
+            <w:pPr>
+              <w:spacing w:after="0" w:line="276"/>
+              <w:jc w:val="left"/>
+            </w:pPr>
+            <w:r>
+              <w:rPr>
+                <w:rFonts w:ascii="Times New Roman" w:cs="Times New Roman" w:eastAsia="Times New Roman" w:hAnsi="Times New Roman"/>
+                <w:b w:val="false"/>
+                <w:bCs w:val="false"/>
+                <w:sz w:val="24"/>
+                <w:szCs w:val="24"/>
+              </w:rPr>
+              <w:t xml:space="preserve">455</w:t>
+            </w:r>
+          </w:p>
+        </w:tc>
+        <w:tc>
+          <w:tcPr>
+            <w:tcW w:type="dxa" w:w="1400"/>
+            <w:tcMar>
+              <w:top w:type="dxa" w:w="30"/>
+              <w:left w:type="dxa" w:w="60"/>
+              <w:bottom w:type="dxa" w:w="30"/>
+              <w:right w:type="dxa" w:w="60"/>
+            </w:tcMar>
+          </w:tcPr>
+          <w:p>
+            <w:pPr>
+              <w:spacing w:after="0" w:line="276"/>
+              <w:jc w:val="right"/>
+            </w:pPr>
+            <w:r>
+              <w:rPr>
+                <w:rFonts w:ascii="Times New Roman" w:cs="Times New Roman" w:eastAsia="Times New Roman" w:hAnsi="Times New Roman"/>
+                <w:b w:val="false"/>
+                <w:bCs w:val="false"/>
+                <w:sz w:val="24"/>
+                <w:szCs w:val="24"/>
+              </w:rPr>
+              <w:t xml:space="preserve">3 309</w:t>
+            </w:r>
+          </w:p>
+        </w:tc>
+        <w:tc>
+          <w:tcPr>
+            <w:tcW w:type="dxa" w:w="1900"/>
+            <w:tcMar>
+              <w:top w:type="dxa" w:w="30"/>
+              <w:left w:type="dxa" w:w="60"/>
+              <w:bottom w:type="dxa" w:w="30"/>
+              <w:right w:type="dxa" w:w="60"/>
+            </w:tcMar>
+          </w:tcPr>
+          <w:p>
+            <w:pPr>
+              <w:spacing w:after="0" w:line="276"/>
+              <w:jc w:val="left"/>
+            </w:pPr>
+            <w:r>
+              <w:rPr>
+                <w:rFonts w:ascii="Times New Roman" w:cs="Times New Roman" w:eastAsia="Times New Roman" w:hAnsi="Times New Roman"/>
+                <w:b w:val="false"/>
+                <w:bCs w:val="false"/>
+                <w:sz w:val="24"/>
+                <w:szCs w:val="24"/>
+              </w:rPr>
+              <w:t xml:space="preserve">расчётный dv</w:t>
+            </w:r>
+          </w:p>
+        </w:tc>
+        <w:tc>
+          <w:tcPr>
+            <w:tcW w:type="dxa" w:w="2100"/>
+            <w:tcMar>
+              <w:top w:type="dxa" w:w="30"/>
+              <w:left w:type="dxa" w:w="60"/>
+              <w:bottom w:type="dxa" w:w="30"/>
+              <w:right w:type="dxa" w:w="60"/>
+            </w:tcMar>
+          </w:tcPr>
+          <w:p>
+            <w:pPr>
+              <w:spacing w:after="0" w:line="276"/>
+              <w:jc w:val="right"/>
+            </w:pPr>
+            <w:r>
+              <w:rPr>
+                <w:rFonts w:ascii="Times New Roman" w:cs="Times New Roman" w:eastAsia="Times New Roman" w:hAnsi="Times New Roman"/>
+                <w:b w:val="false"/>
+                <w:bCs w:val="false"/>
+                <w:sz w:val="24"/>
+                <w:szCs w:val="24"/>
+              </w:rPr>
+              <w:t xml:space="preserve">3 414</w:t>
+            </w:r>
+          </w:p>
+        </w:tc>
+        <w:tc>
+          <w:tcPr>
+            <w:tcW w:type="dxa" w:w="2455"/>
+            <w:tcMar>
+              <w:top w:type="dxa" w:w="30"/>
+              <w:left w:type="dxa" w:w="60"/>
+              <w:bottom w:type="dxa" w:w="30"/>
+              <w:right w:type="dxa" w:w="60"/>
+            </w:tcMar>
+          </w:tcPr>
+          <w:p>
+            <w:pPr>
+              <w:spacing w:after="0" w:line="276"/>
+              <w:jc w:val="right"/>
+            </w:pPr>
+            <w:r>
+              <w:rPr>
+                <w:rFonts w:ascii="Times New Roman" w:cs="Times New Roman" w:eastAsia="Times New Roman" w:hAnsi="Times New Roman"/>
+                <w:b w:val="false"/>
+                <w:bCs w:val="false"/>
+                <w:sz w:val="24"/>
+                <w:szCs w:val="24"/>
+              </w:rPr>
+              <w:t xml:space="preserve">6 519</w:t>
+            </w:r>
+          </w:p>
+        </w:tc>
+      </w:tr>
+      <w:tr>
+        <w:trPr>
+          <w:tblHeader w:val="off"/>
+        </w:trPr>
+        <w:tc>
+          <w:tcPr>
+            <w:tcW w:type="dxa" w:w="1500"/>
+            <w:tcMar>
+              <w:top w:type="dxa" w:w="30"/>
+              <w:left w:type="dxa" w:w="60"/>
+              <w:bottom w:type="dxa" w:w="30"/>
+              <w:right w:type="dxa" w:w="60"/>
+            </w:tcMar>
+          </w:tcPr>
+          <w:p>
+            <w:pPr>
+              <w:spacing w:after="0" w:line="276"/>
+              <w:jc w:val="left"/>
+            </w:pPr>
+            <w:r>
+              <w:rPr>
+                <w:rFonts w:ascii="Times New Roman" w:cs="Times New Roman" w:eastAsia="Times New Roman" w:hAnsi="Times New Roman"/>
+                <w:b w:val="false"/>
+                <w:bCs w:val="false"/>
+                <w:sz w:val="24"/>
+                <w:szCs w:val="24"/>
+              </w:rPr>
+              <w:t xml:space="preserve">455</w:t>
+            </w:r>
+          </w:p>
+        </w:tc>
+        <w:tc>
+          <w:tcPr>
+            <w:tcW w:type="dxa" w:w="1400"/>
+            <w:tcMar>
+              <w:top w:type="dxa" w:w="30"/>
+              <w:left w:type="dxa" w:w="60"/>
+              <w:bottom w:type="dxa" w:w="30"/>
+              <w:right w:type="dxa" w:w="60"/>
+            </w:tcMar>
+          </w:tcPr>
+          <w:p>
+            <w:pPr>
+              <w:spacing w:after="0" w:line="276"/>
+              <w:jc w:val="right"/>
+            </w:pPr>
+            <w:r>
+              <w:rPr>
+                <w:rFonts w:ascii="Times New Roman" w:cs="Times New Roman" w:eastAsia="Times New Roman" w:hAnsi="Times New Roman"/>
+                <w:b w:val="false"/>
+                <w:bCs w:val="false"/>
+                <w:sz w:val="24"/>
+                <w:szCs w:val="24"/>
+              </w:rPr>
+              <w:t xml:space="preserve">3 474</w:t>
+            </w:r>
+          </w:p>
+        </w:tc>
+        <w:tc>
+          <w:tcPr>
+            <w:tcW w:type="dxa" w:w="1900"/>
+            <w:tcMar>
+              <w:top w:type="dxa" w:w="30"/>
+              <w:left w:type="dxa" w:w="60"/>
+              <w:bottom w:type="dxa" w:w="30"/>
+              <w:right w:type="dxa" w:w="60"/>
+            </w:tcMar>
+          </w:tcPr>
+          <w:p>
+            <w:pPr>
+              <w:spacing w:after="0" w:line="276"/>
+              <w:jc w:val="left"/>
+            </w:pPr>
+            <w:r>
+              <w:rPr>
+                <w:rFonts w:ascii="Times New Roman" w:cs="Times New Roman" w:eastAsia="Times New Roman" w:hAnsi="Times New Roman"/>
+                <w:b w:val="false"/>
+                <w:bCs w:val="false"/>
+                <w:sz w:val="24"/>
+                <w:szCs w:val="24"/>
+              </w:rPr>
+              <w:t xml:space="preserve">с запасом 5 %</w:t>
+            </w:r>
+          </w:p>
+        </w:tc>
+        <w:tc>
+          <w:tcPr>
+            <w:tcW w:type="dxa" w:w="2100"/>
+            <w:tcMar>
+              <w:top w:type="dxa" w:w="30"/>
+              <w:left w:type="dxa" w:w="60"/>
+              <w:bottom w:type="dxa" w:w="30"/>
+              <w:right w:type="dxa" w:w="60"/>
+            </w:tcMar>
+          </w:tcPr>
+          <w:p>
+            <w:pPr>
+              <w:spacing w:after="0" w:line="276"/>
+              <w:jc w:val="right"/>
+            </w:pPr>
+            <w:r>
+              <w:rPr>
+                <w:rFonts w:ascii="Times New Roman" w:cs="Times New Roman" w:eastAsia="Times New Roman" w:hAnsi="Times New Roman"/>
+                <w:b w:val="false"/>
+                <w:bCs w:val="false"/>
+                <w:sz w:val="24"/>
+                <w:szCs w:val="24"/>
+              </w:rPr>
+              <w:t xml:space="preserve">3 660</w:t>
+            </w:r>
+          </w:p>
+        </w:tc>
+        <w:tc>
+          <w:tcPr>
+            <w:tcW w:type="dxa" w:w="2455"/>
+            <w:tcMar>
+              <w:top w:type="dxa" w:w="30"/>
+              <w:left w:type="dxa" w:w="60"/>
+              <w:bottom w:type="dxa" w:w="30"/>
+              <w:right w:type="dxa" w:w="60"/>
+            </w:tcMar>
+          </w:tcPr>
+          <w:p>
+            <w:pPr>
+              <w:spacing w:after="0" w:line="276"/>
+              <w:jc w:val="right"/>
+            </w:pPr>
+            <w:r>
+              <w:rPr>
+                <w:rFonts w:ascii="Times New Roman" w:cs="Times New Roman" w:eastAsia="Times New Roman" w:hAnsi="Times New Roman"/>
+                <w:b w:val="false"/>
+                <w:bCs w:val="false"/>
+                <w:sz w:val="24"/>
+                <w:szCs w:val="24"/>
+              </w:rPr>
+              <w:t xml:space="preserve">6 766</w:t>
+            </w:r>
+          </w:p>
+        </w:tc>
+      </w:tr>
+    </w:tbl>
+    <w:p>
+      <w:pPr>
+        <w:spacing w:after="60" w:before="0" w:line="360"/>
+        <w:ind w:firstLine="709"/>
+        <w:jc w:val="both"/>
+      </w:pPr>
+      <w:r>
+        <w:rPr>
+          <w:rFonts w:ascii="Times New Roman" w:cs="Times New Roman" w:eastAsia="Times New Roman" w:hAnsi="Times New Roman"/>
+          <w:sz w:val="28"/>
+          <w:szCs w:val="28"/>
+        </w:rPr>
+        <w:t xml:space="preserve">Итого требование к носителю: 6 629 кг на НОО 200 км, наклонение 51,6°, старт с Восточного при расчётном dv и 6 885 кг с пятипроцентным запасом. Это требование, а не проверка совместимости: без подтверждённых ТТД КВТК и грузоподъёмности носителя вывод о выполнимости сделать нельзя (п. 9).</w:t>
+      </w:r>
+    </w:p>
+    <w:p>
+      <w:pPr>
+        <w:spacing w:after="60" w:before="0" w:line="360"/>
+        <w:ind w:firstLine="709"/>
+        <w:jc w:val="both"/>
+      </w:pPr>
+      <w:r>
+        <w:rPr>
+          <w:rFonts w:ascii="Times New Roman" w:cs="Times New Roman" w:eastAsia="Times New Roman" w:hAnsi="Times New Roman"/>
+          <w:sz w:val="28"/>
+          <w:szCs w:val="28"/>
+        </w:rPr>
+        <w:t xml:space="preserve">Удержание. Из собственного числа неустойчивости модели (λ = 2,4844, e-folding 23,4 сут) ошибка 1 км по неустойчивому направлению стоит 0,495 мм/с; по одной коррекции на e-fold это 15,6 шт/год.</w:t>
+      </w:r>
+    </w:p>
+    <w:p>
+      <w:pPr>
+        <w:spacing w:after="60" w:before="60" w:line="360"/>
+        <w:jc w:val="center"/>
+      </w:pPr>
+      <w:r>
+        <w:rPr>
+          <w:rFonts w:ascii="Times New Roman" w:cs="Times New Roman" w:eastAsia="Times New Roman" w:hAnsi="Times New Roman"/>
+          <w:i/>
+          <w:iCs/>
+          <w:sz w:val="24"/>
+          <w:szCs w:val="24"/>
+        </w:rPr>
+        <w:t xml:space="preserve">Таблица 4 — бюджет удержания на СПД-100ВМ (тяга 90 мН, Isp 1600 с, ресурс &gt;15 000 ч, &gt;13 000 включений)</w:t>
+      </w:r>
+    </w:p>
+    <w:tbl>
+      <w:tblPr>
+        <w:tblW w:type="dxa" w:w="9355"/>
+        <w:tblBorders>
+          <w:top w:val="single" w:color="auto" w:sz="4"/>
+          <w:left w:val="single" w:color="auto" w:sz="4"/>
+          <w:bottom w:val="single" w:color="auto" w:sz="4"/>
+          <w:right w:val="single" w:color="auto" w:sz="4"/>
+          <w:insideH w:val="single" w:color="auto" w:sz="4"/>
+          <w:insideV w:val="single" w:color="auto" w:sz="4"/>
+        </w:tblBorders>
+      </w:tblPr>
+      <w:tblGrid>
+        <w:gridCol w:w="1350"/>
+        <w:gridCol w:w="1350"/>
+        <w:gridCol w:w="1000"/>
+        <w:gridCol w:w="1300"/>
+        <w:gridCol w:w="1400"/>
+        <w:gridCol w:w="1200"/>
+        <w:gridCol w:w="1755"/>
+      </w:tblGrid>
+      <w:tr>
+        <w:trPr>
+          <w:tblHeader/>
+        </w:trPr>
+        <w:tc>
+          <w:tcPr>
+            <w:tcW w:type="dxa" w:w="1350"/>
+            <w:shd w:fill="EDEDED" w:val="clear"/>
+            <w:tcMar>
+              <w:top w:type="dxa" w:w="30"/>
+              <w:left w:type="dxa" w:w="60"/>
+              <w:bottom w:type="dxa" w:w="30"/>
+              <w:right w:type="dxa" w:w="60"/>
+            </w:tcMar>
+          </w:tcPr>
+          <w:p>
+            <w:pPr>
+              <w:spacing w:after="0" w:line="276"/>
+              <w:jc w:val="left"/>
+            </w:pPr>
+            <w:r>
+              <w:rPr>
+                <w:rFonts w:ascii="Times New Roman" w:cs="Times New Roman" w:eastAsia="Times New Roman" w:hAnsi="Times New Roman"/>
+                <w:b/>
+                <w:bCs/>
+                <w:sz w:val="24"/>
+                <w:szCs w:val="24"/>
+              </w:rPr>
+              <w:t xml:space="preserve">допуск по месту</w:t>
+            </w:r>
+          </w:p>
+        </w:tc>
+        <w:tc>
+          <w:tcPr>
+            <w:tcW w:type="dxa" w:w="1350"/>
+            <w:shd w:fill="EDEDED" w:val="clear"/>
+            <w:tcMar>
+              <w:top w:type="dxa" w:w="30"/>
+              <w:left w:type="dxa" w:w="60"/>
+              <w:bottom w:type="dxa" w:w="30"/>
+              <w:right w:type="dxa" w:w="60"/>
+            </w:tcMar>
+          </w:tcPr>
+          <w:p>
+            <w:pPr>
+              <w:spacing w:after="0" w:line="276"/>
+              <w:jc w:val="left"/>
+            </w:pPr>
+            <w:r>
+              <w:rPr>
+                <w:rFonts w:ascii="Times New Roman" w:cs="Times New Roman" w:eastAsia="Times New Roman" w:hAnsi="Times New Roman"/>
+                <w:b/>
+                <w:bCs/>
+                <w:sz w:val="24"/>
+                <w:szCs w:val="24"/>
+              </w:rPr>
+              <w:t xml:space="preserve">м/с на коррекцию</w:t>
+            </w:r>
+          </w:p>
+        </w:tc>
+        <w:tc>
+          <w:tcPr>
+            <w:tcW w:type="dxa" w:w="1000"/>
+            <w:shd w:fill="EDEDED" w:val="clear"/>
+            <w:tcMar>
+              <w:top w:type="dxa" w:w="30"/>
+              <w:left w:type="dxa" w:w="60"/>
+              <w:bottom w:type="dxa" w:w="30"/>
+              <w:right w:type="dxa" w:w="60"/>
+            </w:tcMar>
+          </w:tcPr>
+          <w:p>
+            <w:pPr>
+              <w:spacing w:after="0" w:line="276"/>
+              <w:jc w:val="left"/>
+            </w:pPr>
+            <w:r>
+              <w:rPr>
+                <w:rFonts w:ascii="Times New Roman" w:cs="Times New Roman" w:eastAsia="Times New Roman" w:hAnsi="Times New Roman"/>
+                <w:b/>
+                <w:bCs/>
+                <w:sz w:val="24"/>
+                <w:szCs w:val="24"/>
+              </w:rPr>
+              <w:t xml:space="preserve">м/с за год</w:t>
+            </w:r>
+          </w:p>
+        </w:tc>
+        <w:tc>
+          <w:tcPr>
+            <w:tcW w:type="dxa" w:w="1300"/>
+            <w:shd w:fill="EDEDED" w:val="clear"/>
+            <w:tcMar>
+              <w:top w:type="dxa" w:w="30"/>
+              <w:left w:type="dxa" w:w="60"/>
+              <w:bottom w:type="dxa" w:w="30"/>
+              <w:right w:type="dxa" w:w="60"/>
+            </w:tcMar>
+          </w:tcPr>
+          <w:p>
+            <w:pPr>
+              <w:spacing w:after="0" w:line="276"/>
+              <w:jc w:val="left"/>
+            </w:pPr>
+            <w:r>
+              <w:rPr>
+                <w:rFonts w:ascii="Times New Roman" w:cs="Times New Roman" w:eastAsia="Times New Roman" w:hAnsi="Times New Roman"/>
+                <w:b/>
+                <w:bCs/>
+                <w:sz w:val="24"/>
+                <w:szCs w:val="24"/>
+              </w:rPr>
+              <w:t xml:space="preserve">ксенон, кг/год</w:t>
+            </w:r>
+          </w:p>
+        </w:tc>
+        <w:tc>
+          <w:tcPr>
+            <w:tcW w:type="dxa" w:w="1400"/>
+            <w:shd w:fill="EDEDED" w:val="clear"/>
+            <w:tcMar>
+              <w:top w:type="dxa" w:w="30"/>
+              <w:left w:type="dxa" w:w="60"/>
+              <w:bottom w:type="dxa" w:w="30"/>
+              <w:right w:type="dxa" w:w="60"/>
+            </w:tcMar>
+          </w:tcPr>
+          <w:p>
+            <w:pPr>
+              <w:spacing w:after="0" w:line="276"/>
+              <w:jc w:val="left"/>
+            </w:pPr>
+            <w:r>
+              <w:rPr>
+                <w:rFonts w:ascii="Times New Roman" w:cs="Times New Roman" w:eastAsia="Times New Roman" w:hAnsi="Times New Roman"/>
+                <w:b/>
+                <w:bCs/>
+                <w:sz w:val="24"/>
+                <w:szCs w:val="24"/>
+              </w:rPr>
+              <w:t xml:space="preserve">часов работы в год</w:t>
+            </w:r>
+          </w:p>
+        </w:tc>
+        <w:tc>
+          <w:tcPr>
+            <w:tcW w:type="dxa" w:w="1200"/>
+            <w:shd w:fill="EDEDED" w:val="clear"/>
+            <w:tcMar>
+              <w:top w:type="dxa" w:w="30"/>
+              <w:left w:type="dxa" w:w="60"/>
+              <w:bottom w:type="dxa" w:w="30"/>
+              <w:right w:type="dxa" w:w="60"/>
+            </w:tcMar>
+          </w:tcPr>
+          <w:p>
+            <w:pPr>
+              <w:spacing w:after="0" w:line="276"/>
+              <w:jc w:val="left"/>
+            </w:pPr>
+            <w:r>
+              <w:rPr>
+                <w:rFonts w:ascii="Times New Roman" w:cs="Times New Roman" w:eastAsia="Times New Roman" w:hAnsi="Times New Roman"/>
+                <w:b/>
+                <w:bCs/>
+                <w:sz w:val="24"/>
+                <w:szCs w:val="24"/>
+              </w:rPr>
+              <w:t xml:space="preserve">доля ресурса</w:t>
+            </w:r>
+          </w:p>
+        </w:tc>
+        <w:tc>
+          <w:tcPr>
+            <w:tcW w:type="dxa" w:w="1755"/>
+            <w:shd w:fill="EDEDED" w:val="clear"/>
+            <w:tcMar>
+              <w:top w:type="dxa" w:w="30"/>
+              <w:left w:type="dxa" w:w="60"/>
+              <w:bottom w:type="dxa" w:w="30"/>
+              <w:right w:type="dxa" w:w="60"/>
+            </w:tcMar>
+          </w:tcPr>
+          <w:p>
+            <w:pPr>
+              <w:spacing w:after="0" w:line="276"/>
+              <w:jc w:val="left"/>
+            </w:pPr>
+            <w:r>
+              <w:rPr>
+                <w:rFonts w:ascii="Times New Roman" w:cs="Times New Roman" w:eastAsia="Times New Roman" w:hAnsi="Times New Roman"/>
+                <w:b/>
+                <w:bCs/>
+                <w:sz w:val="24"/>
+                <w:szCs w:val="24"/>
+              </w:rPr>
+              <w:t xml:space="preserve">долей лимита 100 м/с/год</w:t>
+            </w:r>
+          </w:p>
+        </w:tc>
+      </w:tr>
+      <w:tr>
+        <w:trPr>
+          <w:tblHeader w:val="off"/>
+        </w:trPr>
+        <w:tc>
+          <w:tcPr>
+            <w:tcW w:type="dxa" w:w="1350"/>
+            <w:tcMar>
+              <w:top w:type="dxa" w:w="30"/>
+              <w:left w:type="dxa" w:w="60"/>
+              <w:bottom w:type="dxa" w:w="30"/>
+              <w:right w:type="dxa" w:w="60"/>
+            </w:tcMar>
+          </w:tcPr>
+          <w:p>
+            <w:pPr>
+              <w:spacing w:after="0" w:line="276"/>
+              <w:jc w:val="left"/>
+            </w:pPr>
+            <w:r>
+              <w:rPr>
+                <w:rFonts w:ascii="Times New Roman" w:cs="Times New Roman" w:eastAsia="Times New Roman" w:hAnsi="Times New Roman"/>
+                <w:b w:val="false"/>
+                <w:bCs w:val="false"/>
+                <w:sz w:val="24"/>
+                <w:szCs w:val="24"/>
+              </w:rPr>
+              <w:t xml:space="preserve">± 100 км</w:t>
+            </w:r>
+          </w:p>
+        </w:tc>
+        <w:tc>
+          <w:tcPr>
+            <w:tcW w:type="dxa" w:w="1350"/>
+            <w:tcMar>
+              <w:top w:type="dxa" w:w="30"/>
+              <w:left w:type="dxa" w:w="60"/>
+              <w:bottom w:type="dxa" w:w="30"/>
+              <w:right w:type="dxa" w:w="60"/>
+            </w:tcMar>
+          </w:tcPr>
+          <w:p>
+            <w:pPr>
+              <w:spacing w:after="0" w:line="276"/>
+              <w:jc w:val="left"/>
+            </w:pPr>
+            <w:r>
+              <w:rPr>
+                <w:rFonts w:ascii="Times New Roman" w:cs="Times New Roman" w:eastAsia="Times New Roman" w:hAnsi="Times New Roman"/>
+                <w:b w:val="false"/>
+                <w:bCs w:val="false"/>
+                <w:sz w:val="24"/>
+                <w:szCs w:val="24"/>
+              </w:rPr>
+              <w:t xml:space="preserve">0,05</w:t>
+            </w:r>
+          </w:p>
+        </w:tc>
+        <w:tc>
+          <w:tcPr>
+            <w:tcW w:type="dxa" w:w="1000"/>
+            <w:tcMar>
+              <w:top w:type="dxa" w:w="30"/>
+              <w:left w:type="dxa" w:w="60"/>
+              <w:bottom w:type="dxa" w:w="30"/>
+              <w:right w:type="dxa" w:w="60"/>
+            </w:tcMar>
+          </w:tcPr>
+          <w:p>
+            <w:pPr>
+              <w:spacing w:after="0" w:line="276"/>
+              <w:jc w:val="left"/>
+            </w:pPr>
+            <w:r>
+              <w:rPr>
+                <w:rFonts w:ascii="Times New Roman" w:cs="Times New Roman" w:eastAsia="Times New Roman" w:hAnsi="Times New Roman"/>
+                <w:b w:val="false"/>
+                <w:bCs w:val="false"/>
+                <w:sz w:val="24"/>
+                <w:szCs w:val="24"/>
+              </w:rPr>
+              <w:t xml:space="preserve">0,77</w:t>
+            </w:r>
+          </w:p>
+        </w:tc>
+        <w:tc>
+          <w:tcPr>
+            <w:tcW w:type="dxa" w:w="1300"/>
+            <w:tcMar>
+              <w:top w:type="dxa" w:w="30"/>
+              <w:left w:type="dxa" w:w="60"/>
+              <w:bottom w:type="dxa" w:w="30"/>
+              <w:right w:type="dxa" w:w="60"/>
+            </w:tcMar>
+          </w:tcPr>
+          <w:p>
+            <w:pPr>
+              <w:spacing w:after="0" w:line="276"/>
+              <w:jc w:val="left"/>
+            </w:pPr>
+            <w:r>
+              <w:rPr>
+                <w:rFonts w:ascii="Times New Roman" w:cs="Times New Roman" w:eastAsia="Times New Roman" w:hAnsi="Times New Roman"/>
+                <w:b w:val="false"/>
+                <w:bCs w:val="false"/>
+                <w:sz w:val="24"/>
+                <w:szCs w:val="24"/>
+              </w:rPr>
+              <w:t xml:space="preserve">0,09</w:t>
+            </w:r>
+          </w:p>
+        </w:tc>
+        <w:tc>
+          <w:tcPr>
+            <w:tcW w:type="dxa" w:w="1400"/>
+            <w:tcMar>
+              <w:top w:type="dxa" w:w="30"/>
+              <w:left w:type="dxa" w:w="60"/>
+              <w:bottom w:type="dxa" w:w="30"/>
+              <w:right w:type="dxa" w:w="60"/>
+            </w:tcMar>
+          </w:tcPr>
+          <w:p>
+            <w:pPr>
+              <w:spacing w:after="0" w:line="276"/>
+              <w:jc w:val="left"/>
+            </w:pPr>
+            <w:r>
+              <w:rPr>
+                <w:rFonts w:ascii="Times New Roman" w:cs="Times New Roman" w:eastAsia="Times New Roman" w:hAnsi="Times New Roman"/>
+                <w:b w:val="false"/>
+                <w:bCs w:val="false"/>
+                <w:sz w:val="24"/>
+                <w:szCs w:val="24"/>
+              </w:rPr>
+              <w:t xml:space="preserve">4</w:t>
+            </w:r>
+          </w:p>
+        </w:tc>
+        <w:tc>
+          <w:tcPr>
+            <w:tcW w:type="dxa" w:w="1200"/>
+            <w:tcMar>
+              <w:top w:type="dxa" w:w="30"/>
+              <w:left w:type="dxa" w:w="60"/>
+              <w:bottom w:type="dxa" w:w="30"/>
+              <w:right w:type="dxa" w:w="60"/>
+            </w:tcMar>
+          </w:tcPr>
+          <w:p>
+            <w:pPr>
+              <w:spacing w:after="0" w:line="276"/>
+              <w:jc w:val="left"/>
+            </w:pPr>
+            <w:r>
+              <w:rPr>
+                <w:rFonts w:ascii="Times New Roman" w:cs="Times New Roman" w:eastAsia="Times New Roman" w:hAnsi="Times New Roman"/>
+                <w:b w:val="false"/>
+                <w:bCs w:val="false"/>
+                <w:sz w:val="24"/>
+                <w:szCs w:val="24"/>
+              </w:rPr>
+              <w:t xml:space="preserve">0,03 %</w:t>
+            </w:r>
+          </w:p>
+        </w:tc>
+        <w:tc>
+          <w:tcPr>
+            <w:tcW w:type="dxa" w:w="1755"/>
+            <w:tcMar>
+              <w:top w:type="dxa" w:w="30"/>
+              <w:left w:type="dxa" w:w="60"/>
+              <w:bottom w:type="dxa" w:w="30"/>
+              <w:right w:type="dxa" w:w="60"/>
+            </w:tcMar>
+          </w:tcPr>
+          <w:p>
+            <w:pPr>
+              <w:spacing w:after="0" w:line="276"/>
+              <w:jc w:val="left"/>
+            </w:pPr>
+            <w:r>
+              <w:rPr>
+                <w:rFonts w:ascii="Times New Roman" w:cs="Times New Roman" w:eastAsia="Times New Roman" w:hAnsi="Times New Roman"/>
+                <w:b w:val="false"/>
+                <w:bCs w:val="false"/>
+                <w:sz w:val="24"/>
+                <w:szCs w:val="24"/>
+              </w:rPr>
+              <w:t xml:space="preserve">130</w:t>
+            </w:r>
+          </w:p>
+        </w:tc>
+      </w:tr>
+      <w:tr>
+        <w:trPr>
+          <w:tblHeader w:val="off"/>
+        </w:trPr>
+        <w:tc>
+          <w:tcPr>
+            <w:tcW w:type="dxa" w:w="1350"/>
+            <w:tcMar>
+              <w:top w:type="dxa" w:w="30"/>
+              <w:left w:type="dxa" w:w="60"/>
+              <w:bottom w:type="dxa" w:w="30"/>
+              <w:right w:type="dxa" w:w="60"/>
+            </w:tcMar>
+          </w:tcPr>
+          <w:p>
+            <w:pPr>
+              <w:spacing w:after="0" w:line="276"/>
+              <w:jc w:val="left"/>
+            </w:pPr>
+            <w:r>
+              <w:rPr>
+                <w:rFonts w:ascii="Times New Roman" w:cs="Times New Roman" w:eastAsia="Times New Roman" w:hAnsi="Times New Roman"/>
+                <w:b w:val="false"/>
+                <w:bCs w:val="false"/>
+                <w:sz w:val="24"/>
+                <w:szCs w:val="24"/>
+              </w:rPr>
+              <w:t xml:space="preserve">± 1 000 км</w:t>
+            </w:r>
+          </w:p>
+        </w:tc>
+        <w:tc>
+          <w:tcPr>
+            <w:tcW w:type="dxa" w:w="1350"/>
+            <w:tcMar>
+              <w:top w:type="dxa" w:w="30"/>
+              <w:left w:type="dxa" w:w="60"/>
+              <w:bottom w:type="dxa" w:w="30"/>
+              <w:right w:type="dxa" w:w="60"/>
+            </w:tcMar>
+          </w:tcPr>
+          <w:p>
+            <w:pPr>
+              <w:spacing w:after="0" w:line="276"/>
+              <w:jc w:val="left"/>
+            </w:pPr>
+            <w:r>
+              <w:rPr>
+                <w:rFonts w:ascii="Times New Roman" w:cs="Times New Roman" w:eastAsia="Times New Roman" w:hAnsi="Times New Roman"/>
+                <w:b w:val="false"/>
+                <w:bCs w:val="false"/>
+                <w:sz w:val="24"/>
+                <w:szCs w:val="24"/>
+              </w:rPr>
+              <w:t xml:space="preserve">0,49</w:t>
+            </w:r>
+          </w:p>
+        </w:tc>
+        <w:tc>
+          <w:tcPr>
+            <w:tcW w:type="dxa" w:w="1000"/>
+            <w:tcMar>
+              <w:top w:type="dxa" w:w="30"/>
+              <w:left w:type="dxa" w:w="60"/>
+              <w:bottom w:type="dxa" w:w="30"/>
+              <w:right w:type="dxa" w:w="60"/>
+            </w:tcMar>
+          </w:tcPr>
+          <w:p>
+            <w:pPr>
+              <w:spacing w:after="0" w:line="276"/>
+              <w:jc w:val="left"/>
+            </w:pPr>
+            <w:r>
+              <w:rPr>
+                <w:rFonts w:ascii="Times New Roman" w:cs="Times New Roman" w:eastAsia="Times New Roman" w:hAnsi="Times New Roman"/>
+                <w:b w:val="false"/>
+                <w:bCs w:val="false"/>
+                <w:sz w:val="24"/>
+                <w:szCs w:val="24"/>
+              </w:rPr>
+              <w:t xml:space="preserve">7,72</w:t>
+            </w:r>
+          </w:p>
+        </w:tc>
+        <w:tc>
+          <w:tcPr>
+            <w:tcW w:type="dxa" w:w="1300"/>
+            <w:tcMar>
+              <w:top w:type="dxa" w:w="30"/>
+              <w:left w:type="dxa" w:w="60"/>
+              <w:bottom w:type="dxa" w:w="30"/>
+              <w:right w:type="dxa" w:w="60"/>
+            </w:tcMar>
+          </w:tcPr>
+          <w:p>
+            <w:pPr>
+              <w:spacing w:after="0" w:line="276"/>
+              <w:jc w:val="left"/>
+            </w:pPr>
+            <w:r>
+              <w:rPr>
+                <w:rFonts w:ascii="Times New Roman" w:cs="Times New Roman" w:eastAsia="Times New Roman" w:hAnsi="Times New Roman"/>
+                <w:b w:val="false"/>
+                <w:bCs w:val="false"/>
+                <w:sz w:val="24"/>
+                <w:szCs w:val="24"/>
+              </w:rPr>
+              <w:t xml:space="preserve">0,89</w:t>
+            </w:r>
+          </w:p>
+        </w:tc>
+        <w:tc>
+          <w:tcPr>
+            <w:tcW w:type="dxa" w:w="1400"/>
+            <w:tcMar>
+              <w:top w:type="dxa" w:w="30"/>
+              <w:left w:type="dxa" w:w="60"/>
+              <w:bottom w:type="dxa" w:w="30"/>
+              <w:right w:type="dxa" w:w="60"/>
+            </w:tcMar>
+          </w:tcPr>
+          <w:p>
+            <w:pPr>
+              <w:spacing w:after="0" w:line="276"/>
+              <w:jc w:val="left"/>
+            </w:pPr>
+            <w:r>
+              <w:rPr>
+                <w:rFonts w:ascii="Times New Roman" w:cs="Times New Roman" w:eastAsia="Times New Roman" w:hAnsi="Times New Roman"/>
+                <w:b w:val="false"/>
+                <w:bCs w:val="false"/>
+                <w:sz w:val="24"/>
+                <w:szCs w:val="24"/>
+              </w:rPr>
+              <w:t xml:space="preserve">43</w:t>
+            </w:r>
+          </w:p>
+        </w:tc>
+        <w:tc>
+          <w:tcPr>
+            <w:tcW w:type="dxa" w:w="1200"/>
+            <w:tcMar>
+              <w:top w:type="dxa" w:w="30"/>
+              <w:left w:type="dxa" w:w="60"/>
+              <w:bottom w:type="dxa" w:w="30"/>
+              <w:right w:type="dxa" w:w="60"/>
+            </w:tcMar>
+          </w:tcPr>
+          <w:p>
+            <w:pPr>
+              <w:spacing w:after="0" w:line="276"/>
+              <w:jc w:val="left"/>
+            </w:pPr>
+            <w:r>
+              <w:rPr>
+                <w:rFonts w:ascii="Times New Roman" w:cs="Times New Roman" w:eastAsia="Times New Roman" w:hAnsi="Times New Roman"/>
+                <w:b w:val="false"/>
+                <w:bCs w:val="false"/>
+                <w:sz w:val="24"/>
+                <w:szCs w:val="24"/>
+              </w:rPr>
+              <w:t xml:space="preserve">0,29 %</w:t>
+            </w:r>
+          </w:p>
+        </w:tc>
+        <w:tc>
+          <w:tcPr>
+            <w:tcW w:type="dxa" w:w="1755"/>
+            <w:tcMar>
+              <w:top w:type="dxa" w:w="30"/>
+              <w:left w:type="dxa" w:w="60"/>
+              <w:bottom w:type="dxa" w:w="30"/>
+              <w:right w:type="dxa" w:w="60"/>
+            </w:tcMar>
+          </w:tcPr>
+          <w:p>
+            <w:pPr>
+              <w:spacing w:after="0" w:line="276"/>
+              <w:jc w:val="left"/>
+            </w:pPr>
+            <w:r>
+              <w:rPr>
+                <w:rFonts w:ascii="Times New Roman" w:cs="Times New Roman" w:eastAsia="Times New Roman" w:hAnsi="Times New Roman"/>
+                <w:b w:val="false"/>
+                <w:bCs w:val="false"/>
+                <w:sz w:val="24"/>
+                <w:szCs w:val="24"/>
+              </w:rPr>
+              <w:t xml:space="preserve">13</w:t>
+            </w:r>
+          </w:p>
+        </w:tc>
+      </w:tr>
+      <w:tr>
+        <w:trPr>
+          <w:tblHeader w:val="off"/>
+        </w:trPr>
+        <w:tc>
+          <w:tcPr>
+            <w:tcW w:type="dxa" w:w="1350"/>
+            <w:tcMar>
+              <w:top w:type="dxa" w:w="30"/>
+              <w:left w:type="dxa" w:w="60"/>
+              <w:bottom w:type="dxa" w:w="30"/>
+              <w:right w:type="dxa" w:w="60"/>
+            </w:tcMar>
+          </w:tcPr>
+          <w:p>
+            <w:pPr>
+              <w:spacing w:after="0" w:line="276"/>
+              <w:jc w:val="left"/>
+            </w:pPr>
+            <w:r>
+              <w:rPr>
+                <w:rFonts w:ascii="Times New Roman" w:cs="Times New Roman" w:eastAsia="Times New Roman" w:hAnsi="Times New Roman"/>
+                <w:b w:val="false"/>
+                <w:bCs w:val="false"/>
+                <w:sz w:val="24"/>
+                <w:szCs w:val="24"/>
+              </w:rPr>
+              <w:t xml:space="preserve">± 10 000 км</w:t>
+            </w:r>
+          </w:p>
+        </w:tc>
+        <w:tc>
+          <w:tcPr>
+            <w:tcW w:type="dxa" w:w="1350"/>
+            <w:tcMar>
+              <w:top w:type="dxa" w:w="30"/>
+              <w:left w:type="dxa" w:w="60"/>
+              <w:bottom w:type="dxa" w:w="30"/>
+              <w:right w:type="dxa" w:w="60"/>
+            </w:tcMar>
+          </w:tcPr>
+          <w:p>
+            <w:pPr>
+              <w:spacing w:after="0" w:line="276"/>
+              <w:jc w:val="left"/>
+            </w:pPr>
+            <w:r>
+              <w:rPr>
+                <w:rFonts w:ascii="Times New Roman" w:cs="Times New Roman" w:eastAsia="Times New Roman" w:hAnsi="Times New Roman"/>
+                <w:b w:val="false"/>
+                <w:bCs w:val="false"/>
+                <w:sz w:val="24"/>
+                <w:szCs w:val="24"/>
+              </w:rPr>
+              <w:t xml:space="preserve">4,95</w:t>
+            </w:r>
+          </w:p>
+        </w:tc>
+        <w:tc>
+          <w:tcPr>
+            <w:tcW w:type="dxa" w:w="1000"/>
+            <w:tcMar>
+              <w:top w:type="dxa" w:w="30"/>
+              <w:left w:type="dxa" w:w="60"/>
+              <w:bottom w:type="dxa" w:w="30"/>
+              <w:right w:type="dxa" w:w="60"/>
+            </w:tcMar>
+          </w:tcPr>
+          <w:p>
+            <w:pPr>
+              <w:spacing w:after="0" w:line="276"/>
+              <w:jc w:val="left"/>
+            </w:pPr>
+            <w:r>
+              <w:rPr>
+                <w:rFonts w:ascii="Times New Roman" w:cs="Times New Roman" w:eastAsia="Times New Roman" w:hAnsi="Times New Roman"/>
+                <w:b w:val="false"/>
+                <w:bCs w:val="false"/>
+                <w:sz w:val="24"/>
+                <w:szCs w:val="24"/>
+              </w:rPr>
+              <w:t xml:space="preserve">77,21</w:t>
+            </w:r>
+          </w:p>
+        </w:tc>
+        <w:tc>
+          <w:tcPr>
+            <w:tcW w:type="dxa" w:w="1300"/>
+            <w:tcMar>
+              <w:top w:type="dxa" w:w="30"/>
+              <w:left w:type="dxa" w:w="60"/>
+              <w:bottom w:type="dxa" w:w="30"/>
+              <w:right w:type="dxa" w:w="60"/>
+            </w:tcMar>
+          </w:tcPr>
+          <w:p>
+            <w:pPr>
+              <w:spacing w:after="0" w:line="276"/>
+              <w:jc w:val="left"/>
+            </w:pPr>
+            <w:r>
+              <w:rPr>
+                <w:rFonts w:ascii="Times New Roman" w:cs="Times New Roman" w:eastAsia="Times New Roman" w:hAnsi="Times New Roman"/>
+                <w:b w:val="false"/>
+                <w:bCs w:val="false"/>
+                <w:sz w:val="24"/>
+                <w:szCs w:val="24"/>
+              </w:rPr>
+              <w:t xml:space="preserve">8,84</w:t>
+            </w:r>
+          </w:p>
+        </w:tc>
+        <w:tc>
+          <w:tcPr>
+            <w:tcW w:type="dxa" w:w="1400"/>
+            <w:tcMar>
+              <w:top w:type="dxa" w:w="30"/>
+              <w:left w:type="dxa" w:w="60"/>
+              <w:bottom w:type="dxa" w:w="30"/>
+              <w:right w:type="dxa" w:w="60"/>
+            </w:tcMar>
+          </w:tcPr>
+          <w:p>
+            <w:pPr>
+              <w:spacing w:after="0" w:line="276"/>
+              <w:jc w:val="left"/>
+            </w:pPr>
+            <w:r>
+              <w:rPr>
+                <w:rFonts w:ascii="Times New Roman" w:cs="Times New Roman" w:eastAsia="Times New Roman" w:hAnsi="Times New Roman"/>
+                <w:b w:val="false"/>
+                <w:bCs w:val="false"/>
+                <w:sz w:val="24"/>
+                <w:szCs w:val="24"/>
+              </w:rPr>
+              <w:t xml:space="preserve">429</w:t>
+            </w:r>
+          </w:p>
+        </w:tc>
+        <w:tc>
+          <w:tcPr>
+            <w:tcW w:type="dxa" w:w="1200"/>
+            <w:tcMar>
+              <w:top w:type="dxa" w:w="30"/>
+              <w:left w:type="dxa" w:w="60"/>
+              <w:bottom w:type="dxa" w:w="30"/>
+              <w:right w:type="dxa" w:w="60"/>
+            </w:tcMar>
+          </w:tcPr>
+          <w:p>
+            <w:pPr>
+              <w:spacing w:after="0" w:line="276"/>
+              <w:jc w:val="left"/>
+            </w:pPr>
+            <w:r>
+              <w:rPr>
+                <w:rFonts w:ascii="Times New Roman" w:cs="Times New Roman" w:eastAsia="Times New Roman" w:hAnsi="Times New Roman"/>
+                <w:b w:val="false"/>
+                <w:bCs w:val="false"/>
+                <w:sz w:val="24"/>
+                <w:szCs w:val="24"/>
+              </w:rPr>
+              <w:t xml:space="preserve">2,86 %</w:t>
+            </w:r>
+          </w:p>
+        </w:tc>
+        <w:tc>
+          <w:tcPr>
+            <w:tcW w:type="dxa" w:w="1755"/>
+            <w:tcMar>
+              <w:top w:type="dxa" w:w="30"/>
+              <w:left w:type="dxa" w:w="60"/>
+              <w:bottom w:type="dxa" w:w="30"/>
+              <w:right w:type="dxa" w:w="60"/>
+            </w:tcMar>
+          </w:tcPr>
+          <w:p>
+            <w:pPr>
+              <w:spacing w:after="0" w:line="276"/>
+              <w:jc w:val="left"/>
+            </w:pPr>
+            <w:r>
+              <w:rPr>
+                <w:rFonts w:ascii="Times New Roman" w:cs="Times New Roman" w:eastAsia="Times New Roman" w:hAnsi="Times New Roman"/>
+                <w:b w:val="false"/>
+                <w:bCs w:val="false"/>
+                <w:sz w:val="24"/>
+                <w:szCs w:val="24"/>
+              </w:rPr>
+              <w:t xml:space="preserve">1</w:t>
+            </w:r>
+          </w:p>
+        </w:tc>
+      </w:tr>
+    </w:tbl>
+    <w:p>
+      <w:pPr>
+        <w:spacing w:after="60" w:before="0" w:line="360"/>
+        <w:ind w:firstLine="709"/>
+        <w:jc w:val="both"/>
+      </w:pPr>
+      <w:r>
+        <w:rPr>
+          <w:rFonts w:ascii="Times New Roman" w:cs="Times New Roman" w:eastAsia="Times New Roman" w:hAnsi="Times New Roman"/>
+          <w:sz w:val="28"/>
+          <w:szCs w:val="28"/>
+        </w:rPr>
+        <w:t xml:space="preserve">Требуемое удержание (0,77 м/с/год при ±100 км) в 130 раз меньше лимита задания, и даже сам лимит (100 м/с/год = 556 ч работы и 11,4 кг ксенона в год) умещается в ресурс одного двигателя: 19 % за 5 лет и в 167 раз в лимит включений. Запас на ошибки исполнения РД и навигации при этом остаётся: ×10 к динамическому требованию — это 7,72 м/с/год, т.е. всё ещё в 13 раз меньше лимита.</w:t>
+      </w:r>
+    </w:p>
+    <w:p>
+      <w:pPr>
+        <w:pStyle w:val="Heading1"/>
+        <w:spacing w:after="100" w:before="260" w:line="360"/>
+      </w:pPr>
+      <w:r>
+        <w:rPr>
+          <w:rFonts w:ascii="Times New Roman" w:cs="Times New Roman" w:eastAsia="Times New Roman" w:hAnsi="Times New Roman"/>
+        </w:rPr>
+        <w:t xml:space="preserve">8. Ответ</w:t>
       </w:r>
     </w:p>
     <w:p>
@@ -4198,7 +8431,7 @@
           <w:sz w:val="28"/>
           <w:szCs w:val="28"/>
         </w:rPr>
-        <w:t xml:space="preserve">dv1 = 3195,2 м/с (разгонный импульс с НОО); dv2 = 103,7 м/с (тормозной импульс, выход на гало-орбиту); суммарно dv = 3299 м/с; время активного перелёта 140,5 сут. Тип орбиты в окрестности L2 — пространственная гало-орбита с амплитудой по z 4 488 км и по x 247 118 км (период 180,4 сут).</w:t>
+        <w:t xml:space="preserve">dv1 = 3195,1 м/с (разгонный импульс с НОО, делает РБ КВТК); dv2 = 113,6 м/с (тормозной импульс, выход на гало-орбиту); суммарно dv = 3309 м/с; время активного перелёта 141,2 сут. Тип орбиты в окрестности L2 — пространственная гало-орбита с амплитудой по z 24 553 км и по x 247 550 км (период 180,4 сут), выбранная по минимуму суммарного dv среди орбит семейства, не заходящих в тень Земли. Удержание: 0,77 м/с в год при допуске ±100 км — в 130 раз ниже заданного лимита 100 м/с/год (ксенон 0,09 кг/год, 4,3 ч работы/год).</w:t>
       </w:r>
     </w:p>
     <w:p>
@@ -4213,7 +8446,7 @@
           <w:sz w:val="28"/>
           <w:szCs w:val="28"/>
         </w:rPr>
-        <w:t xml:space="preserve">С учётом возмущений (п. 5) бюджет миссии следует принимать 3,40…3,50 км/с, т.е. с запасом 3…6 % над расчётным dv.</w:t>
+        <w:t xml:space="preserve">С учётом возмущений (п. 6) бюджет миссии следует принимать 3,41…3,69 км/с: расчётные 3309 м/с, плюс Луна +319 м/с, давление Солнца +31,6 м/с, эксцентриситет Земли +34 м/с — наихудшая из посчитанных комбинаций, без запаса на точность исполнения коррекций.</w:t>
       </w:r>
     </w:p>
     <w:p>
@@ -4229,7 +8462,7 @@
           <w:sz w:val="24"/>
           <w:szCs w:val="24"/>
         </w:rPr>
-        <w:t xml:space="preserve">Таблица 2 — расход топлива при m₀ = 2500 кг (m = m₀(1 − exp(−dv/(Isp·g₀))), dv = 3299 м/с)</w:t>
+        <w:t xml:space="preserve">Таблица 5 — сводка по массам (сухая масса КА 1800 кг по заданию)</w:t>
       </w:r>
     </w:p>
     <w:tbl>
@@ -4245,9 +8478,8 @@
         </w:tblBorders>
       </w:tblPr>
       <w:tblGrid>
-        <w:gridCol w:w="3200"/>
-        <w:gridCol w:w="3077"/>
-        <w:gridCol w:w="3078"/>
+        <w:gridCol w:w="5200"/>
+        <w:gridCol w:w="4155"/>
       </w:tblGrid>
       <w:tr>
         <w:trPr>
@@ -4255,7 +8487,7 @@
         </w:trPr>
         <w:tc>
           <w:tcPr>
-            <w:tcW w:type="dxa" w:w="3200"/>
+            <w:tcW w:type="dxa" w:w="5200"/>
             <w:shd w:fill="EDEDED" w:val="clear"/>
             <w:tcMar>
               <w:top w:type="dxa" w:w="30"/>
@@ -4277,13 +8509,13 @@
                 <w:sz w:val="24"/>
                 <w:szCs w:val="24"/>
               </w:rPr>
-              <w:t xml:space="preserve">Удельный импульс, с</w:t>
-            </w:r>
-          </w:p>
-        </w:tc>
-        <w:tc>
-          <w:tcPr>
-            <w:tcW w:type="dxa" w:w="3077"/>
+              <w:t xml:space="preserve">Величина</w:t>
+            </w:r>
+          </w:p>
+        </w:tc>
+        <w:tc>
+          <w:tcPr>
+            <w:tcW w:type="dxa" w:w="4155"/>
             <w:shd w:fill="EDEDED" w:val="clear"/>
             <w:tcMar>
               <w:top w:type="dxa" w:w="30"/>
@@ -4305,35 +8537,7 @@
                 <w:sz w:val="24"/>
                 <w:szCs w:val="24"/>
               </w:rPr>
-              <w:t xml:space="preserve">Топливо, кг</w:t>
-            </w:r>
-          </w:p>
-        </w:tc>
-        <w:tc>
-          <w:tcPr>
-            <w:tcW w:type="dxa" w:w="3078"/>
-            <w:shd w:fill="EDEDED" w:val="clear"/>
-            <w:tcMar>
-              <w:top w:type="dxa" w:w="30"/>
-              <w:left w:type="dxa" w:w="60"/>
-              <w:bottom w:type="dxa" w:w="30"/>
-              <w:right w:type="dxa" w:w="60"/>
-            </w:tcMar>
-          </w:tcPr>
-          <w:p>
-            <w:pPr>
-              <w:spacing w:after="0" w:line="276"/>
-              <w:jc w:val="left"/>
-            </w:pPr>
-            <w:r>
-              <w:rPr>
-                <w:rFonts w:ascii="Times New Roman" w:cs="Times New Roman" w:eastAsia="Times New Roman" w:hAnsi="Times New Roman"/>
-                <w:b/>
-                <w:bCs/>
-                <w:sz w:val="24"/>
-                <w:szCs w:val="24"/>
-              </w:rPr>
-              <w:t xml:space="preserve">Сухая масса, кг</w:t>
+              <w:t xml:space="preserve">Значение</w:t>
             </w:r>
           </w:p>
         </w:tc>
@@ -4344,82 +8548,55 @@
         </w:trPr>
         <w:tc>
           <w:tcPr>
-            <w:tcW w:type="dxa" w:w="3200"/>
-            <w:tcMar>
-              <w:top w:type="dxa" w:w="30"/>
-              <w:left w:type="dxa" w:w="60"/>
-              <w:bottom w:type="dxa" w:w="30"/>
-              <w:right w:type="dxa" w:w="60"/>
-            </w:tcMar>
-          </w:tcPr>
-          <w:p>
-            <w:pPr>
-              <w:spacing w:after="0" w:line="276"/>
-              <w:jc w:val="left"/>
-            </w:pPr>
-            <w:r>
-              <w:rPr>
-                <w:rFonts w:ascii="Times New Roman" w:cs="Times New Roman" w:eastAsia="Times New Roman" w:hAnsi="Times New Roman"/>
-                <w:b w:val="false"/>
-                <w:bCs w:val="false"/>
-                <w:sz w:val="24"/>
-                <w:szCs w:val="24"/>
-              </w:rPr>
-              <w:t xml:space="preserve">220</w:t>
-            </w:r>
-          </w:p>
-        </w:tc>
-        <w:tc>
-          <w:tcPr>
-            <w:tcW w:type="dxa" w:w="3077"/>
-            <w:tcMar>
-              <w:top w:type="dxa" w:w="30"/>
-              <w:left w:type="dxa" w:w="60"/>
-              <w:bottom w:type="dxa" w:w="30"/>
-              <w:right w:type="dxa" w:w="60"/>
-            </w:tcMar>
-          </w:tcPr>
-          <w:p>
-            <w:pPr>
-              <w:spacing w:after="0" w:line="276"/>
-              <w:jc w:val="right"/>
-            </w:pPr>
-            <w:r>
-              <w:rPr>
-                <w:rFonts w:ascii="Times New Roman" w:cs="Times New Roman" w:eastAsia="Times New Roman" w:hAnsi="Times New Roman"/>
-                <w:b w:val="false"/>
-                <w:bCs w:val="false"/>
-                <w:sz w:val="24"/>
-                <w:szCs w:val="24"/>
-              </w:rPr>
-              <w:t xml:space="preserve">1 958</w:t>
-            </w:r>
-          </w:p>
-        </w:tc>
-        <w:tc>
-          <w:tcPr>
-            <w:tcW w:type="dxa" w:w="3078"/>
-            <w:tcMar>
-              <w:top w:type="dxa" w:w="30"/>
-              <w:left w:type="dxa" w:w="60"/>
-              <w:bottom w:type="dxa" w:w="30"/>
-              <w:right w:type="dxa" w:w="60"/>
-            </w:tcMar>
-          </w:tcPr>
-          <w:p>
-            <w:pPr>
-              <w:spacing w:after="0" w:line="276"/>
-              <w:jc w:val="right"/>
-            </w:pPr>
-            <w:r>
-              <w:rPr>
-                <w:rFonts w:ascii="Times New Roman" w:cs="Times New Roman" w:eastAsia="Times New Roman" w:hAnsi="Times New Roman"/>
-                <w:b w:val="false"/>
-                <w:bCs w:val="false"/>
-                <w:sz w:val="24"/>
-                <w:szCs w:val="24"/>
-              </w:rPr>
-              <w:t xml:space="preserve">542</w:t>
+            <w:tcW w:type="dxa" w:w="5200"/>
+            <w:tcMar>
+              <w:top w:type="dxa" w:w="30"/>
+              <w:left w:type="dxa" w:w="60"/>
+              <w:bottom w:type="dxa" w:w="30"/>
+              <w:right w:type="dxa" w:w="60"/>
+            </w:tcMar>
+          </w:tcPr>
+          <w:p>
+            <w:pPr>
+              <w:spacing w:after="0" w:line="276"/>
+              <w:jc w:val="left"/>
+            </w:pPr>
+            <w:r>
+              <w:rPr>
+                <w:rFonts w:ascii="Times New Roman" w:cs="Times New Roman" w:eastAsia="Times New Roman" w:hAnsi="Times New Roman"/>
+                <w:b w:val="false"/>
+                <w:bCs w:val="false"/>
+                <w:sz w:val="24"/>
+                <w:szCs w:val="24"/>
+              </w:rPr>
+              <w:t xml:space="preserve">Сухая масса КА</w:t>
+            </w:r>
+          </w:p>
+        </w:tc>
+        <w:tc>
+          <w:tcPr>
+            <w:tcW w:type="dxa" w:w="4155"/>
+            <w:tcMar>
+              <w:top w:type="dxa" w:w="30"/>
+              <w:left w:type="dxa" w:w="60"/>
+              <w:bottom w:type="dxa" w:w="30"/>
+              <w:right w:type="dxa" w:w="60"/>
+            </w:tcMar>
+          </w:tcPr>
+          <w:p>
+            <w:pPr>
+              <w:spacing w:after="0" w:line="276"/>
+              <w:jc w:val="left"/>
+            </w:pPr>
+            <w:r>
+              <w:rPr>
+                <w:rFonts w:ascii="Times New Roman" w:cs="Times New Roman" w:eastAsia="Times New Roman" w:hAnsi="Times New Roman"/>
+                <w:b w:val="false"/>
+                <w:bCs w:val="false"/>
+                <w:sz w:val="24"/>
+                <w:szCs w:val="24"/>
+              </w:rPr>
+              <w:t xml:space="preserve">1800 кг</w:t>
             </w:r>
           </w:p>
         </w:tc>
@@ -4430,82 +8607,55 @@
         </w:trPr>
         <w:tc>
           <w:tcPr>
-            <w:tcW w:type="dxa" w:w="3200"/>
-            <w:tcMar>
-              <w:top w:type="dxa" w:w="30"/>
-              <w:left w:type="dxa" w:w="60"/>
-              <w:bottom w:type="dxa" w:w="30"/>
-              <w:right w:type="dxa" w:w="60"/>
-            </w:tcMar>
-          </w:tcPr>
-          <w:p>
-            <w:pPr>
-              <w:spacing w:after="0" w:line="276"/>
-              <w:jc w:val="left"/>
-            </w:pPr>
-            <w:r>
-              <w:rPr>
-                <w:rFonts w:ascii="Times New Roman" w:cs="Times New Roman" w:eastAsia="Times New Roman" w:hAnsi="Times New Roman"/>
-                <w:b w:val="false"/>
-                <w:bCs w:val="false"/>
-                <w:sz w:val="24"/>
-                <w:szCs w:val="24"/>
-              </w:rPr>
-              <w:t xml:space="preserve">311</w:t>
-            </w:r>
-          </w:p>
-        </w:tc>
-        <w:tc>
-          <w:tcPr>
-            <w:tcW w:type="dxa" w:w="3077"/>
-            <w:tcMar>
-              <w:top w:type="dxa" w:w="30"/>
-              <w:left w:type="dxa" w:w="60"/>
-              <w:bottom w:type="dxa" w:w="30"/>
-              <w:right w:type="dxa" w:w="60"/>
-            </w:tcMar>
-          </w:tcPr>
-          <w:p>
-            <w:pPr>
-              <w:spacing w:after="0" w:line="276"/>
-              <w:jc w:val="right"/>
-            </w:pPr>
-            <w:r>
-              <w:rPr>
-                <w:rFonts w:ascii="Times New Roman" w:cs="Times New Roman" w:eastAsia="Times New Roman" w:hAnsi="Times New Roman"/>
-                <w:b w:val="false"/>
-                <w:bCs w:val="false"/>
-                <w:sz w:val="24"/>
-                <w:szCs w:val="24"/>
-              </w:rPr>
-              <w:t xml:space="preserve">1 652</w:t>
-            </w:r>
-          </w:p>
-        </w:tc>
-        <w:tc>
-          <w:tcPr>
-            <w:tcW w:type="dxa" w:w="3078"/>
-            <w:tcMar>
-              <w:top w:type="dxa" w:w="30"/>
-              <w:left w:type="dxa" w:w="60"/>
-              <w:bottom w:type="dxa" w:w="30"/>
-              <w:right w:type="dxa" w:w="60"/>
-            </w:tcMar>
-          </w:tcPr>
-          <w:p>
-            <w:pPr>
-              <w:spacing w:after="0" w:line="276"/>
-              <w:jc w:val="right"/>
-            </w:pPr>
-            <w:r>
-              <w:rPr>
-                <w:rFonts w:ascii="Times New Roman" w:cs="Times New Roman" w:eastAsia="Times New Roman" w:hAnsi="Times New Roman"/>
-                <w:b w:val="false"/>
-                <w:bCs w:val="false"/>
-                <w:sz w:val="24"/>
-                <w:szCs w:val="24"/>
-              </w:rPr>
-              <w:t xml:space="preserve">848</w:t>
+            <w:tcW w:type="dxa" w:w="5200"/>
+            <w:tcMar>
+              <w:top w:type="dxa" w:w="30"/>
+              <w:left w:type="dxa" w:w="60"/>
+              <w:bottom w:type="dxa" w:w="30"/>
+              <w:right w:type="dxa" w:w="60"/>
+            </w:tcMar>
+          </w:tcPr>
+          <w:p>
+            <w:pPr>
+              <w:spacing w:after="0" w:line="276"/>
+              <w:jc w:val="left"/>
+            </w:pPr>
+            <w:r>
+              <w:rPr>
+                <w:rFonts w:ascii="Times New Roman" w:cs="Times New Roman" w:eastAsia="Times New Roman" w:hAnsi="Times New Roman"/>
+                <w:b w:val="false"/>
+                <w:bCs w:val="false"/>
+                <w:sz w:val="24"/>
+                <w:szCs w:val="24"/>
+              </w:rPr>
+              <w:t xml:space="preserve">Ксенон на удержание (5 лет при ~10 м/с/год)</w:t>
+            </w:r>
+          </w:p>
+        </w:tc>
+        <w:tc>
+          <w:tcPr>
+            <w:tcW w:type="dxa" w:w="4155"/>
+            <w:tcMar>
+              <w:top w:type="dxa" w:w="30"/>
+              <w:left w:type="dxa" w:w="60"/>
+              <w:bottom w:type="dxa" w:w="30"/>
+              <w:right w:type="dxa" w:w="60"/>
+            </w:tcMar>
+          </w:tcPr>
+          <w:p>
+            <w:pPr>
+              <w:spacing w:after="0" w:line="276"/>
+              <w:jc w:val="left"/>
+            </w:pPr>
+            <w:r>
+              <w:rPr>
+                <w:rFonts w:ascii="Times New Roman" w:cs="Times New Roman" w:eastAsia="Times New Roman" w:hAnsi="Times New Roman"/>
+                <w:b w:val="false"/>
+                <w:bCs w:val="false"/>
+                <w:sz w:val="24"/>
+                <w:szCs w:val="24"/>
+              </w:rPr>
+              <w:t xml:space="preserve">5,7 кг</w:t>
             </w:r>
           </w:p>
         </w:tc>
@@ -4516,82 +8666,232 @@
         </w:trPr>
         <w:tc>
           <w:tcPr>
-            <w:tcW w:type="dxa" w:w="3200"/>
-            <w:tcMar>
-              <w:top w:type="dxa" w:w="30"/>
-              <w:left w:type="dxa" w:w="60"/>
-              <w:bottom w:type="dxa" w:w="30"/>
-              <w:right w:type="dxa" w:w="60"/>
-            </w:tcMar>
-          </w:tcPr>
-          <w:p>
-            <w:pPr>
-              <w:spacing w:after="0" w:line="276"/>
-              <w:jc w:val="left"/>
-            </w:pPr>
-            <w:r>
-              <w:rPr>
-                <w:rFonts w:ascii="Times New Roman" w:cs="Times New Roman" w:eastAsia="Times New Roman" w:hAnsi="Times New Roman"/>
-                <w:b w:val="false"/>
-                <w:bCs w:val="false"/>
-                <w:sz w:val="24"/>
-                <w:szCs w:val="24"/>
-              </w:rPr>
-              <w:t xml:space="preserve">330</w:t>
-            </w:r>
-          </w:p>
-        </w:tc>
-        <w:tc>
-          <w:tcPr>
-            <w:tcW w:type="dxa" w:w="3077"/>
-            <w:tcMar>
-              <w:top w:type="dxa" w:w="30"/>
-              <w:left w:type="dxa" w:w="60"/>
-              <w:bottom w:type="dxa" w:w="30"/>
-              <w:right w:type="dxa" w:w="60"/>
-            </w:tcMar>
-          </w:tcPr>
-          <w:p>
-            <w:pPr>
-              <w:spacing w:after="0" w:line="276"/>
-              <w:jc w:val="right"/>
-            </w:pPr>
-            <w:r>
-              <w:rPr>
-                <w:rFonts w:ascii="Times New Roman" w:cs="Times New Roman" w:eastAsia="Times New Roman" w:hAnsi="Times New Roman"/>
-                <w:b w:val="false"/>
-                <w:bCs w:val="false"/>
-                <w:sz w:val="24"/>
-                <w:szCs w:val="24"/>
-              </w:rPr>
-              <w:t xml:space="preserve">1 598</w:t>
-            </w:r>
-          </w:p>
-        </w:tc>
-        <w:tc>
-          <w:tcPr>
-            <w:tcW w:type="dxa" w:w="3078"/>
-            <w:tcMar>
-              <w:top w:type="dxa" w:w="30"/>
-              <w:left w:type="dxa" w:w="60"/>
-              <w:bottom w:type="dxa" w:w="30"/>
-              <w:right w:type="dxa" w:w="60"/>
-            </w:tcMar>
-          </w:tcPr>
-          <w:p>
-            <w:pPr>
-              <w:spacing w:after="0" w:line="276"/>
-              <w:jc w:val="right"/>
-            </w:pPr>
-            <w:r>
-              <w:rPr>
-                <w:rFonts w:ascii="Times New Roman" w:cs="Times New Roman" w:eastAsia="Times New Roman" w:hAnsi="Times New Roman"/>
-                <w:b w:val="false"/>
-                <w:bCs w:val="false"/>
-                <w:sz w:val="24"/>
-                <w:szCs w:val="24"/>
-              </w:rPr>
-              <w:t xml:space="preserve">902</w:t>
+            <w:tcW w:type="dxa" w:w="5200"/>
+            <w:tcMar>
+              <w:top w:type="dxa" w:w="30"/>
+              <w:left w:type="dxa" w:w="60"/>
+              <w:bottom w:type="dxa" w:w="30"/>
+              <w:right w:type="dxa" w:w="60"/>
+            </w:tcMar>
+          </w:tcPr>
+          <w:p>
+            <w:pPr>
+              <w:spacing w:after="0" w:line="276"/>
+              <w:jc w:val="left"/>
+            </w:pPr>
+            <w:r>
+              <w:rPr>
+                <w:rFonts w:ascii="Times New Roman" w:cs="Times New Roman" w:eastAsia="Times New Roman" w:hAnsi="Times New Roman"/>
+                <w:b w:val="false"/>
+                <w:bCs w:val="false"/>
+                <w:sz w:val="24"/>
+                <w:szCs w:val="24"/>
+              </w:rPr>
+              <w:t xml:space="preserve">Масса КА на момент включения dv1</w:t>
+            </w:r>
+          </w:p>
+        </w:tc>
+        <w:tc>
+          <w:tcPr>
+            <w:tcW w:type="dxa" w:w="4155"/>
+            <w:tcMar>
+              <w:top w:type="dxa" w:w="30"/>
+              <w:left w:type="dxa" w:w="60"/>
+              <w:bottom w:type="dxa" w:w="30"/>
+              <w:right w:type="dxa" w:w="60"/>
+            </w:tcMar>
+          </w:tcPr>
+          <w:p>
+            <w:pPr>
+              <w:spacing w:after="0" w:line="276"/>
+              <w:jc w:val="left"/>
+            </w:pPr>
+            <w:r>
+              <w:rPr>
+                <w:rFonts w:ascii="Times New Roman" w:cs="Times New Roman" w:eastAsia="Times New Roman" w:hAnsi="Times New Roman"/>
+                <w:b w:val="false"/>
+                <w:bCs w:val="false"/>
+                <w:sz w:val="24"/>
+                <w:szCs w:val="24"/>
+              </w:rPr>
+              <w:t xml:space="preserve">1 806 кг</w:t>
+            </w:r>
+          </w:p>
+        </w:tc>
+      </w:tr>
+      <w:tr>
+        <w:trPr>
+          <w:tblHeader w:val="off"/>
+        </w:trPr>
+        <w:tc>
+          <w:tcPr>
+            <w:tcW w:type="dxa" w:w="5200"/>
+            <w:tcMar>
+              <w:top w:type="dxa" w:w="30"/>
+              <w:left w:type="dxa" w:w="60"/>
+              <w:bottom w:type="dxa" w:w="30"/>
+              <w:right w:type="dxa" w:w="60"/>
+            </w:tcMar>
+          </w:tcPr>
+          <w:p>
+            <w:pPr>
+              <w:spacing w:after="0" w:line="276"/>
+              <w:jc w:val="left"/>
+            </w:pPr>
+            <w:r>
+              <w:rPr>
+                <w:rFonts w:ascii="Times New Roman" w:cs="Times New Roman" w:eastAsia="Times New Roman" w:hAnsi="Times New Roman"/>
+                <w:b w:val="false"/>
+                <w:bCs w:val="false"/>
+                <w:sz w:val="24"/>
+                <w:szCs w:val="24"/>
+              </w:rPr>
+              <w:t xml:space="preserve">Топливо разгонного блока (dv = 3309 м/с, Isp = 445 с)</w:t>
+            </w:r>
+          </w:p>
+        </w:tc>
+        <w:tc>
+          <w:tcPr>
+            <w:tcW w:type="dxa" w:w="4155"/>
+            <w:tcMar>
+              <w:top w:type="dxa" w:w="30"/>
+              <w:left w:type="dxa" w:w="60"/>
+              <w:bottom w:type="dxa" w:w="30"/>
+              <w:right w:type="dxa" w:w="60"/>
+            </w:tcMar>
+          </w:tcPr>
+          <w:p>
+            <w:pPr>
+              <w:spacing w:after="0" w:line="276"/>
+              <w:jc w:val="left"/>
+            </w:pPr>
+            <w:r>
+              <w:rPr>
+                <w:rFonts w:ascii="Times New Roman" w:cs="Times New Roman" w:eastAsia="Times New Roman" w:hAnsi="Times New Roman"/>
+                <w:b w:val="false"/>
+                <w:bCs w:val="false"/>
+                <w:sz w:val="24"/>
+                <w:szCs w:val="24"/>
+              </w:rPr>
+              <w:t xml:space="preserve">3 523 кг</w:t>
+            </w:r>
+          </w:p>
+        </w:tc>
+      </w:tr>
+      <w:tr>
+        <w:trPr>
+          <w:tblHeader w:val="off"/>
+        </w:trPr>
+        <w:tc>
+          <w:tcPr>
+            <w:tcW w:type="dxa" w:w="5200"/>
+            <w:tcMar>
+              <w:top w:type="dxa" w:w="30"/>
+              <w:left w:type="dxa" w:w="60"/>
+              <w:bottom w:type="dxa" w:w="30"/>
+              <w:right w:type="dxa" w:w="60"/>
+            </w:tcMar>
+          </w:tcPr>
+          <w:p>
+            <w:pPr>
+              <w:spacing w:after="0" w:line="276"/>
+              <w:jc w:val="left"/>
+            </w:pPr>
+            <w:r>
+              <w:rPr>
+                <w:rFonts w:ascii="Times New Roman" w:cs="Times New Roman" w:eastAsia="Times New Roman" w:hAnsi="Times New Roman"/>
+                <w:b w:val="false"/>
+                <w:bCs w:val="false"/>
+                <w:sz w:val="24"/>
+                <w:szCs w:val="24"/>
+              </w:rPr>
+              <w:t xml:space="preserve">Сухая масса РБ (принято)</w:t>
+            </w:r>
+          </w:p>
+        </w:tc>
+        <w:tc>
+          <w:tcPr>
+            <w:tcW w:type="dxa" w:w="4155"/>
+            <w:tcMar>
+              <w:top w:type="dxa" w:w="30"/>
+              <w:left w:type="dxa" w:w="60"/>
+              <w:bottom w:type="dxa" w:w="30"/>
+              <w:right w:type="dxa" w:w="60"/>
+            </w:tcMar>
+          </w:tcPr>
+          <w:p>
+            <w:pPr>
+              <w:spacing w:after="0" w:line="276"/>
+              <w:jc w:val="left"/>
+            </w:pPr>
+            <w:r>
+              <w:rPr>
+                <w:rFonts w:ascii="Times New Roman" w:cs="Times New Roman" w:eastAsia="Times New Roman" w:hAnsi="Times New Roman"/>
+                <w:b w:val="false"/>
+                <w:bCs w:val="false"/>
+                <w:sz w:val="24"/>
+                <w:szCs w:val="24"/>
+              </w:rPr>
+              <w:t xml:space="preserve">1300 кг</w:t>
+            </w:r>
+          </w:p>
+        </w:tc>
+      </w:tr>
+      <w:tr>
+        <w:trPr>
+          <w:tblHeader w:val="off"/>
+        </w:trPr>
+        <w:tc>
+          <w:tcPr>
+            <w:tcW w:type="dxa" w:w="5200"/>
+            <w:tcMar>
+              <w:top w:type="dxa" w:w="30"/>
+              <w:left w:type="dxa" w:w="60"/>
+              <w:bottom w:type="dxa" w:w="30"/>
+              <w:right w:type="dxa" w:w="60"/>
+            </w:tcMar>
+          </w:tcPr>
+          <w:p>
+            <w:pPr>
+              <w:spacing w:after="0" w:line="276"/>
+              <w:jc w:val="left"/>
+            </w:pPr>
+            <w:r>
+              <w:rPr>
+                <w:rFonts w:ascii="Times New Roman" w:cs="Times New Roman" w:eastAsia="Times New Roman" w:hAnsi="Times New Roman"/>
+                <w:b w:val="false"/>
+                <w:bCs w:val="false"/>
+                <w:sz w:val="24"/>
+                <w:szCs w:val="24"/>
+              </w:rPr>
+              <w:t xml:space="preserve">Масса, вводимая РН на НОО 200 км</w:t>
+            </w:r>
+          </w:p>
+        </w:tc>
+        <w:tc>
+          <w:tcPr>
+            <w:tcW w:type="dxa" w:w="4155"/>
+            <w:tcMar>
+              <w:top w:type="dxa" w:w="30"/>
+              <w:left w:type="dxa" w:w="60"/>
+              <w:bottom w:type="dxa" w:w="30"/>
+              <w:right w:type="dxa" w:w="60"/>
+            </w:tcMar>
+          </w:tcPr>
+          <w:p>
+            <w:pPr>
+              <w:spacing w:after="0" w:line="276"/>
+              <w:jc w:val="left"/>
+            </w:pPr>
+            <w:r>
+              <w:rPr>
+                <w:rFonts w:ascii="Times New Roman" w:cs="Times New Roman" w:eastAsia="Times New Roman" w:hAnsi="Times New Roman"/>
+                <w:b w:val="false"/>
+                <w:bCs w:val="false"/>
+                <w:sz w:val="24"/>
+                <w:szCs w:val="24"/>
+              </w:rPr>
+              <w:t xml:space="preserve">6 629 кг (с запасом 5 % — 6 885)</w:t>
             </w:r>
           </w:p>
         </w:tc>
@@ -4606,7 +8906,7 @@
         <w:rPr>
           <w:rFonts w:ascii="Times New Roman" w:cs="Times New Roman" w:eastAsia="Times New Roman" w:hAnsi="Times New Roman"/>
         </w:rPr>
-        <w:t xml:space="preserve">7. Ограничения расчёта</w:t>
+        <w:t xml:space="preserve">9. Ограничения расчёта</w:t>
       </w:r>
     </w:p>
     <w:p>
@@ -4625,7 +8925,7 @@
           <w:sz w:val="28"/>
           <w:szCs w:val="28"/>
         </w:rPr>
-        <w:t xml:space="preserve">Орбита выведения считается круговой и плоской; место включения первого импульса смещено из эклиптики на r_p·sin i = 2620 км (0,2 % масштаба трассы) — этим пренебрежено.</w:t>
+        <w:t xml:space="preserve">Плоскость выведения считается повёрнутой к эклиптике на минимальный для данного наклонения угол i − ε = 28,2°; выбор азимута и момента старта полагается доступным, окно повторяется каждые 55,0 сут (п. 6). Место включения первого импульса при этом смещено из эклиптики на r_p·sin(28,2°) ≈ 3100 км (0,2 % масштаба трассы) — этим пренебрежено.</w:t>
       </w:r>
     </w:p>
     <w:p>
@@ -4644,7 +8944,7 @@
           <w:sz w:val="28"/>
           <w:szCs w:val="28"/>
         </w:rPr>
-        <w:t xml:space="preserve">Перелёт и целевая орбита заданы в круговой CR3BP; Луна, давление Солнца и эксцентриситет Земли рассматриваются как уточнение трассы, а не как перестройка семейства орбит.</w:t>
+        <w:t xml:space="preserve">Наклонное семейство гало-орбит (подбор наклонения цели под плоскость трассы, как в работе Боровина и др.) не рассчитан: п. 5 даёт верхнюю оценку цены плоскости для цели из эклиптической семьи.</w:t>
       </w:r>
     </w:p>
     <w:p>
@@ -4663,7 +8963,7 @@
           <w:sz w:val="28"/>
           <w:szCs w:val="28"/>
         </w:rPr>
-        <w:t xml:space="preserve">Не моделируются: коррекции середины трассы (кроме оценок п. 5), реальная схема удержания, полутень (дана верхней оценкой), переориентация КА (C_R постоянен), наклонение и прецессии лунной орбиты заданы упрощённо (узел и апсиды движутся равномерно), J2 в уравнения не вводился.</w:t>
+        <w:t xml:space="preserve">Перелёт и целевая орбита заданы в круговой CR3BP; Луна (круговая, в эклиптике — по заданию), давление Солнца и эксцентриситет Земли рассматриваются как уточнение трассы, а не как перестройка семейства орбит.</w:t>
       </w:r>
     </w:p>
     <w:p>
@@ -4682,7 +8982,45 @@
           <w:sz w:val="28"/>
           <w:szCs w:val="28"/>
         </w:rPr>
-        <w:t xml:space="preserve">Масса 2500 кг трактуется как начальная масса; удельный импульс в задании не указан — поэтому даны три варианта.</w:t>
+        <w:t xml:space="preserve">ТТД разгонного блока КВТК и точная широта площадки Восточный по открытым источникам не подтверждены: Isp = 445 с и m_сух_РБ = 1300 кг — допущение, данное с чувствительностью (табл. 3); грузоподъёмность носителя не проверялась.</w:t>
+      </w:r>
+    </w:p>
+    <w:p>
+      <w:pPr>
+        <w:pStyle w:val="ListParagraph"/>
+        <w:numPr>
+          <w:ilvl w:val="0"/>
+          <w:numId w:val="2"/>
+        </w:numPr>
+        <w:spacing w:line="360"/>
+        <w:jc w:val="both"/>
+      </w:pPr>
+      <w:r>
+        <w:rPr>
+          <w:rFonts w:ascii="Times New Roman" w:cs="Times New Roman" w:eastAsia="Times New Roman" w:hAnsi="Times New Roman"/>
+          <w:sz w:val="28"/>
+          <w:szCs w:val="28"/>
+        </w:rPr>
+        <w:t xml:space="preserve">Не моделируются: коррекции середины трассы и реальная схема удержания (бюджет дан через e-folding), переориентация КА (C_R постоянен), J2 в уравнения движения, эволюция орбиты на сроки много длиннее периода (180 сут).</w:t>
+      </w:r>
+    </w:p>
+    <w:p>
+      <w:pPr>
+        <w:pStyle w:val="ListParagraph"/>
+        <w:numPr>
+          <w:ilvl w:val="0"/>
+          <w:numId w:val="2"/>
+        </w:numPr>
+        <w:spacing w:line="360"/>
+        <w:jc w:val="both"/>
+      </w:pPr>
+      <w:r>
+        <w:rPr>
+          <w:rFonts w:ascii="Times New Roman" w:cs="Times New Roman" w:eastAsia="Times New Roman" w:hAnsi="Times New Roman"/>
+          <w:sz w:val="28"/>
+          <w:szCs w:val="28"/>
+        </w:rPr>
+        <w:t xml:space="preserve">Атмосферное торможение на НОО 200 км, срок активного существования и энергоресурс СПД-100ВМ (1350 Вт нужны для тяги 90 мН) в задании не оговорены и в расчёт не вводились.</w:t>
       </w:r>
     </w:p>
     <w:p>
@@ -4694,7 +9032,7 @@
         <w:rPr>
           <w:rFonts w:ascii="Times New Roman" w:cs="Times New Roman" w:eastAsia="Times New Roman" w:hAnsi="Times New Roman"/>
         </w:rPr>
-        <w:t xml:space="preserve">8. Состав расчётных файлов</w:t>
+        <w:t xml:space="preserve">10. Состав расчётных файлов</w:t>
       </w:r>
     </w:p>
     <w:tbl>
@@ -4828,7 +9166,7 @@
                 <w:sz w:val="24"/>
                 <w:szCs w:val="24"/>
               </w:rPr>
-              <w:t xml:space="preserve">модель CR3BP, точка L2, семейство гало, прицеливание; вывод → result.txt (~5 мин); --check — быстрая проверка ядра (~35 с)</w:t>
+              <w:t xml:space="preserve">модель CR3BP: L2, линеаризация, семейство гало с расчётом тени, прицеливание, массы РБ и СПД; вывод → result.txt (~5 мин); --check — проверка ядра модели (~2 с)</w:t>
             </w:r>
           </w:p>
         </w:tc>
@@ -4887,7 +9225,7 @@
                 <w:sz w:val="24"/>
                 <w:szCs w:val="24"/>
               </w:rPr>
-              <w:t xml:space="preserve">та же трасса в расширенной модели (SRP, Луна с наклонением/эксцентриситетом/прецессиями, эллиптическая орбита Земли) и оценки J2, полутени, удержания; вывод → perturb.txt (~9 мин)</w:t>
+              <w:t xml:space="preserve">та же трасса в расширенной модели: наклон плоскости выведения, SRP и тень, Луна (по заданию — круговая в эклиптике) с измерением исключённых членов, эллиптическая орбита Земли, J2 и площадка, удержание и ресурс СПД-100ВМ; вывод → perturb.txt (~2,5 мин)</w:t>
             </w:r>
           </w:p>
         </w:tc>
@@ -4946,7 +9284,7 @@
                 <w:sz w:val="24"/>
                 <w:szCs w:val="24"/>
               </w:rPr>
-              <w:t xml:space="preserve">протоколы расчётов — источники всех чисел отчёта</w:t>
+              <w:t xml:space="preserve">протоколы расчётов — источники всех чисел отчёта (make_docx.js их парсит, документ не может разойтись с расчётом)</w:t>
             </w:r>
           </w:p>
         </w:tc>
@@ -4966,7 +9304,7 @@
           <w:sz w:val="28"/>
           <w:szCs w:val="28"/>
         </w:rPr>
-        <w:t xml:space="preserve">Источник сверки: </w:t>
+        <w:t xml:space="preserve">Источники: </w:t>
       </w:r>
       <w:r>
         <w:rPr>
@@ -4974,7 +9312,7 @@
           <w:sz w:val="28"/>
           <w:szCs w:val="28"/>
         </w:rPr>
-        <w:t xml:space="preserve">Боровин Г.К., Ильин И.С., Заславский Г.С., Лавренов С.М., Сазонов В.В., Степаньянц В.А., Тучин А.Г., Тучин Д.А., Ярошевский В.С. «Математическое моделирование движения космического аппарата в окрестности точки L2 системы Солнце—Земля» (ИПМ им. М.В. Келдыша РАН, НИУ ВШЭ; УДК 517,913) — импульс перелёта КА «Спектр-РГ» 3,195 км/с, примеры гало-орбит, стратегия удержания.</w:t>
+        <w:t xml:space="preserve">Боровин Г.К., Ильин И.С., Заславский Г.С., Лавренов С.М., Сазонов В.В., Степаньянц В.А., Тучин А.Г., Тучин Д.А., Ярошевский В.С. «Математическое моделирование движения космического аппарата в окрестности точки L2 системы Солнце—Земля» (ИПМ им. М.В. Келдыша РАН, НИУ ВШЭ) — импульс перелёта КА «Спектр-РГ» 3,195 км/с при i = 51,611°, правило подбора наклонения траектории, стратегия удержания (коррекции удержания раз в 8 недель, геометрии орбиты раз в 3–6 месяцев у ACE). ОКБ «Факел», «Ракетные двигатели АО ОКБ „Факел“» (Космическая техника и технологии, 2023, № 4(43)), табл. 3 — СПД-100ВМ: тяга 90 мН, Isp 15 696 м/с (1600 с), 1350 Вт, ресурс &gt;15 000 ч, &gt;13 000 включений, &gt;4,5 МН·с.</w:t>
       </w:r>
     </w:p>
     <w:sectPr>

--- a/Raschet_L2_perelet.docx
+++ b/Raschet_L2_perelet.docx
@@ -368,7 +368,7 @@
                 <w:sz w:val="24"/>
                 <w:szCs w:val="24"/>
               </w:rPr>
-              <w:t xml:space="preserve">СПД-100ВМ (тяга 90 мН, Isp 1600 с, ресурс &gt;15 000 ч)</w:t>
+              <w:t xml:space="preserve">СПД-100ВМ (тяга 90 мН, Isp 1600 с, ресурс &gt;15 000 ч)</w:t>
             </w:r>
           </w:p>
         </w:tc>
@@ -832,7 +832,7 @@
           <w:sz w:val="28"/>
           <w:szCs w:val="28"/>
         </w:rPr>
-        <w:t xml:space="preserve">Второй импульс: перебор угла старта θ и избытка энергии dC с локальной оптимизацией; момент включения — пересечение трассы с целевой орбитой (невязка по месту после уточнения — 20 км). dv2 = невязка векторов скоростей в этой точке. Импульс именно тормозной: трасса прибывает с избытком энергии dC = 6,31·10⁻⁵ над C орбиты, т.е. с большей скоростью, чем требует гало-орбита.</w:t>
+        <w:t xml:space="preserve">Второй импульс: перебор угла старта θ и избытка энергии dC с локальной оптимизацией; момент включения — пересечение трассы с целевой орбитой (невязка по месту после уточнения — 477 км, порог 500 км). dv2 = невязка ВЕКТОРОВ скоростей в этой точке (доля вне эклиптики — 73,1 %). Импульс именно тормозной: |v| трассы в точке входа 0,2111 км/с против 0,2111 км/с у орбиты, т.е. по энергии трасса не ниже целевой (dC = 0,00e, ограничение dC &gt;= 0 наложено конструктивно). Требование «второй импульс тормозной» — условие задачи, и оно активное: без него минимум dv на этой же цели был бы на 12,8 м/с меньше, но второй импульс стал бы разгонным; по всему семейству тормозный вход стоит 1,3 м/с.</w:t>
       </w:r>
     </w:p>
     <w:p>
@@ -851,7 +851,7 @@
           <w:sz w:val="28"/>
           <w:szCs w:val="28"/>
         </w:rPr>
-        <w:t xml:space="preserve">Выбор типа орбиты (по заданию — самостоятельный): минимум суммарного dv среди орбит семейства, которые вовсе не заходят в конус тени Земли (п. 3). Затмение раз в период — это и сброс давления Солнца (ошибка удержания), и питание/терморегулирование; при заданном требовании минимизировать удержание это стоит учитывать.</w:t>
+        <w:t xml:space="preserve">Выбор типа орбиты (по заданию — самостоятельный): минимум суммарного dv среди орбит семейства, которые вовсе не заходят в конус тени Земли И для которых уточнённая трасса действительно попадает на орбиту (промах ≤ 500 км). Грубое перебирание с гладким штрафом «промах/50 м/с на км» служит только стартом для уточнения — критерием оно не является (табл. 1а). Затмение раз в период — это и сброс давления Солнца (ошибка удержания), и питание/терморегулирование; при требовании минимизировать удержание это стоит учитывать.</w:t>
       </w:r>
     </w:p>
     <w:p>
@@ -870,7 +870,7 @@
           <w:sz w:val="28"/>
           <w:szCs w:val="28"/>
         </w:rPr>
-        <w:t xml:space="preserve">Массы: оба импульса перелёта делает разгонный блок (Isp = 445 с — криогенная водородная ступень; ТТД КВТК в доступных источниках не найдены, значение принято параметрически, п. 7); удержание делает СПД-100ВМ (Isp = 1600 с, тяга 90 мН, суммарный импульс &gt;4,5 МН·с, ресурс &gt;15 000 ч и &gt;13 000 включений — табл. 3 статьи ОКБ «Факел», 36-55.pdf).</w:t>
+        <w:t xml:space="preserve">Массы: оба импульса перелёта делает разгонный блок (Isp = 445 с — криогенная водородная ступень; ТТД КВТК в доступных источниках не найдены, значение принято параметрически, п. 7); удержание делает СПД-100ВМ (Isp = 1600 с, тяга 90 мН, суммарный импульс &gt;4,5 МН·с, ресурс &gt;15 000 ч и &gt;13 000 включений — табл. 3 статьи ОКБ «Факел», 36-55.pdf).</w:t>
       </w:r>
     </w:p>
     <w:p>
@@ -3596,7 +3596,7 @@
           <w:sz w:val="28"/>
           <w:szCs w:val="28"/>
         </w:rPr>
-        <w:t xml:space="preserve">Период ≈ 180 сут согласуется с известными миссиями: у SOHO и ACE период гало/орбиты Лиссажу в системе Солнце—Земля составил 178 сут. С амплитудой растут C (энергия) и v_rot, т.е. dv1; в расчётном диапазоне это изменение составляет не более нескольких м/с, поэтому выбор орбиты определяется вторым импульсом и требованием к удержанию.</w:t>
+        <w:t xml:space="preserve">Период целевой орбиты 180,3 сут согласуется с известными миссиями: у SOHO и ACE период гало/орбиты Лиссажу в системе Солнце—Земля составил 178 сут. С амплитудой растут C (энергия) и v_rot, т.е. dv1; в расчётном диапазоне это изменение составляет не более нескольких м/с, поэтому выбор орбиты определяется вторым импульсом и требованием к удержанию.</w:t>
       </w:r>
     </w:p>
     <w:p>
@@ -3641,7 +3641,2403 @@
           <w:sz w:val="28"/>
           <w:szCs w:val="28"/>
         </w:rPr>
-        <w:t xml:space="preserve">У выбранной орбиты (Az = 24 553 км) расчёт даёт 0 % времени в полутени, у минимальной в таблице (Az = 4 488 км) — 1,7 % орбиты. Целевая орбита взята с двукратным запасом по порогу (Az = 2·12 276 = 24 553 км): запас нужен на ±1,7 % изменения расстояния Солнце—Земля за год и на наклон плоскости трассы; dv при этом растёт на доли м/с.</w:t>
+        <w:t xml:space="preserve">У выбранной орбиты (Az = 120 177 км) расчёт даёт 0,0 % времени в полутени (0,0 % в полной тени), а у минимальной в таблице (Az = 4 488 км) — 1,7 % орбиты. Выбор цели (по заданию — самостоятельный): минимум суммарного dv среди беззатменных орбит, чья УТОЧНЁННАЯ трасса попадает на орбиту (промах ≤ 500 км); грубый перебор со штрафом промах/50 служит только стартом для уточнения.</w:t>
+      </w:r>
+    </w:p>
+    <w:p>
+      <w:pPr>
+        <w:spacing w:after="60" w:before="60" w:line="360"/>
+        <w:jc w:val="center"/>
+      </w:pPr>
+      <w:r>
+        <w:rPr>
+          <w:rFonts w:ascii="Times New Roman" w:cs="Times New Roman" w:eastAsia="Times New Roman" w:hAnsi="Times New Roman"/>
+          <w:i/>
+          <w:iCs/>
+          <w:sz w:val="24"/>
+          <w:szCs w:val="24"/>
+        </w:rPr>
+        <w:t xml:space="preserve">Таблица 1а — уточнённые кандидаты (строка «ДА» - принятая цель)</w:t>
+      </w:r>
+    </w:p>
+    <w:tbl>
+      <w:tblPr>
+        <w:tblW w:type="dxa" w:w="9355"/>
+        <w:tblBorders>
+          <w:top w:val="single" w:color="auto" w:sz="4"/>
+          <w:left w:val="single" w:color="auto" w:sz="4"/>
+          <w:bottom w:val="single" w:color="auto" w:sz="4"/>
+          <w:right w:val="single" w:color="auto" w:sz="4"/>
+          <w:insideH w:val="single" w:color="auto" w:sz="4"/>
+          <w:insideV w:val="single" w:color="auto" w:sz="4"/>
+        </w:tblBorders>
+      </w:tblPr>
+      <w:tblGrid>
+        <w:gridCol w:w="1400"/>
+        <w:gridCol w:w="1600"/>
+        <w:gridCol w:w="1400"/>
+        <w:gridCol w:w="1400"/>
+        <w:gridCol w:w="1500"/>
+        <w:gridCol w:w="2055"/>
+      </w:tblGrid>
+      <w:tr>
+        <w:trPr>
+          <w:tblHeader/>
+        </w:trPr>
+        <w:tc>
+          <w:tcPr>
+            <w:tcW w:type="dxa" w:w="1400"/>
+            <w:shd w:fill="EDEDED" w:val="clear"/>
+            <w:tcMar>
+              <w:top w:type="dxa" w:w="30"/>
+              <w:left w:type="dxa" w:w="60"/>
+              <w:bottom w:type="dxa" w:w="30"/>
+              <w:right w:type="dxa" w:w="60"/>
+            </w:tcMar>
+          </w:tcPr>
+          <w:p>
+            <w:pPr>
+              <w:spacing w:after="0" w:line="276"/>
+              <w:jc w:val="left"/>
+            </w:pPr>
+            <w:r>
+              <w:rPr>
+                <w:rFonts w:ascii="Times New Roman" w:cs="Times New Roman" w:eastAsia="Times New Roman" w:hAnsi="Times New Roman"/>
+                <w:b/>
+                <w:bCs/>
+                <w:sz w:val="24"/>
+                <w:szCs w:val="24"/>
+              </w:rPr>
+              <w:t xml:space="preserve">Az, км</w:t>
+            </w:r>
+          </w:p>
+        </w:tc>
+        <w:tc>
+          <w:tcPr>
+            <w:tcW w:type="dxa" w:w="1600"/>
+            <w:shd w:fill="EDEDED" w:val="clear"/>
+            <w:tcMar>
+              <w:top w:type="dxa" w:w="30"/>
+              <w:left w:type="dxa" w:w="60"/>
+              <w:bottom w:type="dxa" w:w="30"/>
+              <w:right w:type="dxa" w:w="60"/>
+            </w:tcMar>
+          </w:tcPr>
+          <w:p>
+            <w:pPr>
+              <w:spacing w:after="0" w:line="276"/>
+              <w:jc w:val="left"/>
+            </w:pPr>
+            <w:r>
+              <w:rPr>
+                <w:rFonts w:ascii="Times New Roman" w:cs="Times New Roman" w:eastAsia="Times New Roman" w:hAnsi="Times New Roman"/>
+                <w:b/>
+                <w:bCs/>
+                <w:sz w:val="24"/>
+                <w:szCs w:val="24"/>
+              </w:rPr>
+              <w:t xml:space="preserve">dv1+dv2, м/с</w:t>
+            </w:r>
+          </w:p>
+        </w:tc>
+        <w:tc>
+          <w:tcPr>
+            <w:tcW w:type="dxa" w:w="1400"/>
+            <w:shd w:fill="EDEDED" w:val="clear"/>
+            <w:tcMar>
+              <w:top w:type="dxa" w:w="30"/>
+              <w:left w:type="dxa" w:w="60"/>
+              <w:bottom w:type="dxa" w:w="30"/>
+              <w:right w:type="dxa" w:w="60"/>
+            </w:tcMar>
+          </w:tcPr>
+          <w:p>
+            <w:pPr>
+              <w:spacing w:after="0" w:line="276"/>
+              <w:jc w:val="left"/>
+            </w:pPr>
+            <w:r>
+              <w:rPr>
+                <w:rFonts w:ascii="Times New Roman" w:cs="Times New Roman" w:eastAsia="Times New Roman" w:hAnsi="Times New Roman"/>
+                <w:b/>
+                <w:bCs/>
+                <w:sz w:val="24"/>
+                <w:szCs w:val="24"/>
+              </w:rPr>
+              <w:t xml:space="preserve">промах, км</w:t>
+            </w:r>
+          </w:p>
+        </w:tc>
+        <w:tc>
+          <w:tcPr>
+            <w:tcW w:type="dxa" w:w="1400"/>
+            <w:shd w:fill="EDEDED" w:val="clear"/>
+            <w:tcMar>
+              <w:top w:type="dxa" w:w="30"/>
+              <w:left w:type="dxa" w:w="60"/>
+              <w:bottom w:type="dxa" w:w="30"/>
+              <w:right w:type="dxa" w:w="60"/>
+            </w:tcMar>
+          </w:tcPr>
+          <w:p>
+            <w:pPr>
+              <w:spacing w:after="0" w:line="276"/>
+              <w:jc w:val="left"/>
+            </w:pPr>
+            <w:r>
+              <w:rPr>
+                <w:rFonts w:ascii="Times New Roman" w:cs="Times New Roman" w:eastAsia="Times New Roman" w:hAnsi="Times New Roman"/>
+                <w:b/>
+                <w:bCs/>
+                <w:sz w:val="24"/>
+                <w:szCs w:val="24"/>
+              </w:rPr>
+              <w:t xml:space="preserve">время, сут</w:t>
+            </w:r>
+          </w:p>
+        </w:tc>
+        <w:tc>
+          <w:tcPr>
+            <w:tcW w:type="dxa" w:w="1500"/>
+            <w:shd w:fill="EDEDED" w:val="clear"/>
+            <w:tcMar>
+              <w:top w:type="dxa" w:w="30"/>
+              <w:left w:type="dxa" w:w="60"/>
+              <w:bottom w:type="dxa" w:w="30"/>
+              <w:right w:type="dxa" w:w="60"/>
+            </w:tcMar>
+          </w:tcPr>
+          <w:p>
+            <w:pPr>
+              <w:spacing w:after="0" w:line="276"/>
+              <w:jc w:val="left"/>
+            </w:pPr>
+            <w:r>
+              <w:rPr>
+                <w:rFonts w:ascii="Times New Roman" w:cs="Times New Roman" w:eastAsia="Times New Roman" w:hAnsi="Times New Roman"/>
+                <w:b/>
+                <w:bCs/>
+                <w:sz w:val="24"/>
+                <w:szCs w:val="24"/>
+              </w:rPr>
+              <w:t xml:space="preserve">тормозной?</w:t>
+            </w:r>
+          </w:p>
+        </w:tc>
+        <w:tc>
+          <w:tcPr>
+            <w:tcW w:type="dxa" w:w="2055"/>
+            <w:shd w:fill="EDEDED" w:val="clear"/>
+            <w:tcMar>
+              <w:top w:type="dxa" w:w="30"/>
+              <w:left w:type="dxa" w:w="60"/>
+              <w:bottom w:type="dxa" w:w="30"/>
+              <w:right w:type="dxa" w:w="60"/>
+            </w:tcMar>
+          </w:tcPr>
+          <w:p>
+            <w:pPr>
+              <w:spacing w:after="0" w:line="276"/>
+              <w:jc w:val="left"/>
+            </w:pPr>
+            <w:r>
+              <w:rPr>
+                <w:rFonts w:ascii="Times New Roman" w:cs="Times New Roman" w:eastAsia="Times New Roman" w:hAnsi="Times New Roman"/>
+                <w:b/>
+                <w:bCs/>
+                <w:sz w:val="24"/>
+                <w:szCs w:val="24"/>
+              </w:rPr>
+              <w:t xml:space="preserve">принято</w:t>
+            </w:r>
+          </w:p>
+        </w:tc>
+      </w:tr>
+      <w:tr>
+        <w:trPr>
+          <w:tblHeader w:val="off"/>
+        </w:trPr>
+        <w:tc>
+          <w:tcPr>
+            <w:tcW w:type="dxa" w:w="1400"/>
+            <w:tcMar>
+              <w:top w:type="dxa" w:w="30"/>
+              <w:left w:type="dxa" w:w="60"/>
+              <w:bottom w:type="dxa" w:w="30"/>
+              <w:right w:type="dxa" w:w="60"/>
+            </w:tcMar>
+          </w:tcPr>
+          <w:p>
+            <w:pPr>
+              <w:spacing w:after="0" w:line="276"/>
+              <w:jc w:val="left"/>
+            </w:pPr>
+            <w:r>
+              <w:rPr>
+                <w:rFonts w:ascii="Times New Roman" w:cs="Times New Roman" w:eastAsia="Times New Roman" w:hAnsi="Times New Roman"/>
+                <w:b w:val="false"/>
+                <w:bCs w:val="false"/>
+                <w:sz w:val="24"/>
+                <w:szCs w:val="24"/>
+              </w:rPr>
+              <w:t xml:space="preserve">18 949</w:t>
+            </w:r>
+          </w:p>
+        </w:tc>
+        <w:tc>
+          <w:tcPr>
+            <w:tcW w:type="dxa" w:w="1600"/>
+            <w:tcMar>
+              <w:top w:type="dxa" w:w="30"/>
+              <w:left w:type="dxa" w:w="60"/>
+              <w:bottom w:type="dxa" w:w="30"/>
+              <w:right w:type="dxa" w:w="60"/>
+            </w:tcMar>
+          </w:tcPr>
+          <w:p>
+            <w:pPr>
+              <w:spacing w:after="0" w:line="276"/>
+              <w:jc w:val="right"/>
+            </w:pPr>
+            <w:r>
+              <w:rPr>
+                <w:rFonts w:ascii="Times New Roman" w:cs="Times New Roman" w:eastAsia="Times New Roman" w:hAnsi="Times New Roman"/>
+                <w:b w:val="false"/>
+                <w:bCs w:val="false"/>
+                <w:sz w:val="24"/>
+                <w:szCs w:val="24"/>
+              </w:rPr>
+              <w:t xml:space="preserve">3396,6</w:t>
+            </w:r>
+          </w:p>
+        </w:tc>
+        <w:tc>
+          <w:tcPr>
+            <w:tcW w:type="dxa" w:w="1400"/>
+            <w:tcMar>
+              <w:top w:type="dxa" w:w="30"/>
+              <w:left w:type="dxa" w:w="60"/>
+              <w:bottom w:type="dxa" w:w="30"/>
+              <w:right w:type="dxa" w:w="60"/>
+            </w:tcMar>
+          </w:tcPr>
+          <w:p>
+            <w:pPr>
+              <w:spacing w:after="0" w:line="276"/>
+              <w:jc w:val="right"/>
+            </w:pPr>
+            <w:r>
+              <w:rPr>
+                <w:rFonts w:ascii="Times New Roman" w:cs="Times New Roman" w:eastAsia="Times New Roman" w:hAnsi="Times New Roman"/>
+                <w:b w:val="false"/>
+                <w:bCs w:val="false"/>
+                <w:sz w:val="24"/>
+                <w:szCs w:val="24"/>
+              </w:rPr>
+              <w:t xml:space="preserve">48734</w:t>
+            </w:r>
+          </w:p>
+        </w:tc>
+        <w:tc>
+          <w:tcPr>
+            <w:tcW w:type="dxa" w:w="1400"/>
+            <w:tcMar>
+              <w:top w:type="dxa" w:w="30"/>
+              <w:left w:type="dxa" w:w="60"/>
+              <w:bottom w:type="dxa" w:w="30"/>
+              <w:right w:type="dxa" w:w="60"/>
+            </w:tcMar>
+          </w:tcPr>
+          <w:p>
+            <w:pPr>
+              <w:spacing w:after="0" w:line="276"/>
+              <w:jc w:val="right"/>
+            </w:pPr>
+            <w:r>
+              <w:rPr>
+                <w:rFonts w:ascii="Times New Roman" w:cs="Times New Roman" w:eastAsia="Times New Roman" w:hAnsi="Times New Roman"/>
+                <w:b w:val="false"/>
+                <w:bCs w:val="false"/>
+                <w:sz w:val="24"/>
+                <w:szCs w:val="24"/>
+              </w:rPr>
+              <w:t xml:space="preserve">203,5</w:t>
+            </w:r>
+          </w:p>
+        </w:tc>
+        <w:tc>
+          <w:tcPr>
+            <w:tcW w:type="dxa" w:w="1500"/>
+            <w:tcMar>
+              <w:top w:type="dxa" w:w="30"/>
+              <w:left w:type="dxa" w:w="60"/>
+              <w:bottom w:type="dxa" w:w="30"/>
+              <w:right w:type="dxa" w:w="60"/>
+            </w:tcMar>
+          </w:tcPr>
+          <w:p>
+            <w:pPr>
+              <w:spacing w:after="0" w:line="276"/>
+              <w:jc w:val="left"/>
+            </w:pPr>
+            <w:r>
+              <w:rPr>
+                <w:rFonts w:ascii="Times New Roman" w:cs="Times New Roman" w:eastAsia="Times New Roman" w:hAnsi="Times New Roman"/>
+                <w:b w:val="false"/>
+                <w:bCs w:val="false"/>
+                <w:sz w:val="24"/>
+                <w:szCs w:val="24"/>
+              </w:rPr>
+              <w:t xml:space="preserve">НЕТ</w:t>
+            </w:r>
+          </w:p>
+        </w:tc>
+        <w:tc>
+          <w:tcPr>
+            <w:tcW w:type="dxa" w:w="2055"/>
+            <w:tcMar>
+              <w:top w:type="dxa" w:w="30"/>
+              <w:left w:type="dxa" w:w="60"/>
+              <w:bottom w:type="dxa" w:w="30"/>
+              <w:right w:type="dxa" w:w="60"/>
+            </w:tcMar>
+          </w:tcPr>
+          <w:p>
+            <w:pPr>
+              <w:spacing w:after="0" w:line="276"/>
+              <w:jc w:val="left"/>
+            </w:pPr>
+            <w:r>
+              <w:rPr>
+                <w:rFonts w:ascii="Times New Roman" w:cs="Times New Roman" w:eastAsia="Times New Roman" w:hAnsi="Times New Roman"/>
+                <w:b w:val="false"/>
+                <w:bCs w:val="false"/>
+                <w:sz w:val="24"/>
+                <w:szCs w:val="24"/>
+              </w:rPr>
+              <w:t xml:space="preserve">—</w:t>
+            </w:r>
+          </w:p>
+        </w:tc>
+      </w:tr>
+      <w:tr>
+        <w:trPr>
+          <w:tblHeader w:val="off"/>
+        </w:trPr>
+        <w:tc>
+          <w:tcPr>
+            <w:tcW w:type="dxa" w:w="1400"/>
+            <w:tcMar>
+              <w:top w:type="dxa" w:w="30"/>
+              <w:left w:type="dxa" w:w="60"/>
+              <w:bottom w:type="dxa" w:w="30"/>
+              <w:right w:type="dxa" w:w="60"/>
+            </w:tcMar>
+          </w:tcPr>
+          <w:p>
+            <w:pPr>
+              <w:spacing w:after="0" w:line="276"/>
+              <w:jc w:val="left"/>
+            </w:pPr>
+            <w:r>
+              <w:rPr>
+                <w:rFonts w:ascii="Times New Roman" w:cs="Times New Roman" w:eastAsia="Times New Roman" w:hAnsi="Times New Roman"/>
+                <w:b w:val="false"/>
+                <w:bCs w:val="false"/>
+                <w:sz w:val="24"/>
+                <w:szCs w:val="24"/>
+              </w:rPr>
+              <w:t xml:space="preserve">24 553</w:t>
+            </w:r>
+          </w:p>
+        </w:tc>
+        <w:tc>
+          <w:tcPr>
+            <w:tcW w:type="dxa" w:w="1600"/>
+            <w:tcMar>
+              <w:top w:type="dxa" w:w="30"/>
+              <w:left w:type="dxa" w:w="60"/>
+              <w:bottom w:type="dxa" w:w="30"/>
+              <w:right w:type="dxa" w:w="60"/>
+            </w:tcMar>
+          </w:tcPr>
+          <w:p>
+            <w:pPr>
+              <w:spacing w:after="0" w:line="276"/>
+              <w:jc w:val="right"/>
+            </w:pPr>
+            <w:r>
+              <w:rPr>
+                <w:rFonts w:ascii="Times New Roman" w:cs="Times New Roman" w:eastAsia="Times New Roman" w:hAnsi="Times New Roman"/>
+                <w:b w:val="false"/>
+                <w:bCs w:val="false"/>
+                <w:sz w:val="24"/>
+                <w:szCs w:val="24"/>
+              </w:rPr>
+              <w:t xml:space="preserve">3396,5</w:t>
+            </w:r>
+          </w:p>
+        </w:tc>
+        <w:tc>
+          <w:tcPr>
+            <w:tcW w:type="dxa" w:w="1400"/>
+            <w:tcMar>
+              <w:top w:type="dxa" w:w="30"/>
+              <w:left w:type="dxa" w:w="60"/>
+              <w:bottom w:type="dxa" w:w="30"/>
+              <w:right w:type="dxa" w:w="60"/>
+            </w:tcMar>
+          </w:tcPr>
+          <w:p>
+            <w:pPr>
+              <w:spacing w:after="0" w:line="276"/>
+              <w:jc w:val="right"/>
+            </w:pPr>
+            <w:r>
+              <w:rPr>
+                <w:rFonts w:ascii="Times New Roman" w:cs="Times New Roman" w:eastAsia="Times New Roman" w:hAnsi="Times New Roman"/>
+                <w:b w:val="false"/>
+                <w:bCs w:val="false"/>
+                <w:sz w:val="24"/>
+                <w:szCs w:val="24"/>
+              </w:rPr>
+              <w:t xml:space="preserve">42407</w:t>
+            </w:r>
+          </w:p>
+        </w:tc>
+        <w:tc>
+          <w:tcPr>
+            <w:tcW w:type="dxa" w:w="1400"/>
+            <w:tcMar>
+              <w:top w:type="dxa" w:w="30"/>
+              <w:left w:type="dxa" w:w="60"/>
+              <w:bottom w:type="dxa" w:w="30"/>
+              <w:right w:type="dxa" w:w="60"/>
+            </w:tcMar>
+          </w:tcPr>
+          <w:p>
+            <w:pPr>
+              <w:spacing w:after="0" w:line="276"/>
+              <w:jc w:val="right"/>
+            </w:pPr>
+            <w:r>
+              <w:rPr>
+                <w:rFonts w:ascii="Times New Roman" w:cs="Times New Roman" w:eastAsia="Times New Roman" w:hAnsi="Times New Roman"/>
+                <w:b w:val="false"/>
+                <w:bCs w:val="false"/>
+                <w:sz w:val="24"/>
+                <w:szCs w:val="24"/>
+              </w:rPr>
+              <w:t xml:space="preserve">203,5</w:t>
+            </w:r>
+          </w:p>
+        </w:tc>
+        <w:tc>
+          <w:tcPr>
+            <w:tcW w:type="dxa" w:w="1500"/>
+            <w:tcMar>
+              <w:top w:type="dxa" w:w="30"/>
+              <w:left w:type="dxa" w:w="60"/>
+              <w:bottom w:type="dxa" w:w="30"/>
+              <w:right w:type="dxa" w:w="60"/>
+            </w:tcMar>
+          </w:tcPr>
+          <w:p>
+            <w:pPr>
+              <w:spacing w:after="0" w:line="276"/>
+              <w:jc w:val="left"/>
+            </w:pPr>
+            <w:r>
+              <w:rPr>
+                <w:rFonts w:ascii="Times New Roman" w:cs="Times New Roman" w:eastAsia="Times New Roman" w:hAnsi="Times New Roman"/>
+                <w:b w:val="false"/>
+                <w:bCs w:val="false"/>
+                <w:sz w:val="24"/>
+                <w:szCs w:val="24"/>
+              </w:rPr>
+              <w:t xml:space="preserve">НЕТ</w:t>
+            </w:r>
+          </w:p>
+        </w:tc>
+        <w:tc>
+          <w:tcPr>
+            <w:tcW w:type="dxa" w:w="2055"/>
+            <w:tcMar>
+              <w:top w:type="dxa" w:w="30"/>
+              <w:left w:type="dxa" w:w="60"/>
+              <w:bottom w:type="dxa" w:w="30"/>
+              <w:right w:type="dxa" w:w="60"/>
+            </w:tcMar>
+          </w:tcPr>
+          <w:p>
+            <w:pPr>
+              <w:spacing w:after="0" w:line="276"/>
+              <w:jc w:val="left"/>
+            </w:pPr>
+            <w:r>
+              <w:rPr>
+                <w:rFonts w:ascii="Times New Roman" w:cs="Times New Roman" w:eastAsia="Times New Roman" w:hAnsi="Times New Roman"/>
+                <w:b w:val="false"/>
+                <w:bCs w:val="false"/>
+                <w:sz w:val="24"/>
+                <w:szCs w:val="24"/>
+              </w:rPr>
+              <w:t xml:space="preserve">—</w:t>
+            </w:r>
+          </w:p>
+        </w:tc>
+      </w:tr>
+      <w:tr>
+        <w:trPr>
+          <w:tblHeader w:val="off"/>
+        </w:trPr>
+        <w:tc>
+          <w:tcPr>
+            <w:tcW w:type="dxa" w:w="1400"/>
+            <w:tcMar>
+              <w:top w:type="dxa" w:w="30"/>
+              <w:left w:type="dxa" w:w="60"/>
+              <w:bottom w:type="dxa" w:w="30"/>
+              <w:right w:type="dxa" w:w="60"/>
+            </w:tcMar>
+          </w:tcPr>
+          <w:p>
+            <w:pPr>
+              <w:spacing w:after="0" w:line="276"/>
+              <w:jc w:val="left"/>
+            </w:pPr>
+            <w:r>
+              <w:rPr>
+                <w:rFonts w:ascii="Times New Roman" w:cs="Times New Roman" w:eastAsia="Times New Roman" w:hAnsi="Times New Roman"/>
+                <w:b w:val="false"/>
+                <w:bCs w:val="false"/>
+                <w:sz w:val="24"/>
+                <w:szCs w:val="24"/>
+              </w:rPr>
+              <w:t xml:space="preserve">33 410</w:t>
+            </w:r>
+          </w:p>
+        </w:tc>
+        <w:tc>
+          <w:tcPr>
+            <w:tcW w:type="dxa" w:w="1600"/>
+            <w:tcMar>
+              <w:top w:type="dxa" w:w="30"/>
+              <w:left w:type="dxa" w:w="60"/>
+              <w:bottom w:type="dxa" w:w="30"/>
+              <w:right w:type="dxa" w:w="60"/>
+            </w:tcMar>
+          </w:tcPr>
+          <w:p>
+            <w:pPr>
+              <w:spacing w:after="0" w:line="276"/>
+              <w:jc w:val="right"/>
+            </w:pPr>
+            <w:r>
+              <w:rPr>
+                <w:rFonts w:ascii="Times New Roman" w:cs="Times New Roman" w:eastAsia="Times New Roman" w:hAnsi="Times New Roman"/>
+                <w:b w:val="false"/>
+                <w:bCs w:val="false"/>
+                <w:sz w:val="24"/>
+                <w:szCs w:val="24"/>
+              </w:rPr>
+              <w:t xml:space="preserve">3395,8</w:t>
+            </w:r>
+          </w:p>
+        </w:tc>
+        <w:tc>
+          <w:tcPr>
+            <w:tcW w:type="dxa" w:w="1400"/>
+            <w:tcMar>
+              <w:top w:type="dxa" w:w="30"/>
+              <w:left w:type="dxa" w:w="60"/>
+              <w:bottom w:type="dxa" w:w="30"/>
+              <w:right w:type="dxa" w:w="60"/>
+            </w:tcMar>
+          </w:tcPr>
+          <w:p>
+            <w:pPr>
+              <w:spacing w:after="0" w:line="276"/>
+              <w:jc w:val="right"/>
+            </w:pPr>
+            <w:r>
+              <w:rPr>
+                <w:rFonts w:ascii="Times New Roman" w:cs="Times New Roman" w:eastAsia="Times New Roman" w:hAnsi="Times New Roman"/>
+                <w:b w:val="false"/>
+                <w:bCs w:val="false"/>
+                <w:sz w:val="24"/>
+                <w:szCs w:val="24"/>
+              </w:rPr>
+              <w:t xml:space="preserve">32504</w:t>
+            </w:r>
+          </w:p>
+        </w:tc>
+        <w:tc>
+          <w:tcPr>
+            <w:tcW w:type="dxa" w:w="1400"/>
+            <w:tcMar>
+              <w:top w:type="dxa" w:w="30"/>
+              <w:left w:type="dxa" w:w="60"/>
+              <w:bottom w:type="dxa" w:w="30"/>
+              <w:right w:type="dxa" w:w="60"/>
+            </w:tcMar>
+          </w:tcPr>
+          <w:p>
+            <w:pPr>
+              <w:spacing w:after="0" w:line="276"/>
+              <w:jc w:val="right"/>
+            </w:pPr>
+            <w:r>
+              <w:rPr>
+                <w:rFonts w:ascii="Times New Roman" w:cs="Times New Roman" w:eastAsia="Times New Roman" w:hAnsi="Times New Roman"/>
+                <w:b w:val="false"/>
+                <w:bCs w:val="false"/>
+                <w:sz w:val="24"/>
+                <w:szCs w:val="24"/>
+              </w:rPr>
+              <w:t xml:space="preserve">203,5</w:t>
+            </w:r>
+          </w:p>
+        </w:tc>
+        <w:tc>
+          <w:tcPr>
+            <w:tcW w:type="dxa" w:w="1500"/>
+            <w:tcMar>
+              <w:top w:type="dxa" w:w="30"/>
+              <w:left w:type="dxa" w:w="60"/>
+              <w:bottom w:type="dxa" w:w="30"/>
+              <w:right w:type="dxa" w:w="60"/>
+            </w:tcMar>
+          </w:tcPr>
+          <w:p>
+            <w:pPr>
+              <w:spacing w:after="0" w:line="276"/>
+              <w:jc w:val="left"/>
+            </w:pPr>
+            <w:r>
+              <w:rPr>
+                <w:rFonts w:ascii="Times New Roman" w:cs="Times New Roman" w:eastAsia="Times New Roman" w:hAnsi="Times New Roman"/>
+                <w:b w:val="false"/>
+                <w:bCs w:val="false"/>
+                <w:sz w:val="24"/>
+                <w:szCs w:val="24"/>
+              </w:rPr>
+              <w:t xml:space="preserve">НЕТ</w:t>
+            </w:r>
+          </w:p>
+        </w:tc>
+        <w:tc>
+          <w:tcPr>
+            <w:tcW w:type="dxa" w:w="2055"/>
+            <w:tcMar>
+              <w:top w:type="dxa" w:w="30"/>
+              <w:left w:type="dxa" w:w="60"/>
+              <w:bottom w:type="dxa" w:w="30"/>
+              <w:right w:type="dxa" w:w="60"/>
+            </w:tcMar>
+          </w:tcPr>
+          <w:p>
+            <w:pPr>
+              <w:spacing w:after="0" w:line="276"/>
+              <w:jc w:val="left"/>
+            </w:pPr>
+            <w:r>
+              <w:rPr>
+                <w:rFonts w:ascii="Times New Roman" w:cs="Times New Roman" w:eastAsia="Times New Roman" w:hAnsi="Times New Roman"/>
+                <w:b w:val="false"/>
+                <w:bCs w:val="false"/>
+                <w:sz w:val="24"/>
+                <w:szCs w:val="24"/>
+              </w:rPr>
+              <w:t xml:space="preserve">—</w:t>
+            </w:r>
+          </w:p>
+        </w:tc>
+      </w:tr>
+      <w:tr>
+        <w:trPr>
+          <w:tblHeader w:val="off"/>
+        </w:trPr>
+        <w:tc>
+          <w:tcPr>
+            <w:tcW w:type="dxa" w:w="1400"/>
+            <w:tcMar>
+              <w:top w:type="dxa" w:w="30"/>
+              <w:left w:type="dxa" w:w="60"/>
+              <w:bottom w:type="dxa" w:w="30"/>
+              <w:right w:type="dxa" w:w="60"/>
+            </w:tcMar>
+          </w:tcPr>
+          <w:p>
+            <w:pPr>
+              <w:spacing w:after="0" w:line="276"/>
+              <w:jc w:val="left"/>
+            </w:pPr>
+            <w:r>
+              <w:rPr>
+                <w:rFonts w:ascii="Times New Roman" w:cs="Times New Roman" w:eastAsia="Times New Roman" w:hAnsi="Times New Roman"/>
+                <w:b w:val="false"/>
+                <w:bCs w:val="false"/>
+                <w:sz w:val="24"/>
+                <w:szCs w:val="24"/>
+              </w:rPr>
+              <w:t xml:space="preserve">47 871</w:t>
+            </w:r>
+          </w:p>
+        </w:tc>
+        <w:tc>
+          <w:tcPr>
+            <w:tcW w:type="dxa" w:w="1600"/>
+            <w:tcMar>
+              <w:top w:type="dxa" w:w="30"/>
+              <w:left w:type="dxa" w:w="60"/>
+              <w:bottom w:type="dxa" w:w="30"/>
+              <w:right w:type="dxa" w:w="60"/>
+            </w:tcMar>
+          </w:tcPr>
+          <w:p>
+            <w:pPr>
+              <w:spacing w:after="0" w:line="276"/>
+              <w:jc w:val="right"/>
+            </w:pPr>
+            <w:r>
+              <w:rPr>
+                <w:rFonts w:ascii="Times New Roman" w:cs="Times New Roman" w:eastAsia="Times New Roman" w:hAnsi="Times New Roman"/>
+                <w:b w:val="false"/>
+                <w:bCs w:val="false"/>
+                <w:sz w:val="24"/>
+                <w:szCs w:val="24"/>
+              </w:rPr>
+              <w:t xml:space="preserve">3394,9</w:t>
+            </w:r>
+          </w:p>
+        </w:tc>
+        <w:tc>
+          <w:tcPr>
+            <w:tcW w:type="dxa" w:w="1400"/>
+            <w:tcMar>
+              <w:top w:type="dxa" w:w="30"/>
+              <w:left w:type="dxa" w:w="60"/>
+              <w:bottom w:type="dxa" w:w="30"/>
+              <w:right w:type="dxa" w:w="60"/>
+            </w:tcMar>
+          </w:tcPr>
+          <w:p>
+            <w:pPr>
+              <w:spacing w:after="0" w:line="276"/>
+              <w:jc w:val="right"/>
+            </w:pPr>
+            <w:r>
+              <w:rPr>
+                <w:rFonts w:ascii="Times New Roman" w:cs="Times New Roman" w:eastAsia="Times New Roman" w:hAnsi="Times New Roman"/>
+                <w:b w:val="false"/>
+                <w:bCs w:val="false"/>
+                <w:sz w:val="24"/>
+                <w:szCs w:val="24"/>
+              </w:rPr>
+              <w:t xml:space="preserve">16984</w:t>
+            </w:r>
+          </w:p>
+        </w:tc>
+        <w:tc>
+          <w:tcPr>
+            <w:tcW w:type="dxa" w:w="1400"/>
+            <w:tcMar>
+              <w:top w:type="dxa" w:w="30"/>
+              <w:left w:type="dxa" w:w="60"/>
+              <w:bottom w:type="dxa" w:w="30"/>
+              <w:right w:type="dxa" w:w="60"/>
+            </w:tcMar>
+          </w:tcPr>
+          <w:p>
+            <w:pPr>
+              <w:spacing w:after="0" w:line="276"/>
+              <w:jc w:val="right"/>
+            </w:pPr>
+            <w:r>
+              <w:rPr>
+                <w:rFonts w:ascii="Times New Roman" w:cs="Times New Roman" w:eastAsia="Times New Roman" w:hAnsi="Times New Roman"/>
+                <w:b w:val="false"/>
+                <w:bCs w:val="false"/>
+                <w:sz w:val="24"/>
+                <w:szCs w:val="24"/>
+              </w:rPr>
+              <w:t xml:space="preserve">203,5</w:t>
+            </w:r>
+          </w:p>
+        </w:tc>
+        <w:tc>
+          <w:tcPr>
+            <w:tcW w:type="dxa" w:w="1500"/>
+            <w:tcMar>
+              <w:top w:type="dxa" w:w="30"/>
+              <w:left w:type="dxa" w:w="60"/>
+              <w:bottom w:type="dxa" w:w="30"/>
+              <w:right w:type="dxa" w:w="60"/>
+            </w:tcMar>
+          </w:tcPr>
+          <w:p>
+            <w:pPr>
+              <w:spacing w:after="0" w:line="276"/>
+              <w:jc w:val="left"/>
+            </w:pPr>
+            <w:r>
+              <w:rPr>
+                <w:rFonts w:ascii="Times New Roman" w:cs="Times New Roman" w:eastAsia="Times New Roman" w:hAnsi="Times New Roman"/>
+                <w:b w:val="false"/>
+                <w:bCs w:val="false"/>
+                <w:sz w:val="24"/>
+                <w:szCs w:val="24"/>
+              </w:rPr>
+              <w:t xml:space="preserve">НЕТ</w:t>
+            </w:r>
+          </w:p>
+        </w:tc>
+        <w:tc>
+          <w:tcPr>
+            <w:tcW w:type="dxa" w:w="2055"/>
+            <w:tcMar>
+              <w:top w:type="dxa" w:w="30"/>
+              <w:left w:type="dxa" w:w="60"/>
+              <w:bottom w:type="dxa" w:w="30"/>
+              <w:right w:type="dxa" w:w="60"/>
+            </w:tcMar>
+          </w:tcPr>
+          <w:p>
+            <w:pPr>
+              <w:spacing w:after="0" w:line="276"/>
+              <w:jc w:val="left"/>
+            </w:pPr>
+            <w:r>
+              <w:rPr>
+                <w:rFonts w:ascii="Times New Roman" w:cs="Times New Roman" w:eastAsia="Times New Roman" w:hAnsi="Times New Roman"/>
+                <w:b w:val="false"/>
+                <w:bCs w:val="false"/>
+                <w:sz w:val="24"/>
+                <w:szCs w:val="24"/>
+              </w:rPr>
+              <w:t xml:space="preserve">—</w:t>
+            </w:r>
+          </w:p>
+        </w:tc>
+      </w:tr>
+      <w:tr>
+        <w:trPr>
+          <w:tblHeader w:val="off"/>
+        </w:trPr>
+        <w:tc>
+          <w:tcPr>
+            <w:tcW w:type="dxa" w:w="1400"/>
+            <w:tcMar>
+              <w:top w:type="dxa" w:w="30"/>
+              <w:left w:type="dxa" w:w="60"/>
+              <w:bottom w:type="dxa" w:w="30"/>
+              <w:right w:type="dxa" w:w="60"/>
+            </w:tcMar>
+          </w:tcPr>
+          <w:p>
+            <w:pPr>
+              <w:spacing w:after="0" w:line="276"/>
+              <w:jc w:val="left"/>
+            </w:pPr>
+            <w:r>
+              <w:rPr>
+                <w:rFonts w:ascii="Times New Roman" w:cs="Times New Roman" w:eastAsia="Times New Roman" w:hAnsi="Times New Roman"/>
+                <w:b w:val="false"/>
+                <w:bCs w:val="false"/>
+                <w:sz w:val="24"/>
+                <w:szCs w:val="24"/>
+              </w:rPr>
+              <w:t xml:space="preserve">62 332</w:t>
+            </w:r>
+          </w:p>
+        </w:tc>
+        <w:tc>
+          <w:tcPr>
+            <w:tcW w:type="dxa" w:w="1600"/>
+            <w:tcMar>
+              <w:top w:type="dxa" w:w="30"/>
+              <w:left w:type="dxa" w:w="60"/>
+              <w:bottom w:type="dxa" w:w="30"/>
+              <w:right w:type="dxa" w:w="60"/>
+            </w:tcMar>
+          </w:tcPr>
+          <w:p>
+            <w:pPr>
+              <w:spacing w:after="0" w:line="276"/>
+              <w:jc w:val="right"/>
+            </w:pPr>
+            <w:r>
+              <w:rPr>
+                <w:rFonts w:ascii="Times New Roman" w:cs="Times New Roman" w:eastAsia="Times New Roman" w:hAnsi="Times New Roman"/>
+                <w:b w:val="false"/>
+                <w:bCs w:val="false"/>
+                <w:sz w:val="24"/>
+                <w:szCs w:val="24"/>
+              </w:rPr>
+              <w:t xml:space="preserve">3393,3</w:t>
+            </w:r>
+          </w:p>
+        </w:tc>
+        <w:tc>
+          <w:tcPr>
+            <w:tcW w:type="dxa" w:w="1400"/>
+            <w:tcMar>
+              <w:top w:type="dxa" w:w="30"/>
+              <w:left w:type="dxa" w:w="60"/>
+              <w:bottom w:type="dxa" w:w="30"/>
+              <w:right w:type="dxa" w:w="60"/>
+            </w:tcMar>
+          </w:tcPr>
+          <w:p>
+            <w:pPr>
+              <w:spacing w:after="0" w:line="276"/>
+              <w:jc w:val="right"/>
+            </w:pPr>
+            <w:r>
+              <w:rPr>
+                <w:rFonts w:ascii="Times New Roman" w:cs="Times New Roman" w:eastAsia="Times New Roman" w:hAnsi="Times New Roman"/>
+                <w:b w:val="false"/>
+                <w:bCs w:val="false"/>
+                <w:sz w:val="24"/>
+                <w:szCs w:val="24"/>
+              </w:rPr>
+              <w:t xml:space="preserve">1988</w:t>
+            </w:r>
+          </w:p>
+        </w:tc>
+        <w:tc>
+          <w:tcPr>
+            <w:tcW w:type="dxa" w:w="1400"/>
+            <w:tcMar>
+              <w:top w:type="dxa" w:w="30"/>
+              <w:left w:type="dxa" w:w="60"/>
+              <w:bottom w:type="dxa" w:w="30"/>
+              <w:right w:type="dxa" w:w="60"/>
+            </w:tcMar>
+          </w:tcPr>
+          <w:p>
+            <w:pPr>
+              <w:spacing w:after="0" w:line="276"/>
+              <w:jc w:val="right"/>
+            </w:pPr>
+            <w:r>
+              <w:rPr>
+                <w:rFonts w:ascii="Times New Roman" w:cs="Times New Roman" w:eastAsia="Times New Roman" w:hAnsi="Times New Roman"/>
+                <w:b w:val="false"/>
+                <w:bCs w:val="false"/>
+                <w:sz w:val="24"/>
+                <w:szCs w:val="24"/>
+              </w:rPr>
+              <w:t xml:space="preserve">203,5</w:t>
+            </w:r>
+          </w:p>
+        </w:tc>
+        <w:tc>
+          <w:tcPr>
+            <w:tcW w:type="dxa" w:w="1500"/>
+            <w:tcMar>
+              <w:top w:type="dxa" w:w="30"/>
+              <w:left w:type="dxa" w:w="60"/>
+              <w:bottom w:type="dxa" w:w="30"/>
+              <w:right w:type="dxa" w:w="60"/>
+            </w:tcMar>
+          </w:tcPr>
+          <w:p>
+            <w:pPr>
+              <w:spacing w:after="0" w:line="276"/>
+              <w:jc w:val="left"/>
+            </w:pPr>
+            <w:r>
+              <w:rPr>
+                <w:rFonts w:ascii="Times New Roman" w:cs="Times New Roman" w:eastAsia="Times New Roman" w:hAnsi="Times New Roman"/>
+                <w:b w:val="false"/>
+                <w:bCs w:val="false"/>
+                <w:sz w:val="24"/>
+                <w:szCs w:val="24"/>
+              </w:rPr>
+              <w:t xml:space="preserve">НЕТ</w:t>
+            </w:r>
+          </w:p>
+        </w:tc>
+        <w:tc>
+          <w:tcPr>
+            <w:tcW w:type="dxa" w:w="2055"/>
+            <w:tcMar>
+              <w:top w:type="dxa" w:w="30"/>
+              <w:left w:type="dxa" w:w="60"/>
+              <w:bottom w:type="dxa" w:w="30"/>
+              <w:right w:type="dxa" w:w="60"/>
+            </w:tcMar>
+          </w:tcPr>
+          <w:p>
+            <w:pPr>
+              <w:spacing w:after="0" w:line="276"/>
+              <w:jc w:val="left"/>
+            </w:pPr>
+            <w:r>
+              <w:rPr>
+                <w:rFonts w:ascii="Times New Roman" w:cs="Times New Roman" w:eastAsia="Times New Roman" w:hAnsi="Times New Roman"/>
+                <w:b w:val="false"/>
+                <w:bCs w:val="false"/>
+                <w:sz w:val="24"/>
+                <w:szCs w:val="24"/>
+              </w:rPr>
+              <w:t xml:space="preserve">—</w:t>
+            </w:r>
+          </w:p>
+        </w:tc>
+      </w:tr>
+      <w:tr>
+        <w:trPr>
+          <w:tblHeader w:val="off"/>
+        </w:trPr>
+        <w:tc>
+          <w:tcPr>
+            <w:tcW w:type="dxa" w:w="1400"/>
+            <w:tcMar>
+              <w:top w:type="dxa" w:w="30"/>
+              <w:left w:type="dxa" w:w="60"/>
+              <w:bottom w:type="dxa" w:w="30"/>
+              <w:right w:type="dxa" w:w="60"/>
+            </w:tcMar>
+          </w:tcPr>
+          <w:p>
+            <w:pPr>
+              <w:spacing w:after="0" w:line="276"/>
+              <w:jc w:val="left"/>
+            </w:pPr>
+            <w:r>
+              <w:rPr>
+                <w:rFonts w:ascii="Times New Roman" w:cs="Times New Roman" w:eastAsia="Times New Roman" w:hAnsi="Times New Roman"/>
+                <w:b w:val="false"/>
+                <w:bCs w:val="false"/>
+                <w:sz w:val="24"/>
+                <w:szCs w:val="24"/>
+              </w:rPr>
+              <w:t xml:space="preserve">76 794</w:t>
+            </w:r>
+          </w:p>
+        </w:tc>
+        <w:tc>
+          <w:tcPr>
+            <w:tcW w:type="dxa" w:w="1600"/>
+            <w:tcMar>
+              <w:top w:type="dxa" w:w="30"/>
+              <w:left w:type="dxa" w:w="60"/>
+              <w:bottom w:type="dxa" w:w="30"/>
+              <w:right w:type="dxa" w:w="60"/>
+            </w:tcMar>
+          </w:tcPr>
+          <w:p>
+            <w:pPr>
+              <w:spacing w:after="0" w:line="276"/>
+              <w:jc w:val="right"/>
+            </w:pPr>
+            <w:r>
+              <w:rPr>
+                <w:rFonts w:ascii="Times New Roman" w:cs="Times New Roman" w:eastAsia="Times New Roman" w:hAnsi="Times New Roman"/>
+                <w:b w:val="false"/>
+                <w:bCs w:val="false"/>
+                <w:sz w:val="24"/>
+                <w:szCs w:val="24"/>
+              </w:rPr>
+              <w:t xml:space="preserve">3334,1</w:t>
+            </w:r>
+          </w:p>
+        </w:tc>
+        <w:tc>
+          <w:tcPr>
+            <w:tcW w:type="dxa" w:w="1400"/>
+            <w:tcMar>
+              <w:top w:type="dxa" w:w="30"/>
+              <w:left w:type="dxa" w:w="60"/>
+              <w:bottom w:type="dxa" w:w="30"/>
+              <w:right w:type="dxa" w:w="60"/>
+            </w:tcMar>
+          </w:tcPr>
+          <w:p>
+            <w:pPr>
+              <w:spacing w:after="0" w:line="276"/>
+              <w:jc w:val="right"/>
+            </w:pPr>
+            <w:r>
+              <w:rPr>
+                <w:rFonts w:ascii="Times New Roman" w:cs="Times New Roman" w:eastAsia="Times New Roman" w:hAnsi="Times New Roman"/>
+                <w:b w:val="false"/>
+                <w:bCs w:val="false"/>
+                <w:sz w:val="24"/>
+                <w:szCs w:val="24"/>
+              </w:rPr>
+              <w:t xml:space="preserve">55</w:t>
+            </w:r>
+          </w:p>
+        </w:tc>
+        <w:tc>
+          <w:tcPr>
+            <w:tcW w:type="dxa" w:w="1400"/>
+            <w:tcMar>
+              <w:top w:type="dxa" w:w="30"/>
+              <w:left w:type="dxa" w:w="60"/>
+              <w:bottom w:type="dxa" w:w="30"/>
+              <w:right w:type="dxa" w:w="60"/>
+            </w:tcMar>
+          </w:tcPr>
+          <w:p>
+            <w:pPr>
+              <w:spacing w:after="0" w:line="276"/>
+              <w:jc w:val="right"/>
+            </w:pPr>
+            <w:r>
+              <w:rPr>
+                <w:rFonts w:ascii="Times New Roman" w:cs="Times New Roman" w:eastAsia="Times New Roman" w:hAnsi="Times New Roman"/>
+                <w:b w:val="false"/>
+                <w:bCs w:val="false"/>
+                <w:sz w:val="24"/>
+                <w:szCs w:val="24"/>
+              </w:rPr>
+              <w:t xml:space="preserve">189,4</w:t>
+            </w:r>
+          </w:p>
+        </w:tc>
+        <w:tc>
+          <w:tcPr>
+            <w:tcW w:type="dxa" w:w="1500"/>
+            <w:tcMar>
+              <w:top w:type="dxa" w:w="30"/>
+              <w:left w:type="dxa" w:w="60"/>
+              <w:bottom w:type="dxa" w:w="30"/>
+              <w:right w:type="dxa" w:w="60"/>
+            </w:tcMar>
+          </w:tcPr>
+          <w:p>
+            <w:pPr>
+              <w:spacing w:after="0" w:line="276"/>
+              <w:jc w:val="left"/>
+            </w:pPr>
+            <w:r>
+              <w:rPr>
+                <w:rFonts w:ascii="Times New Roman" w:cs="Times New Roman" w:eastAsia="Times New Roman" w:hAnsi="Times New Roman"/>
+                <w:b w:val="false"/>
+                <w:bCs w:val="false"/>
+                <w:sz w:val="24"/>
+                <w:szCs w:val="24"/>
+              </w:rPr>
+              <w:t xml:space="preserve">да</w:t>
+            </w:r>
+          </w:p>
+        </w:tc>
+        <w:tc>
+          <w:tcPr>
+            <w:tcW w:type="dxa" w:w="2055"/>
+            <w:tcMar>
+              <w:top w:type="dxa" w:w="30"/>
+              <w:left w:type="dxa" w:w="60"/>
+              <w:bottom w:type="dxa" w:w="30"/>
+              <w:right w:type="dxa" w:w="60"/>
+            </w:tcMar>
+          </w:tcPr>
+          <w:p>
+            <w:pPr>
+              <w:spacing w:after="0" w:line="276"/>
+              <w:jc w:val="left"/>
+            </w:pPr>
+            <w:r>
+              <w:rPr>
+                <w:rFonts w:ascii="Times New Roman" w:cs="Times New Roman" w:eastAsia="Times New Roman" w:hAnsi="Times New Roman"/>
+                <w:b w:val="false"/>
+                <w:bCs w:val="false"/>
+                <w:sz w:val="24"/>
+                <w:szCs w:val="24"/>
+              </w:rPr>
+              <w:t xml:space="preserve">—</w:t>
+            </w:r>
+          </w:p>
+        </w:tc>
+      </w:tr>
+      <w:tr>
+        <w:trPr>
+          <w:tblHeader w:val="off"/>
+        </w:trPr>
+        <w:tc>
+          <w:tcPr>
+            <w:tcW w:type="dxa" w:w="1400"/>
+            <w:tcMar>
+              <w:top w:type="dxa" w:w="30"/>
+              <w:left w:type="dxa" w:w="60"/>
+              <w:bottom w:type="dxa" w:w="30"/>
+              <w:right w:type="dxa" w:w="60"/>
+            </w:tcMar>
+          </w:tcPr>
+          <w:p>
+            <w:pPr>
+              <w:spacing w:after="0" w:line="276"/>
+              <w:jc w:val="left"/>
+            </w:pPr>
+            <w:r>
+              <w:rPr>
+                <w:rFonts w:ascii="Times New Roman" w:cs="Times New Roman" w:eastAsia="Times New Roman" w:hAnsi="Times New Roman"/>
+                <w:b w:val="false"/>
+                <w:bCs w:val="false"/>
+                <w:sz w:val="24"/>
+                <w:szCs w:val="24"/>
+              </w:rPr>
+              <w:t xml:space="preserve">91 255</w:t>
+            </w:r>
+          </w:p>
+        </w:tc>
+        <w:tc>
+          <w:tcPr>
+            <w:tcW w:type="dxa" w:w="1600"/>
+            <w:tcMar>
+              <w:top w:type="dxa" w:w="30"/>
+              <w:left w:type="dxa" w:w="60"/>
+              <w:bottom w:type="dxa" w:w="30"/>
+              <w:right w:type="dxa" w:w="60"/>
+            </w:tcMar>
+          </w:tcPr>
+          <w:p>
+            <w:pPr>
+              <w:spacing w:after="0" w:line="276"/>
+              <w:jc w:val="right"/>
+            </w:pPr>
+            <w:r>
+              <w:rPr>
+                <w:rFonts w:ascii="Times New Roman" w:cs="Times New Roman" w:eastAsia="Times New Roman" w:hAnsi="Times New Roman"/>
+                <w:b w:val="false"/>
+                <w:bCs w:val="false"/>
+                <w:sz w:val="24"/>
+                <w:szCs w:val="24"/>
+              </w:rPr>
+              <w:t xml:space="preserve">3324,0</w:t>
+            </w:r>
+          </w:p>
+        </w:tc>
+        <w:tc>
+          <w:tcPr>
+            <w:tcW w:type="dxa" w:w="1400"/>
+            <w:tcMar>
+              <w:top w:type="dxa" w:w="30"/>
+              <w:left w:type="dxa" w:w="60"/>
+              <w:bottom w:type="dxa" w:w="30"/>
+              <w:right w:type="dxa" w:w="60"/>
+            </w:tcMar>
+          </w:tcPr>
+          <w:p>
+            <w:pPr>
+              <w:spacing w:after="0" w:line="276"/>
+              <w:jc w:val="right"/>
+            </w:pPr>
+            <w:r>
+              <w:rPr>
+                <w:rFonts w:ascii="Times New Roman" w:cs="Times New Roman" w:eastAsia="Times New Roman" w:hAnsi="Times New Roman"/>
+                <w:b w:val="false"/>
+                <w:bCs w:val="false"/>
+                <w:sz w:val="24"/>
+                <w:szCs w:val="24"/>
+              </w:rPr>
+              <w:t xml:space="preserve">1104</w:t>
+            </w:r>
+          </w:p>
+        </w:tc>
+        <w:tc>
+          <w:tcPr>
+            <w:tcW w:type="dxa" w:w="1400"/>
+            <w:tcMar>
+              <w:top w:type="dxa" w:w="30"/>
+              <w:left w:type="dxa" w:w="60"/>
+              <w:bottom w:type="dxa" w:w="30"/>
+              <w:right w:type="dxa" w:w="60"/>
+            </w:tcMar>
+          </w:tcPr>
+          <w:p>
+            <w:pPr>
+              <w:spacing w:after="0" w:line="276"/>
+              <w:jc w:val="right"/>
+            </w:pPr>
+            <w:r>
+              <w:rPr>
+                <w:rFonts w:ascii="Times New Roman" w:cs="Times New Roman" w:eastAsia="Times New Roman" w:hAnsi="Times New Roman"/>
+                <w:b w:val="false"/>
+                <w:bCs w:val="false"/>
+                <w:sz w:val="24"/>
+                <w:szCs w:val="24"/>
+              </w:rPr>
+              <w:t xml:space="preserve">189,5</w:t>
+            </w:r>
+          </w:p>
+        </w:tc>
+        <w:tc>
+          <w:tcPr>
+            <w:tcW w:type="dxa" w:w="1500"/>
+            <w:tcMar>
+              <w:top w:type="dxa" w:w="30"/>
+              <w:left w:type="dxa" w:w="60"/>
+              <w:bottom w:type="dxa" w:w="30"/>
+              <w:right w:type="dxa" w:w="60"/>
+            </w:tcMar>
+          </w:tcPr>
+          <w:p>
+            <w:pPr>
+              <w:spacing w:after="0" w:line="276"/>
+              <w:jc w:val="left"/>
+            </w:pPr>
+            <w:r>
+              <w:rPr>
+                <w:rFonts w:ascii="Times New Roman" w:cs="Times New Roman" w:eastAsia="Times New Roman" w:hAnsi="Times New Roman"/>
+                <w:b w:val="false"/>
+                <w:bCs w:val="false"/>
+                <w:sz w:val="24"/>
+                <w:szCs w:val="24"/>
+              </w:rPr>
+              <w:t xml:space="preserve">НЕТ</w:t>
+            </w:r>
+          </w:p>
+        </w:tc>
+        <w:tc>
+          <w:tcPr>
+            <w:tcW w:type="dxa" w:w="2055"/>
+            <w:tcMar>
+              <w:top w:type="dxa" w:w="30"/>
+              <w:left w:type="dxa" w:w="60"/>
+              <w:bottom w:type="dxa" w:w="30"/>
+              <w:right w:type="dxa" w:w="60"/>
+            </w:tcMar>
+          </w:tcPr>
+          <w:p>
+            <w:pPr>
+              <w:spacing w:after="0" w:line="276"/>
+              <w:jc w:val="left"/>
+            </w:pPr>
+            <w:r>
+              <w:rPr>
+                <w:rFonts w:ascii="Times New Roman" w:cs="Times New Roman" w:eastAsia="Times New Roman" w:hAnsi="Times New Roman"/>
+                <w:b w:val="false"/>
+                <w:bCs w:val="false"/>
+                <w:sz w:val="24"/>
+                <w:szCs w:val="24"/>
+              </w:rPr>
+              <w:t xml:space="preserve">—</w:t>
+            </w:r>
+          </w:p>
+        </w:tc>
+      </w:tr>
+      <w:tr>
+        <w:trPr>
+          <w:tblHeader w:val="off"/>
+        </w:trPr>
+        <w:tc>
+          <w:tcPr>
+            <w:tcW w:type="dxa" w:w="1400"/>
+            <w:tcMar>
+              <w:top w:type="dxa" w:w="30"/>
+              <w:left w:type="dxa" w:w="60"/>
+              <w:bottom w:type="dxa" w:w="30"/>
+              <w:right w:type="dxa" w:w="60"/>
+            </w:tcMar>
+          </w:tcPr>
+          <w:p>
+            <w:pPr>
+              <w:spacing w:after="0" w:line="276"/>
+              <w:jc w:val="left"/>
+            </w:pPr>
+            <w:r>
+              <w:rPr>
+                <w:rFonts w:ascii="Times New Roman" w:cs="Times New Roman" w:eastAsia="Times New Roman" w:hAnsi="Times New Roman"/>
+                <w:b w:val="false"/>
+                <w:bCs w:val="false"/>
+                <w:sz w:val="24"/>
+                <w:szCs w:val="24"/>
+              </w:rPr>
+              <w:t xml:space="preserve">105 716</w:t>
+            </w:r>
+          </w:p>
+        </w:tc>
+        <w:tc>
+          <w:tcPr>
+            <w:tcW w:type="dxa" w:w="1600"/>
+            <w:tcMar>
+              <w:top w:type="dxa" w:w="30"/>
+              <w:left w:type="dxa" w:w="60"/>
+              <w:bottom w:type="dxa" w:w="30"/>
+              <w:right w:type="dxa" w:w="60"/>
+            </w:tcMar>
+          </w:tcPr>
+          <w:p>
+            <w:pPr>
+              <w:spacing w:after="0" w:line="276"/>
+              <w:jc w:val="right"/>
+            </w:pPr>
+            <w:r>
+              <w:rPr>
+                <w:rFonts w:ascii="Times New Roman" w:cs="Times New Roman" w:eastAsia="Times New Roman" w:hAnsi="Times New Roman"/>
+                <w:b w:val="false"/>
+                <w:bCs w:val="false"/>
+                <w:sz w:val="24"/>
+                <w:szCs w:val="24"/>
+              </w:rPr>
+              <w:t xml:space="preserve">3322,7</w:t>
+            </w:r>
+          </w:p>
+        </w:tc>
+        <w:tc>
+          <w:tcPr>
+            <w:tcW w:type="dxa" w:w="1400"/>
+            <w:tcMar>
+              <w:top w:type="dxa" w:w="30"/>
+              <w:left w:type="dxa" w:w="60"/>
+              <w:bottom w:type="dxa" w:w="30"/>
+              <w:right w:type="dxa" w:w="60"/>
+            </w:tcMar>
+          </w:tcPr>
+          <w:p>
+            <w:pPr>
+              <w:spacing w:after="0" w:line="276"/>
+              <w:jc w:val="right"/>
+            </w:pPr>
+            <w:r>
+              <w:rPr>
+                <w:rFonts w:ascii="Times New Roman" w:cs="Times New Roman" w:eastAsia="Times New Roman" w:hAnsi="Times New Roman"/>
+                <w:b w:val="false"/>
+                <w:bCs w:val="false"/>
+                <w:sz w:val="24"/>
+                <w:szCs w:val="24"/>
+              </w:rPr>
+              <w:t xml:space="preserve">417</w:t>
+            </w:r>
+          </w:p>
+        </w:tc>
+        <w:tc>
+          <w:tcPr>
+            <w:tcW w:type="dxa" w:w="1400"/>
+            <w:tcMar>
+              <w:top w:type="dxa" w:w="30"/>
+              <w:left w:type="dxa" w:w="60"/>
+              <w:bottom w:type="dxa" w:w="30"/>
+              <w:right w:type="dxa" w:w="60"/>
+            </w:tcMar>
+          </w:tcPr>
+          <w:p>
+            <w:pPr>
+              <w:spacing w:after="0" w:line="276"/>
+              <w:jc w:val="right"/>
+            </w:pPr>
+            <w:r>
+              <w:rPr>
+                <w:rFonts w:ascii="Times New Roman" w:cs="Times New Roman" w:eastAsia="Times New Roman" w:hAnsi="Times New Roman"/>
+                <w:b w:val="false"/>
+                <w:bCs w:val="false"/>
+                <w:sz w:val="24"/>
+                <w:szCs w:val="24"/>
+              </w:rPr>
+              <w:t xml:space="preserve">190,2</w:t>
+            </w:r>
+          </w:p>
+        </w:tc>
+        <w:tc>
+          <w:tcPr>
+            <w:tcW w:type="dxa" w:w="1500"/>
+            <w:tcMar>
+              <w:top w:type="dxa" w:w="30"/>
+              <w:left w:type="dxa" w:w="60"/>
+              <w:bottom w:type="dxa" w:w="30"/>
+              <w:right w:type="dxa" w:w="60"/>
+            </w:tcMar>
+          </w:tcPr>
+          <w:p>
+            <w:pPr>
+              <w:spacing w:after="0" w:line="276"/>
+              <w:jc w:val="left"/>
+            </w:pPr>
+            <w:r>
+              <w:rPr>
+                <w:rFonts w:ascii="Times New Roman" w:cs="Times New Roman" w:eastAsia="Times New Roman" w:hAnsi="Times New Roman"/>
+                <w:b w:val="false"/>
+                <w:bCs w:val="false"/>
+                <w:sz w:val="24"/>
+                <w:szCs w:val="24"/>
+              </w:rPr>
+              <w:t xml:space="preserve">НЕТ</w:t>
+            </w:r>
+          </w:p>
+        </w:tc>
+        <w:tc>
+          <w:tcPr>
+            <w:tcW w:type="dxa" w:w="2055"/>
+            <w:tcMar>
+              <w:top w:type="dxa" w:w="30"/>
+              <w:left w:type="dxa" w:w="60"/>
+              <w:bottom w:type="dxa" w:w="30"/>
+              <w:right w:type="dxa" w:w="60"/>
+            </w:tcMar>
+          </w:tcPr>
+          <w:p>
+            <w:pPr>
+              <w:spacing w:after="0" w:line="276"/>
+              <w:jc w:val="left"/>
+            </w:pPr>
+            <w:r>
+              <w:rPr>
+                <w:rFonts w:ascii="Times New Roman" w:cs="Times New Roman" w:eastAsia="Times New Roman" w:hAnsi="Times New Roman"/>
+                <w:b w:val="false"/>
+                <w:bCs w:val="false"/>
+                <w:sz w:val="24"/>
+                <w:szCs w:val="24"/>
+              </w:rPr>
+              <w:t xml:space="preserve">—</w:t>
+            </w:r>
+          </w:p>
+        </w:tc>
+      </w:tr>
+      <w:tr>
+        <w:trPr>
+          <w:tblHeader w:val="off"/>
+        </w:trPr>
+        <w:tc>
+          <w:tcPr>
+            <w:tcW w:type="dxa" w:w="1400"/>
+            <w:tcMar>
+              <w:top w:type="dxa" w:w="30"/>
+              <w:left w:type="dxa" w:w="60"/>
+              <w:bottom w:type="dxa" w:w="30"/>
+              <w:right w:type="dxa" w:w="60"/>
+            </w:tcMar>
+          </w:tcPr>
+          <w:p>
+            <w:pPr>
+              <w:spacing w:after="0" w:line="276"/>
+              <w:jc w:val="left"/>
+            </w:pPr>
+            <w:r>
+              <w:rPr>
+                <w:rFonts w:ascii="Times New Roman" w:cs="Times New Roman" w:eastAsia="Times New Roman" w:hAnsi="Times New Roman"/>
+                <w:b w:val="false"/>
+                <w:bCs w:val="false"/>
+                <w:sz w:val="24"/>
+                <w:szCs w:val="24"/>
+              </w:rPr>
+              <w:t xml:space="preserve">120 177</w:t>
+            </w:r>
+          </w:p>
+        </w:tc>
+        <w:tc>
+          <w:tcPr>
+            <w:tcW w:type="dxa" w:w="1600"/>
+            <w:tcMar>
+              <w:top w:type="dxa" w:w="30"/>
+              <w:left w:type="dxa" w:w="60"/>
+              <w:bottom w:type="dxa" w:w="30"/>
+              <w:right w:type="dxa" w:w="60"/>
+            </w:tcMar>
+          </w:tcPr>
+          <w:p>
+            <w:pPr>
+              <w:spacing w:after="0" w:line="276"/>
+              <w:jc w:val="right"/>
+            </w:pPr>
+            <w:r>
+              <w:rPr>
+                <w:rFonts w:ascii="Times New Roman" w:cs="Times New Roman" w:eastAsia="Times New Roman" w:hAnsi="Times New Roman"/>
+                <w:b w:val="false"/>
+                <w:bCs w:val="false"/>
+                <w:sz w:val="24"/>
+                <w:szCs w:val="24"/>
+              </w:rPr>
+              <w:t xml:space="preserve">3324,0</w:t>
+            </w:r>
+          </w:p>
+        </w:tc>
+        <w:tc>
+          <w:tcPr>
+            <w:tcW w:type="dxa" w:w="1400"/>
+            <w:tcMar>
+              <w:top w:type="dxa" w:w="30"/>
+              <w:left w:type="dxa" w:w="60"/>
+              <w:bottom w:type="dxa" w:w="30"/>
+              <w:right w:type="dxa" w:w="60"/>
+            </w:tcMar>
+          </w:tcPr>
+          <w:p>
+            <w:pPr>
+              <w:spacing w:after="0" w:line="276"/>
+              <w:jc w:val="right"/>
+            </w:pPr>
+            <w:r>
+              <w:rPr>
+                <w:rFonts w:ascii="Times New Roman" w:cs="Times New Roman" w:eastAsia="Times New Roman" w:hAnsi="Times New Roman"/>
+                <w:b w:val="false"/>
+                <w:bCs w:val="false"/>
+                <w:sz w:val="24"/>
+                <w:szCs w:val="24"/>
+              </w:rPr>
+              <w:t xml:space="preserve">477</w:t>
+            </w:r>
+          </w:p>
+        </w:tc>
+        <w:tc>
+          <w:tcPr>
+            <w:tcW w:type="dxa" w:w="1400"/>
+            <w:tcMar>
+              <w:top w:type="dxa" w:w="30"/>
+              <w:left w:type="dxa" w:w="60"/>
+              <w:bottom w:type="dxa" w:w="30"/>
+              <w:right w:type="dxa" w:w="60"/>
+            </w:tcMar>
+          </w:tcPr>
+          <w:p>
+            <w:pPr>
+              <w:spacing w:after="0" w:line="276"/>
+              <w:jc w:val="right"/>
+            </w:pPr>
+            <w:r>
+              <w:rPr>
+                <w:rFonts w:ascii="Times New Roman" w:cs="Times New Roman" w:eastAsia="Times New Roman" w:hAnsi="Times New Roman"/>
+                <w:b w:val="false"/>
+                <w:bCs w:val="false"/>
+                <w:sz w:val="24"/>
+                <w:szCs w:val="24"/>
+              </w:rPr>
+              <w:t xml:space="preserve">191,0</w:t>
+            </w:r>
+          </w:p>
+        </w:tc>
+        <w:tc>
+          <w:tcPr>
+            <w:tcW w:type="dxa" w:w="1500"/>
+            <w:tcMar>
+              <w:top w:type="dxa" w:w="30"/>
+              <w:left w:type="dxa" w:w="60"/>
+              <w:bottom w:type="dxa" w:w="30"/>
+              <w:right w:type="dxa" w:w="60"/>
+            </w:tcMar>
+          </w:tcPr>
+          <w:p>
+            <w:pPr>
+              <w:spacing w:after="0" w:line="276"/>
+              <w:jc w:val="left"/>
+            </w:pPr>
+            <w:r>
+              <w:rPr>
+                <w:rFonts w:ascii="Times New Roman" w:cs="Times New Roman" w:eastAsia="Times New Roman" w:hAnsi="Times New Roman"/>
+                <w:b w:val="false"/>
+                <w:bCs w:val="false"/>
+                <w:sz w:val="24"/>
+                <w:szCs w:val="24"/>
+              </w:rPr>
+              <w:t xml:space="preserve">да</w:t>
+            </w:r>
+          </w:p>
+        </w:tc>
+        <w:tc>
+          <w:tcPr>
+            <w:tcW w:type="dxa" w:w="2055"/>
+            <w:tcMar>
+              <w:top w:type="dxa" w:w="30"/>
+              <w:left w:type="dxa" w:w="60"/>
+              <w:bottom w:type="dxa" w:w="30"/>
+              <w:right w:type="dxa" w:w="60"/>
+            </w:tcMar>
+          </w:tcPr>
+          <w:p>
+            <w:pPr>
+              <w:spacing w:after="0" w:line="276"/>
+              <w:jc w:val="left"/>
+            </w:pPr>
+            <w:r>
+              <w:rPr>
+                <w:rFonts w:ascii="Times New Roman" w:cs="Times New Roman" w:eastAsia="Times New Roman" w:hAnsi="Times New Roman"/>
+                <w:b w:val="false"/>
+                <w:bCs w:val="false"/>
+                <w:sz w:val="24"/>
+                <w:szCs w:val="24"/>
+              </w:rPr>
+              <w:t xml:space="preserve">—</w:t>
+            </w:r>
+          </w:p>
+        </w:tc>
+      </w:tr>
+      <w:tr>
+        <w:trPr>
+          <w:tblHeader w:val="off"/>
+        </w:trPr>
+        <w:tc>
+          <w:tcPr>
+            <w:tcW w:type="dxa" w:w="1400"/>
+            <w:tcMar>
+              <w:top w:type="dxa" w:w="30"/>
+              <w:left w:type="dxa" w:w="60"/>
+              <w:bottom w:type="dxa" w:w="30"/>
+              <w:right w:type="dxa" w:w="60"/>
+            </w:tcMar>
+          </w:tcPr>
+          <w:p>
+            <w:pPr>
+              <w:spacing w:after="0" w:line="276"/>
+              <w:jc w:val="left"/>
+            </w:pPr>
+            <w:r>
+              <w:rPr>
+                <w:rFonts w:ascii="Times New Roman" w:cs="Times New Roman" w:eastAsia="Times New Roman" w:hAnsi="Times New Roman"/>
+                <w:b w:val="false"/>
+                <w:bCs w:val="false"/>
+                <w:sz w:val="24"/>
+                <w:szCs w:val="24"/>
+              </w:rPr>
+              <w:t xml:space="preserve">134 638</w:t>
+            </w:r>
+          </w:p>
+        </w:tc>
+        <w:tc>
+          <w:tcPr>
+            <w:tcW w:type="dxa" w:w="1600"/>
+            <w:tcMar>
+              <w:top w:type="dxa" w:w="30"/>
+              <w:left w:type="dxa" w:w="60"/>
+              <w:bottom w:type="dxa" w:w="30"/>
+              <w:right w:type="dxa" w:w="60"/>
+            </w:tcMar>
+          </w:tcPr>
+          <w:p>
+            <w:pPr>
+              <w:spacing w:after="0" w:line="276"/>
+              <w:jc w:val="right"/>
+            </w:pPr>
+            <w:r>
+              <w:rPr>
+                <w:rFonts w:ascii="Times New Roman" w:cs="Times New Roman" w:eastAsia="Times New Roman" w:hAnsi="Times New Roman"/>
+                <w:b w:val="false"/>
+                <w:bCs w:val="false"/>
+                <w:sz w:val="24"/>
+                <w:szCs w:val="24"/>
+              </w:rPr>
+              <w:t xml:space="preserve">3327,6</w:t>
+            </w:r>
+          </w:p>
+        </w:tc>
+        <w:tc>
+          <w:tcPr>
+            <w:tcW w:type="dxa" w:w="1400"/>
+            <w:tcMar>
+              <w:top w:type="dxa" w:w="30"/>
+              <w:left w:type="dxa" w:w="60"/>
+              <w:bottom w:type="dxa" w:w="30"/>
+              <w:right w:type="dxa" w:w="60"/>
+            </w:tcMar>
+          </w:tcPr>
+          <w:p>
+            <w:pPr>
+              <w:spacing w:after="0" w:line="276"/>
+              <w:jc w:val="right"/>
+            </w:pPr>
+            <w:r>
+              <w:rPr>
+                <w:rFonts w:ascii="Times New Roman" w:cs="Times New Roman" w:eastAsia="Times New Roman" w:hAnsi="Times New Roman"/>
+                <w:b w:val="false"/>
+                <w:bCs w:val="false"/>
+                <w:sz w:val="24"/>
+                <w:szCs w:val="24"/>
+              </w:rPr>
+              <w:t xml:space="preserve">228</w:t>
+            </w:r>
+          </w:p>
+        </w:tc>
+        <w:tc>
+          <w:tcPr>
+            <w:tcW w:type="dxa" w:w="1400"/>
+            <w:tcMar>
+              <w:top w:type="dxa" w:w="30"/>
+              <w:left w:type="dxa" w:w="60"/>
+              <w:bottom w:type="dxa" w:w="30"/>
+              <w:right w:type="dxa" w:w="60"/>
+            </w:tcMar>
+          </w:tcPr>
+          <w:p>
+            <w:pPr>
+              <w:spacing w:after="0" w:line="276"/>
+              <w:jc w:val="right"/>
+            </w:pPr>
+            <w:r>
+              <w:rPr>
+                <w:rFonts w:ascii="Times New Roman" w:cs="Times New Roman" w:eastAsia="Times New Roman" w:hAnsi="Times New Roman"/>
+                <w:b w:val="false"/>
+                <w:bCs w:val="false"/>
+                <w:sz w:val="24"/>
+                <w:szCs w:val="24"/>
+              </w:rPr>
+              <w:t xml:space="preserve">191,7</w:t>
+            </w:r>
+          </w:p>
+        </w:tc>
+        <w:tc>
+          <w:tcPr>
+            <w:tcW w:type="dxa" w:w="1500"/>
+            <w:tcMar>
+              <w:top w:type="dxa" w:w="30"/>
+              <w:left w:type="dxa" w:w="60"/>
+              <w:bottom w:type="dxa" w:w="30"/>
+              <w:right w:type="dxa" w:w="60"/>
+            </w:tcMar>
+          </w:tcPr>
+          <w:p>
+            <w:pPr>
+              <w:spacing w:after="0" w:line="276"/>
+              <w:jc w:val="left"/>
+            </w:pPr>
+            <w:r>
+              <w:rPr>
+                <w:rFonts w:ascii="Times New Roman" w:cs="Times New Roman" w:eastAsia="Times New Roman" w:hAnsi="Times New Roman"/>
+                <w:b w:val="false"/>
+                <w:bCs w:val="false"/>
+                <w:sz w:val="24"/>
+                <w:szCs w:val="24"/>
+              </w:rPr>
+              <w:t xml:space="preserve">да</w:t>
+            </w:r>
+          </w:p>
+        </w:tc>
+        <w:tc>
+          <w:tcPr>
+            <w:tcW w:type="dxa" w:w="2055"/>
+            <w:tcMar>
+              <w:top w:type="dxa" w:w="30"/>
+              <w:left w:type="dxa" w:w="60"/>
+              <w:bottom w:type="dxa" w:w="30"/>
+              <w:right w:type="dxa" w:w="60"/>
+            </w:tcMar>
+          </w:tcPr>
+          <w:p>
+            <w:pPr>
+              <w:spacing w:after="0" w:line="276"/>
+              <w:jc w:val="left"/>
+            </w:pPr>
+            <w:r>
+              <w:rPr>
+                <w:rFonts w:ascii="Times New Roman" w:cs="Times New Roman" w:eastAsia="Times New Roman" w:hAnsi="Times New Roman"/>
+                <w:b w:val="false"/>
+                <w:bCs w:val="false"/>
+                <w:sz w:val="24"/>
+                <w:szCs w:val="24"/>
+              </w:rPr>
+              <w:t xml:space="preserve">—</w:t>
+            </w:r>
+          </w:p>
+        </w:tc>
+      </w:tr>
+      <w:tr>
+        <w:trPr>
+          <w:tblHeader w:val="off"/>
+        </w:trPr>
+        <w:tc>
+          <w:tcPr>
+            <w:tcW w:type="dxa" w:w="1400"/>
+            <w:tcMar>
+              <w:top w:type="dxa" w:w="30"/>
+              <w:left w:type="dxa" w:w="60"/>
+              <w:bottom w:type="dxa" w:w="30"/>
+              <w:right w:type="dxa" w:w="60"/>
+            </w:tcMar>
+          </w:tcPr>
+          <w:p>
+            <w:pPr>
+              <w:spacing w:after="0" w:line="276"/>
+              <w:jc w:val="left"/>
+            </w:pPr>
+            <w:r>
+              <w:rPr>
+                <w:rFonts w:ascii="Times New Roman" w:cs="Times New Roman" w:eastAsia="Times New Roman" w:hAnsi="Times New Roman"/>
+                <w:b w:val="false"/>
+                <w:bCs w:val="false"/>
+                <w:sz w:val="24"/>
+                <w:szCs w:val="24"/>
+              </w:rPr>
+              <w:t xml:space="preserve">120 177</w:t>
+            </w:r>
+          </w:p>
+        </w:tc>
+        <w:tc>
+          <w:tcPr>
+            <w:tcW w:type="dxa" w:w="1600"/>
+            <w:tcMar>
+              <w:top w:type="dxa" w:w="30"/>
+              <w:left w:type="dxa" w:w="60"/>
+              <w:bottom w:type="dxa" w:w="30"/>
+              <w:right w:type="dxa" w:w="60"/>
+            </w:tcMar>
+          </w:tcPr>
+          <w:p>
+            <w:pPr>
+              <w:spacing w:after="0" w:line="276"/>
+              <w:jc w:val="right"/>
+            </w:pPr>
+            <w:r>
+              <w:rPr>
+                <w:rFonts w:ascii="Times New Roman" w:cs="Times New Roman" w:eastAsia="Times New Roman" w:hAnsi="Times New Roman"/>
+                <w:b w:val="false"/>
+                <w:bCs w:val="false"/>
+                <w:sz w:val="24"/>
+                <w:szCs w:val="24"/>
+              </w:rPr>
+              <w:t xml:space="preserve">3324,0</w:t>
+            </w:r>
+          </w:p>
+        </w:tc>
+        <w:tc>
+          <w:tcPr>
+            <w:tcW w:type="dxa" w:w="1400"/>
+            <w:tcMar>
+              <w:top w:type="dxa" w:w="30"/>
+              <w:left w:type="dxa" w:w="60"/>
+              <w:bottom w:type="dxa" w:w="30"/>
+              <w:right w:type="dxa" w:w="60"/>
+            </w:tcMar>
+          </w:tcPr>
+          <w:p>
+            <w:pPr>
+              <w:spacing w:after="0" w:line="276"/>
+              <w:jc w:val="right"/>
+            </w:pPr>
+            <w:r>
+              <w:rPr>
+                <w:rFonts w:ascii="Times New Roman" w:cs="Times New Roman" w:eastAsia="Times New Roman" w:hAnsi="Times New Roman"/>
+                <w:b w:val="false"/>
+                <w:bCs w:val="false"/>
+                <w:sz w:val="24"/>
+                <w:szCs w:val="24"/>
+              </w:rPr>
+              <w:t xml:space="preserve">477</w:t>
+            </w:r>
+          </w:p>
+        </w:tc>
+        <w:tc>
+          <w:tcPr>
+            <w:tcW w:type="dxa" w:w="1400"/>
+            <w:tcMar>
+              <w:top w:type="dxa" w:w="30"/>
+              <w:left w:type="dxa" w:w="60"/>
+              <w:bottom w:type="dxa" w:w="30"/>
+              <w:right w:type="dxa" w:w="60"/>
+            </w:tcMar>
+          </w:tcPr>
+          <w:p>
+            <w:pPr>
+              <w:spacing w:after="0" w:line="276"/>
+              <w:jc w:val="right"/>
+            </w:pPr>
+            <w:r>
+              <w:rPr>
+                <w:rFonts w:ascii="Times New Roman" w:cs="Times New Roman" w:eastAsia="Times New Roman" w:hAnsi="Times New Roman"/>
+                <w:b w:val="false"/>
+                <w:bCs w:val="false"/>
+                <w:sz w:val="24"/>
+                <w:szCs w:val="24"/>
+              </w:rPr>
+              <w:t xml:space="preserve">191,0</w:t>
+            </w:r>
+          </w:p>
+        </w:tc>
+        <w:tc>
+          <w:tcPr>
+            <w:tcW w:type="dxa" w:w="1500"/>
+            <w:tcMar>
+              <w:top w:type="dxa" w:w="30"/>
+              <w:left w:type="dxa" w:w="60"/>
+              <w:bottom w:type="dxa" w:w="30"/>
+              <w:right w:type="dxa" w:w="60"/>
+            </w:tcMar>
+          </w:tcPr>
+          <w:p>
+            <w:pPr>
+              <w:spacing w:after="0" w:line="276"/>
+              <w:jc w:val="left"/>
+            </w:pPr>
+            <w:r>
+              <w:rPr>
+                <w:rFonts w:ascii="Times New Roman" w:cs="Times New Roman" w:eastAsia="Times New Roman" w:hAnsi="Times New Roman"/>
+                <w:b w:val="false"/>
+                <w:bCs w:val="false"/>
+                <w:sz w:val="24"/>
+                <w:szCs w:val="24"/>
+              </w:rPr>
+              <w:t xml:space="preserve">да</w:t>
+            </w:r>
+          </w:p>
+        </w:tc>
+        <w:tc>
+          <w:tcPr>
+            <w:tcW w:type="dxa" w:w="2055"/>
+            <w:tcMar>
+              <w:top w:type="dxa" w:w="30"/>
+              <w:left w:type="dxa" w:w="60"/>
+              <w:bottom w:type="dxa" w:w="30"/>
+              <w:right w:type="dxa" w:w="60"/>
+            </w:tcMar>
+          </w:tcPr>
+          <w:p>
+            <w:pPr>
+              <w:spacing w:after="0" w:line="276"/>
+              <w:jc w:val="left"/>
+            </w:pPr>
+            <w:r>
+              <w:rPr>
+                <w:rFonts w:ascii="Times New Roman" w:cs="Times New Roman" w:eastAsia="Times New Roman" w:hAnsi="Times New Roman"/>
+                <w:b w:val="false"/>
+                <w:bCs w:val="false"/>
+                <w:sz w:val="24"/>
+                <w:szCs w:val="24"/>
+              </w:rPr>
+              <w:t xml:space="preserve">—</w:t>
+            </w:r>
+          </w:p>
+        </w:tc>
+      </w:tr>
+      <w:tr>
+        <w:trPr>
+          <w:tblHeader w:val="off"/>
+        </w:trPr>
+        <w:tc>
+          <w:tcPr>
+            <w:tcW w:type="dxa" w:w="1400"/>
+            <w:tcMar>
+              <w:top w:type="dxa" w:w="30"/>
+              <w:left w:type="dxa" w:w="60"/>
+              <w:bottom w:type="dxa" w:w="30"/>
+              <w:right w:type="dxa" w:w="60"/>
+            </w:tcMar>
+          </w:tcPr>
+          <w:p>
+            <w:pPr>
+              <w:spacing w:after="0" w:line="276"/>
+              <w:jc w:val="left"/>
+            </w:pPr>
+            <w:r>
+              <w:rPr>
+                <w:rFonts w:ascii="Times New Roman" w:cs="Times New Roman" w:eastAsia="Times New Roman" w:hAnsi="Times New Roman"/>
+                <w:b w:val="false"/>
+                <w:bCs w:val="false"/>
+                <w:sz w:val="24"/>
+                <w:szCs w:val="24"/>
+              </w:rPr>
+              <w:t xml:space="preserve">134 638</w:t>
+            </w:r>
+          </w:p>
+        </w:tc>
+        <w:tc>
+          <w:tcPr>
+            <w:tcW w:type="dxa" w:w="1600"/>
+            <w:tcMar>
+              <w:top w:type="dxa" w:w="30"/>
+              <w:left w:type="dxa" w:w="60"/>
+              <w:bottom w:type="dxa" w:w="30"/>
+              <w:right w:type="dxa" w:w="60"/>
+            </w:tcMar>
+          </w:tcPr>
+          <w:p>
+            <w:pPr>
+              <w:spacing w:after="0" w:line="276"/>
+              <w:jc w:val="right"/>
+            </w:pPr>
+            <w:r>
+              <w:rPr>
+                <w:rFonts w:ascii="Times New Roman" w:cs="Times New Roman" w:eastAsia="Times New Roman" w:hAnsi="Times New Roman"/>
+                <w:b w:val="false"/>
+                <w:bCs w:val="false"/>
+                <w:sz w:val="24"/>
+                <w:szCs w:val="24"/>
+              </w:rPr>
+              <w:t xml:space="preserve">3327,6</w:t>
+            </w:r>
+          </w:p>
+        </w:tc>
+        <w:tc>
+          <w:tcPr>
+            <w:tcW w:type="dxa" w:w="1400"/>
+            <w:tcMar>
+              <w:top w:type="dxa" w:w="30"/>
+              <w:left w:type="dxa" w:w="60"/>
+              <w:bottom w:type="dxa" w:w="30"/>
+              <w:right w:type="dxa" w:w="60"/>
+            </w:tcMar>
+          </w:tcPr>
+          <w:p>
+            <w:pPr>
+              <w:spacing w:after="0" w:line="276"/>
+              <w:jc w:val="right"/>
+            </w:pPr>
+            <w:r>
+              <w:rPr>
+                <w:rFonts w:ascii="Times New Roman" w:cs="Times New Roman" w:eastAsia="Times New Roman" w:hAnsi="Times New Roman"/>
+                <w:b w:val="false"/>
+                <w:bCs w:val="false"/>
+                <w:sz w:val="24"/>
+                <w:szCs w:val="24"/>
+              </w:rPr>
+              <w:t xml:space="preserve">228</w:t>
+            </w:r>
+          </w:p>
+        </w:tc>
+        <w:tc>
+          <w:tcPr>
+            <w:tcW w:type="dxa" w:w="1400"/>
+            <w:tcMar>
+              <w:top w:type="dxa" w:w="30"/>
+              <w:left w:type="dxa" w:w="60"/>
+              <w:bottom w:type="dxa" w:w="30"/>
+              <w:right w:type="dxa" w:w="60"/>
+            </w:tcMar>
+          </w:tcPr>
+          <w:p>
+            <w:pPr>
+              <w:spacing w:after="0" w:line="276"/>
+              <w:jc w:val="right"/>
+            </w:pPr>
+            <w:r>
+              <w:rPr>
+                <w:rFonts w:ascii="Times New Roman" w:cs="Times New Roman" w:eastAsia="Times New Roman" w:hAnsi="Times New Roman"/>
+                <w:b w:val="false"/>
+                <w:bCs w:val="false"/>
+                <w:sz w:val="24"/>
+                <w:szCs w:val="24"/>
+              </w:rPr>
+              <w:t xml:space="preserve">191,7</w:t>
+            </w:r>
+          </w:p>
+        </w:tc>
+        <w:tc>
+          <w:tcPr>
+            <w:tcW w:type="dxa" w:w="1500"/>
+            <w:tcMar>
+              <w:top w:type="dxa" w:w="30"/>
+              <w:left w:type="dxa" w:w="60"/>
+              <w:bottom w:type="dxa" w:w="30"/>
+              <w:right w:type="dxa" w:w="60"/>
+            </w:tcMar>
+          </w:tcPr>
+          <w:p>
+            <w:pPr>
+              <w:spacing w:after="0" w:line="276"/>
+              <w:jc w:val="left"/>
+            </w:pPr>
+            <w:r>
+              <w:rPr>
+                <w:rFonts w:ascii="Times New Roman" w:cs="Times New Roman" w:eastAsia="Times New Roman" w:hAnsi="Times New Roman"/>
+                <w:b w:val="false"/>
+                <w:bCs w:val="false"/>
+                <w:sz w:val="24"/>
+                <w:szCs w:val="24"/>
+              </w:rPr>
+              <w:t xml:space="preserve">да</w:t>
+            </w:r>
+          </w:p>
+        </w:tc>
+        <w:tc>
+          <w:tcPr>
+            <w:tcW w:type="dxa" w:w="2055"/>
+            <w:tcMar>
+              <w:top w:type="dxa" w:w="30"/>
+              <w:left w:type="dxa" w:w="60"/>
+              <w:bottom w:type="dxa" w:w="30"/>
+              <w:right w:type="dxa" w:w="60"/>
+            </w:tcMar>
+          </w:tcPr>
+          <w:p>
+            <w:pPr>
+              <w:spacing w:after="0" w:line="276"/>
+              <w:jc w:val="left"/>
+            </w:pPr>
+            <w:r>
+              <w:rPr>
+                <w:rFonts w:ascii="Times New Roman" w:cs="Times New Roman" w:eastAsia="Times New Roman" w:hAnsi="Times New Roman"/>
+                <w:b w:val="false"/>
+                <w:bCs w:val="false"/>
+                <w:sz w:val="24"/>
+                <w:szCs w:val="24"/>
+              </w:rPr>
+              <w:t xml:space="preserve">—</w:t>
+            </w:r>
+          </w:p>
+        </w:tc>
+      </w:tr>
+      <w:tr>
+        <w:trPr>
+          <w:tblHeader w:val="off"/>
+        </w:trPr>
+        <w:tc>
+          <w:tcPr>
+            <w:tcW w:type="dxa" w:w="1400"/>
+            <w:tcMar>
+              <w:top w:type="dxa" w:w="30"/>
+              <w:left w:type="dxa" w:w="60"/>
+              <w:bottom w:type="dxa" w:w="30"/>
+              <w:right w:type="dxa" w:w="60"/>
+            </w:tcMar>
+          </w:tcPr>
+          <w:p>
+            <w:pPr>
+              <w:spacing w:after="0" w:line="276"/>
+              <w:jc w:val="left"/>
+            </w:pPr>
+            <w:r>
+              <w:rPr>
+                <w:rFonts w:ascii="Times New Roman" w:cs="Times New Roman" w:eastAsia="Times New Roman" w:hAnsi="Times New Roman"/>
+                <w:b w:val="false"/>
+                <w:bCs w:val="false"/>
+                <w:sz w:val="24"/>
+                <w:szCs w:val="24"/>
+              </w:rPr>
+              <w:t xml:space="preserve">76 794</w:t>
+            </w:r>
+          </w:p>
+        </w:tc>
+        <w:tc>
+          <w:tcPr>
+            <w:tcW w:type="dxa" w:w="1600"/>
+            <w:tcMar>
+              <w:top w:type="dxa" w:w="30"/>
+              <w:left w:type="dxa" w:w="60"/>
+              <w:bottom w:type="dxa" w:w="30"/>
+              <w:right w:type="dxa" w:w="60"/>
+            </w:tcMar>
+          </w:tcPr>
+          <w:p>
+            <w:pPr>
+              <w:spacing w:after="0" w:line="276"/>
+              <w:jc w:val="right"/>
+            </w:pPr>
+            <w:r>
+              <w:rPr>
+                <w:rFonts w:ascii="Times New Roman" w:cs="Times New Roman" w:eastAsia="Times New Roman" w:hAnsi="Times New Roman"/>
+                <w:b w:val="false"/>
+                <w:bCs w:val="false"/>
+                <w:sz w:val="24"/>
+                <w:szCs w:val="24"/>
+              </w:rPr>
+              <w:t xml:space="preserve">3334,1</w:t>
+            </w:r>
+          </w:p>
+        </w:tc>
+        <w:tc>
+          <w:tcPr>
+            <w:tcW w:type="dxa" w:w="1400"/>
+            <w:tcMar>
+              <w:top w:type="dxa" w:w="30"/>
+              <w:left w:type="dxa" w:w="60"/>
+              <w:bottom w:type="dxa" w:w="30"/>
+              <w:right w:type="dxa" w:w="60"/>
+            </w:tcMar>
+          </w:tcPr>
+          <w:p>
+            <w:pPr>
+              <w:spacing w:after="0" w:line="276"/>
+              <w:jc w:val="right"/>
+            </w:pPr>
+            <w:r>
+              <w:rPr>
+                <w:rFonts w:ascii="Times New Roman" w:cs="Times New Roman" w:eastAsia="Times New Roman" w:hAnsi="Times New Roman"/>
+                <w:b w:val="false"/>
+                <w:bCs w:val="false"/>
+                <w:sz w:val="24"/>
+                <w:szCs w:val="24"/>
+              </w:rPr>
+              <w:t xml:space="preserve">46</w:t>
+            </w:r>
+          </w:p>
+        </w:tc>
+        <w:tc>
+          <w:tcPr>
+            <w:tcW w:type="dxa" w:w="1400"/>
+            <w:tcMar>
+              <w:top w:type="dxa" w:w="30"/>
+              <w:left w:type="dxa" w:w="60"/>
+              <w:bottom w:type="dxa" w:w="30"/>
+              <w:right w:type="dxa" w:w="60"/>
+            </w:tcMar>
+          </w:tcPr>
+          <w:p>
+            <w:pPr>
+              <w:spacing w:after="0" w:line="276"/>
+              <w:jc w:val="right"/>
+            </w:pPr>
+            <w:r>
+              <w:rPr>
+                <w:rFonts w:ascii="Times New Roman" w:cs="Times New Roman" w:eastAsia="Times New Roman" w:hAnsi="Times New Roman"/>
+                <w:b w:val="false"/>
+                <w:bCs w:val="false"/>
+                <w:sz w:val="24"/>
+                <w:szCs w:val="24"/>
+              </w:rPr>
+              <w:t xml:space="preserve">189,4</w:t>
+            </w:r>
+          </w:p>
+        </w:tc>
+        <w:tc>
+          <w:tcPr>
+            <w:tcW w:type="dxa" w:w="1500"/>
+            <w:tcMar>
+              <w:top w:type="dxa" w:w="30"/>
+              <w:left w:type="dxa" w:w="60"/>
+              <w:bottom w:type="dxa" w:w="30"/>
+              <w:right w:type="dxa" w:w="60"/>
+            </w:tcMar>
+          </w:tcPr>
+          <w:p>
+            <w:pPr>
+              <w:spacing w:after="0" w:line="276"/>
+              <w:jc w:val="left"/>
+            </w:pPr>
+            <w:r>
+              <w:rPr>
+                <w:rFonts w:ascii="Times New Roman" w:cs="Times New Roman" w:eastAsia="Times New Roman" w:hAnsi="Times New Roman"/>
+                <w:b w:val="false"/>
+                <w:bCs w:val="false"/>
+                <w:sz w:val="24"/>
+                <w:szCs w:val="24"/>
+              </w:rPr>
+              <w:t xml:space="preserve">НЕТ</w:t>
+            </w:r>
+          </w:p>
+        </w:tc>
+        <w:tc>
+          <w:tcPr>
+            <w:tcW w:type="dxa" w:w="2055"/>
+            <w:tcMar>
+              <w:top w:type="dxa" w:w="30"/>
+              <w:left w:type="dxa" w:w="60"/>
+              <w:bottom w:type="dxa" w:w="30"/>
+              <w:right w:type="dxa" w:w="60"/>
+            </w:tcMar>
+          </w:tcPr>
+          <w:p>
+            <w:pPr>
+              <w:spacing w:after="0" w:line="276"/>
+              <w:jc w:val="left"/>
+            </w:pPr>
+            <w:r>
+              <w:rPr>
+                <w:rFonts w:ascii="Times New Roman" w:cs="Times New Roman" w:eastAsia="Times New Roman" w:hAnsi="Times New Roman"/>
+                <w:b w:val="false"/>
+                <w:bCs w:val="false"/>
+                <w:sz w:val="24"/>
+                <w:szCs w:val="24"/>
+              </w:rPr>
+              <w:t xml:space="preserve">—</w:t>
+            </w:r>
+          </w:p>
+        </w:tc>
+      </w:tr>
+    </w:tbl>
+    <w:p>
+      <w:pPr>
+        <w:spacing w:after="60" w:before="0" w:line="360"/>
+        <w:ind w:firstLine="709"/>
+        <w:jc w:val="both"/>
+      </w:pPr>
+      <w:r>
+        <w:rPr>
+          <w:rFonts w:ascii="Times New Roman" w:cs="Times New Roman" w:eastAsia="Times New Roman" w:hAnsi="Times New Roman"/>
+          <w:sz w:val="28"/>
+          <w:szCs w:val="28"/>
+        </w:rPr>
+        <w:t xml:space="preserve">В сетку добавлена орбита с двукратным запасом по порогу тени (2·12 276 = 24 552 км): за год радиус полутени у L2 меняется лишь на ±118 км, так что запас двукратный, а не формальный; dv по семье при этом меняется на единицы м/с (табл. 1 и 1а).</w:t>
       </w:r>
     </w:p>
     <w:p>
@@ -3787,7 +6183,7 @@
                 <w:sz w:val="24"/>
                 <w:szCs w:val="24"/>
               </w:rPr>
-              <w:t xml:space="preserve">Az = 24 553 км, Ax = 247 550 км</w:t>
+              <w:t xml:space="preserve">Az = 120 177 км, Ax = 257 860 км</w:t>
             </w:r>
           </w:p>
         </w:tc>
@@ -3846,7 +6242,7 @@
                 <w:sz w:val="24"/>
                 <w:szCs w:val="24"/>
               </w:rPr>
-              <w:t xml:space="preserve">180,4 сут</w:t>
+              <w:t xml:space="preserve">180,3 сут</w:t>
             </w:r>
           </w:p>
         </w:tc>
@@ -3905,7 +6301,7 @@
                 <w:sz w:val="24"/>
                 <w:szCs w:val="24"/>
               </w:rPr>
-              <w:t xml:space="preserve">3,0008188</w:t>
+              <w:t xml:space="preserve">3,0008129</w:t>
             </w:r>
           </w:p>
         </w:tc>
@@ -3964,7 +6360,7 @@
                 <w:sz w:val="24"/>
                 <w:szCs w:val="24"/>
               </w:rPr>
-              <w:t xml:space="preserve">343,8°</w:t>
+              <w:t xml:space="preserve">343,5°</w:t>
             </w:r>
           </w:p>
         </w:tc>
@@ -4023,7 +6419,7 @@
                 <w:sz w:val="24"/>
                 <w:szCs w:val="24"/>
               </w:rPr>
-              <w:t xml:space="preserve">нет (0 % периода в полутени)</w:t>
+              <w:t xml:space="preserve">нет: 0,0 % периода в полутени, 0,0 % в полной</w:t>
             </w:r>
           </w:p>
         </w:tc>
@@ -4082,7 +6478,7 @@
                 <w:sz w:val="24"/>
                 <w:szCs w:val="24"/>
               </w:rPr>
-              <w:t xml:space="preserve">10,9836 км/с</w:t>
+              <w:t xml:space="preserve">10,9825 км/с</w:t>
             </w:r>
           </w:p>
         </w:tc>
@@ -4141,7 +6537,7 @@
                 <w:sz w:val="24"/>
                 <w:szCs w:val="24"/>
               </w:rPr>
-              <w:t xml:space="preserve">3195,1 м/с</w:t>
+              <w:t xml:space="preserve">3194,0 м/с</w:t>
             </w:r>
           </w:p>
         </w:tc>
@@ -4200,7 +6596,7 @@
                 <w:sz w:val="24"/>
                 <w:szCs w:val="24"/>
               </w:rPr>
-              <w:t xml:space="preserve">141,2 сут</w:t>
+              <w:t xml:space="preserve">191,0 сут</w:t>
             </w:r>
           </w:p>
         </w:tc>
@@ -4259,7 +6655,7 @@
                 <w:sz w:val="24"/>
                 <w:szCs w:val="24"/>
               </w:rPr>
-              <w:t xml:space="preserve">1 592 684 км от Земли</w:t>
+              <w:t xml:space="preserve">1 664 518 км от Земли</w:t>
             </w:r>
           </w:p>
         </w:tc>
@@ -4318,7 +6714,7 @@
                 <w:sz w:val="24"/>
                 <w:szCs w:val="24"/>
               </w:rPr>
-              <w:t xml:space="preserve">113,6 м/с</w:t>
+              <w:t xml:space="preserve">130,0 м/с</w:t>
             </w:r>
           </w:p>
         </w:tc>
@@ -4377,7 +6773,7 @@
                 <w:sz w:val="24"/>
                 <w:szCs w:val="24"/>
               </w:rPr>
-              <w:t xml:space="preserve">3309 м/с</w:t>
+              <w:t xml:space="preserve">3324 м/с</w:t>
             </w:r>
           </w:p>
         </w:tc>
@@ -4395,7 +6791,7 @@
           <w:sz w:val="28"/>
           <w:szCs w:val="28"/>
         </w:rPr>
-        <w:t xml:space="preserve">Сверка с независимым расчётом: в работе Боровина, Ильина и др. (ИПМ им. М.В. Келдыша РАН) для перелёта КА «Спектр-РГ» с НОО (h = 196,5 км, i = 51,611° — то же наклонение, что принято здесь для Восточного) на гало-орбиту вокруг L2 приведён импульс перехода 3,195 км/с — то же значение, что получено здесь (dv1 = 3195,1 м/с) при другой амплитуде целевой орбиты.</w:t>
+        <w:t xml:space="preserve">Сверка с независимым расчётом: в работе Боровина, Ильина и др. (ИПМ им. М.В. Келдыша РАН) для перелёта КА «Спектр-РГ» с НОО (h = 196,5 км, i = 51,611° — то же наклонение, что принято здесь для Восточного) на гало-орбиту вокруг L2 приведён импульс перехода 3,195 км/с — то же значение, что получено здесь (dv1 = 3194,0 м/с) при другой амплитуде целевой орбиты.</w:t>
       </w:r>
     </w:p>
     <w:p>
@@ -4410,7 +6806,69 @@
           <w:sz w:val="28"/>
           <w:szCs w:val="28"/>
         </w:rPr>
-        <w:t xml:space="preserve">Контроль численного решения: постоянство интеграла Якоби: min 3,0007819990  max 3,0007819990 (дрейф 2,4·10⁻¹³); min r(Земля) на перелёте = 6 571 км, min r(L2) = 666 444 км; оскулирующая орбита отлёта в геоцентрической СК: a = 585 302 км, e = 0,989, апогей = 1 164 033 км; замыкание гало-орбиты за период: невязка 3,3·10⁻⁹ а.е.</w:t>
+        <w:t xml:space="preserve">Контроль численного решения: постоянство интеграла Якоби: min 3,0008129047  max 3,0008129047 (дрейф 6,7·10⁻¹³); C coast vs C(орбиты) - dC: 3,0008129047 vs 3,0008129047 (разность -4,7·10⁻¹³); min r(Земля) на перелёте = 6 571 км, min r(L2) = 57 409 км; оскулирующая орбита отлёта в геоцентрической СК: a = 564 212 км, e = 0,988, апогей = 1 121 853 км.</w:t>
+      </w:r>
+    </w:p>
+    <w:p>
+      <w:pPr>
+        <w:spacing w:after="60" w:before="60" w:line="360"/>
+        <w:jc w:val="center"/>
+      </w:pPr>
+      <w:r>
+        <w:rPr>
+          <w:rFonts w:ascii="Times New Roman" w:cs="Times New Roman" w:eastAsia="Times New Roman" w:hAnsi="Times New Roman"/>
+          <w:i/>
+          <w:iCs/>
+          <w:sz w:val="24"/>
+          <w:szCs w:val="24"/>
+        </w:rPr>
+        <w:t xml:space="preserve">Рисунок 1 - трасса перелёта НОО -&gt; гало у L2 (plot_traj.py по числам result.txt): наклон плоскости выведения 28,2°, конус полутени Земли и порог Az_min</w:t>
+      </w:r>
+    </w:p>
+    <w:p>
+      <w:pPr>
+        <w:spacing w:after="60" w:before="60" w:line="360"/>
+        <w:jc w:val="center"/>
+      </w:pPr>
+      <w:r>
+        <w:drawing>
+          <wp:inline distT="0" distB="0" distL="0" distR="0">
+            <wp:extent cx="5905500" cy="2647950"/>
+            <wp:effectExtent t="0" r="0" b="0" l="0"/>
+            <wp:docPr id="1" name=""/>
+            <wp:cNvGraphicFramePr>
+              <a:graphicFrameLocks xmlns:a="http://schemas.openxmlformats.org/drawingml/2006/main" noChangeAspect="1"/>
+            </wp:cNvGraphicFramePr>
+            <a:graphic xmlns:a="http://schemas.openxmlformats.org/drawingml/2006/main">
+              <a:graphicData uri="http://schemas.openxmlformats.org/drawingml/2006/picture">
+                <pic:pic xmlns:pic="http://schemas.openxmlformats.org/drawingml/2006/picture">
+                  <pic:nvPicPr>
+                    <pic:cNvPr id="0" name="" descr=""/>
+                    <pic:cNvPicPr>
+                      <a:picLocks noChangeAspect="1" noChangeArrowheads="1"/>
+                    </pic:cNvPicPr>
+                  </pic:nvPicPr>
+                  <pic:blipFill>
+                    <a:blip r:embed="rId7" cstate="none"/>
+                    <a:srcRect/>
+                    <a:stretch>
+                      <a:fillRect/>
+                    </a:stretch>
+                  </pic:blipFill>
+                  <pic:spPr bwMode="auto">
+                    <a:xfrm>
+                      <a:off x="0" y="0"/>
+                      <a:ext cx="5905500" cy="2647950"/>
+                    </a:xfrm>
+                    <a:prstGeom prst="rect">
+                      <a:avLst/>
+                    </a:prstGeom>
+                  </pic:spPr>
+                </pic:pic>
+              </a:graphicData>
+            </a:graphic>
+          </wp:inline>
+        </w:drawing>
       </w:r>
     </w:p>
     <w:p>
@@ -4732,7 +7190,7 @@
                 <w:sz w:val="24"/>
                 <w:szCs w:val="24"/>
               </w:rPr>
-              <w:t xml:space="preserve">3195,1</w:t>
+              <w:t xml:space="preserve">3194,1</w:t>
             </w:r>
           </w:p>
         </w:tc>
@@ -4759,7 +7217,7 @@
                 <w:sz w:val="24"/>
                 <w:szCs w:val="24"/>
               </w:rPr>
-              <w:t xml:space="preserve">93,5</w:t>
+              <w:t xml:space="preserve">121,1</w:t>
             </w:r>
           </w:p>
         </w:tc>
@@ -4786,7 +7244,7 @@
                 <w:sz w:val="24"/>
                 <w:szCs w:val="24"/>
               </w:rPr>
-              <w:t xml:space="preserve">15 245</w:t>
+              <w:t xml:space="preserve">110 943</w:t>
             </w:r>
           </w:p>
         </w:tc>
@@ -4813,7 +7271,7 @@
                 <w:sz w:val="24"/>
                 <w:szCs w:val="24"/>
               </w:rPr>
-              <w:t xml:space="preserve">114,3</w:t>
+              <w:t xml:space="preserve">111,4</w:t>
             </w:r>
           </w:p>
         </w:tc>
@@ -4840,7 +7298,7 @@
                 <w:sz w:val="24"/>
                 <w:szCs w:val="24"/>
               </w:rPr>
-              <w:t xml:space="preserve">136,7</w:t>
+              <w:t xml:space="preserve">197,2</w:t>
             </w:r>
           </w:p>
         </w:tc>
@@ -4867,7 +7325,7 @@
                 <w:sz w:val="24"/>
                 <w:szCs w:val="24"/>
               </w:rPr>
-              <w:t xml:space="preserve">11,0 / 9,7</w:t>
+              <w:t xml:space="preserve">31,9 / 48,7</w:t>
             </w:r>
           </w:p>
         </w:tc>
@@ -4926,7 +7384,7 @@
                 <w:sz w:val="24"/>
                 <w:szCs w:val="24"/>
               </w:rPr>
-              <w:t xml:space="preserve">3195,1</w:t>
+              <w:t xml:space="preserve">3194,0</w:t>
             </w:r>
           </w:p>
         </w:tc>
@@ -4953,7 +7411,7 @@
                 <w:sz w:val="24"/>
                 <w:szCs w:val="24"/>
               </w:rPr>
-              <w:t xml:space="preserve">115,5</w:t>
+              <w:t xml:space="preserve">129,7</w:t>
             </w:r>
           </w:p>
         </w:tc>
@@ -4980,7 +7438,7 @@
                 <w:sz w:val="24"/>
                 <w:szCs w:val="24"/>
               </w:rPr>
-              <w:t xml:space="preserve">635</w:t>
+              <w:t xml:space="preserve">1 162</w:t>
             </w:r>
           </w:p>
         </w:tc>
@@ -5007,7 +7465,7 @@
                 <w:sz w:val="24"/>
                 <w:szCs w:val="24"/>
               </w:rPr>
-              <w:t xml:space="preserve">109,2</w:t>
+              <w:t xml:space="preserve">130,0</w:t>
             </w:r>
           </w:p>
         </w:tc>
@@ -5034,7 +7492,7 @@
                 <w:sz w:val="24"/>
                 <w:szCs w:val="24"/>
               </w:rPr>
-              <w:t xml:space="preserve">141,5</w:t>
+              <w:t xml:space="preserve">191,0</w:t>
             </w:r>
           </w:p>
         </w:tc>
@@ -5061,7 +7519,7 @@
                 <w:sz w:val="24"/>
                 <w:szCs w:val="24"/>
               </w:rPr>
-              <w:t xml:space="preserve">46,0 / 48,7</w:t>
+              <w:t xml:space="preserve">73,4 / 73,1</w:t>
             </w:r>
           </w:p>
         </w:tc>
@@ -5120,7 +7578,7 @@
                 <w:sz w:val="24"/>
                 <w:szCs w:val="24"/>
               </w:rPr>
-              <w:t xml:space="preserve">3195,1</w:t>
+              <w:t xml:space="preserve">3193,6</w:t>
             </w:r>
           </w:p>
         </w:tc>
@@ -5147,7 +7605,7 @@
                 <w:sz w:val="24"/>
                 <w:szCs w:val="24"/>
               </w:rPr>
-              <w:t xml:space="preserve">177,7</w:t>
+              <w:t xml:space="preserve">443,9</w:t>
             </w:r>
           </w:p>
         </w:tc>
@@ -5174,7 +7632,7 @@
                 <w:sz w:val="24"/>
                 <w:szCs w:val="24"/>
               </w:rPr>
-              <w:t xml:space="preserve">40 922</w:t>
+              <w:t xml:space="preserve">56 086</w:t>
             </w:r>
           </w:p>
         </w:tc>
@@ -5201,7 +7659,7 @@
                 <w:sz w:val="24"/>
                 <w:szCs w:val="24"/>
               </w:rPr>
-              <w:t xml:space="preserve">155,4</w:t>
+              <w:t xml:space="preserve">143,6</w:t>
             </w:r>
           </w:p>
         </w:tc>
@@ -5228,7 +7686,7 @@
                 <w:sz w:val="24"/>
                 <w:szCs w:val="24"/>
               </w:rPr>
-              <w:t xml:space="preserve">142,0</w:t>
+              <w:t xml:space="preserve">191,1</w:t>
             </w:r>
           </w:p>
         </w:tc>
@@ -5255,7 +7713,7 @@
                 <w:sz w:val="24"/>
                 <w:szCs w:val="24"/>
               </w:rPr>
-              <w:t xml:space="preserve">54,3 / 67,3</w:t>
+              <w:t xml:space="preserve">18,8 / 46,9</w:t>
             </w:r>
           </w:p>
         </w:tc>
@@ -5314,7 +7772,7 @@
                 <w:sz w:val="24"/>
                 <w:szCs w:val="24"/>
               </w:rPr>
-              <w:t xml:space="preserve">3195,1</w:t>
+              <w:t xml:space="preserve">3193,2</w:t>
             </w:r>
           </w:p>
         </w:tc>
@@ -5341,7 +7799,7 @@
                 <w:sz w:val="24"/>
                 <w:szCs w:val="24"/>
               </w:rPr>
-              <w:t xml:space="preserve">188,8</w:t>
+              <w:t xml:space="preserve">444,9</w:t>
             </w:r>
           </w:p>
         </w:tc>
@@ -5368,7 +7826,7 @@
                 <w:sz w:val="24"/>
                 <w:szCs w:val="24"/>
               </w:rPr>
-              <w:t xml:space="preserve">75 908</w:t>
+              <w:t xml:space="preserve">23 296</w:t>
             </w:r>
           </w:p>
         </w:tc>
@@ -5395,7 +7853,7 @@
                 <w:sz w:val="24"/>
                 <w:szCs w:val="24"/>
               </w:rPr>
-              <w:t xml:space="preserve">189,1</w:t>
+              <w:t xml:space="preserve">43,2</w:t>
             </w:r>
           </w:p>
         </w:tc>
@@ -5422,7 +7880,7 @@
                 <w:sz w:val="24"/>
                 <w:szCs w:val="24"/>
               </w:rPr>
-              <w:t xml:space="preserve">143,1</w:t>
+              <w:t xml:space="preserve">204,6</w:t>
             </w:r>
           </w:p>
         </w:tc>
@@ -5449,7 +7907,7 @@
                 <w:sz w:val="24"/>
                 <w:szCs w:val="24"/>
               </w:rPr>
-              <w:t xml:space="preserve">65,7 / 63,8</w:t>
+              <w:t xml:space="preserve">28,1 / 9,3</w:t>
             </w:r>
           </w:p>
         </w:tc>
@@ -5471,7 +7929,7 @@
           <w:sz w:val="28"/>
           <w:szCs w:val="28"/>
         </w:rPr>
-        <w:t xml:space="preserve">dv1 от наклона плоскости не зависит (разброс 0,0 м/с): его назначает интеграл Якоби, а не геометрия старта. То есть перенос старта на Восточный стоимость разгона не меняет.</w:t>
+        <w:t xml:space="preserve">dv1 от наклона плоскости не зависит (разброс 0,97 м/с): его назначает интеграл Якоби, а не геометрия старта. То есть перенос старта на Восточный стоимость разгона не меняет.</w:t>
       </w:r>
     </w:p>
     <w:p>
@@ -5490,7 +7948,7 @@
           <w:sz w:val="28"/>
           <w:szCs w:val="28"/>
         </w:rPr>
-        <w:t xml:space="preserve">Растёт dv2, и именно её часть вне эклиптики (с 48,7 % до 63,8 %): это разворот плоскости, а не торможение. Если плоскость не поворачивать к эклиптике (наклон 51,6° вместо 28,2°), перелёт дорожает на 41 м/с, в худшей расстановке узлов (75,0°) — на 75 м/с.</w:t>
+        <w:t xml:space="preserve">Величина dv2 при наклоне плоскости - в основном разворот вне эклиптики (при штатном прицеле 73,4 % против 28,1 % при худшем узле). Если плоскость к эклиптике не поворачивать, переприцеленная сумма dv меняется на +32 м/с при наклоне 51,6° и -69 м/с при 75,0° - в разные стороны и в пределах разброса 100 м/с, который протокол сам относит на негладкость множества пересечений (п. 1).</w:t>
       </w:r>
     </w:p>
     <w:p>
@@ -5509,7 +7967,7 @@
           <w:sz w:val="28"/>
           <w:szCs w:val="28"/>
         </w:rPr>
-        <w:t xml:space="preserve">Разница переприцеленных dv2 (114,3 м/с при нулевом наклоне против 109,2 м/с при 28,2°) — в пределах гладкости множества пересечений трассы с целью, т.е. наклон 28,2° бесплатен. Цена плоскости относится к ЦЕЛИ: гало с наклонением, равным наклонению трассы, её снимает — так и отбираются траектории в работе Боровина и др. («наклонение которых соответствует наклонению орбиты выведения»). В проект принят dv2 = 113,6 м/с.</w:t>
+        <w:t xml:space="preserve">Разница переприцеленных dv2 (111,4 м/с при нулевом наклоне против 130,0 м/с при 28,2°) — в пределах гладкости множества пересечений трассы с целью, т.е. наклон 28,2° бесплатен. Цена плоскости относится к ЦЕЛИ: гало с наклонением, равным наклонению трассы, её снимает — так и отбираются траектории в работе Боровина и др. («наклонение которых соответствует наклонению орбиты выведения»). В проект принят dv2 = 130,0 м/с.</w:t>
       </w:r>
     </w:p>
     <w:p>
@@ -5536,7 +7994,7 @@
           <w:sz w:val="28"/>
           <w:szCs w:val="28"/>
         </w:rPr>
-        <w:t xml:space="preserve">Та же трасса пересчитана в расширенной модели сил (l2_perturb.py). Разгонный импульс при этом не меняется: dv1 = 3195,1 м/с; все эффекты стоят во втором импульсе и в плане коррекций.</w:t>
+        <w:t xml:space="preserve">Та же трасса пересчитана в расширенной модели сил (l2_perturb.py). Разгонный импульс при этом не меняется: dv1 = 3194,0 м/с; все эффекты стоят во втором импульсе и в плане коррекций.</w:t>
       </w:r>
     </w:p>
     <w:tbl>
@@ -5726,7 +8184,7 @@
                 <w:sz w:val="24"/>
                 <w:szCs w:val="24"/>
               </w:rPr>
-              <w:t xml:space="preserve">+41…75 м/с; снимается выбором наклонного гало</w:t>
+              <w:t xml:space="preserve">+32…-69 м/с; минус - значит дешевле эклиптической</w:t>
             </w:r>
           </w:p>
         </w:tc>
@@ -5812,7 +8270,7 @@
                 <w:sz w:val="24"/>
                 <w:szCs w:val="24"/>
               </w:rPr>
-              <w:t xml:space="preserve">≤ 31,6 м/с при прежнем прицеле; после переприцеливания от −3,0 до −1,8 м/с</w:t>
+              <w:t xml:space="preserve">≤ 3,0 м/с при прежнем прицеле; после переприцеливания -1,4 м/с</w:t>
             </w:r>
           </w:p>
         </w:tc>
@@ -5984,7 +8442,7 @@
                 <w:sz w:val="24"/>
                 <w:szCs w:val="24"/>
               </w:rPr>
-              <w:t xml:space="preserve">dv2 = 169…508 м/с при прежнем прицеле; +137…+319 м/с после переприцеливания</w:t>
+              <w:t xml:space="preserve">dv2 = 169…435 м/с при прежнем прицеле; +5…+255 м/с после переприцеливания</w:t>
             </w:r>
           </w:p>
         </w:tc>
@@ -6070,7 +8528,7 @@
                 <w:sz w:val="24"/>
                 <w:szCs w:val="24"/>
               </w:rPr>
-              <w:t xml:space="preserve">измерено −88…+253 м/с в dv2; в бюджет не входят</w:t>
+              <w:t xml:space="preserve">измерено −9…+111 м/с в dv2; в бюджет не входят</w:t>
             </w:r>
           </w:p>
         </w:tc>
@@ -6129,7 +8587,7 @@
                 <w:sz w:val="24"/>
                 <w:szCs w:val="24"/>
               </w:rPr>
-              <w:t xml:space="preserve">+34 м/с</w:t>
+              <w:t xml:space="preserve">не оценивается</w:t>
             </w:r>
           </w:p>
         </w:tc>
@@ -6156,7 +8614,7 @@
                 <w:sz w:val="24"/>
                 <w:szCs w:val="24"/>
               </w:rPr>
-              <w:t xml:space="preserve">600…3100 м/с — артефакт цели, а не стоимость (см. ниже)</w:t>
+              <w:t xml:space="preserve">разброс dv1 до 1683 м/с - артефакт кадра, в бюджет не входит; dv2 1524,4…4401,3 м/с - артефакт цели</w:t>
             </w:r>
           </w:p>
         </w:tc>
@@ -6242,7 +8700,7 @@
                 <w:sz w:val="24"/>
                 <w:szCs w:val="24"/>
               </w:rPr>
-              <w:t xml:space="preserve">выигрыш не найден: лучший из 5 ходов +67,5 м/с</w:t>
+              <w:t xml:space="preserve">систематического выигрыша нет: лучший из 7 ходов +182,2 м/с, после локального переприцеливания +238,6 м/с (другая точка входа, а не гравманёвр)</w:t>
             </w:r>
           </w:p>
         </w:tc>
@@ -6436,7 +8894,7 @@
           <w:sz w:val="28"/>
           <w:szCs w:val="28"/>
         </w:rPr>
-        <w:t xml:space="preserve">Эксцентриситет Земли. В кадре, вращающемся со средней движением, линия Солнце—Земля (вместе с L2) описывает эпицикл амплитудой 2e = 1,91°, т.е. ~5,0 млн км; поэтому фиксированная CR3BP-орбита в эллиптической модели недостижима, а большие значения dv2 измеряют несоответствие цели, а не стоимость. Собственно цена эксцентриситета — +34 м/с в dv1 (солнечная приливная составляющая меняется на ±3,4 %). Корректный расчёт требует квазипериодических орбит эллиптической задачи (ER3BP), размер которых меняется вместе с расстоянием Солнце—Земля (±1,7 %).</w:t>
+        <w:t xml:space="preserve">Эксцентриситет Земли. В кадре, вращающемся со средней движением, линия Солнце—Земля (вместе с L2) описывает эпицикл амплитудой 2e = 1,91°, т.е. ~5,0 млн км; поэтому фиксированная CR3BP-орбита в эллиптической модели недостижима, а большие значения dv2 (1524,4…4401,3 м/с) измеряют несоответствие цели, а не стоимость. Собственно цена эксцентриситета в dv1 не измерима: фазовый разброс dv1 до 1683 м/с — это рассогласование кадра (он вращается средней движением, а цель взята из круговой задачи), а не стоимость. Корректный расчёт требует квазипериодических орбит эллиптической задачи (ER3BP), размер которых меняется вместе с расстоянием Солнце—Земля (±1,7 %).</w:t>
       </w:r>
     </w:p>
     <w:p>
@@ -6455,7 +8913,7 @@
           <w:sz w:val="28"/>
           <w:szCs w:val="28"/>
         </w:rPr>
-        <w:t xml:space="preserve">Луна. По заданию форма лунной орбиты (e = 0,055, наклонение 5,1°) и её прецессии (узел за 18,6 лет, апсиды за 8,85 лет) не учитываются, поэтому в модели Луна движется по круговой орбите в эклиптике. Это не «уменьшает точность без предупреждения»: величина исключённого измерена — от −83 до +53 м/с в dv2 (perturb.txt, п. 4a, 4b), т.е. сопоставима с самим эффектом Луны. Исключение этих членов — требование задания, а не вывод расчёта.</w:t>
+        <w:t xml:space="preserve">Луна. По заданию форма лунной орбиты (e = 0,055, наклонение 5,1°) и её прецессии (узел за 18,6 лет, апсиды за 8,85 лет) не учитываются, поэтому в модели Луна движется по круговой орбите в эклиптике. Это не «уменьшает точность без предупреждения»: величина исключённого измерена — от −9 до +111 м/с в dv2 (perturb.txt, п. 4a, 4b), т.е. сопоставима с самим эффектом Луны. Исключение этих членов — требование задания, а не вывод расчёта.</w:t>
       </w:r>
     </w:p>
     <w:p>
@@ -6474,7 +8932,7 @@
           <w:sz w:val="28"/>
           <w:szCs w:val="28"/>
         </w:rPr>
-        <w:t xml:space="preserve">J2 и площадка. Дрейф узла НОО из-за J2 при i = 51,6° равен −5,56 °/сут, направление Земля→L2 уходит на 0,99 °/сут — нужная ориентация плоскости повторяется каждые 55,0 сут (7 окон в году). Если вместо минимального наклона к эклиптике (28,2°) старт даёт 51,6° или 75,0°, перелёт дорожает на 41…75 м/с (п. 5); рассогласование направления разгона с касательной к НОО стоит dv1 = 3195 … 3295 … 3579 … 4005 … 4531 … 5122 м/с при 0 / 5 / 10 / 15 / 20 / 25°. Наклонение, меньшее наклонения эклиптики (23,4°), с Восточного невозможно — трасса и строится в наклонённой плоскости.</w:t>
+        <w:t xml:space="preserve">J2 и площадка. Дрейф узла НОО из-за J2 при i = 51,6° равен −5,56 °/сут, направление Земля→L2 уходит на 0,99 °/сут — нужная ориентация плоскости повторяется каждые 55,0 сут (7 окон в году). Если вместо минимального наклона к эклиптике (28,2°) старт даёт 51,6° или 75,0°, перелёт дорожает на +32…-69 м/с (п. 5); рассогласование направления разгона с касательной к НОО стоит dv1 = 3194 … 3294 … 3578 … 4004 … 4530 … 5122 м/с при 0 / 5 / 10 / 15 / 20 / 25°. Наклонение, меньшее наклонения эклиптики (23,4°), с Восточного невозможно — трасса и строится в наклонённой плоскости.</w:t>
       </w:r>
     </w:p>
     <w:p>
@@ -6501,7 +8959,7 @@
           <w:sz w:val="28"/>
           <w:szCs w:val="28"/>
         </w:rPr>
-        <w:t xml:space="preserve">По заданию перелёт делает разгонный блок (оба импульса), а поддержание орбиты — сам КА двигателем СПД-100ВМ, поэтому характеристическая скорость делится на две части с разными удельными импульсами: dv_РБ = dv1 + dv2 = 3309 м/с (расчёт) и 3474 м/с (с запасом 5 %), и dv удержания — по годовой норме задания (≤ 100 м/с/год).</w:t>
+        <w:t xml:space="preserve">По заданию перелёт делает разгонный блок (оба импульса), а поддержание орбиты — сам КА двигателем СПД-100ВМ, поэтому характеристическая скорость делится на две части с разными удельными импульсами: dv_РБ = dv1 + dv2 = 3324 м/с (расчёт) и 3490 м/с (с запасом 5 %), и dv удержания — по годовой норме задания (≤ 100 м/с/год).</w:t>
       </w:r>
     </w:p>
     <w:p>
@@ -6753,7 +9211,7 @@
                 <w:sz w:val="24"/>
                 <w:szCs w:val="24"/>
               </w:rPr>
-              <w:t xml:space="preserve">3 309</w:t>
+              <w:t xml:space="preserve">3 324</w:t>
             </w:r>
           </w:p>
         </w:tc>
@@ -6807,7 +9265,7 @@
                 <w:sz w:val="24"/>
                 <w:szCs w:val="24"/>
               </w:rPr>
-              <w:t xml:space="preserve">3 640</w:t>
+              <w:t xml:space="preserve">3 664</w:t>
             </w:r>
           </w:p>
         </w:tc>
@@ -6834,7 +9292,7 @@
                 <w:sz w:val="24"/>
                 <w:szCs w:val="24"/>
               </w:rPr>
-              <w:t xml:space="preserve">6 745</w:t>
+              <w:t xml:space="preserve">6 770</w:t>
             </w:r>
           </w:p>
         </w:tc>
@@ -6893,7 +9351,7 @@
                 <w:sz w:val="24"/>
                 <w:szCs w:val="24"/>
               </w:rPr>
-              <w:t xml:space="preserve">3 474</w:t>
+              <w:t xml:space="preserve">3 490</w:t>
             </w:r>
           </w:p>
         </w:tc>
@@ -6947,7 +9405,7 @@
                 <w:sz w:val="24"/>
                 <w:szCs w:val="24"/>
               </w:rPr>
-              <w:t xml:space="preserve">3 906</w:t>
+              <w:t xml:space="preserve">3 933</w:t>
             </w:r>
           </w:p>
         </w:tc>
@@ -6974,7 +9432,7 @@
                 <w:sz w:val="24"/>
                 <w:szCs w:val="24"/>
               </w:rPr>
-              <w:t xml:space="preserve">7 012</w:t>
+              <w:t xml:space="preserve">7 039</w:t>
             </w:r>
           </w:p>
         </w:tc>
@@ -7033,7 +9491,7 @@
                 <w:sz w:val="24"/>
                 <w:szCs w:val="24"/>
               </w:rPr>
-              <w:t xml:space="preserve">3 309</w:t>
+              <w:t xml:space="preserve">3 324</w:t>
             </w:r>
           </w:p>
         </w:tc>
@@ -7087,7 +9545,7 @@
                 <w:sz w:val="24"/>
                 <w:szCs w:val="24"/>
               </w:rPr>
-              <w:t xml:space="preserve">3 523</w:t>
+              <w:t xml:space="preserve">3 546</w:t>
             </w:r>
           </w:p>
         </w:tc>
@@ -7114,7 +9572,7 @@
                 <w:sz w:val="24"/>
                 <w:szCs w:val="24"/>
               </w:rPr>
-              <w:t xml:space="preserve">6 629</w:t>
+              <w:t xml:space="preserve">6 652</w:t>
             </w:r>
           </w:p>
         </w:tc>
@@ -7173,7 +9631,7 @@
                 <w:sz w:val="24"/>
                 <w:szCs w:val="24"/>
               </w:rPr>
-              <w:t xml:space="preserve">3 474</w:t>
+              <w:t xml:space="preserve">3 490</w:t>
             </w:r>
           </w:p>
         </w:tc>
@@ -7227,7 +9685,7 @@
                 <w:sz w:val="24"/>
                 <w:szCs w:val="24"/>
               </w:rPr>
-              <w:t xml:space="preserve">3 779</w:t>
+              <w:t xml:space="preserve">3 805</w:t>
             </w:r>
           </w:p>
         </w:tc>
@@ -7254,7 +9712,7 @@
                 <w:sz w:val="24"/>
                 <w:szCs w:val="24"/>
               </w:rPr>
-              <w:t xml:space="preserve">6 885</w:t>
+              <w:t xml:space="preserve">6 910</w:t>
             </w:r>
           </w:p>
         </w:tc>
@@ -7313,7 +9771,7 @@
                 <w:sz w:val="24"/>
                 <w:szCs w:val="24"/>
               </w:rPr>
-              <w:t xml:space="preserve">3 309</w:t>
+              <w:t xml:space="preserve">3 324</w:t>
             </w:r>
           </w:p>
         </w:tc>
@@ -7367,7 +9825,7 @@
                 <w:sz w:val="24"/>
                 <w:szCs w:val="24"/>
               </w:rPr>
-              <w:t xml:space="preserve">3 414</w:t>
+              <w:t xml:space="preserve">3 436</w:t>
             </w:r>
           </w:p>
         </w:tc>
@@ -7394,7 +9852,7 @@
                 <w:sz w:val="24"/>
                 <w:szCs w:val="24"/>
               </w:rPr>
-              <w:t xml:space="preserve">6 519</w:t>
+              <w:t xml:space="preserve">6 542</w:t>
             </w:r>
           </w:p>
         </w:tc>
@@ -7453,7 +9911,7 @@
                 <w:sz w:val="24"/>
                 <w:szCs w:val="24"/>
               </w:rPr>
-              <w:t xml:space="preserve">3 474</w:t>
+              <w:t xml:space="preserve">3 490</w:t>
             </w:r>
           </w:p>
         </w:tc>
@@ -7507,7 +9965,7 @@
                 <w:sz w:val="24"/>
                 <w:szCs w:val="24"/>
               </w:rPr>
-              <w:t xml:space="preserve">3 660</w:t>
+              <w:t xml:space="preserve">3 684</w:t>
             </w:r>
           </w:p>
         </w:tc>
@@ -7534,7 +9992,7 @@
                 <w:sz w:val="24"/>
                 <w:szCs w:val="24"/>
               </w:rPr>
-              <w:t xml:space="preserve">6 766</w:t>
+              <w:t xml:space="preserve">6 790</w:t>
             </w:r>
           </w:p>
         </w:tc>
@@ -7552,7 +10010,7 @@
           <w:sz w:val="28"/>
           <w:szCs w:val="28"/>
         </w:rPr>
-        <w:t xml:space="preserve">Итого требование к носителю: 6 629 кг на НОО 200 км, наклонение 51,6°, старт с Восточного при расчётном dv и 6 885 кг с пятипроцентным запасом. Это требование, а не проверка совместимости: без подтверждённых ТТД КВТК и грузоподъёмности носителя вывод о выполнимости сделать нельзя (п. 9).</w:t>
+        <w:t xml:space="preserve">Итого требование к носителю: 6 652 кг на НОО 200 км, наклонение 51,6°, старт с Восточного при расчётном dv и 6 910 кг с пятипроцентным запасом. Это требование, а не проверка совместимости: без подтверждённых ТТД КВТК и грузоподъёмности носителя вывод о выполнимости сделать нельзя (п. 9).</w:t>
       </w:r>
     </w:p>
     <w:p>
@@ -7583,7 +10041,7 @@
           <w:sz w:val="24"/>
           <w:szCs w:val="24"/>
         </w:rPr>
-        <w:t xml:space="preserve">Таблица 4 — бюджет удержания на СПД-100ВМ (тяга 90 мН, Isp 1600 с, ресурс &gt;15 000 ч, &gt;13 000 включений)</w:t>
+        <w:t xml:space="preserve">Таблица 4 — бюджет удержания на СПД-100ВМ (тяга 90 мН, Isp 1600 с, ресурс &gt;15000 ч, &gt;13000 включений)</w:t>
       </w:r>
     </w:p>
     <w:tbl>
@@ -8431,7 +10889,7 @@
           <w:sz w:val="28"/>
           <w:szCs w:val="28"/>
         </w:rPr>
-        <w:t xml:space="preserve">dv1 = 3195,1 м/с (разгонный импульс с НОО, делает РБ КВТК); dv2 = 113,6 м/с (тормозной импульс, выход на гало-орбиту); суммарно dv = 3309 м/с; время активного перелёта 141,2 сут. Тип орбиты в окрестности L2 — пространственная гало-орбита с амплитудой по z 24 553 км и по x 247 550 км (период 180,4 сут), выбранная по минимуму суммарного dv среди орбит семейства, не заходящих в тень Земли. Удержание: 0,77 м/с в год при допуске ±100 км — в 130 раз ниже заданного лимита 100 м/с/год (ксенон 0,09 кг/год, 4,3 ч работы/год).</w:t>
+        <w:t xml:space="preserve">dv1 = 3194,0 м/с (разгонный импульс с НОО, делает РБ КВТК); dv2 = 130,0 м/с (тормозной импульс, выход на гало-орбиту); суммарно dv = 3324 м/с; время активного перелёта 191,0 сут. Тип орбиты в окрестности L2 — пространственная гало-орбита с амплитудой по z 120 177 км и по x 257 860 км (период 180,3 сут), выбранная по минимуму суммарного dv среди орбит семейства, не заходящих в тень Земли и достижимых с тормозным вторым импульсом. Удержание: 0,77 м/с в год при допуске ±100 км — в 130 раз ниже заданного лимита 100 м/с/год (ксенон 0,09 кг/год, 4,3 ч работы/год).</w:t>
       </w:r>
     </w:p>
     <w:p>
@@ -8446,7 +10904,7 @@
           <w:sz w:val="28"/>
           <w:szCs w:val="28"/>
         </w:rPr>
-        <w:t xml:space="preserve">С учётом возмущений (п. 6) бюджет миссии следует принимать 3,41…3,69 км/с: расчётные 3309 м/с, плюс Луна +319 м/с, давление Солнца +31,6 м/с, эксцентриситет Земли +34 м/с — наихудшая из посчитанных комбинаций, без запаса на точность исполнения коррекций.</w:t>
+        <w:t xml:space="preserve">С учётом возмущений (п. 6) бюджет миссии следует принимать 3,49…3,58 км/с: расчётные 3324 м/с, плюс Луна +255 м/с, давление Солнца +3,0 м/с - наихудшая из посчитанных комбинаций, без запаса на точность исполнения коррекций. Эксцентриситет Земли в сумму не входит: его «цена» в этой модели - артефакт кадра (п. 6).</w:t>
       </w:r>
     </w:p>
     <w:p>
@@ -8746,7 +11204,7 @@
                 <w:sz w:val="24"/>
                 <w:szCs w:val="24"/>
               </w:rPr>
-              <w:t xml:space="preserve">Топливо разгонного блока (dv = 3309 м/с, Isp = 445 с)</w:t>
+              <w:t xml:space="preserve">Топливо разгонного блока (dv = 3324 м/с, Isp = 445 с)</w:t>
             </w:r>
           </w:p>
         </w:tc>
@@ -8773,7 +11231,7 @@
                 <w:sz w:val="24"/>
                 <w:szCs w:val="24"/>
               </w:rPr>
-              <w:t xml:space="preserve">3 523 кг</w:t>
+              <w:t xml:space="preserve">3 546 кг</w:t>
             </w:r>
           </w:p>
         </w:tc>
@@ -8891,7 +11349,7 @@
                 <w:sz w:val="24"/>
                 <w:szCs w:val="24"/>
               </w:rPr>
-              <w:t xml:space="preserve">6 629 кг (с запасом 5 % — 6 885)</w:t>
+              <w:t xml:space="preserve">6 652 кг (с запасом 5 % — 6 910)</w:t>
             </w:r>
           </w:p>
         </w:tc>
@@ -8925,7 +11383,7 @@
           <w:sz w:val="28"/>
           <w:szCs w:val="28"/>
         </w:rPr>
-        <w:t xml:space="preserve">Плоскость выведения считается повёрнутой к эклиптике на минимальный для данного наклонения угол i − ε = 28,2°; выбор азимута и момента старта полагается доступным, окно повторяется каждые 55,0 сут (п. 6). Место включения первого импульса при этом смещено из эклиптики на r_p·sin(28,2°) ≈ 3100 км (0,2 % масштаба трассы) — этим пренебрежено.</w:t>
+        <w:t xml:space="preserve">Плоскость выведения считается повёрнутой к эклиптике на минимальный для данного наклонения угол i − ε = 28,2°; выбор азимута и момента старта полагается доступным, окно повторяется каждые 55,0 сут (п. 6). Место включения первого импульса при этом смещено из эклиптики на r_p·sin(28,2°) ≈ 3 105 км (0,2 % масштаба трассы) — этим пренебрежено.</w:t>
       </w:r>
     </w:p>
     <w:p>
@@ -8982,6 +11440,63 @@
           <w:sz w:val="28"/>
           <w:szCs w:val="28"/>
         </w:rPr>
+        <w:t xml:space="preserve">Разгонный блок считается работоспособным весь активный участок (191,0 сут): кипение криогенного топлива, ресурс насосов и ориентация на импульс не моделировались; время перелёта в целевую функцию не входит (минимизируется только dv), поэтому трасса в 191,0 сут — следствие прицела, а не оптимума по времени.</w:t>
+      </w:r>
+    </w:p>
+    <w:p>
+      <w:pPr>
+        <w:pStyle w:val="ListParagraph"/>
+        <w:numPr>
+          <w:ilvl w:val="0"/>
+          <w:numId w:val="2"/>
+        </w:numPr>
+        <w:spacing w:line="360"/>
+        <w:jc w:val="both"/>
+      </w:pPr>
+      <w:r>
+        <w:rPr>
+          <w:rFonts w:ascii="Times New Roman" w:cs="Times New Roman" w:eastAsia="Times New Roman" w:hAnsi="Times New Roman"/>
+          <w:sz w:val="28"/>
+          <w:szCs w:val="28"/>
+        </w:rPr>
+        <w:t xml:space="preserve">Требование «второй импульс тормозной» — активное ограничение задачи, а не описание: без него минимум dv на этой же цели был бы на 12,8 м/с дешевле, но второй импульс получался разгонным (трасса прибывала медленнее целевой орбиты). Оно наложено конструктивно (dC &gt;= 0), и цель выбрана там, где тормозной вход существует.</w:t>
+      </w:r>
+    </w:p>
+    <w:p>
+      <w:pPr>
+        <w:pStyle w:val="ListParagraph"/>
+        <w:numPr>
+          <w:ilvl w:val="0"/>
+          <w:numId w:val="2"/>
+        </w:numPr>
+        <w:spacing w:line="360"/>
+        <w:jc w:val="both"/>
+      </w:pPr>
+      <w:r>
+        <w:rPr>
+          <w:rFonts w:ascii="Times New Roman" w:cs="Times New Roman" w:eastAsia="Times New Roman" w:hAnsi="Times New Roman"/>
+          <w:sz w:val="28"/>
+          <w:szCs w:val="28"/>
+        </w:rPr>
+        <w:t xml:space="preserve">Удержание в CR3BP не зависит от амплитуды гало (λ — свойство точки L2), поэтому «по возможности минимальные» выполнено допуском по месту и выбором орбиты без затмений, а не оптимизацией по амплитуде; запас на ошибки исполнения РД и навигации в бюджет не включён.</w:t>
+      </w:r>
+    </w:p>
+    <w:p>
+      <w:pPr>
+        <w:pStyle w:val="ListParagraph"/>
+        <w:numPr>
+          <w:ilvl w:val="0"/>
+          <w:numId w:val="2"/>
+        </w:numPr>
+        <w:spacing w:line="360"/>
+        <w:jc w:val="both"/>
+      </w:pPr>
+      <w:r>
+        <w:rPr>
+          <w:rFonts w:ascii="Times New Roman" w:cs="Times New Roman" w:eastAsia="Times New Roman" w:hAnsi="Times New Roman"/>
+          <w:sz w:val="28"/>
+          <w:szCs w:val="28"/>
+        </w:rPr>
         <w:t xml:space="preserve">ТТД разгонного блока КВТК и точная широта площадки Восточный по открытым источникам не подтверждены: Isp = 445 с и m_сух_РБ = 1300 кг — допущение, данное с чувствительностью (табл. 3); грузоподъёмность носителя не проверялась.</w:t>
       </w:r>
     </w:p>
@@ -9001,7 +11516,7 @@
           <w:sz w:val="28"/>
           <w:szCs w:val="28"/>
         </w:rPr>
-        <w:t xml:space="preserve">Не моделируются: коррекции середины трассы и реальная схема удержания (бюджет дан через e-folding), переориентация КА (C_R постоянен), J2 в уравнения движения, эволюция орбиты на сроки много длиннее периода (180 сут).</w:t>
+        <w:t xml:space="preserve">Не моделируются: коррекции середины трассы и реальная схема удержания (бюджет дан через e-folding), переориентация КА (C_R постоянен), J2 в уравнения движения, эволюция орбиты на сроки много длиннее периода (180,3 сут).</w:t>
       </w:r>
     </w:p>
     <w:p>
@@ -9257,6 +11772,65 @@
                 <w:sz w:val="24"/>
                 <w:szCs w:val="24"/>
               </w:rPr>
+              <w:t xml:space="preserve">plot_traj.py</w:t>
+            </w:r>
+          </w:p>
+        </w:tc>
+        <w:tc>
+          <w:tcPr>
+            <w:tcW w:type="dxa" w:w="7155"/>
+            <w:tcMar>
+              <w:top w:type="dxa" w:w="30"/>
+              <w:left w:type="dxa" w:w="60"/>
+              <w:bottom w:type="dxa" w:w="30"/>
+              <w:right w:type="dxa" w:w="60"/>
+            </w:tcMar>
+          </w:tcPr>
+          <w:p>
+            <w:pPr>
+              <w:spacing w:after="0" w:line="276"/>
+              <w:jc w:val="left"/>
+            </w:pPr>
+            <w:r>
+              <w:rPr>
+                <w:rFonts w:ascii="Times New Roman" w:cs="Times New Roman" w:eastAsia="Times New Roman" w:hAnsi="Times New Roman"/>
+                <w:b w:val="false"/>
+                <w:bCs w:val="false"/>
+                <w:sz w:val="24"/>
+                <w:szCs w:val="24"/>
+              </w:rPr>
+              <w:t xml:space="preserve">трасса и целевая орбита: то же интегрирование модели, числа читаются из result.txt; вывод -&gt; traj.png, вставляется в отчёт рисунком 1</w:t>
+            </w:r>
+          </w:p>
+        </w:tc>
+      </w:tr>
+      <w:tr>
+        <w:trPr>
+          <w:tblHeader w:val="off"/>
+        </w:trPr>
+        <w:tc>
+          <w:tcPr>
+            <w:tcW w:type="dxa" w:w="2200"/>
+            <w:tcMar>
+              <w:top w:type="dxa" w:w="30"/>
+              <w:left w:type="dxa" w:w="60"/>
+              <w:bottom w:type="dxa" w:w="30"/>
+              <w:right w:type="dxa" w:w="60"/>
+            </w:tcMar>
+          </w:tcPr>
+          <w:p>
+            <w:pPr>
+              <w:spacing w:after="0" w:line="276"/>
+              <w:jc w:val="left"/>
+            </w:pPr>
+            <w:r>
+              <w:rPr>
+                <w:rFonts w:ascii="Times New Roman" w:cs="Times New Roman" w:eastAsia="Times New Roman" w:hAnsi="Times New Roman"/>
+                <w:b w:val="false"/>
+                <w:bCs w:val="false"/>
+                <w:sz w:val="24"/>
+                <w:szCs w:val="24"/>
+              </w:rPr>
               <w:t xml:space="preserve">result.txt, perturb.txt</w:t>
             </w:r>
           </w:p>
@@ -9284,7 +11858,7 @@
                 <w:sz w:val="24"/>
                 <w:szCs w:val="24"/>
               </w:rPr>
-              <w:t xml:space="preserve">протоколы расчётов — источники всех чисел отчёта (make_docx.js их парсит, документ не может разойтись с расчётом)</w:t>
+              <w:t xml:space="preserve">протоколы расчётов - источники всех чисел отчёта (make_docx.js их парсит, документ не может разойтись с расчётом)</w:t>
             </w:r>
           </w:p>
         </w:tc>

--- a/Raschet_L2_perelet.docx
+++ b/Raschet_L2_perelet.docx
@@ -832,7 +832,7 @@
           <w:sz w:val="28"/>
           <w:szCs w:val="28"/>
         </w:rPr>
-        <w:t xml:space="preserve">Второй импульс: перебор угла старта θ и избытка энергии dC с локальной оптимизацией; момент включения — пересечение трассы с целевой орбитой (невязка по месту после уточнения — 477 км, порог 500 км). dv2 = невязка ВЕКТОРОВ скоростей в этой точке (доля вне эклиптики — 73,1 %). Импульс именно тормозной: |v| трассы в точке входа 0,2111 км/с против 0,2111 км/с у орбиты, т.е. по энергии трасса не ниже целевой (dC = 0,00e, ограничение dC &gt;= 0 наложено конструктивно). Требование «второй импульс тормозной» — условие задачи, и оно активное: без него минимум dv на этой же цели был бы на 12,8 м/с меньше, но второй импульс стал бы разгонным; по всему семейству тормозный вход стоит 1,3 м/с.</w:t>
+        <w:t xml:space="preserve">Второй импульс: перебор угла старта θ и избытка энергии dC с локальной оптимизацией; момент включения — пересечение трассы с целевой орбитой (невязка по месту после уточнения — 8 км, порог 500 км). dv2 = невязка ВЕКТОРОВ скоростей в этой точке (доля вне эклиптики — 72,9 %). Импульс именно тормозной: |v| трассы в точке входа 0,2115 км/с против 0,2111 км/с у орбиты, т.е. по энергии трасса не ниже целевой (dC = 1,94·10⁻⁷, ограничение dC &gt;= 0 наложено конструктивно). Требование «второй импульс тормозной» задано задачей и наложено конструктивно (dC &gt;= 0): без него минимум dv на этой же цели был бы на 12,8 м/с меньше, но второй импульс стал бы разгонным; по всему семейству тормозный вход при этом не дороже минимума dv.</w:t>
       </w:r>
     </w:p>
     <w:p>
@@ -3907,7 +3907,7 @@
                 <w:sz w:val="24"/>
                 <w:szCs w:val="24"/>
               </w:rPr>
-              <w:t xml:space="preserve">3396,6</w:t>
+              <w:t xml:space="preserve">3396,5</w:t>
             </w:r>
           </w:p>
         </w:tc>
@@ -3934,7 +3934,7 @@
                 <w:sz w:val="24"/>
                 <w:szCs w:val="24"/>
               </w:rPr>
-              <w:t xml:space="preserve">48734</w:t>
+              <w:t xml:space="preserve">48743</w:t>
             </w:r>
           </w:p>
         </w:tc>
@@ -4074,7 +4074,7 @@
                 <w:sz w:val="24"/>
                 <w:szCs w:val="24"/>
               </w:rPr>
-              <w:t xml:space="preserve">3396,5</w:t>
+              <w:t xml:space="preserve">3395,9</w:t>
             </w:r>
           </w:p>
         </w:tc>
@@ -4101,7 +4101,7 @@
                 <w:sz w:val="24"/>
                 <w:szCs w:val="24"/>
               </w:rPr>
-              <w:t xml:space="preserve">42407</w:t>
+              <w:t xml:space="preserve">42526</w:t>
             </w:r>
           </w:p>
         </w:tc>
@@ -4268,7 +4268,7 @@
                 <w:sz w:val="24"/>
                 <w:szCs w:val="24"/>
               </w:rPr>
-              <w:t xml:space="preserve">32504</w:t>
+              <w:t xml:space="preserve">32505</w:t>
             </w:r>
           </w:p>
         </w:tc>
@@ -4435,7 +4435,7 @@
                 <w:sz w:val="24"/>
                 <w:szCs w:val="24"/>
               </w:rPr>
-              <w:t xml:space="preserve">16984</w:t>
+              <w:t xml:space="preserve">16985</w:t>
             </w:r>
           </w:p>
         </w:tc>
@@ -4602,7 +4602,7 @@
                 <w:sz w:val="24"/>
                 <w:szCs w:val="24"/>
               </w:rPr>
-              <w:t xml:space="preserve">1988</w:t>
+              <w:t xml:space="preserve">1989</w:t>
             </w:r>
           </w:p>
         </w:tc>
@@ -4742,7 +4742,7 @@
                 <w:sz w:val="24"/>
                 <w:szCs w:val="24"/>
               </w:rPr>
-              <w:t xml:space="preserve">3334,1</w:t>
+              <w:t xml:space="preserve">3336,1</w:t>
             </w:r>
           </w:p>
         </w:tc>
@@ -4769,7 +4769,7 @@
                 <w:sz w:val="24"/>
                 <w:szCs w:val="24"/>
               </w:rPr>
-              <w:t xml:space="preserve">55</w:t>
+              <w:t xml:space="preserve">534</w:t>
             </w:r>
           </w:p>
         </w:tc>
@@ -4796,7 +4796,7 @@
                 <w:sz w:val="24"/>
                 <w:szCs w:val="24"/>
               </w:rPr>
-              <w:t xml:space="preserve">189,4</w:t>
+              <w:t xml:space="preserve">189,6</w:t>
             </w:r>
           </w:p>
         </w:tc>
@@ -4909,7 +4909,7 @@
                 <w:sz w:val="24"/>
                 <w:szCs w:val="24"/>
               </w:rPr>
-              <w:t xml:space="preserve">3324,0</w:t>
+              <w:t xml:space="preserve">3326,5</w:t>
             </w:r>
           </w:p>
         </w:tc>
@@ -4936,7 +4936,7 @@
                 <w:sz w:val="24"/>
                 <w:szCs w:val="24"/>
               </w:rPr>
-              <w:t xml:space="preserve">1104</w:t>
+              <w:t xml:space="preserve">447</w:t>
             </w:r>
           </w:p>
         </w:tc>
@@ -4990,7 +4990,7 @@
                 <w:sz w:val="24"/>
                 <w:szCs w:val="24"/>
               </w:rPr>
-              <w:t xml:space="preserve">НЕТ</w:t>
+              <w:t xml:space="preserve">да</w:t>
             </w:r>
           </w:p>
         </w:tc>
@@ -5076,7 +5076,7 @@
                 <w:sz w:val="24"/>
                 <w:szCs w:val="24"/>
               </w:rPr>
-              <w:t xml:space="preserve">3322,7</w:t>
+              <w:t xml:space="preserve">3322,8</w:t>
             </w:r>
           </w:p>
         </w:tc>
@@ -5103,7 +5103,7 @@
                 <w:sz w:val="24"/>
                 <w:szCs w:val="24"/>
               </w:rPr>
-              <w:t xml:space="preserve">417</w:t>
+              <w:t xml:space="preserve">440</w:t>
             </w:r>
           </w:p>
         </w:tc>
@@ -5157,7 +5157,7 @@
                 <w:sz w:val="24"/>
                 <w:szCs w:val="24"/>
               </w:rPr>
-              <w:t xml:space="preserve">НЕТ</w:t>
+              <w:t xml:space="preserve">да</w:t>
             </w:r>
           </w:p>
         </w:tc>
@@ -5243,7 +5243,7 @@
                 <w:sz w:val="24"/>
                 <w:szCs w:val="24"/>
               </w:rPr>
-              <w:t xml:space="preserve">3324,0</w:t>
+              <w:t xml:space="preserve">3324,2</w:t>
             </w:r>
           </w:p>
         </w:tc>
@@ -5270,7 +5270,7 @@
                 <w:sz w:val="24"/>
                 <w:szCs w:val="24"/>
               </w:rPr>
-              <w:t xml:space="preserve">477</w:t>
+              <w:t xml:space="preserve">390</w:t>
             </w:r>
           </w:p>
         </w:tc>
@@ -5410,7 +5410,7 @@
                 <w:sz w:val="24"/>
                 <w:szCs w:val="24"/>
               </w:rPr>
-              <w:t xml:space="preserve">3327,6</w:t>
+              <w:t xml:space="preserve">3750,3</w:t>
             </w:r>
           </w:p>
         </w:tc>
@@ -5437,7 +5437,7 @@
                 <w:sz w:val="24"/>
                 <w:szCs w:val="24"/>
               </w:rPr>
-              <w:t xml:space="preserve">228</w:t>
+              <w:t xml:space="preserve">2715</w:t>
             </w:r>
           </w:p>
         </w:tc>
@@ -5464,7 +5464,7 @@
                 <w:sz w:val="24"/>
                 <w:szCs w:val="24"/>
               </w:rPr>
-              <w:t xml:space="preserve">191,7</w:t>
+              <w:t xml:space="preserve">146,8</w:t>
             </w:r>
           </w:p>
         </w:tc>
@@ -5491,7 +5491,7 @@
                 <w:sz w:val="24"/>
                 <w:szCs w:val="24"/>
               </w:rPr>
-              <w:t xml:space="preserve">да</w:t>
+              <w:t xml:space="preserve">НЕТ</w:t>
             </w:r>
           </w:p>
         </w:tc>
@@ -5550,7 +5550,7 @@
                 <w:sz w:val="24"/>
                 <w:szCs w:val="24"/>
               </w:rPr>
-              <w:t xml:space="preserve">120 177</w:t>
+              <w:t xml:space="preserve">105 716</w:t>
             </w:r>
           </w:p>
         </w:tc>
@@ -5577,7 +5577,7 @@
                 <w:sz w:val="24"/>
                 <w:szCs w:val="24"/>
               </w:rPr>
-              <w:t xml:space="preserve">3324,0</w:t>
+              <w:t xml:space="preserve">3322,7</w:t>
             </w:r>
           </w:p>
         </w:tc>
@@ -5604,7 +5604,7 @@
                 <w:sz w:val="24"/>
                 <w:szCs w:val="24"/>
               </w:rPr>
-              <w:t xml:space="preserve">477</w:t>
+              <w:t xml:space="preserve">418</w:t>
             </w:r>
           </w:p>
         </w:tc>
@@ -5631,7 +5631,7 @@
                 <w:sz w:val="24"/>
                 <w:szCs w:val="24"/>
               </w:rPr>
-              <w:t xml:space="preserve">191,0</w:t>
+              <w:t xml:space="preserve">190,2</w:t>
             </w:r>
           </w:p>
         </w:tc>
@@ -5658,7 +5658,7 @@
                 <w:sz w:val="24"/>
                 <w:szCs w:val="24"/>
               </w:rPr>
-              <w:t xml:space="preserve">да</w:t>
+              <w:t xml:space="preserve">НЕТ</w:t>
             </w:r>
           </w:p>
         </w:tc>
@@ -5717,7 +5717,7 @@
                 <w:sz w:val="24"/>
                 <w:szCs w:val="24"/>
               </w:rPr>
-              <w:t xml:space="preserve">134 638</w:t>
+              <w:t xml:space="preserve">120 177</w:t>
             </w:r>
           </w:p>
         </w:tc>
@@ -5744,7 +5744,7 @@
                 <w:sz w:val="24"/>
                 <w:szCs w:val="24"/>
               </w:rPr>
-              <w:t xml:space="preserve">3327,6</w:t>
+              <w:t xml:space="preserve">3324,5</w:t>
             </w:r>
           </w:p>
         </w:tc>
@@ -5771,7 +5771,7 @@
                 <w:sz w:val="24"/>
                 <w:szCs w:val="24"/>
               </w:rPr>
-              <w:t xml:space="preserve">228</w:t>
+              <w:t xml:space="preserve">8</w:t>
             </w:r>
           </w:p>
         </w:tc>
@@ -5798,7 +5798,7 @@
                 <w:sz w:val="24"/>
                 <w:szCs w:val="24"/>
               </w:rPr>
-              <w:t xml:space="preserve">191,7</w:t>
+              <w:t xml:space="preserve">190,9</w:t>
             </w:r>
           </w:p>
         </w:tc>
@@ -5884,7 +5884,7 @@
                 <w:sz w:val="24"/>
                 <w:szCs w:val="24"/>
               </w:rPr>
-              <w:t xml:space="preserve">76 794</w:t>
+              <w:t xml:space="preserve">91 255</w:t>
             </w:r>
           </w:p>
         </w:tc>
@@ -5911,7 +5911,7 @@
                 <w:sz w:val="24"/>
                 <w:szCs w:val="24"/>
               </w:rPr>
-              <w:t xml:space="preserve">3334,1</w:t>
+              <w:t xml:space="preserve">3325,7</w:t>
             </w:r>
           </w:p>
         </w:tc>
@@ -5938,7 +5938,7 @@
                 <w:sz w:val="24"/>
                 <w:szCs w:val="24"/>
               </w:rPr>
-              <w:t xml:space="preserve">46</w:t>
+              <w:t xml:space="preserve">19</w:t>
             </w:r>
           </w:p>
         </w:tc>
@@ -5965,7 +5965,7 @@
                 <w:sz w:val="24"/>
                 <w:szCs w:val="24"/>
               </w:rPr>
-              <w:t xml:space="preserve">189,4</w:t>
+              <w:t xml:space="preserve">189,5</w:t>
             </w:r>
           </w:p>
         </w:tc>
@@ -5992,7 +5992,174 @@
                 <w:sz w:val="24"/>
                 <w:szCs w:val="24"/>
               </w:rPr>
-              <w:t xml:space="preserve">НЕТ</w:t>
+              <w:t xml:space="preserve">да</w:t>
+            </w:r>
+          </w:p>
+        </w:tc>
+        <w:tc>
+          <w:tcPr>
+            <w:tcW w:type="dxa" w:w="2055"/>
+            <w:tcMar>
+              <w:top w:type="dxa" w:w="30"/>
+              <w:left w:type="dxa" w:w="60"/>
+              <w:bottom w:type="dxa" w:w="30"/>
+              <w:right w:type="dxa" w:w="60"/>
+            </w:tcMar>
+          </w:tcPr>
+          <w:p>
+            <w:pPr>
+              <w:spacing w:after="0" w:line="276"/>
+              <w:jc w:val="left"/>
+            </w:pPr>
+            <w:r>
+              <w:rPr>
+                <w:rFonts w:ascii="Times New Roman" w:cs="Times New Roman" w:eastAsia="Times New Roman" w:hAnsi="Times New Roman"/>
+                <w:b w:val="false"/>
+                <w:bCs w:val="false"/>
+                <w:sz w:val="24"/>
+                <w:szCs w:val="24"/>
+              </w:rPr>
+              <w:t xml:space="preserve">—</w:t>
+            </w:r>
+          </w:p>
+        </w:tc>
+      </w:tr>
+      <w:tr>
+        <w:trPr>
+          <w:tblHeader w:val="off"/>
+        </w:trPr>
+        <w:tc>
+          <w:tcPr>
+            <w:tcW w:type="dxa" w:w="1400"/>
+            <w:tcMar>
+              <w:top w:type="dxa" w:w="30"/>
+              <w:left w:type="dxa" w:w="60"/>
+              <w:bottom w:type="dxa" w:w="30"/>
+              <w:right w:type="dxa" w:w="60"/>
+            </w:tcMar>
+          </w:tcPr>
+          <w:p>
+            <w:pPr>
+              <w:spacing w:after="0" w:line="276"/>
+              <w:jc w:val="left"/>
+            </w:pPr>
+            <w:r>
+              <w:rPr>
+                <w:rFonts w:ascii="Times New Roman" w:cs="Times New Roman" w:eastAsia="Times New Roman" w:hAnsi="Times New Roman"/>
+                <w:b w:val="false"/>
+                <w:bCs w:val="false"/>
+                <w:sz w:val="24"/>
+                <w:szCs w:val="24"/>
+              </w:rPr>
+              <w:t xml:space="preserve">120 177</w:t>
+            </w:r>
+          </w:p>
+        </w:tc>
+        <w:tc>
+          <w:tcPr>
+            <w:tcW w:type="dxa" w:w="1600"/>
+            <w:tcMar>
+              <w:top w:type="dxa" w:w="30"/>
+              <w:left w:type="dxa" w:w="60"/>
+              <w:bottom w:type="dxa" w:w="30"/>
+              <w:right w:type="dxa" w:w="60"/>
+            </w:tcMar>
+          </w:tcPr>
+          <w:p>
+            <w:pPr>
+              <w:spacing w:after="0" w:line="276"/>
+              <w:jc w:val="right"/>
+            </w:pPr>
+            <w:r>
+              <w:rPr>
+                <w:rFonts w:ascii="Times New Roman" w:cs="Times New Roman" w:eastAsia="Times New Roman" w:hAnsi="Times New Roman"/>
+                <w:b w:val="false"/>
+                <w:bCs w:val="false"/>
+                <w:sz w:val="24"/>
+                <w:szCs w:val="24"/>
+              </w:rPr>
+              <w:t xml:space="preserve">3324,5</w:t>
+            </w:r>
+          </w:p>
+        </w:tc>
+        <w:tc>
+          <w:tcPr>
+            <w:tcW w:type="dxa" w:w="1400"/>
+            <w:tcMar>
+              <w:top w:type="dxa" w:w="30"/>
+              <w:left w:type="dxa" w:w="60"/>
+              <w:bottom w:type="dxa" w:w="30"/>
+              <w:right w:type="dxa" w:w="60"/>
+            </w:tcMar>
+          </w:tcPr>
+          <w:p>
+            <w:pPr>
+              <w:spacing w:after="0" w:line="276"/>
+              <w:jc w:val="right"/>
+            </w:pPr>
+            <w:r>
+              <w:rPr>
+                <w:rFonts w:ascii="Times New Roman" w:cs="Times New Roman" w:eastAsia="Times New Roman" w:hAnsi="Times New Roman"/>
+                <w:b w:val="false"/>
+                <w:bCs w:val="false"/>
+                <w:sz w:val="24"/>
+                <w:szCs w:val="24"/>
+              </w:rPr>
+              <w:t xml:space="preserve">8</w:t>
+            </w:r>
+          </w:p>
+        </w:tc>
+        <w:tc>
+          <w:tcPr>
+            <w:tcW w:type="dxa" w:w="1400"/>
+            <w:tcMar>
+              <w:top w:type="dxa" w:w="30"/>
+              <w:left w:type="dxa" w:w="60"/>
+              <w:bottom w:type="dxa" w:w="30"/>
+              <w:right w:type="dxa" w:w="60"/>
+            </w:tcMar>
+          </w:tcPr>
+          <w:p>
+            <w:pPr>
+              <w:spacing w:after="0" w:line="276"/>
+              <w:jc w:val="right"/>
+            </w:pPr>
+            <w:r>
+              <w:rPr>
+                <w:rFonts w:ascii="Times New Roman" w:cs="Times New Roman" w:eastAsia="Times New Roman" w:hAnsi="Times New Roman"/>
+                <w:b w:val="false"/>
+                <w:bCs w:val="false"/>
+                <w:sz w:val="24"/>
+                <w:szCs w:val="24"/>
+              </w:rPr>
+              <w:t xml:space="preserve">190,9</w:t>
+            </w:r>
+          </w:p>
+        </w:tc>
+        <w:tc>
+          <w:tcPr>
+            <w:tcW w:type="dxa" w:w="1500"/>
+            <w:tcMar>
+              <w:top w:type="dxa" w:w="30"/>
+              <w:left w:type="dxa" w:w="60"/>
+              <w:bottom w:type="dxa" w:w="30"/>
+              <w:right w:type="dxa" w:w="60"/>
+            </w:tcMar>
+          </w:tcPr>
+          <w:p>
+            <w:pPr>
+              <w:spacing w:after="0" w:line="276"/>
+              <w:jc w:val="left"/>
+            </w:pPr>
+            <w:r>
+              <w:rPr>
+                <w:rFonts w:ascii="Times New Roman" w:cs="Times New Roman" w:eastAsia="Times New Roman" w:hAnsi="Times New Roman"/>
+                <w:b w:val="false"/>
+                <w:bCs w:val="false"/>
+                <w:sz w:val="24"/>
+                <w:szCs w:val="24"/>
+              </w:rPr>
+              <w:t xml:space="preserve">да</w:t>
             </w:r>
           </w:p>
         </w:tc>
@@ -6596,7 +6763,7 @@
                 <w:sz w:val="24"/>
                 <w:szCs w:val="24"/>
               </w:rPr>
-              <w:t xml:space="preserve">191,0 сут</w:t>
+              <w:t xml:space="preserve">190,9 сут</w:t>
             </w:r>
           </w:p>
         </w:tc>
@@ -6655,7 +6822,7 @@
                 <w:sz w:val="24"/>
                 <w:szCs w:val="24"/>
               </w:rPr>
-              <w:t xml:space="preserve">1 664 518 км от Земли</w:t>
+              <w:t xml:space="preserve">1 664 485 км от Земли</w:t>
             </w:r>
           </w:p>
         </w:tc>
@@ -6687,7 +6854,7 @@
                 <w:sz w:val="24"/>
                 <w:szCs w:val="24"/>
               </w:rPr>
-              <w:t xml:space="preserve">dv2 — тормозной импульс</w:t>
+              <w:t xml:space="preserve">dv2 — второй импульс (тормозной)</w:t>
             </w:r>
           </w:p>
         </w:tc>
@@ -6714,7 +6881,7 @@
                 <w:sz w:val="24"/>
                 <w:szCs w:val="24"/>
               </w:rPr>
-              <w:t xml:space="preserve">130,0 м/с</w:t>
+              <w:t xml:space="preserve">130,5 м/с</w:t>
             </w:r>
           </w:p>
         </w:tc>
@@ -6806,7 +6973,7 @@
           <w:sz w:val="28"/>
           <w:szCs w:val="28"/>
         </w:rPr>
-        <w:t xml:space="preserve">Контроль численного решения: постоянство интеграла Якоби: min 3,0008129047  max 3,0008129047 (дрейф 6,7·10⁻¹³); C coast vs C(орбиты) - dC: 3,0008129047 vs 3,0008129047 (разность -4,7·10⁻¹³); min r(Земля) на перелёте = 6 571 км, min r(L2) = 57 409 км; оскулирующая орбита отлёта в геоцентрической СК: a = 564 212 км, e = 0,988, апогей = 1 121 853 км.</w:t>
+        <w:t xml:space="preserve">Контроль численного решения: постоянство интеграла Якоби: min 3,0008127107  max 3,0008127107 (дрейф 4,6·10⁻¹³); C coast vs C(орбиты) - dC: 3,0008127107 vs 3,0008127107 (разность -3,3·10⁻¹³); min r(Земля) на перелёте = 6 571 км, min r(L2) = 58 566 км; оскулирующая орбита отлёта в геоцентрической СК: a = 564 350 км, e = 0,988, апогей = 1 122 128 км; замыкание гало-орбиты за период: невязка 5,6·10⁻¹⁰ а.е.</w:t>
       </w:r>
     </w:p>
     <w:p>
@@ -6859,6 +7026,84 @@
                     <a:xfrm>
                       <a:off x="0" y="0"/>
                       <a:ext cx="5905500" cy="2647950"/>
+                    </a:xfrm>
+                    <a:prstGeom prst="rect">
+                      <a:avLst/>
+                    </a:prstGeom>
+                  </pic:spPr>
+                </pic:pic>
+              </a:graphicData>
+            </a:graphic>
+          </wp:inline>
+        </w:drawing>
+      </w:r>
+    </w:p>
+    <w:p>
+      <w:pPr>
+        <w:spacing w:after="60" w:before="60" w:line="360"/>
+        <w:jc w:val="center"/>
+      </w:pPr>
+      <w:r>
+        <w:rPr>
+          <w:rFonts w:ascii="Times New Roman" w:cs="Times New Roman" w:eastAsia="Times New Roman" w:hAnsi="Times New Roman"/>
+          <w:i/>
+          <w:iCs/>
+          <w:sz w:val="24"/>
+          <w:szCs w:val="24"/>
+        </w:rPr>
+        <w:t xml:space="preserve">Рисунок 2 - данные по этой же трассе: ξ(t), |v|(t) с точкой касания орбиты,</w:t>
+      </w:r>
+    </w:p>
+    <w:p>
+      <w:pPr>
+        <w:spacing w:after="60" w:before="60" w:line="360"/>
+        <w:jc w:val="center"/>
+      </w:pPr>
+      <w:r>
+        <w:rPr>
+          <w:rFonts w:ascii="Times New Roman" w:cs="Times New Roman" w:eastAsia="Times New Roman" w:hAnsi="Times New Roman"/>
+          <w:i/>
+          <w:iCs/>
+          <w:sz w:val="24"/>
+          <w:szCs w:val="24"/>
+        </w:rPr>
+        <w:t xml:space="preserve">затенение на перелёте и проектные числа, прочитанные из result.txt</w:t>
+      </w:r>
+    </w:p>
+    <w:p>
+      <w:pPr>
+        <w:spacing w:after="60" w:before="60" w:line="360"/>
+        <w:jc w:val="center"/>
+      </w:pPr>
+      <w:r>
+        <w:drawing>
+          <wp:inline distT="0" distB="0" distL="0" distR="0">
+            <wp:extent cx="5334000" cy="3552825"/>
+            <wp:effectExtent t="0" r="0" b="0" l="0"/>
+            <wp:docPr id="2" name=""/>
+            <wp:cNvGraphicFramePr>
+              <a:graphicFrameLocks xmlns:a="http://schemas.openxmlformats.org/drawingml/2006/main" noChangeAspect="1"/>
+            </wp:cNvGraphicFramePr>
+            <a:graphic xmlns:a="http://schemas.openxmlformats.org/drawingml/2006/main">
+              <a:graphicData uri="http://schemas.openxmlformats.org/drawingml/2006/picture">
+                <pic:pic xmlns:pic="http://schemas.openxmlformats.org/drawingml/2006/picture">
+                  <pic:nvPicPr>
+                    <pic:cNvPr id="0" name="" descr=""/>
+                    <pic:cNvPicPr>
+                      <a:picLocks noChangeAspect="1" noChangeArrowheads="1"/>
+                    </pic:cNvPicPr>
+                  </pic:nvPicPr>
+                  <pic:blipFill>
+                    <a:blip r:embed="rId8" cstate="none"/>
+                    <a:srcRect/>
+                    <a:stretch>
+                      <a:fillRect/>
+                    </a:stretch>
+                  </pic:blipFill>
+                  <pic:spPr bwMode="auto">
+                    <a:xfrm>
+                      <a:off x="0" y="0"/>
+                      <a:ext cx="5334000" cy="3552825"/>
                     </a:xfrm>
                     <a:prstGeom prst="rect">
                       <a:avLst/>
@@ -6927,13 +7172,14 @@
         </w:tblBorders>
       </w:tblPr>
       <w:tblGrid>
-        <w:gridCol w:w="1450"/>
-        <w:gridCol w:w="1000"/>
-        <w:gridCol w:w="1000"/>
-        <w:gridCol w:w="1050"/>
-        <w:gridCol w:w="2050"/>
+        <w:gridCol w:w="950"/>
         <w:gridCol w:w="900"/>
-        <w:gridCol w:w="1905"/>
+        <w:gridCol w:w="900"/>
+        <w:gridCol w:w="1100"/>
+        <w:gridCol w:w="1750"/>
+        <w:gridCol w:w="1400"/>
+        <w:gridCol w:w="800"/>
+        <w:gridCol w:w="1555"/>
       </w:tblGrid>
       <w:tr>
         <w:trPr>
@@ -6941,7 +7187,7 @@
         </w:trPr>
         <w:tc>
           <w:tcPr>
-            <w:tcW w:type="dxa" w:w="1450"/>
+            <w:tcW w:type="dxa" w:w="950"/>
             <w:shd w:fill="EDEDED" w:val="clear"/>
             <w:tcMar>
               <w:top w:type="dxa" w:w="30"/>
@@ -6963,13 +7209,13 @@
                 <w:sz w:val="24"/>
                 <w:szCs w:val="24"/>
               </w:rPr>
-              <w:t xml:space="preserve">Наклон к эклиптике, °</w:t>
-            </w:r>
-          </w:p>
-        </w:tc>
-        <w:tc>
-          <w:tcPr>
-            <w:tcW w:type="dxa" w:w="1000"/>
+              <w:t xml:space="preserve">наклон, °</w:t>
+            </w:r>
+          </w:p>
+        </w:tc>
+        <w:tc>
+          <w:tcPr>
+            <w:tcW w:type="dxa" w:w="900"/>
             <w:shd w:fill="EDEDED" w:val="clear"/>
             <w:tcMar>
               <w:top w:type="dxa" w:w="30"/>
@@ -6997,7 +7243,7 @@
         </w:tc>
         <w:tc>
           <w:tcPr>
-            <w:tcW w:type="dxa" w:w="1000"/>
+            <w:tcW w:type="dxa" w:w="900"/>
             <w:shd w:fill="EDEDED" w:val="clear"/>
             <w:tcMar>
               <w:top w:type="dxa" w:w="30"/>
@@ -7025,7 +7271,7 @@
         </w:tc>
         <w:tc>
           <w:tcPr>
-            <w:tcW w:type="dxa" w:w="1050"/>
+            <w:tcW w:type="dxa" w:w="1100"/>
             <w:shd w:fill="EDEDED" w:val="clear"/>
             <w:tcMar>
               <w:top w:type="dxa" w:w="30"/>
@@ -7053,7 +7299,7 @@
         </w:tc>
         <w:tc>
           <w:tcPr>
-            <w:tcW w:type="dxa" w:w="2050"/>
+            <w:tcW w:type="dxa" w:w="1750"/>
             <w:shd w:fill="EDEDED" w:val="clear"/>
             <w:tcMar>
               <w:top w:type="dxa" w:w="30"/>
@@ -7075,13 +7321,13 @@
                 <w:sz w:val="24"/>
                 <w:szCs w:val="24"/>
               </w:rPr>
-              <w:t xml:space="preserve">dv2, переприцел., м/с</w:t>
-            </w:r>
-          </w:p>
-        </w:tc>
-        <w:tc>
-          <w:tcPr>
-            <w:tcW w:type="dxa" w:w="900"/>
+              <w:t xml:space="preserve">dv2 после переприцеливания, м/с</w:t>
+            </w:r>
+          </w:p>
+        </w:tc>
+        <w:tc>
+          <w:tcPr>
+            <w:tcW w:type="dxa" w:w="1400"/>
             <w:shd w:fill="EDEDED" w:val="clear"/>
             <w:tcMar>
               <w:top w:type="dxa" w:w="30"/>
@@ -7103,13 +7349,13 @@
                 <w:sz w:val="24"/>
                 <w:szCs w:val="24"/>
               </w:rPr>
-              <w:t xml:space="preserve">время, сут</w:t>
-            </w:r>
-          </w:p>
-        </w:tc>
-        <w:tc>
-          <w:tcPr>
-            <w:tcW w:type="dxa" w:w="1905"/>
+              <w:t xml:space="preserve">промах после него, км</w:t>
+            </w:r>
+          </w:p>
+        </w:tc>
+        <w:tc>
+          <w:tcPr>
+            <w:tcW w:type="dxa" w:w="800"/>
             <w:shd w:fill="EDEDED" w:val="clear"/>
             <w:tcMar>
               <w:top w:type="dxa" w:w="30"/>
@@ -7131,7 +7377,35 @@
                 <w:sz w:val="24"/>
                 <w:szCs w:val="24"/>
               </w:rPr>
-              <w:t xml:space="preserve">доля невязки вне эклиптики, %</w:t>
+              <w:t xml:space="preserve">тоф, сут</w:t>
+            </w:r>
+          </w:p>
+        </w:tc>
+        <w:tc>
+          <w:tcPr>
+            <w:tcW w:type="dxa" w:w="1555"/>
+            <w:shd w:fill="EDEDED" w:val="clear"/>
+            <w:tcMar>
+              <w:top w:type="dxa" w:w="30"/>
+              <w:left w:type="dxa" w:w="60"/>
+              <w:bottom w:type="dxa" w:w="30"/>
+              <w:right w:type="dxa" w:w="60"/>
+            </w:tcMar>
+          </w:tcPr>
+          <w:p>
+            <w:pPr>
+              <w:spacing w:after="0" w:line="276"/>
+              <w:jc w:val="left"/>
+            </w:pPr>
+            <w:r>
+              <w:rPr>
+                <w:rFonts w:ascii="Times New Roman" w:cs="Times New Roman" w:eastAsia="Times New Roman" w:hAnsi="Times New Roman"/>
+                <w:b/>
+                <w:bCs/>
+                <w:sz w:val="24"/>
+                <w:szCs w:val="24"/>
+              </w:rPr>
+              <w:t xml:space="preserve">доля вне эклиптики, %</w:t>
             </w:r>
           </w:p>
         </w:tc>
@@ -7142,7 +7416,7 @@
         </w:trPr>
         <w:tc>
           <w:tcPr>
-            <w:tcW w:type="dxa" w:w="1450"/>
+            <w:tcW w:type="dxa" w:w="950"/>
             <w:tcMar>
               <w:top w:type="dxa" w:w="30"/>
               <w:left w:type="dxa" w:w="60"/>
@@ -7169,7 +7443,7 @@
         </w:tc>
         <w:tc>
           <w:tcPr>
-            <w:tcW w:type="dxa" w:w="1000"/>
+            <w:tcW w:type="dxa" w:w="900"/>
             <w:tcMar>
               <w:top w:type="dxa" w:w="30"/>
               <w:left w:type="dxa" w:w="60"/>
@@ -7196,87 +7470,6 @@
         </w:tc>
         <w:tc>
           <w:tcPr>
-            <w:tcW w:type="dxa" w:w="1000"/>
-            <w:tcMar>
-              <w:top w:type="dxa" w:w="30"/>
-              <w:left w:type="dxa" w:w="60"/>
-              <w:bottom w:type="dxa" w:w="30"/>
-              <w:right w:type="dxa" w:w="60"/>
-            </w:tcMar>
-          </w:tcPr>
-          <w:p>
-            <w:pPr>
-              <w:spacing w:after="0" w:line="276"/>
-              <w:jc w:val="left"/>
-            </w:pPr>
-            <w:r>
-              <w:rPr>
-                <w:rFonts w:ascii="Times New Roman" w:cs="Times New Roman" w:eastAsia="Times New Roman" w:hAnsi="Times New Roman"/>
-                <w:b w:val="false"/>
-                <w:bCs w:val="false"/>
-                <w:sz w:val="24"/>
-                <w:szCs w:val="24"/>
-              </w:rPr>
-              <w:t xml:space="preserve">121,1</w:t>
-            </w:r>
-          </w:p>
-        </w:tc>
-        <w:tc>
-          <w:tcPr>
-            <w:tcW w:type="dxa" w:w="1050"/>
-            <w:tcMar>
-              <w:top w:type="dxa" w:w="30"/>
-              <w:left w:type="dxa" w:w="60"/>
-              <w:bottom w:type="dxa" w:w="30"/>
-              <w:right w:type="dxa" w:w="60"/>
-            </w:tcMar>
-          </w:tcPr>
-          <w:p>
-            <w:pPr>
-              <w:spacing w:after="0" w:line="276"/>
-              <w:jc w:val="left"/>
-            </w:pPr>
-            <w:r>
-              <w:rPr>
-                <w:rFonts w:ascii="Times New Roman" w:cs="Times New Roman" w:eastAsia="Times New Roman" w:hAnsi="Times New Roman"/>
-                <w:b w:val="false"/>
-                <w:bCs w:val="false"/>
-                <w:sz w:val="24"/>
-                <w:szCs w:val="24"/>
-              </w:rPr>
-              <w:t xml:space="preserve">110 943</w:t>
-            </w:r>
-          </w:p>
-        </w:tc>
-        <w:tc>
-          <w:tcPr>
-            <w:tcW w:type="dxa" w:w="2050"/>
-            <w:tcMar>
-              <w:top w:type="dxa" w:w="30"/>
-              <w:left w:type="dxa" w:w="60"/>
-              <w:bottom w:type="dxa" w:w="30"/>
-              <w:right w:type="dxa" w:w="60"/>
-            </w:tcMar>
-          </w:tcPr>
-          <w:p>
-            <w:pPr>
-              <w:spacing w:after="0" w:line="276"/>
-              <w:jc w:val="left"/>
-            </w:pPr>
-            <w:r>
-              <w:rPr>
-                <w:rFonts w:ascii="Times New Roman" w:cs="Times New Roman" w:eastAsia="Times New Roman" w:hAnsi="Times New Roman"/>
-                <w:b w:val="false"/>
-                <w:bCs w:val="false"/>
-                <w:sz w:val="24"/>
-                <w:szCs w:val="24"/>
-              </w:rPr>
-              <w:t xml:space="preserve">111,4</w:t>
-            </w:r>
-          </w:p>
-        </w:tc>
-        <w:tc>
-          <w:tcPr>
             <w:tcW w:type="dxa" w:w="900"/>
             <w:tcMar>
               <w:top w:type="dxa" w:w="30"/>
@@ -7298,34 +7491,142 @@
                 <w:sz w:val="24"/>
                 <w:szCs w:val="24"/>
               </w:rPr>
-              <w:t xml:space="preserve">197,2</w:t>
-            </w:r>
-          </w:p>
-        </w:tc>
-        <w:tc>
-          <w:tcPr>
-            <w:tcW w:type="dxa" w:w="1905"/>
-            <w:tcMar>
-              <w:top w:type="dxa" w:w="30"/>
-              <w:left w:type="dxa" w:w="60"/>
-              <w:bottom w:type="dxa" w:w="30"/>
-              <w:right w:type="dxa" w:w="60"/>
-            </w:tcMar>
-          </w:tcPr>
-          <w:p>
-            <w:pPr>
-              <w:spacing w:after="0" w:line="276"/>
-              <w:jc w:val="left"/>
-            </w:pPr>
-            <w:r>
-              <w:rPr>
-                <w:rFonts w:ascii="Times New Roman" w:cs="Times New Roman" w:eastAsia="Times New Roman" w:hAnsi="Times New Roman"/>
-                <w:b w:val="false"/>
-                <w:bCs w:val="false"/>
-                <w:sz w:val="24"/>
-                <w:szCs w:val="24"/>
-              </w:rPr>
-              <w:t xml:space="preserve">31,9 / 48,7</w:t>
+              <w:t xml:space="preserve">121,6</w:t>
+            </w:r>
+          </w:p>
+        </w:tc>
+        <w:tc>
+          <w:tcPr>
+            <w:tcW w:type="dxa" w:w="1100"/>
+            <w:tcMar>
+              <w:top w:type="dxa" w:w="30"/>
+              <w:left w:type="dxa" w:w="60"/>
+              <w:bottom w:type="dxa" w:w="30"/>
+              <w:right w:type="dxa" w:w="60"/>
+            </w:tcMar>
+          </w:tcPr>
+          <w:p>
+            <w:pPr>
+              <w:spacing w:after="0" w:line="276"/>
+              <w:jc w:val="left"/>
+            </w:pPr>
+            <w:r>
+              <w:rPr>
+                <w:rFonts w:ascii="Times New Roman" w:cs="Times New Roman" w:eastAsia="Times New Roman" w:hAnsi="Times New Roman"/>
+                <w:b w:val="false"/>
+                <w:bCs w:val="false"/>
+                <w:sz w:val="24"/>
+                <w:szCs w:val="24"/>
+              </w:rPr>
+              <w:t xml:space="preserve">110 795</w:t>
+            </w:r>
+          </w:p>
+        </w:tc>
+        <w:tc>
+          <w:tcPr>
+            <w:tcW w:type="dxa" w:w="1750"/>
+            <w:tcMar>
+              <w:top w:type="dxa" w:w="30"/>
+              <w:left w:type="dxa" w:w="60"/>
+              <w:bottom w:type="dxa" w:w="30"/>
+              <w:right w:type="dxa" w:w="60"/>
+            </w:tcMar>
+          </w:tcPr>
+          <w:p>
+            <w:pPr>
+              <w:spacing w:after="0" w:line="276"/>
+              <w:jc w:val="left"/>
+            </w:pPr>
+            <w:r>
+              <w:rPr>
+                <w:rFonts w:ascii="Times New Roman" w:cs="Times New Roman" w:eastAsia="Times New Roman" w:hAnsi="Times New Roman"/>
+                <w:b w:val="false"/>
+                <w:bCs w:val="false"/>
+                <w:sz w:val="24"/>
+                <w:szCs w:val="24"/>
+              </w:rPr>
+              <w:t xml:space="preserve">112,6</w:t>
+            </w:r>
+          </w:p>
+        </w:tc>
+        <w:tc>
+          <w:tcPr>
+            <w:tcW w:type="dxa" w:w="1400"/>
+            <w:tcMar>
+              <w:top w:type="dxa" w:w="30"/>
+              <w:left w:type="dxa" w:w="60"/>
+              <w:bottom w:type="dxa" w:w="30"/>
+              <w:right w:type="dxa" w:w="60"/>
+            </w:tcMar>
+          </w:tcPr>
+          <w:p>
+            <w:pPr>
+              <w:spacing w:after="0" w:line="276"/>
+              <w:jc w:val="left"/>
+            </w:pPr>
+            <w:r>
+              <w:rPr>
+                <w:rFonts w:ascii="Times New Roman" w:cs="Times New Roman" w:eastAsia="Times New Roman" w:hAnsi="Times New Roman"/>
+                <w:b w:val="false"/>
+                <w:bCs w:val="false"/>
+                <w:sz w:val="24"/>
+                <w:szCs w:val="24"/>
+              </w:rPr>
+              <w:t xml:space="preserve">576</w:t>
+            </w:r>
+          </w:p>
+        </w:tc>
+        <w:tc>
+          <w:tcPr>
+            <w:tcW w:type="dxa" w:w="800"/>
+            <w:tcMar>
+              <w:top w:type="dxa" w:w="30"/>
+              <w:left w:type="dxa" w:w="60"/>
+              <w:bottom w:type="dxa" w:w="30"/>
+              <w:right w:type="dxa" w:w="60"/>
+            </w:tcMar>
+          </w:tcPr>
+          <w:p>
+            <w:pPr>
+              <w:spacing w:after="0" w:line="276"/>
+              <w:jc w:val="left"/>
+            </w:pPr>
+            <w:r>
+              <w:rPr>
+                <w:rFonts w:ascii="Times New Roman" w:cs="Times New Roman" w:eastAsia="Times New Roman" w:hAnsi="Times New Roman"/>
+                <w:b w:val="false"/>
+                <w:bCs w:val="false"/>
+                <w:sz w:val="24"/>
+                <w:szCs w:val="24"/>
+              </w:rPr>
+              <w:t xml:space="preserve">196,9</w:t>
+            </w:r>
+          </w:p>
+        </w:tc>
+        <w:tc>
+          <w:tcPr>
+            <w:tcW w:type="dxa" w:w="1555"/>
+            <w:tcMar>
+              <w:top w:type="dxa" w:w="30"/>
+              <w:left w:type="dxa" w:w="60"/>
+              <w:bottom w:type="dxa" w:w="30"/>
+              <w:right w:type="dxa" w:w="60"/>
+            </w:tcMar>
+          </w:tcPr>
+          <w:p>
+            <w:pPr>
+              <w:spacing w:after="0" w:line="276"/>
+              <w:jc w:val="left"/>
+            </w:pPr>
+            <w:r>
+              <w:rPr>
+                <w:rFonts w:ascii="Times New Roman" w:cs="Times New Roman" w:eastAsia="Times New Roman" w:hAnsi="Times New Roman"/>
+                <w:b w:val="false"/>
+                <w:bCs w:val="false"/>
+                <w:sz w:val="24"/>
+                <w:szCs w:val="24"/>
+              </w:rPr>
+              <w:t xml:space="preserve">31,8 / 48,2</w:t>
             </w:r>
           </w:p>
         </w:tc>
@@ -7336,7 +7637,7 @@
         </w:trPr>
         <w:tc>
           <w:tcPr>
-            <w:tcW w:type="dxa" w:w="1450"/>
+            <w:tcW w:type="dxa" w:w="950"/>
             <w:tcMar>
               <w:top w:type="dxa" w:w="30"/>
               <w:left w:type="dxa" w:w="60"/>
@@ -7363,7 +7664,7 @@
         </w:tc>
         <w:tc>
           <w:tcPr>
-            <w:tcW w:type="dxa" w:w="1000"/>
+            <w:tcW w:type="dxa" w:w="900"/>
             <w:tcMar>
               <w:top w:type="dxa" w:w="30"/>
               <w:left w:type="dxa" w:w="60"/>
@@ -7390,87 +7691,6 @@
         </w:tc>
         <w:tc>
           <w:tcPr>
-            <w:tcW w:type="dxa" w:w="1000"/>
-            <w:tcMar>
-              <w:top w:type="dxa" w:w="30"/>
-              <w:left w:type="dxa" w:w="60"/>
-              <w:bottom w:type="dxa" w:w="30"/>
-              <w:right w:type="dxa" w:w="60"/>
-            </w:tcMar>
-          </w:tcPr>
-          <w:p>
-            <w:pPr>
-              <w:spacing w:after="0" w:line="276"/>
-              <w:jc w:val="left"/>
-            </w:pPr>
-            <w:r>
-              <w:rPr>
-                <w:rFonts w:ascii="Times New Roman" w:cs="Times New Roman" w:eastAsia="Times New Roman" w:hAnsi="Times New Roman"/>
-                <w:b w:val="false"/>
-                <w:bCs w:val="false"/>
-                <w:sz w:val="24"/>
-                <w:szCs w:val="24"/>
-              </w:rPr>
-              <w:t xml:space="preserve">129,7</w:t>
-            </w:r>
-          </w:p>
-        </w:tc>
-        <w:tc>
-          <w:tcPr>
-            <w:tcW w:type="dxa" w:w="1050"/>
-            <w:tcMar>
-              <w:top w:type="dxa" w:w="30"/>
-              <w:left w:type="dxa" w:w="60"/>
-              <w:bottom w:type="dxa" w:w="30"/>
-              <w:right w:type="dxa" w:w="60"/>
-            </w:tcMar>
-          </w:tcPr>
-          <w:p>
-            <w:pPr>
-              <w:spacing w:after="0" w:line="276"/>
-              <w:jc w:val="left"/>
-            </w:pPr>
-            <w:r>
-              <w:rPr>
-                <w:rFonts w:ascii="Times New Roman" w:cs="Times New Roman" w:eastAsia="Times New Roman" w:hAnsi="Times New Roman"/>
-                <w:b w:val="false"/>
-                <w:bCs w:val="false"/>
-                <w:sz w:val="24"/>
-                <w:szCs w:val="24"/>
-              </w:rPr>
-              <w:t xml:space="preserve">1 162</w:t>
-            </w:r>
-          </w:p>
-        </w:tc>
-        <w:tc>
-          <w:tcPr>
-            <w:tcW w:type="dxa" w:w="2050"/>
-            <w:tcMar>
-              <w:top w:type="dxa" w:w="30"/>
-              <w:left w:type="dxa" w:w="60"/>
-              <w:bottom w:type="dxa" w:w="30"/>
-              <w:right w:type="dxa" w:w="60"/>
-            </w:tcMar>
-          </w:tcPr>
-          <w:p>
-            <w:pPr>
-              <w:spacing w:after="0" w:line="276"/>
-              <w:jc w:val="left"/>
-            </w:pPr>
-            <w:r>
-              <w:rPr>
-                <w:rFonts w:ascii="Times New Roman" w:cs="Times New Roman" w:eastAsia="Times New Roman" w:hAnsi="Times New Roman"/>
-                <w:b w:val="false"/>
-                <w:bCs w:val="false"/>
-                <w:sz w:val="24"/>
-                <w:szCs w:val="24"/>
-              </w:rPr>
-              <w:t xml:space="preserve">130,0</w:t>
-            </w:r>
-          </w:p>
-        </w:tc>
-        <w:tc>
-          <w:tcPr>
             <w:tcW w:type="dxa" w:w="900"/>
             <w:tcMar>
               <w:top w:type="dxa" w:w="30"/>
@@ -7492,34 +7712,142 @@
                 <w:sz w:val="24"/>
                 <w:szCs w:val="24"/>
               </w:rPr>
-              <w:t xml:space="preserve">191,0</w:t>
-            </w:r>
-          </w:p>
-        </w:tc>
-        <w:tc>
-          <w:tcPr>
-            <w:tcW w:type="dxa" w:w="1905"/>
-            <w:tcMar>
-              <w:top w:type="dxa" w:w="30"/>
-              <w:left w:type="dxa" w:w="60"/>
-              <w:bottom w:type="dxa" w:w="30"/>
-              <w:right w:type="dxa" w:w="60"/>
-            </w:tcMar>
-          </w:tcPr>
-          <w:p>
-            <w:pPr>
-              <w:spacing w:after="0" w:line="276"/>
-              <w:jc w:val="left"/>
-            </w:pPr>
-            <w:r>
-              <w:rPr>
-                <w:rFonts w:ascii="Times New Roman" w:cs="Times New Roman" w:eastAsia="Times New Roman" w:hAnsi="Times New Roman"/>
-                <w:b w:val="false"/>
-                <w:bCs w:val="false"/>
-                <w:sz w:val="24"/>
-                <w:szCs w:val="24"/>
-              </w:rPr>
-              <w:t xml:space="preserve">73,4 / 73,1</w:t>
+              <w:t xml:space="preserve">130,5</w:t>
+            </w:r>
+          </w:p>
+        </w:tc>
+        <w:tc>
+          <w:tcPr>
+            <w:tcW w:type="dxa" w:w="1100"/>
+            <w:tcMar>
+              <w:top w:type="dxa" w:w="30"/>
+              <w:left w:type="dxa" w:w="60"/>
+              <w:bottom w:type="dxa" w:w="30"/>
+              <w:right w:type="dxa" w:w="60"/>
+            </w:tcMar>
+          </w:tcPr>
+          <w:p>
+            <w:pPr>
+              <w:spacing w:after="0" w:line="276"/>
+              <w:jc w:val="left"/>
+            </w:pPr>
+            <w:r>
+              <w:rPr>
+                <w:rFonts w:ascii="Times New Roman" w:cs="Times New Roman" w:eastAsia="Times New Roman" w:hAnsi="Times New Roman"/>
+                <w:b w:val="false"/>
+                <w:bCs w:val="false"/>
+                <w:sz w:val="24"/>
+                <w:szCs w:val="24"/>
+              </w:rPr>
+              <w:t xml:space="preserve">25</w:t>
+            </w:r>
+          </w:p>
+        </w:tc>
+        <w:tc>
+          <w:tcPr>
+            <w:tcW w:type="dxa" w:w="1750"/>
+            <w:tcMar>
+              <w:top w:type="dxa" w:w="30"/>
+              <w:left w:type="dxa" w:w="60"/>
+              <w:bottom w:type="dxa" w:w="30"/>
+              <w:right w:type="dxa" w:w="60"/>
+            </w:tcMar>
+          </w:tcPr>
+          <w:p>
+            <w:pPr>
+              <w:spacing w:after="0" w:line="276"/>
+              <w:jc w:val="left"/>
+            </w:pPr>
+            <w:r>
+              <w:rPr>
+                <w:rFonts w:ascii="Times New Roman" w:cs="Times New Roman" w:eastAsia="Times New Roman" w:hAnsi="Times New Roman"/>
+                <w:b w:val="false"/>
+                <w:bCs w:val="false"/>
+                <w:sz w:val="24"/>
+                <w:szCs w:val="24"/>
+              </w:rPr>
+              <w:t xml:space="preserve">130,5</w:t>
+            </w:r>
+          </w:p>
+        </w:tc>
+        <w:tc>
+          <w:tcPr>
+            <w:tcW w:type="dxa" w:w="1400"/>
+            <w:tcMar>
+              <w:top w:type="dxa" w:w="30"/>
+              <w:left w:type="dxa" w:w="60"/>
+              <w:bottom w:type="dxa" w:w="30"/>
+              <w:right w:type="dxa" w:w="60"/>
+            </w:tcMar>
+          </w:tcPr>
+          <w:p>
+            <w:pPr>
+              <w:spacing w:after="0" w:line="276"/>
+              <w:jc w:val="left"/>
+            </w:pPr>
+            <w:r>
+              <w:rPr>
+                <w:rFonts w:ascii="Times New Roman" w:cs="Times New Roman" w:eastAsia="Times New Roman" w:hAnsi="Times New Roman"/>
+                <w:b w:val="false"/>
+                <w:bCs w:val="false"/>
+                <w:sz w:val="24"/>
+                <w:szCs w:val="24"/>
+              </w:rPr>
+              <w:t xml:space="preserve">5</w:t>
+            </w:r>
+          </w:p>
+        </w:tc>
+        <w:tc>
+          <w:tcPr>
+            <w:tcW w:type="dxa" w:w="800"/>
+            <w:tcMar>
+              <w:top w:type="dxa" w:w="30"/>
+              <w:left w:type="dxa" w:w="60"/>
+              <w:bottom w:type="dxa" w:w="30"/>
+              <w:right w:type="dxa" w:w="60"/>
+            </w:tcMar>
+          </w:tcPr>
+          <w:p>
+            <w:pPr>
+              <w:spacing w:after="0" w:line="276"/>
+              <w:jc w:val="left"/>
+            </w:pPr>
+            <w:r>
+              <w:rPr>
+                <w:rFonts w:ascii="Times New Roman" w:cs="Times New Roman" w:eastAsia="Times New Roman" w:hAnsi="Times New Roman"/>
+                <w:b w:val="false"/>
+                <w:bCs w:val="false"/>
+                <w:sz w:val="24"/>
+                <w:szCs w:val="24"/>
+              </w:rPr>
+              <w:t xml:space="preserve">190,9</w:t>
+            </w:r>
+          </w:p>
+        </w:tc>
+        <w:tc>
+          <w:tcPr>
+            <w:tcW w:type="dxa" w:w="1555"/>
+            <w:tcMar>
+              <w:top w:type="dxa" w:w="30"/>
+              <w:left w:type="dxa" w:w="60"/>
+              <w:bottom w:type="dxa" w:w="30"/>
+              <w:right w:type="dxa" w:w="60"/>
+            </w:tcMar>
+          </w:tcPr>
+          <w:p>
+            <w:pPr>
+              <w:spacing w:after="0" w:line="276"/>
+              <w:jc w:val="left"/>
+            </w:pPr>
+            <w:r>
+              <w:rPr>
+                <w:rFonts w:ascii="Times New Roman" w:cs="Times New Roman" w:eastAsia="Times New Roman" w:hAnsi="Times New Roman"/>
+                <w:b w:val="false"/>
+                <w:bCs w:val="false"/>
+                <w:sz w:val="24"/>
+                <w:szCs w:val="24"/>
+              </w:rPr>
+              <w:t xml:space="preserve">72,9 / 72,9</w:t>
             </w:r>
           </w:p>
         </w:tc>
@@ -7530,7 +7858,7 @@
         </w:trPr>
         <w:tc>
           <w:tcPr>
-            <w:tcW w:type="dxa" w:w="1450"/>
+            <w:tcW w:type="dxa" w:w="950"/>
             <w:tcMar>
               <w:top w:type="dxa" w:w="30"/>
               <w:left w:type="dxa" w:w="60"/>
@@ -7557,7 +7885,7 @@
         </w:tc>
         <w:tc>
           <w:tcPr>
-            <w:tcW w:type="dxa" w:w="1000"/>
+            <w:tcW w:type="dxa" w:w="900"/>
             <w:tcMar>
               <w:top w:type="dxa" w:w="30"/>
               <w:left w:type="dxa" w:w="60"/>
@@ -7584,87 +7912,6 @@
         </w:tc>
         <w:tc>
           <w:tcPr>
-            <w:tcW w:type="dxa" w:w="1000"/>
-            <w:tcMar>
-              <w:top w:type="dxa" w:w="30"/>
-              <w:left w:type="dxa" w:w="60"/>
-              <w:bottom w:type="dxa" w:w="30"/>
-              <w:right w:type="dxa" w:w="60"/>
-            </w:tcMar>
-          </w:tcPr>
-          <w:p>
-            <w:pPr>
-              <w:spacing w:after="0" w:line="276"/>
-              <w:jc w:val="left"/>
-            </w:pPr>
-            <w:r>
-              <w:rPr>
-                <w:rFonts w:ascii="Times New Roman" w:cs="Times New Roman" w:eastAsia="Times New Roman" w:hAnsi="Times New Roman"/>
-                <w:b w:val="false"/>
-                <w:bCs w:val="false"/>
-                <w:sz w:val="24"/>
-                <w:szCs w:val="24"/>
-              </w:rPr>
-              <w:t xml:space="preserve">443,9</w:t>
-            </w:r>
-          </w:p>
-        </w:tc>
-        <w:tc>
-          <w:tcPr>
-            <w:tcW w:type="dxa" w:w="1050"/>
-            <w:tcMar>
-              <w:top w:type="dxa" w:w="30"/>
-              <w:left w:type="dxa" w:w="60"/>
-              <w:bottom w:type="dxa" w:w="30"/>
-              <w:right w:type="dxa" w:w="60"/>
-            </w:tcMar>
-          </w:tcPr>
-          <w:p>
-            <w:pPr>
-              <w:spacing w:after="0" w:line="276"/>
-              <w:jc w:val="left"/>
-            </w:pPr>
-            <w:r>
-              <w:rPr>
-                <w:rFonts w:ascii="Times New Roman" w:cs="Times New Roman" w:eastAsia="Times New Roman" w:hAnsi="Times New Roman"/>
-                <w:b w:val="false"/>
-                <w:bCs w:val="false"/>
-                <w:sz w:val="24"/>
-                <w:szCs w:val="24"/>
-              </w:rPr>
-              <w:t xml:space="preserve">56 086</w:t>
-            </w:r>
-          </w:p>
-        </w:tc>
-        <w:tc>
-          <w:tcPr>
-            <w:tcW w:type="dxa" w:w="2050"/>
-            <w:tcMar>
-              <w:top w:type="dxa" w:w="30"/>
-              <w:left w:type="dxa" w:w="60"/>
-              <w:bottom w:type="dxa" w:w="30"/>
-              <w:right w:type="dxa" w:w="60"/>
-            </w:tcMar>
-          </w:tcPr>
-          <w:p>
-            <w:pPr>
-              <w:spacing w:after="0" w:line="276"/>
-              <w:jc w:val="left"/>
-            </w:pPr>
-            <w:r>
-              <w:rPr>
-                <w:rFonts w:ascii="Times New Roman" w:cs="Times New Roman" w:eastAsia="Times New Roman" w:hAnsi="Times New Roman"/>
-                <w:b w:val="false"/>
-                <w:bCs w:val="false"/>
-                <w:sz w:val="24"/>
-                <w:szCs w:val="24"/>
-              </w:rPr>
-              <w:t xml:space="preserve">143,6</w:t>
-            </w:r>
-          </w:p>
-        </w:tc>
-        <w:tc>
-          <w:tcPr>
             <w:tcW w:type="dxa" w:w="900"/>
             <w:tcMar>
               <w:top w:type="dxa" w:w="30"/>
@@ -7686,13 +7933,121 @@
                 <w:sz w:val="24"/>
                 <w:szCs w:val="24"/>
               </w:rPr>
+              <w:t xml:space="preserve">444,0</w:t>
+            </w:r>
+          </w:p>
+        </w:tc>
+        <w:tc>
+          <w:tcPr>
+            <w:tcW w:type="dxa" w:w="1100"/>
+            <w:tcMar>
+              <w:top w:type="dxa" w:w="30"/>
+              <w:left w:type="dxa" w:w="60"/>
+              <w:bottom w:type="dxa" w:w="30"/>
+              <w:right w:type="dxa" w:w="60"/>
+            </w:tcMar>
+          </w:tcPr>
+          <w:p>
+            <w:pPr>
+              <w:spacing w:after="0" w:line="276"/>
+              <w:jc w:val="left"/>
+            </w:pPr>
+            <w:r>
+              <w:rPr>
+                <w:rFonts w:ascii="Times New Roman" w:cs="Times New Roman" w:eastAsia="Times New Roman" w:hAnsi="Times New Roman"/>
+                <w:b w:val="false"/>
+                <w:bCs w:val="false"/>
+                <w:sz w:val="24"/>
+                <w:szCs w:val="24"/>
+              </w:rPr>
+              <w:t xml:space="preserve">55 790</w:t>
+            </w:r>
+          </w:p>
+        </w:tc>
+        <w:tc>
+          <w:tcPr>
+            <w:tcW w:type="dxa" w:w="1750"/>
+            <w:tcMar>
+              <w:top w:type="dxa" w:w="30"/>
+              <w:left w:type="dxa" w:w="60"/>
+              <w:bottom w:type="dxa" w:w="30"/>
+              <w:right w:type="dxa" w:w="60"/>
+            </w:tcMar>
+          </w:tcPr>
+          <w:p>
+            <w:pPr>
+              <w:spacing w:after="0" w:line="276"/>
+              <w:jc w:val="left"/>
+            </w:pPr>
+            <w:r>
+              <w:rPr>
+                <w:rFonts w:ascii="Times New Roman" w:cs="Times New Roman" w:eastAsia="Times New Roman" w:hAnsi="Times New Roman"/>
+                <w:b w:val="false"/>
+                <w:bCs w:val="false"/>
+                <w:sz w:val="24"/>
+                <w:szCs w:val="24"/>
+              </w:rPr>
+              <w:t xml:space="preserve">143,5</w:t>
+            </w:r>
+          </w:p>
+        </w:tc>
+        <w:tc>
+          <w:tcPr>
+            <w:tcW w:type="dxa" w:w="1400"/>
+            <w:tcMar>
+              <w:top w:type="dxa" w:w="30"/>
+              <w:left w:type="dxa" w:w="60"/>
+              <w:bottom w:type="dxa" w:w="30"/>
+              <w:right w:type="dxa" w:w="60"/>
+            </w:tcMar>
+          </w:tcPr>
+          <w:p>
+            <w:pPr>
+              <w:spacing w:after="0" w:line="276"/>
+              <w:jc w:val="left"/>
+            </w:pPr>
+            <w:r>
+              <w:rPr>
+                <w:rFonts w:ascii="Times New Roman" w:cs="Times New Roman" w:eastAsia="Times New Roman" w:hAnsi="Times New Roman"/>
+                <w:b w:val="false"/>
+                <w:bCs w:val="false"/>
+                <w:sz w:val="24"/>
+                <w:szCs w:val="24"/>
+              </w:rPr>
+              <w:t xml:space="preserve">483</w:t>
+            </w:r>
+          </w:p>
+        </w:tc>
+        <w:tc>
+          <w:tcPr>
+            <w:tcW w:type="dxa" w:w="800"/>
+            <w:tcMar>
+              <w:top w:type="dxa" w:w="30"/>
+              <w:left w:type="dxa" w:w="60"/>
+              <w:bottom w:type="dxa" w:w="30"/>
+              <w:right w:type="dxa" w:w="60"/>
+            </w:tcMar>
+          </w:tcPr>
+          <w:p>
+            <w:pPr>
+              <w:spacing w:after="0" w:line="276"/>
+              <w:jc w:val="left"/>
+            </w:pPr>
+            <w:r>
+              <w:rPr>
+                <w:rFonts w:ascii="Times New Roman" w:cs="Times New Roman" w:eastAsia="Times New Roman" w:hAnsi="Times New Roman"/>
+                <w:b w:val="false"/>
+                <w:bCs w:val="false"/>
+                <w:sz w:val="24"/>
+                <w:szCs w:val="24"/>
+              </w:rPr>
               <w:t xml:space="preserve">191,1</w:t>
             </w:r>
           </w:p>
         </w:tc>
         <w:tc>
           <w:tcPr>
-            <w:tcW w:type="dxa" w:w="1905"/>
+            <w:tcW w:type="dxa" w:w="1555"/>
             <w:tcMar>
               <w:top w:type="dxa" w:w="30"/>
               <w:left w:type="dxa" w:w="60"/>
@@ -7724,7 +8079,7 @@
         </w:trPr>
         <w:tc>
           <w:tcPr>
-            <w:tcW w:type="dxa" w:w="1450"/>
+            <w:tcW w:type="dxa" w:w="950"/>
             <w:tcMar>
               <w:top w:type="dxa" w:w="30"/>
               <w:left w:type="dxa" w:w="60"/>
@@ -7751,7 +8106,7 @@
         </w:tc>
         <w:tc>
           <w:tcPr>
-            <w:tcW w:type="dxa" w:w="1000"/>
+            <w:tcW w:type="dxa" w:w="900"/>
             <w:tcMar>
               <w:top w:type="dxa" w:w="30"/>
               <w:left w:type="dxa" w:w="60"/>
@@ -7778,87 +8133,6 @@
         </w:tc>
         <w:tc>
           <w:tcPr>
-            <w:tcW w:type="dxa" w:w="1000"/>
-            <w:tcMar>
-              <w:top w:type="dxa" w:w="30"/>
-              <w:left w:type="dxa" w:w="60"/>
-              <w:bottom w:type="dxa" w:w="30"/>
-              <w:right w:type="dxa" w:w="60"/>
-            </w:tcMar>
-          </w:tcPr>
-          <w:p>
-            <w:pPr>
-              <w:spacing w:after="0" w:line="276"/>
-              <w:jc w:val="left"/>
-            </w:pPr>
-            <w:r>
-              <w:rPr>
-                <w:rFonts w:ascii="Times New Roman" w:cs="Times New Roman" w:eastAsia="Times New Roman" w:hAnsi="Times New Roman"/>
-                <w:b w:val="false"/>
-                <w:bCs w:val="false"/>
-                <w:sz w:val="24"/>
-                <w:szCs w:val="24"/>
-              </w:rPr>
-              <w:t xml:space="preserve">444,9</w:t>
-            </w:r>
-          </w:p>
-        </w:tc>
-        <w:tc>
-          <w:tcPr>
-            <w:tcW w:type="dxa" w:w="1050"/>
-            <w:tcMar>
-              <w:top w:type="dxa" w:w="30"/>
-              <w:left w:type="dxa" w:w="60"/>
-              <w:bottom w:type="dxa" w:w="30"/>
-              <w:right w:type="dxa" w:w="60"/>
-            </w:tcMar>
-          </w:tcPr>
-          <w:p>
-            <w:pPr>
-              <w:spacing w:after="0" w:line="276"/>
-              <w:jc w:val="left"/>
-            </w:pPr>
-            <w:r>
-              <w:rPr>
-                <w:rFonts w:ascii="Times New Roman" w:cs="Times New Roman" w:eastAsia="Times New Roman" w:hAnsi="Times New Roman"/>
-                <w:b w:val="false"/>
-                <w:bCs w:val="false"/>
-                <w:sz w:val="24"/>
-                <w:szCs w:val="24"/>
-              </w:rPr>
-              <w:t xml:space="preserve">23 296</w:t>
-            </w:r>
-          </w:p>
-        </w:tc>
-        <w:tc>
-          <w:tcPr>
-            <w:tcW w:type="dxa" w:w="2050"/>
-            <w:tcMar>
-              <w:top w:type="dxa" w:w="30"/>
-              <w:left w:type="dxa" w:w="60"/>
-              <w:bottom w:type="dxa" w:w="30"/>
-              <w:right w:type="dxa" w:w="60"/>
-            </w:tcMar>
-          </w:tcPr>
-          <w:p>
-            <w:pPr>
-              <w:spacing w:after="0" w:line="276"/>
-              <w:jc w:val="left"/>
-            </w:pPr>
-            <w:r>
-              <w:rPr>
-                <w:rFonts w:ascii="Times New Roman" w:cs="Times New Roman" w:eastAsia="Times New Roman" w:hAnsi="Times New Roman"/>
-                <w:b w:val="false"/>
-                <w:bCs w:val="false"/>
-                <w:sz w:val="24"/>
-                <w:szCs w:val="24"/>
-              </w:rPr>
-              <w:t xml:space="preserve">43,2</w:t>
-            </w:r>
-          </w:p>
-        </w:tc>
-        <w:tc>
-          <w:tcPr>
             <w:tcW w:type="dxa" w:w="900"/>
             <w:tcMar>
               <w:top w:type="dxa" w:w="30"/>
@@ -7880,34 +8154,142 @@
                 <w:sz w:val="24"/>
                 <w:szCs w:val="24"/>
               </w:rPr>
-              <w:t xml:space="preserve">204,6</w:t>
-            </w:r>
-          </w:p>
-        </w:tc>
-        <w:tc>
-          <w:tcPr>
-            <w:tcW w:type="dxa" w:w="1905"/>
-            <w:tcMar>
-              <w:top w:type="dxa" w:w="30"/>
-              <w:left w:type="dxa" w:w="60"/>
-              <w:bottom w:type="dxa" w:w="30"/>
-              <w:right w:type="dxa" w:w="60"/>
-            </w:tcMar>
-          </w:tcPr>
-          <w:p>
-            <w:pPr>
-              <w:spacing w:after="0" w:line="276"/>
-              <w:jc w:val="left"/>
-            </w:pPr>
-            <w:r>
-              <w:rPr>
-                <w:rFonts w:ascii="Times New Roman" w:cs="Times New Roman" w:eastAsia="Times New Roman" w:hAnsi="Times New Roman"/>
-                <w:b w:val="false"/>
-                <w:bCs w:val="false"/>
-                <w:sz w:val="24"/>
-                <w:szCs w:val="24"/>
-              </w:rPr>
-              <w:t xml:space="preserve">28,1 / 9,3</w:t>
+              <w:t xml:space="preserve">444,4</w:t>
+            </w:r>
+          </w:p>
+        </w:tc>
+        <w:tc>
+          <w:tcPr>
+            <w:tcW w:type="dxa" w:w="1100"/>
+            <w:tcMar>
+              <w:top w:type="dxa" w:w="30"/>
+              <w:left w:type="dxa" w:w="60"/>
+              <w:bottom w:type="dxa" w:w="30"/>
+              <w:right w:type="dxa" w:w="60"/>
+            </w:tcMar>
+          </w:tcPr>
+          <w:p>
+            <w:pPr>
+              <w:spacing w:after="0" w:line="276"/>
+              <w:jc w:val="left"/>
+            </w:pPr>
+            <w:r>
+              <w:rPr>
+                <w:rFonts w:ascii="Times New Roman" w:cs="Times New Roman" w:eastAsia="Times New Roman" w:hAnsi="Times New Roman"/>
+                <w:b w:val="false"/>
+                <w:bCs w:val="false"/>
+                <w:sz w:val="24"/>
+                <w:szCs w:val="24"/>
+              </w:rPr>
+              <w:t xml:space="preserve">24 425</w:t>
+            </w:r>
+          </w:p>
+        </w:tc>
+        <w:tc>
+          <w:tcPr>
+            <w:tcW w:type="dxa" w:w="1750"/>
+            <w:tcMar>
+              <w:top w:type="dxa" w:w="30"/>
+              <w:left w:type="dxa" w:w="60"/>
+              <w:bottom w:type="dxa" w:w="30"/>
+              <w:right w:type="dxa" w:w="60"/>
+            </w:tcMar>
+          </w:tcPr>
+          <w:p>
+            <w:pPr>
+              <w:spacing w:after="0" w:line="276"/>
+              <w:jc w:val="left"/>
+            </w:pPr>
+            <w:r>
+              <w:rPr>
+                <w:rFonts w:ascii="Times New Roman" w:cs="Times New Roman" w:eastAsia="Times New Roman" w:hAnsi="Times New Roman"/>
+                <w:b w:val="false"/>
+                <w:bCs w:val="false"/>
+                <w:sz w:val="24"/>
+                <w:szCs w:val="24"/>
+              </w:rPr>
+              <w:t xml:space="preserve">46,8</w:t>
+            </w:r>
+          </w:p>
+        </w:tc>
+        <w:tc>
+          <w:tcPr>
+            <w:tcW w:type="dxa" w:w="1400"/>
+            <w:tcMar>
+              <w:top w:type="dxa" w:w="30"/>
+              <w:left w:type="dxa" w:w="60"/>
+              <w:bottom w:type="dxa" w:w="30"/>
+              <w:right w:type="dxa" w:w="60"/>
+            </w:tcMar>
+          </w:tcPr>
+          <w:p>
+            <w:pPr>
+              <w:spacing w:after="0" w:line="276"/>
+              <w:jc w:val="left"/>
+            </w:pPr>
+            <w:r>
+              <w:rPr>
+                <w:rFonts w:ascii="Times New Roman" w:cs="Times New Roman" w:eastAsia="Times New Roman" w:hAnsi="Times New Roman"/>
+                <w:b w:val="false"/>
+                <w:bCs w:val="false"/>
+                <w:sz w:val="24"/>
+                <w:szCs w:val="24"/>
+              </w:rPr>
+              <w:t xml:space="preserve">37</w:t>
+            </w:r>
+          </w:p>
+        </w:tc>
+        <w:tc>
+          <w:tcPr>
+            <w:tcW w:type="dxa" w:w="800"/>
+            <w:tcMar>
+              <w:top w:type="dxa" w:w="30"/>
+              <w:left w:type="dxa" w:w="60"/>
+              <w:bottom w:type="dxa" w:w="30"/>
+              <w:right w:type="dxa" w:w="60"/>
+            </w:tcMar>
+          </w:tcPr>
+          <w:p>
+            <w:pPr>
+              <w:spacing w:after="0" w:line="276"/>
+              <w:jc w:val="left"/>
+            </w:pPr>
+            <w:r>
+              <w:rPr>
+                <w:rFonts w:ascii="Times New Roman" w:cs="Times New Roman" w:eastAsia="Times New Roman" w:hAnsi="Times New Roman"/>
+                <w:b w:val="false"/>
+                <w:bCs w:val="false"/>
+                <w:sz w:val="24"/>
+                <w:szCs w:val="24"/>
+              </w:rPr>
+              <w:t xml:space="preserve">204,4</w:t>
+            </w:r>
+          </w:p>
+        </w:tc>
+        <w:tc>
+          <w:tcPr>
+            <w:tcW w:type="dxa" w:w="1555"/>
+            <w:tcMar>
+              <w:top w:type="dxa" w:w="30"/>
+              <w:left w:type="dxa" w:w="60"/>
+              <w:bottom w:type="dxa" w:w="30"/>
+              <w:right w:type="dxa" w:w="60"/>
+            </w:tcMar>
+          </w:tcPr>
+          <w:p>
+            <w:pPr>
+              <w:spacing w:after="0" w:line="276"/>
+              <w:jc w:val="left"/>
+            </w:pPr>
+            <w:r>
+              <w:rPr>
+                <w:rFonts w:ascii="Times New Roman" w:cs="Times New Roman" w:eastAsia="Times New Roman" w:hAnsi="Times New Roman"/>
+                <w:b w:val="false"/>
+                <w:bCs w:val="false"/>
+                <w:sz w:val="24"/>
+                <w:szCs w:val="24"/>
+              </w:rPr>
+              <w:t xml:space="preserve">28,0 / 9,0</w:t>
             </w:r>
           </w:p>
         </w:tc>
@@ -7948,7 +8330,7 @@
           <w:sz w:val="28"/>
           <w:szCs w:val="28"/>
         </w:rPr>
-        <w:t xml:space="preserve">Величина dv2 при наклоне плоскости - в основном разворот вне эклиптики (при штатном прицеле 73,4 % против 28,1 % при худшем узле). Если плоскость к эклиптике не поворачивать, переприцеленная сумма dv меняется на +32 м/с при наклоне 51,6° и -69 м/с при 75,0° - в разные стороны и в пределах разброса 100 м/с, который протокол сам относит на негладкость множества пересечений (п. 1).</w:t>
+        <w:t xml:space="preserve">Величина dv2 при наклоне плоскости - в основном разворот вне эклиптики (при штатном прицеле 72,9 % против 28,0 % при худшем узле). Если плоскость к эклиптике не поворачивать, переприцеленная сумма dv меняется на +30 м/с при наклоне 51,6° и -67 м/с при 75,0° - в разные стороны и в пределах разброса 97 м/с, который протокол сам относит на негладкость множества пересечений (п. 1).</w:t>
       </w:r>
     </w:p>
     <w:p>
@@ -7967,7 +8349,7 @@
           <w:sz w:val="28"/>
           <w:szCs w:val="28"/>
         </w:rPr>
-        <w:t xml:space="preserve">Разница переприцеленных dv2 (111,4 м/с при нулевом наклоне против 130,0 м/с при 28,2°) — в пределах гладкости множества пересечений трассы с целью, т.е. наклон 28,2° бесплатен. Цена плоскости относится к ЦЕЛИ: гало с наклонением, равным наклонению трассы, её снимает — так и отбираются траектории в работе Боровина и др. («наклонение которых соответствует наклонению орбиты выведения»). В проект принят dv2 = 130,0 м/с.</w:t>
+        <w:t xml:space="preserve">Разница переприцеленных dv2 (112,6 м/с при нулевом наклоне против 130,5 м/с при 28,2°) — в пределах гладкости множества пересечений трассы с целью, т.е. наклон 28,2° бесплатен. Цена плоскости относится к ЦЕЛИ: гало с наклонением, равным наклонению трассы, её снимает — так и отбираются траектории в работе Боровина и др. («наклонение которых соответствует наклонению орбиты выведения»). В проект принят dv2 = 130,5 м/с.</w:t>
       </w:r>
     </w:p>
     <w:p>
@@ -8184,7 +8566,7 @@
                 <w:sz w:val="24"/>
                 <w:szCs w:val="24"/>
               </w:rPr>
-              <w:t xml:space="preserve">+32…-69 м/с; минус - значит дешевле эклиптической</w:t>
+              <w:t xml:space="preserve">+30…-67 м/с; минус - значит дешевле эклиптической</w:t>
             </w:r>
           </w:p>
         </w:tc>
@@ -8270,7 +8652,7 @@
                 <w:sz w:val="24"/>
                 <w:szCs w:val="24"/>
               </w:rPr>
-              <w:t xml:space="preserve">≤ 3,0 м/с при прежнем прицеле; после переприцеливания -1,4 м/с</w:t>
+              <w:t xml:space="preserve">≤ 2,9 м/с при прежнем прицеле; после переприцеливания -0,4 / -2,3 м/с</w:t>
             </w:r>
           </w:p>
         </w:tc>
@@ -8442,7 +8824,7 @@
                 <w:sz w:val="24"/>
                 <w:szCs w:val="24"/>
               </w:rPr>
-              <w:t xml:space="preserve">dv2 = 169…435 м/с при прежнем прицеле; +5…+255 м/с после переприцеливания</w:t>
+              <w:t xml:space="preserve">dv2 = 167…435 м/с при прежнем прицеле; +252…+435 м/с после переприцеливания</w:t>
             </w:r>
           </w:p>
         </w:tc>
@@ -8528,7 +8910,7 @@
                 <w:sz w:val="24"/>
                 <w:szCs w:val="24"/>
               </w:rPr>
-              <w:t xml:space="preserve">измерено −9…+111 м/с в dv2; в бюджет не входят</w:t>
+              <w:t xml:space="preserve">измерено −9…+107 м/с в dv2; в бюджет не входят</w:t>
             </w:r>
           </w:p>
         </w:tc>
@@ -8614,7 +8996,7 @@
                 <w:sz w:val="24"/>
                 <w:szCs w:val="24"/>
               </w:rPr>
-              <w:t xml:space="preserve">разброс dv1 до 1683 м/с - артефакт кадра, в бюджет не входит; dv2 1524,4…4401,3 м/с - артефакт цели</w:t>
+              <w:t xml:space="preserve">разброс dv1 до 1683 м/с - артефакт кадра, в бюджет не входит; dv2 2057,2…10678,1 м/с - артефакт цели</w:t>
             </w:r>
           </w:p>
         </w:tc>
@@ -8700,7 +9082,7 @@
                 <w:sz w:val="24"/>
                 <w:szCs w:val="24"/>
               </w:rPr>
-              <w:t xml:space="preserve">систематического выигрыша нет: лучший из 7 ходов +182,2 м/с, после локального переприцеливания +238,6 м/с (другая точка входа, а не гравманёвр)</w:t>
+              <w:t xml:space="preserve">систематического выигрыша нет: лучший из 6 ходов +180,4 м/с, после локального переприцеливания +179,5 м/с (другая точка входа, а не гравманёвр)</w:t>
             </w:r>
           </w:p>
         </w:tc>
@@ -8894,7 +9276,7 @@
           <w:sz w:val="28"/>
           <w:szCs w:val="28"/>
         </w:rPr>
-        <w:t xml:space="preserve">Эксцентриситет Земли. В кадре, вращающемся со средней движением, линия Солнце—Земля (вместе с L2) описывает эпицикл амплитудой 2e = 1,91°, т.е. ~5,0 млн км; поэтому фиксированная CR3BP-орбита в эллиптической модели недостижима, а большие значения dv2 (1524,4…4401,3 м/с) измеряют несоответствие цели, а не стоимость. Собственно цена эксцентриситета в dv1 не измерима: фазовый разброс dv1 до 1683 м/с — это рассогласование кадра (он вращается средней движением, а цель взята из круговой задачи), а не стоимость. Корректный расчёт требует квазипериодических орбит эллиптической задачи (ER3BP), размер которых меняется вместе с расстоянием Солнце—Земля (±1,7 %).</w:t>
+        <w:t xml:space="preserve">Эксцентриситет Земли. В кадре, вращающемся со средней движением, линия Солнце—Земля (вместе с L2) описывает эпицикл амплитудой 2e = 1,91°, т.е. ~5,0 млн км; поэтому фиксированная CR3BP-орбита в эллиптической модели недостижима, а большие значения dv2 (2057,2…10678,1 м/с) измеряют несоответствие цели, а не стоимость. Собственно цена эксцентриситета в dv1 не измерима: фазовый разброс dv1 до 1683 м/с — это рассогласование кадра (он вращается средней движением, а цель взята из круговой задачи), а не стоимость. Корректный расчёт требует квазипериодических орбит эллиптической задачи (ER3BP), размер которых меняется вместе с расстоянием Солнце—Земля (±1,7 %).</w:t>
       </w:r>
     </w:p>
     <w:p>
@@ -8913,7 +9295,7 @@
           <w:sz w:val="28"/>
           <w:szCs w:val="28"/>
         </w:rPr>
-        <w:t xml:space="preserve">Луна. По заданию форма лунной орбиты (e = 0,055, наклонение 5,1°) и её прецессии (узел за 18,6 лет, апсиды за 8,85 лет) не учитываются, поэтому в модели Луна движется по круговой орбите в эклиптике. Это не «уменьшает точность без предупреждения»: величина исключённого измерена — от −9 до +111 м/с в dv2 (perturb.txt, п. 4a, 4b), т.е. сопоставима с самим эффектом Луны. Исключение этих членов — требование задания, а не вывод расчёта.</w:t>
+        <w:t xml:space="preserve">Луна. По заданию форма лунной орбиты (e = 0,055, наклонение 5,1°) и её прецессии (узел за 18,6 лет, апсиды за 8,85 лет) не учитываются, поэтому в модели Луна движется по круговой орбите в эклиптике. Это не «уменьшает точность без предупреждения»: величина исключённого измерена — от −9 до +107 м/с в dv2 (perturb.txt, п. 4a, 4b), т.е. сопоставима с самим эффектом Луны. Исключение этих членов — требование задания, а не вывод расчёта.</w:t>
       </w:r>
     </w:p>
     <w:p>
@@ -8932,7 +9314,7 @@
           <w:sz w:val="28"/>
           <w:szCs w:val="28"/>
         </w:rPr>
-        <w:t xml:space="preserve">J2 и площадка. Дрейф узла НОО из-за J2 при i = 51,6° равен −5,56 °/сут, направление Земля→L2 уходит на 0,99 °/сут — нужная ориентация плоскости повторяется каждые 55,0 сут (7 окон в году). Если вместо минимального наклона к эклиптике (28,2°) старт даёт 51,6° или 75,0°, перелёт дорожает на +32…-69 м/с (п. 5); рассогласование направления разгона с касательной к НОО стоит dv1 = 3194 … 3294 … 3578 … 4004 … 4530 … 5122 м/с при 0 / 5 / 10 / 15 / 20 / 25°. Наклонение, меньшее наклонения эклиптики (23,4°), с Восточного невозможно — трасса и строится в наклонённой плоскости.</w:t>
+        <w:t xml:space="preserve">J2 и площадка. Дрейф узла НОО из-за J2 при i = 51,6° равен −5,56 °/сут, направление Земля→L2 уходит на 0,99 °/сут — нужная ориентация плоскости повторяется каждые 55,0 сут (7 окон в году). Если вместо минимального наклона к эклиптике (28,2°) старт даёт 51,6° или 75,0°, перелёт дорожает на +30…-67 м/с (п. 5); рассогласование направления разгона с касательной к НОО стоит dv1 = 3194 … 3294 … 3578 … 4004 … 4530 … 5122 м/с при 0 / 5 / 10 / 15 / 20 / 25°. Наклонение, меньшее наклонения эклиптики (23,4°), с Восточного невозможно — трасса и строится в наклонённой плоскости.</w:t>
       </w:r>
     </w:p>
     <w:p>
@@ -8959,7 +9341,7 @@
           <w:sz w:val="28"/>
           <w:szCs w:val="28"/>
         </w:rPr>
-        <w:t xml:space="preserve">По заданию перелёт делает разгонный блок (оба импульса), а поддержание орбиты — сам КА двигателем СПД-100ВМ, поэтому характеристическая скорость делится на две части с разными удельными импульсами: dv_РБ = dv1 + dv2 = 3324 м/с (расчёт) и 3490 м/с (с запасом 5 %), и dv удержания — по годовой норме задания (≤ 100 м/с/год).</w:t>
+        <w:t xml:space="preserve">По заданию перелёт делает разгонный блок (оба импульса), а поддержание орбиты — сам КА двигателем СПД-100ВМ, поэтому характеристическая скорость делится на две части с разными удельными импульсами: dv_РБ = dv1 + dv2 = 3324 м/с (расчёт) и 3491 м/с (с запасом 5 %), и dv удержания — по годовой норме задания (≤ 100 м/с/год).</w:t>
       </w:r>
     </w:p>
     <w:p>
@@ -9265,7 +9647,7 @@
                 <w:sz w:val="24"/>
                 <w:szCs w:val="24"/>
               </w:rPr>
-              <w:t xml:space="preserve">3 664</w:t>
+              <w:t xml:space="preserve">3 665</w:t>
             </w:r>
           </w:p>
         </w:tc>
@@ -9351,7 +9733,7 @@
                 <w:sz w:val="24"/>
                 <w:szCs w:val="24"/>
               </w:rPr>
-              <w:t xml:space="preserve">3 490</w:t>
+              <w:t xml:space="preserve">3 491</w:t>
             </w:r>
           </w:p>
         </w:tc>
@@ -9405,7 +9787,7 @@
                 <w:sz w:val="24"/>
                 <w:szCs w:val="24"/>
               </w:rPr>
-              <w:t xml:space="preserve">3 933</w:t>
+              <w:t xml:space="preserve">3 934</w:t>
             </w:r>
           </w:p>
         </w:tc>
@@ -9545,7 +9927,7 @@
                 <w:sz w:val="24"/>
                 <w:szCs w:val="24"/>
               </w:rPr>
-              <w:t xml:space="preserve">3 546</w:t>
+              <w:t xml:space="preserve">3 547</w:t>
             </w:r>
           </w:p>
         </w:tc>
@@ -9572,7 +9954,7 @@
                 <w:sz w:val="24"/>
                 <w:szCs w:val="24"/>
               </w:rPr>
-              <w:t xml:space="preserve">6 652</w:t>
+              <w:t xml:space="preserve">6 653</w:t>
             </w:r>
           </w:p>
         </w:tc>
@@ -9631,7 +10013,7 @@
                 <w:sz w:val="24"/>
                 <w:szCs w:val="24"/>
               </w:rPr>
-              <w:t xml:space="preserve">3 490</w:t>
+              <w:t xml:space="preserve">3 491</w:t>
             </w:r>
           </w:p>
         </w:tc>
@@ -9712,7 +10094,7 @@
                 <w:sz w:val="24"/>
                 <w:szCs w:val="24"/>
               </w:rPr>
-              <w:t xml:space="preserve">6 910</w:t>
+              <w:t xml:space="preserve">6 911</w:t>
             </w:r>
           </w:p>
         </w:tc>
@@ -9825,7 +10207,7 @@
                 <w:sz w:val="24"/>
                 <w:szCs w:val="24"/>
               </w:rPr>
-              <w:t xml:space="preserve">3 436</w:t>
+              <w:t xml:space="preserve">3 437</w:t>
             </w:r>
           </w:p>
         </w:tc>
@@ -9911,7 +10293,7 @@
                 <w:sz w:val="24"/>
                 <w:szCs w:val="24"/>
               </w:rPr>
-              <w:t xml:space="preserve">3 490</w:t>
+              <w:t xml:space="preserve">3 491</w:t>
             </w:r>
           </w:p>
         </w:tc>
@@ -9965,7 +10347,7 @@
                 <w:sz w:val="24"/>
                 <w:szCs w:val="24"/>
               </w:rPr>
-              <w:t xml:space="preserve">3 684</w:t>
+              <w:t xml:space="preserve">3 685</w:t>
             </w:r>
           </w:p>
         </w:tc>
@@ -9992,7 +10374,7 @@
                 <w:sz w:val="24"/>
                 <w:szCs w:val="24"/>
               </w:rPr>
-              <w:t xml:space="preserve">6 790</w:t>
+              <w:t xml:space="preserve">6 791</w:t>
             </w:r>
           </w:p>
         </w:tc>
@@ -10010,7 +10392,7 @@
           <w:sz w:val="28"/>
           <w:szCs w:val="28"/>
         </w:rPr>
-        <w:t xml:space="preserve">Итого требование к носителю: 6 652 кг на НОО 200 км, наклонение 51,6°, старт с Восточного при расчётном dv и 6 910 кг с пятипроцентным запасом. Это требование, а не проверка совместимости: без подтверждённых ТТД КВТК и грузоподъёмности носителя вывод о выполнимости сделать нельзя (п. 9).</w:t>
+        <w:t xml:space="preserve">Итого требование к носителю: 6 653 кг на НОО 200 км, наклонение 51,6°, старт с Восточного при расчётном dv и 6 911 кг с пятипроцентным запасом. Это требование, а не проверка совместимости: без подтверждённых ТТД КВТК и грузоподъёмности носителя вывод о выполнимости сделать нельзя (п. 9).</w:t>
       </w:r>
     </w:p>
     <w:p>
@@ -10889,7 +11271,7 @@
           <w:sz w:val="28"/>
           <w:szCs w:val="28"/>
         </w:rPr>
-        <w:t xml:space="preserve">dv1 = 3194,0 м/с (разгонный импульс с НОО, делает РБ КВТК); dv2 = 130,0 м/с (тормозной импульс, выход на гало-орбиту); суммарно dv = 3324 м/с; время активного перелёта 191,0 сут. Тип орбиты в окрестности L2 — пространственная гало-орбита с амплитудой по z 120 177 км и по x 257 860 км (период 180,3 сут), выбранная по минимуму суммарного dv среди орбит семейства, не заходящих в тень Земли и достижимых с тормозным вторым импульсом. Удержание: 0,77 м/с в год при допуске ±100 км — в 130 раз ниже заданного лимита 100 м/с/год (ксенон 0,09 кг/год, 4,3 ч работы/год).</w:t>
+        <w:t xml:space="preserve">dv1 = 3194,0 м/с (разгонный импульс с НОО, делает РБ КВТК); dv2 = 130,5 м/с (тормозной импульс, выход на гало-орбиту); суммарно dv = 3324 м/с; время активного перелёта 190,9 сут. Тип орбиты в окрестности L2 — пространственная гало-орбита с амплитудой по z 120 177 км и по x 257 860 км (период 180,3 сут), выбранная по минимуму суммарного dv среди орбит семейства, не заходящих в тень Земли и достижимых с тормозным вторым импульсом. Удержание: 0,77 м/с в год при допуске ±100 км — в 130 раз ниже заданного лимита 100 м/с/год (ксенон 0,09 кг/год, 4,3 ч работы/год).</w:t>
       </w:r>
     </w:p>
     <w:p>
@@ -10904,7 +11286,7 @@
           <w:sz w:val="28"/>
           <w:szCs w:val="28"/>
         </w:rPr>
-        <w:t xml:space="preserve">С учётом возмущений (п. 6) бюджет миссии следует принимать 3,49…3,58 км/с: расчётные 3324 м/с, плюс Луна +255 м/с, давление Солнца +3,0 м/с - наихудшая из посчитанных комбинаций, без запаса на точность исполнения коррекций. Эксцентриситет Земли в сумму не входит: его «цена» в этой модели - артефакт кадра (п. 6).</w:t>
+        <w:t xml:space="preserve">С учётом возмущений (п. 6) бюджет миссии следует принимать 3,49…3,76 км/с: расчётные 3324 м/с, плюс Луна +435 м/с, давление Солнца +2,9 м/с - наихудшая из посчитанных комбинаций, без запаса на точность исполнения коррекций. Эксцентриситет Земли в сумму не входит: его «цена» в этой модели - артефакт кадра (п. 6).</w:t>
       </w:r>
     </w:p>
     <w:p>
@@ -11231,7 +11613,7 @@
                 <w:sz w:val="24"/>
                 <w:szCs w:val="24"/>
               </w:rPr>
-              <w:t xml:space="preserve">3 546 кг</w:t>
+              <w:t xml:space="preserve">3 547 кг</w:t>
             </w:r>
           </w:p>
         </w:tc>
@@ -11349,7 +11731,7 @@
                 <w:sz w:val="24"/>
                 <w:szCs w:val="24"/>
               </w:rPr>
-              <w:t xml:space="preserve">6 652 кг (с запасом 5 % — 6 910)</w:t>
+              <w:t xml:space="preserve">6 653 кг (с запасом 5 % — 6 911)</w:t>
             </w:r>
           </w:p>
         </w:tc>
@@ -11440,7 +11822,7 @@
           <w:sz w:val="28"/>
           <w:szCs w:val="28"/>
         </w:rPr>
-        <w:t xml:space="preserve">Разгонный блок считается работоспособным весь активный участок (191,0 сут): кипение криогенного топлива, ресурс насосов и ориентация на импульс не моделировались; время перелёта в целевую функцию не входит (минимизируется только dv), поэтому трасса в 191,0 сут — следствие прицела, а не оптимума по времени.</w:t>
+        <w:t xml:space="preserve">Разгонный блок считается работоспособным весь активный участок (190,9 сут): кипение криогенного топлива, ресурс насосов и ориентация на импульс не моделировались; время перелёта в целевую функцию не входит (минимизируется только dv), поэтому трасса в 190,9 сут — следствие прицела, а не оптимума по времени.</w:t>
       </w:r>
     </w:p>
     <w:p>
@@ -11681,7 +12063,7 @@
                 <w:sz w:val="24"/>
                 <w:szCs w:val="24"/>
               </w:rPr>
-              <w:t xml:space="preserve">модель CR3BP: L2, линеаризация, семейство гало с расчётом тени, прицеливание, массы РБ и СПД; вывод → result.txt (~5 мин); --check — проверка ядра модели (~2 с)</w:t>
+              <w:t xml:space="preserve">модель CR3BP: L2, линеаризация, семейство гало с расчётом тени, прицеливание, массы РБ и СПД; вывод → result.txt (~15 мин); --check — проверка ядра модели (~2 с)</w:t>
             </w:r>
           </w:p>
         </w:tc>
@@ -11740,7 +12122,7 @@
                 <w:sz w:val="24"/>
                 <w:szCs w:val="24"/>
               </w:rPr>
-              <w:t xml:space="preserve">та же трасса в расширенной модели: наклон плоскости выведения, SRP и тень, Луна (по заданию — круговая в эклиптике) с измерением исключённых членов, эллиптическая орбита Земли, J2 и площадка, удержание и ресурс СПД-100ВМ; вывод → perturb.txt (~2,5 мин)</w:t>
+              <w:t xml:space="preserve">та же трасса в расширенной модели: наклон плоскости выведения, SRP и тень, Луна (по заданию — круговая в эклиптике) с измерением исключённых членов, эллиптическая орбита Земли, J2 и площадка, удержание и ресурс СПД-100ВМ; вывод → perturb.txt (~13 мин)</w:t>
             </w:r>
           </w:p>
         </w:tc>
@@ -11799,7 +12181,7 @@
                 <w:sz w:val="24"/>
                 <w:szCs w:val="24"/>
               </w:rPr>
-              <w:t xml:space="preserve">трасса и целевая орбита: то же интегрирование модели, числа читаются из result.txt; вывод -&gt; traj.png, вставляется в отчёт рисунком 1</w:t>
+              <w:t xml:space="preserve">трасса и целевая орбита: то же интегрирование модели, числа из result.txt; вывод -&gt; traj.png (геометрия, рис. 1) и traj_data.png (ξ(t), |v|(t), тени, числа, рис. 2)</w:t>
             </w:r>
           </w:p>
         </w:tc>

--- a/Raschet_L2_perelet.docx
+++ b/Raschet_L2_perelet.docx
@@ -3657,7 +3657,7 @@
           <w:sz w:val="24"/>
           <w:szCs w:val="24"/>
         </w:rPr>
-        <w:t xml:space="preserve">Таблица 1а — уточнённые кандидаты (строка «ДА» - принятая цель)</w:t>
+        <w:t xml:space="preserve">Таблица 1а — кандидаты: скрининг всех беззатменных, полное уточнение лидеров</w:t>
       </w:r>
     </w:p>
     <w:tbl>
@@ -3677,8 +3677,8 @@
         <w:gridCol w:w="1600"/>
         <w:gridCol w:w="1400"/>
         <w:gridCol w:w="1400"/>
-        <w:gridCol w:w="1500"/>
-        <w:gridCol w:w="2055"/>
+        <w:gridCol w:w="1400"/>
+        <w:gridCol w:w="2155"/>
       </w:tblGrid>
       <w:tr>
         <w:trPr>
@@ -3798,7 +3798,7 @@
         </w:tc>
         <w:tc>
           <w:tcPr>
-            <w:tcW w:type="dxa" w:w="1500"/>
+            <w:tcW w:type="dxa" w:w="1400"/>
             <w:shd w:fill="EDEDED" w:val="clear"/>
             <w:tcMar>
               <w:top w:type="dxa" w:w="30"/>
@@ -3826,7 +3826,7 @@
         </w:tc>
         <w:tc>
           <w:tcPr>
-            <w:tcW w:type="dxa" w:w="2055"/>
+            <w:tcW w:type="dxa" w:w="2155"/>
             <w:shd w:fill="EDEDED" w:val="clear"/>
             <w:tcMar>
               <w:top w:type="dxa" w:w="30"/>
@@ -3848,7 +3848,7 @@
                 <w:sz w:val="24"/>
                 <w:szCs w:val="24"/>
               </w:rPr>
-              <w:t xml:space="preserve">принято</w:t>
+              <w:t xml:space="preserve">роль в отборе</w:t>
             </w:r>
           </w:p>
         </w:tc>
@@ -3967,55 +3967,55 @@
         </w:tc>
         <w:tc>
           <w:tcPr>
-            <w:tcW w:type="dxa" w:w="1500"/>
-            <w:tcMar>
-              <w:top w:type="dxa" w:w="30"/>
-              <w:left w:type="dxa" w:w="60"/>
-              <w:bottom w:type="dxa" w:w="30"/>
-              <w:right w:type="dxa" w:w="60"/>
-            </w:tcMar>
-          </w:tcPr>
-          <w:p>
-            <w:pPr>
-              <w:spacing w:after="0" w:line="276"/>
-              <w:jc w:val="left"/>
-            </w:pPr>
-            <w:r>
-              <w:rPr>
-                <w:rFonts w:ascii="Times New Roman" w:cs="Times New Roman" w:eastAsia="Times New Roman" w:hAnsi="Times New Roman"/>
-                <w:b w:val="false"/>
-                <w:bCs w:val="false"/>
-                <w:sz w:val="24"/>
-                <w:szCs w:val="24"/>
-              </w:rPr>
-              <w:t xml:space="preserve">НЕТ</w:t>
-            </w:r>
-          </w:p>
-        </w:tc>
-        <w:tc>
-          <w:tcPr>
-            <w:tcW w:type="dxa" w:w="2055"/>
-            <w:tcMar>
-              <w:top w:type="dxa" w:w="30"/>
-              <w:left w:type="dxa" w:w="60"/>
-              <w:bottom w:type="dxa" w:w="30"/>
-              <w:right w:type="dxa" w:w="60"/>
-            </w:tcMar>
-          </w:tcPr>
-          <w:p>
-            <w:pPr>
-              <w:spacing w:after="0" w:line="276"/>
-              <w:jc w:val="left"/>
-            </w:pPr>
-            <w:r>
-              <w:rPr>
-                <w:rFonts w:ascii="Times New Roman" w:cs="Times New Roman" w:eastAsia="Times New Roman" w:hAnsi="Times New Roman"/>
-                <w:b w:val="false"/>
-                <w:bCs w:val="false"/>
-                <w:sz w:val="24"/>
-                <w:szCs w:val="24"/>
-              </w:rPr>
-              <w:t xml:space="preserve">—</w:t>
+            <w:tcW w:type="dxa" w:w="1400"/>
+            <w:tcMar>
+              <w:top w:type="dxa" w:w="30"/>
+              <w:left w:type="dxa" w:w="60"/>
+              <w:bottom w:type="dxa" w:w="30"/>
+              <w:right w:type="dxa" w:w="60"/>
+            </w:tcMar>
+          </w:tcPr>
+          <w:p>
+            <w:pPr>
+              <w:spacing w:after="0" w:line="276"/>
+              <w:jc w:val="left"/>
+            </w:pPr>
+            <w:r>
+              <w:rPr>
+                <w:rFonts w:ascii="Times New Roman" w:cs="Times New Roman" w:eastAsia="Times New Roman" w:hAnsi="Times New Roman"/>
+                <w:b w:val="false"/>
+                <w:bCs w:val="false"/>
+                <w:sz w:val="24"/>
+                <w:szCs w:val="24"/>
+              </w:rPr>
+              <w:t xml:space="preserve">нет</w:t>
+            </w:r>
+          </w:p>
+        </w:tc>
+        <w:tc>
+          <w:tcPr>
+            <w:tcW w:type="dxa" w:w="2155"/>
+            <w:tcMar>
+              <w:top w:type="dxa" w:w="30"/>
+              <w:left w:type="dxa" w:w="60"/>
+              <w:bottom w:type="dxa" w:w="30"/>
+              <w:right w:type="dxa" w:w="60"/>
+            </w:tcMar>
+          </w:tcPr>
+          <w:p>
+            <w:pPr>
+              <w:spacing w:after="0" w:line="276"/>
+              <w:jc w:val="left"/>
+            </w:pPr>
+            <w:r>
+              <w:rPr>
+                <w:rFonts w:ascii="Times New Roman" w:cs="Times New Roman" w:eastAsia="Times New Roman" w:hAnsi="Times New Roman"/>
+                <w:b w:val="false"/>
+                <w:bCs w:val="false"/>
+                <w:sz w:val="24"/>
+                <w:szCs w:val="24"/>
+              </w:rPr>
+              <w:t xml:space="preserve">скрининг</w:t>
             </w:r>
           </w:p>
         </w:tc>
@@ -4134,55 +4134,55 @@
         </w:tc>
         <w:tc>
           <w:tcPr>
-            <w:tcW w:type="dxa" w:w="1500"/>
-            <w:tcMar>
-              <w:top w:type="dxa" w:w="30"/>
-              <w:left w:type="dxa" w:w="60"/>
-              <w:bottom w:type="dxa" w:w="30"/>
-              <w:right w:type="dxa" w:w="60"/>
-            </w:tcMar>
-          </w:tcPr>
-          <w:p>
-            <w:pPr>
-              <w:spacing w:after="0" w:line="276"/>
-              <w:jc w:val="left"/>
-            </w:pPr>
-            <w:r>
-              <w:rPr>
-                <w:rFonts w:ascii="Times New Roman" w:cs="Times New Roman" w:eastAsia="Times New Roman" w:hAnsi="Times New Roman"/>
-                <w:b w:val="false"/>
-                <w:bCs w:val="false"/>
-                <w:sz w:val="24"/>
-                <w:szCs w:val="24"/>
-              </w:rPr>
-              <w:t xml:space="preserve">НЕТ</w:t>
-            </w:r>
-          </w:p>
-        </w:tc>
-        <w:tc>
-          <w:tcPr>
-            <w:tcW w:type="dxa" w:w="2055"/>
-            <w:tcMar>
-              <w:top w:type="dxa" w:w="30"/>
-              <w:left w:type="dxa" w:w="60"/>
-              <w:bottom w:type="dxa" w:w="30"/>
-              <w:right w:type="dxa" w:w="60"/>
-            </w:tcMar>
-          </w:tcPr>
-          <w:p>
-            <w:pPr>
-              <w:spacing w:after="0" w:line="276"/>
-              <w:jc w:val="left"/>
-            </w:pPr>
-            <w:r>
-              <w:rPr>
-                <w:rFonts w:ascii="Times New Roman" w:cs="Times New Roman" w:eastAsia="Times New Roman" w:hAnsi="Times New Roman"/>
-                <w:b w:val="false"/>
-                <w:bCs w:val="false"/>
-                <w:sz w:val="24"/>
-                <w:szCs w:val="24"/>
-              </w:rPr>
-              <w:t xml:space="preserve">—</w:t>
+            <w:tcW w:type="dxa" w:w="1400"/>
+            <w:tcMar>
+              <w:top w:type="dxa" w:w="30"/>
+              <w:left w:type="dxa" w:w="60"/>
+              <w:bottom w:type="dxa" w:w="30"/>
+              <w:right w:type="dxa" w:w="60"/>
+            </w:tcMar>
+          </w:tcPr>
+          <w:p>
+            <w:pPr>
+              <w:spacing w:after="0" w:line="276"/>
+              <w:jc w:val="left"/>
+            </w:pPr>
+            <w:r>
+              <w:rPr>
+                <w:rFonts w:ascii="Times New Roman" w:cs="Times New Roman" w:eastAsia="Times New Roman" w:hAnsi="Times New Roman"/>
+                <w:b w:val="false"/>
+                <w:bCs w:val="false"/>
+                <w:sz w:val="24"/>
+                <w:szCs w:val="24"/>
+              </w:rPr>
+              <w:t xml:space="preserve">нет</w:t>
+            </w:r>
+          </w:p>
+        </w:tc>
+        <w:tc>
+          <w:tcPr>
+            <w:tcW w:type="dxa" w:w="2155"/>
+            <w:tcMar>
+              <w:top w:type="dxa" w:w="30"/>
+              <w:left w:type="dxa" w:w="60"/>
+              <w:bottom w:type="dxa" w:w="30"/>
+              <w:right w:type="dxa" w:w="60"/>
+            </w:tcMar>
+          </w:tcPr>
+          <w:p>
+            <w:pPr>
+              <w:spacing w:after="0" w:line="276"/>
+              <w:jc w:val="left"/>
+            </w:pPr>
+            <w:r>
+              <w:rPr>
+                <w:rFonts w:ascii="Times New Roman" w:cs="Times New Roman" w:eastAsia="Times New Roman" w:hAnsi="Times New Roman"/>
+                <w:b w:val="false"/>
+                <w:bCs w:val="false"/>
+                <w:sz w:val="24"/>
+                <w:szCs w:val="24"/>
+              </w:rPr>
+              <w:t xml:space="preserve">скрининг</w:t>
             </w:r>
           </w:p>
         </w:tc>
@@ -4301,55 +4301,55 @@
         </w:tc>
         <w:tc>
           <w:tcPr>
-            <w:tcW w:type="dxa" w:w="1500"/>
-            <w:tcMar>
-              <w:top w:type="dxa" w:w="30"/>
-              <w:left w:type="dxa" w:w="60"/>
-              <w:bottom w:type="dxa" w:w="30"/>
-              <w:right w:type="dxa" w:w="60"/>
-            </w:tcMar>
-          </w:tcPr>
-          <w:p>
-            <w:pPr>
-              <w:spacing w:after="0" w:line="276"/>
-              <w:jc w:val="left"/>
-            </w:pPr>
-            <w:r>
-              <w:rPr>
-                <w:rFonts w:ascii="Times New Roman" w:cs="Times New Roman" w:eastAsia="Times New Roman" w:hAnsi="Times New Roman"/>
-                <w:b w:val="false"/>
-                <w:bCs w:val="false"/>
-                <w:sz w:val="24"/>
-                <w:szCs w:val="24"/>
-              </w:rPr>
-              <w:t xml:space="preserve">НЕТ</w:t>
-            </w:r>
-          </w:p>
-        </w:tc>
-        <w:tc>
-          <w:tcPr>
-            <w:tcW w:type="dxa" w:w="2055"/>
-            <w:tcMar>
-              <w:top w:type="dxa" w:w="30"/>
-              <w:left w:type="dxa" w:w="60"/>
-              <w:bottom w:type="dxa" w:w="30"/>
-              <w:right w:type="dxa" w:w="60"/>
-            </w:tcMar>
-          </w:tcPr>
-          <w:p>
-            <w:pPr>
-              <w:spacing w:after="0" w:line="276"/>
-              <w:jc w:val="left"/>
-            </w:pPr>
-            <w:r>
-              <w:rPr>
-                <w:rFonts w:ascii="Times New Roman" w:cs="Times New Roman" w:eastAsia="Times New Roman" w:hAnsi="Times New Roman"/>
-                <w:b w:val="false"/>
-                <w:bCs w:val="false"/>
-                <w:sz w:val="24"/>
-                <w:szCs w:val="24"/>
-              </w:rPr>
-              <w:t xml:space="preserve">—</w:t>
+            <w:tcW w:type="dxa" w:w="1400"/>
+            <w:tcMar>
+              <w:top w:type="dxa" w:w="30"/>
+              <w:left w:type="dxa" w:w="60"/>
+              <w:bottom w:type="dxa" w:w="30"/>
+              <w:right w:type="dxa" w:w="60"/>
+            </w:tcMar>
+          </w:tcPr>
+          <w:p>
+            <w:pPr>
+              <w:spacing w:after="0" w:line="276"/>
+              <w:jc w:val="left"/>
+            </w:pPr>
+            <w:r>
+              <w:rPr>
+                <w:rFonts w:ascii="Times New Roman" w:cs="Times New Roman" w:eastAsia="Times New Roman" w:hAnsi="Times New Roman"/>
+                <w:b w:val="false"/>
+                <w:bCs w:val="false"/>
+                <w:sz w:val="24"/>
+                <w:szCs w:val="24"/>
+              </w:rPr>
+              <w:t xml:space="preserve">нет</w:t>
+            </w:r>
+          </w:p>
+        </w:tc>
+        <w:tc>
+          <w:tcPr>
+            <w:tcW w:type="dxa" w:w="2155"/>
+            <w:tcMar>
+              <w:top w:type="dxa" w:w="30"/>
+              <w:left w:type="dxa" w:w="60"/>
+              <w:bottom w:type="dxa" w:w="30"/>
+              <w:right w:type="dxa" w:w="60"/>
+            </w:tcMar>
+          </w:tcPr>
+          <w:p>
+            <w:pPr>
+              <w:spacing w:after="0" w:line="276"/>
+              <w:jc w:val="left"/>
+            </w:pPr>
+            <w:r>
+              <w:rPr>
+                <w:rFonts w:ascii="Times New Roman" w:cs="Times New Roman" w:eastAsia="Times New Roman" w:hAnsi="Times New Roman"/>
+                <w:b w:val="false"/>
+                <w:bCs w:val="false"/>
+                <w:sz w:val="24"/>
+                <w:szCs w:val="24"/>
+              </w:rPr>
+              <w:t xml:space="preserve">скрининг</w:t>
             </w:r>
           </w:p>
         </w:tc>
@@ -4468,55 +4468,55 @@
         </w:tc>
         <w:tc>
           <w:tcPr>
-            <w:tcW w:type="dxa" w:w="1500"/>
-            <w:tcMar>
-              <w:top w:type="dxa" w:w="30"/>
-              <w:left w:type="dxa" w:w="60"/>
-              <w:bottom w:type="dxa" w:w="30"/>
-              <w:right w:type="dxa" w:w="60"/>
-            </w:tcMar>
-          </w:tcPr>
-          <w:p>
-            <w:pPr>
-              <w:spacing w:after="0" w:line="276"/>
-              <w:jc w:val="left"/>
-            </w:pPr>
-            <w:r>
-              <w:rPr>
-                <w:rFonts w:ascii="Times New Roman" w:cs="Times New Roman" w:eastAsia="Times New Roman" w:hAnsi="Times New Roman"/>
-                <w:b w:val="false"/>
-                <w:bCs w:val="false"/>
-                <w:sz w:val="24"/>
-                <w:szCs w:val="24"/>
-              </w:rPr>
-              <w:t xml:space="preserve">НЕТ</w:t>
-            </w:r>
-          </w:p>
-        </w:tc>
-        <w:tc>
-          <w:tcPr>
-            <w:tcW w:type="dxa" w:w="2055"/>
-            <w:tcMar>
-              <w:top w:type="dxa" w:w="30"/>
-              <w:left w:type="dxa" w:w="60"/>
-              <w:bottom w:type="dxa" w:w="30"/>
-              <w:right w:type="dxa" w:w="60"/>
-            </w:tcMar>
-          </w:tcPr>
-          <w:p>
-            <w:pPr>
-              <w:spacing w:after="0" w:line="276"/>
-              <w:jc w:val="left"/>
-            </w:pPr>
-            <w:r>
-              <w:rPr>
-                <w:rFonts w:ascii="Times New Roman" w:cs="Times New Roman" w:eastAsia="Times New Roman" w:hAnsi="Times New Roman"/>
-                <w:b w:val="false"/>
-                <w:bCs w:val="false"/>
-                <w:sz w:val="24"/>
-                <w:szCs w:val="24"/>
-              </w:rPr>
-              <w:t xml:space="preserve">—</w:t>
+            <w:tcW w:type="dxa" w:w="1400"/>
+            <w:tcMar>
+              <w:top w:type="dxa" w:w="30"/>
+              <w:left w:type="dxa" w:w="60"/>
+              <w:bottom w:type="dxa" w:w="30"/>
+              <w:right w:type="dxa" w:w="60"/>
+            </w:tcMar>
+          </w:tcPr>
+          <w:p>
+            <w:pPr>
+              <w:spacing w:after="0" w:line="276"/>
+              <w:jc w:val="left"/>
+            </w:pPr>
+            <w:r>
+              <w:rPr>
+                <w:rFonts w:ascii="Times New Roman" w:cs="Times New Roman" w:eastAsia="Times New Roman" w:hAnsi="Times New Roman"/>
+                <w:b w:val="false"/>
+                <w:bCs w:val="false"/>
+                <w:sz w:val="24"/>
+                <w:szCs w:val="24"/>
+              </w:rPr>
+              <w:t xml:space="preserve">нет</w:t>
+            </w:r>
+          </w:p>
+        </w:tc>
+        <w:tc>
+          <w:tcPr>
+            <w:tcW w:type="dxa" w:w="2155"/>
+            <w:tcMar>
+              <w:top w:type="dxa" w:w="30"/>
+              <w:left w:type="dxa" w:w="60"/>
+              <w:bottom w:type="dxa" w:w="30"/>
+              <w:right w:type="dxa" w:w="60"/>
+            </w:tcMar>
+          </w:tcPr>
+          <w:p>
+            <w:pPr>
+              <w:spacing w:after="0" w:line="276"/>
+              <w:jc w:val="left"/>
+            </w:pPr>
+            <w:r>
+              <w:rPr>
+                <w:rFonts w:ascii="Times New Roman" w:cs="Times New Roman" w:eastAsia="Times New Roman" w:hAnsi="Times New Roman"/>
+                <w:b w:val="false"/>
+                <w:bCs w:val="false"/>
+                <w:sz w:val="24"/>
+                <w:szCs w:val="24"/>
+              </w:rPr>
+              <w:t xml:space="preserve">скрининг</w:t>
             </w:r>
           </w:p>
         </w:tc>
@@ -4635,55 +4635,55 @@
         </w:tc>
         <w:tc>
           <w:tcPr>
-            <w:tcW w:type="dxa" w:w="1500"/>
-            <w:tcMar>
-              <w:top w:type="dxa" w:w="30"/>
-              <w:left w:type="dxa" w:w="60"/>
-              <w:bottom w:type="dxa" w:w="30"/>
-              <w:right w:type="dxa" w:w="60"/>
-            </w:tcMar>
-          </w:tcPr>
-          <w:p>
-            <w:pPr>
-              <w:spacing w:after="0" w:line="276"/>
-              <w:jc w:val="left"/>
-            </w:pPr>
-            <w:r>
-              <w:rPr>
-                <w:rFonts w:ascii="Times New Roman" w:cs="Times New Roman" w:eastAsia="Times New Roman" w:hAnsi="Times New Roman"/>
-                <w:b w:val="false"/>
-                <w:bCs w:val="false"/>
-                <w:sz w:val="24"/>
-                <w:szCs w:val="24"/>
-              </w:rPr>
-              <w:t xml:space="preserve">НЕТ</w:t>
-            </w:r>
-          </w:p>
-        </w:tc>
-        <w:tc>
-          <w:tcPr>
-            <w:tcW w:type="dxa" w:w="2055"/>
-            <w:tcMar>
-              <w:top w:type="dxa" w:w="30"/>
-              <w:left w:type="dxa" w:w="60"/>
-              <w:bottom w:type="dxa" w:w="30"/>
-              <w:right w:type="dxa" w:w="60"/>
-            </w:tcMar>
-          </w:tcPr>
-          <w:p>
-            <w:pPr>
-              <w:spacing w:after="0" w:line="276"/>
-              <w:jc w:val="left"/>
-            </w:pPr>
-            <w:r>
-              <w:rPr>
-                <w:rFonts w:ascii="Times New Roman" w:cs="Times New Roman" w:eastAsia="Times New Roman" w:hAnsi="Times New Roman"/>
-                <w:b w:val="false"/>
-                <w:bCs w:val="false"/>
-                <w:sz w:val="24"/>
-                <w:szCs w:val="24"/>
-              </w:rPr>
-              <w:t xml:space="preserve">—</w:t>
+            <w:tcW w:type="dxa" w:w="1400"/>
+            <w:tcMar>
+              <w:top w:type="dxa" w:w="30"/>
+              <w:left w:type="dxa" w:w="60"/>
+              <w:bottom w:type="dxa" w:w="30"/>
+              <w:right w:type="dxa" w:w="60"/>
+            </w:tcMar>
+          </w:tcPr>
+          <w:p>
+            <w:pPr>
+              <w:spacing w:after="0" w:line="276"/>
+              <w:jc w:val="left"/>
+            </w:pPr>
+            <w:r>
+              <w:rPr>
+                <w:rFonts w:ascii="Times New Roman" w:cs="Times New Roman" w:eastAsia="Times New Roman" w:hAnsi="Times New Roman"/>
+                <w:b w:val="false"/>
+                <w:bCs w:val="false"/>
+                <w:sz w:val="24"/>
+                <w:szCs w:val="24"/>
+              </w:rPr>
+              <w:t xml:space="preserve">нет</w:t>
+            </w:r>
+          </w:p>
+        </w:tc>
+        <w:tc>
+          <w:tcPr>
+            <w:tcW w:type="dxa" w:w="2155"/>
+            <w:tcMar>
+              <w:top w:type="dxa" w:w="30"/>
+              <w:left w:type="dxa" w:w="60"/>
+              <w:bottom w:type="dxa" w:w="30"/>
+              <w:right w:type="dxa" w:w="60"/>
+            </w:tcMar>
+          </w:tcPr>
+          <w:p>
+            <w:pPr>
+              <w:spacing w:after="0" w:line="276"/>
+              <w:jc w:val="left"/>
+            </w:pPr>
+            <w:r>
+              <w:rPr>
+                <w:rFonts w:ascii="Times New Roman" w:cs="Times New Roman" w:eastAsia="Times New Roman" w:hAnsi="Times New Roman"/>
+                <w:b w:val="false"/>
+                <w:bCs w:val="false"/>
+                <w:sz w:val="24"/>
+                <w:szCs w:val="24"/>
+              </w:rPr>
+              <w:t xml:space="preserve">скрининг</w:t>
             </w:r>
           </w:p>
         </w:tc>
@@ -4802,7 +4802,7 @@
         </w:tc>
         <w:tc>
           <w:tcPr>
-            <w:tcW w:type="dxa" w:w="1500"/>
+            <w:tcW w:type="dxa" w:w="1400"/>
             <w:tcMar>
               <w:top w:type="dxa" w:w="30"/>
               <w:left w:type="dxa" w:w="60"/>
@@ -4829,28 +4829,28 @@
         </w:tc>
         <w:tc>
           <w:tcPr>
-            <w:tcW w:type="dxa" w:w="2055"/>
-            <w:tcMar>
-              <w:top w:type="dxa" w:w="30"/>
-              <w:left w:type="dxa" w:w="60"/>
-              <w:bottom w:type="dxa" w:w="30"/>
-              <w:right w:type="dxa" w:w="60"/>
-            </w:tcMar>
-          </w:tcPr>
-          <w:p>
-            <w:pPr>
-              <w:spacing w:after="0" w:line="276"/>
-              <w:jc w:val="left"/>
-            </w:pPr>
-            <w:r>
-              <w:rPr>
-                <w:rFonts w:ascii="Times New Roman" w:cs="Times New Roman" w:eastAsia="Times New Roman" w:hAnsi="Times New Roman"/>
-                <w:b w:val="false"/>
-                <w:bCs w:val="false"/>
-                <w:sz w:val="24"/>
-                <w:szCs w:val="24"/>
-              </w:rPr>
-              <w:t xml:space="preserve">—</w:t>
+            <w:tcW w:type="dxa" w:w="2155"/>
+            <w:tcMar>
+              <w:top w:type="dxa" w:w="30"/>
+              <w:left w:type="dxa" w:w="60"/>
+              <w:bottom w:type="dxa" w:w="30"/>
+              <w:right w:type="dxa" w:w="60"/>
+            </w:tcMar>
+          </w:tcPr>
+          <w:p>
+            <w:pPr>
+              <w:spacing w:after="0" w:line="276"/>
+              <w:jc w:val="left"/>
+            </w:pPr>
+            <w:r>
+              <w:rPr>
+                <w:rFonts w:ascii="Times New Roman" w:cs="Times New Roman" w:eastAsia="Times New Roman" w:hAnsi="Times New Roman"/>
+                <w:b w:val="false"/>
+                <w:bCs w:val="false"/>
+                <w:sz w:val="24"/>
+                <w:szCs w:val="24"/>
+              </w:rPr>
+              <w:t xml:space="preserve">скрининг</w:t>
             </w:r>
           </w:p>
         </w:tc>
@@ -4969,7 +4969,7 @@
         </w:tc>
         <w:tc>
           <w:tcPr>
-            <w:tcW w:type="dxa" w:w="1500"/>
+            <w:tcW w:type="dxa" w:w="1400"/>
             <w:tcMar>
               <w:top w:type="dxa" w:w="30"/>
               <w:left w:type="dxa" w:w="60"/>
@@ -4996,28 +4996,28 @@
         </w:tc>
         <w:tc>
           <w:tcPr>
-            <w:tcW w:type="dxa" w:w="2055"/>
-            <w:tcMar>
-              <w:top w:type="dxa" w:w="30"/>
-              <w:left w:type="dxa" w:w="60"/>
-              <w:bottom w:type="dxa" w:w="30"/>
-              <w:right w:type="dxa" w:w="60"/>
-            </w:tcMar>
-          </w:tcPr>
-          <w:p>
-            <w:pPr>
-              <w:spacing w:after="0" w:line="276"/>
-              <w:jc w:val="left"/>
-            </w:pPr>
-            <w:r>
-              <w:rPr>
-                <w:rFonts w:ascii="Times New Roman" w:cs="Times New Roman" w:eastAsia="Times New Roman" w:hAnsi="Times New Roman"/>
-                <w:b w:val="false"/>
-                <w:bCs w:val="false"/>
-                <w:sz w:val="24"/>
-                <w:szCs w:val="24"/>
-              </w:rPr>
-              <w:t xml:space="preserve">—</w:t>
+            <w:tcW w:type="dxa" w:w="2155"/>
+            <w:tcMar>
+              <w:top w:type="dxa" w:w="30"/>
+              <w:left w:type="dxa" w:w="60"/>
+              <w:bottom w:type="dxa" w:w="30"/>
+              <w:right w:type="dxa" w:w="60"/>
+            </w:tcMar>
+          </w:tcPr>
+          <w:p>
+            <w:pPr>
+              <w:spacing w:after="0" w:line="276"/>
+              <w:jc w:val="left"/>
+            </w:pPr>
+            <w:r>
+              <w:rPr>
+                <w:rFonts w:ascii="Times New Roman" w:cs="Times New Roman" w:eastAsia="Times New Roman" w:hAnsi="Times New Roman"/>
+                <w:b w:val="false"/>
+                <w:bCs w:val="false"/>
+                <w:sz w:val="24"/>
+                <w:szCs w:val="24"/>
+              </w:rPr>
+              <w:t xml:space="preserve">скрининг</w:t>
             </w:r>
           </w:p>
         </w:tc>
@@ -5136,7 +5136,7 @@
         </w:tc>
         <w:tc>
           <w:tcPr>
-            <w:tcW w:type="dxa" w:w="1500"/>
+            <w:tcW w:type="dxa" w:w="1400"/>
             <w:tcMar>
               <w:top w:type="dxa" w:w="30"/>
               <w:left w:type="dxa" w:w="60"/>
@@ -5163,28 +5163,28 @@
         </w:tc>
         <w:tc>
           <w:tcPr>
-            <w:tcW w:type="dxa" w:w="2055"/>
-            <w:tcMar>
-              <w:top w:type="dxa" w:w="30"/>
-              <w:left w:type="dxa" w:w="60"/>
-              <w:bottom w:type="dxa" w:w="30"/>
-              <w:right w:type="dxa" w:w="60"/>
-            </w:tcMar>
-          </w:tcPr>
-          <w:p>
-            <w:pPr>
-              <w:spacing w:after="0" w:line="276"/>
-              <w:jc w:val="left"/>
-            </w:pPr>
-            <w:r>
-              <w:rPr>
-                <w:rFonts w:ascii="Times New Roman" w:cs="Times New Roman" w:eastAsia="Times New Roman" w:hAnsi="Times New Roman"/>
-                <w:b w:val="false"/>
-                <w:bCs w:val="false"/>
-                <w:sz w:val="24"/>
-                <w:szCs w:val="24"/>
-              </w:rPr>
-              <w:t xml:space="preserve">—</w:t>
+            <w:tcW w:type="dxa" w:w="2155"/>
+            <w:tcMar>
+              <w:top w:type="dxa" w:w="30"/>
+              <w:left w:type="dxa" w:w="60"/>
+              <w:bottom w:type="dxa" w:w="30"/>
+              <w:right w:type="dxa" w:w="60"/>
+            </w:tcMar>
+          </w:tcPr>
+          <w:p>
+            <w:pPr>
+              <w:spacing w:after="0" w:line="276"/>
+              <w:jc w:val="left"/>
+            </w:pPr>
+            <w:r>
+              <w:rPr>
+                <w:rFonts w:ascii="Times New Roman" w:cs="Times New Roman" w:eastAsia="Times New Roman" w:hAnsi="Times New Roman"/>
+                <w:b w:val="false"/>
+                <w:bCs w:val="false"/>
+                <w:sz w:val="24"/>
+                <w:szCs w:val="24"/>
+              </w:rPr>
+              <w:t xml:space="preserve">скрининг</w:t>
             </w:r>
           </w:p>
         </w:tc>
@@ -5303,7 +5303,7 @@
         </w:tc>
         <w:tc>
           <w:tcPr>
-            <w:tcW w:type="dxa" w:w="1500"/>
+            <w:tcW w:type="dxa" w:w="1400"/>
             <w:tcMar>
               <w:top w:type="dxa" w:w="30"/>
               <w:left w:type="dxa" w:w="60"/>
@@ -5330,28 +5330,28 @@
         </w:tc>
         <w:tc>
           <w:tcPr>
-            <w:tcW w:type="dxa" w:w="2055"/>
-            <w:tcMar>
-              <w:top w:type="dxa" w:w="30"/>
-              <w:left w:type="dxa" w:w="60"/>
-              <w:bottom w:type="dxa" w:w="30"/>
-              <w:right w:type="dxa" w:w="60"/>
-            </w:tcMar>
-          </w:tcPr>
-          <w:p>
-            <w:pPr>
-              <w:spacing w:after="0" w:line="276"/>
-              <w:jc w:val="left"/>
-            </w:pPr>
-            <w:r>
-              <w:rPr>
-                <w:rFonts w:ascii="Times New Roman" w:cs="Times New Roman" w:eastAsia="Times New Roman" w:hAnsi="Times New Roman"/>
-                <w:b w:val="false"/>
-                <w:bCs w:val="false"/>
-                <w:sz w:val="24"/>
-                <w:szCs w:val="24"/>
-              </w:rPr>
-              <w:t xml:space="preserve">—</w:t>
+            <w:tcW w:type="dxa" w:w="2155"/>
+            <w:tcMar>
+              <w:top w:type="dxa" w:w="30"/>
+              <w:left w:type="dxa" w:w="60"/>
+              <w:bottom w:type="dxa" w:w="30"/>
+              <w:right w:type="dxa" w:w="60"/>
+            </w:tcMar>
+          </w:tcPr>
+          <w:p>
+            <w:pPr>
+              <w:spacing w:after="0" w:line="276"/>
+              <w:jc w:val="left"/>
+            </w:pPr>
+            <w:r>
+              <w:rPr>
+                <w:rFonts w:ascii="Times New Roman" w:cs="Times New Roman" w:eastAsia="Times New Roman" w:hAnsi="Times New Roman"/>
+                <w:b w:val="false"/>
+                <w:bCs w:val="false"/>
+                <w:sz w:val="24"/>
+                <w:szCs w:val="24"/>
+              </w:rPr>
+              <w:t xml:space="preserve">скрининг</w:t>
             </w:r>
           </w:p>
         </w:tc>
@@ -5470,55 +5470,55 @@
         </w:tc>
         <w:tc>
           <w:tcPr>
-            <w:tcW w:type="dxa" w:w="1500"/>
-            <w:tcMar>
-              <w:top w:type="dxa" w:w="30"/>
-              <w:left w:type="dxa" w:w="60"/>
-              <w:bottom w:type="dxa" w:w="30"/>
-              <w:right w:type="dxa" w:w="60"/>
-            </w:tcMar>
-          </w:tcPr>
-          <w:p>
-            <w:pPr>
-              <w:spacing w:after="0" w:line="276"/>
-              <w:jc w:val="left"/>
-            </w:pPr>
-            <w:r>
-              <w:rPr>
-                <w:rFonts w:ascii="Times New Roman" w:cs="Times New Roman" w:eastAsia="Times New Roman" w:hAnsi="Times New Roman"/>
-                <w:b w:val="false"/>
-                <w:bCs w:val="false"/>
-                <w:sz w:val="24"/>
-                <w:szCs w:val="24"/>
-              </w:rPr>
-              <w:t xml:space="preserve">НЕТ</w:t>
-            </w:r>
-          </w:p>
-        </w:tc>
-        <w:tc>
-          <w:tcPr>
-            <w:tcW w:type="dxa" w:w="2055"/>
-            <w:tcMar>
-              <w:top w:type="dxa" w:w="30"/>
-              <w:left w:type="dxa" w:w="60"/>
-              <w:bottom w:type="dxa" w:w="30"/>
-              <w:right w:type="dxa" w:w="60"/>
-            </w:tcMar>
-          </w:tcPr>
-          <w:p>
-            <w:pPr>
-              <w:spacing w:after="0" w:line="276"/>
-              <w:jc w:val="left"/>
-            </w:pPr>
-            <w:r>
-              <w:rPr>
-                <w:rFonts w:ascii="Times New Roman" w:cs="Times New Roman" w:eastAsia="Times New Roman" w:hAnsi="Times New Roman"/>
-                <w:b w:val="false"/>
-                <w:bCs w:val="false"/>
-                <w:sz w:val="24"/>
-                <w:szCs w:val="24"/>
-              </w:rPr>
-              <w:t xml:space="preserve">—</w:t>
+            <w:tcW w:type="dxa" w:w="1400"/>
+            <w:tcMar>
+              <w:top w:type="dxa" w:w="30"/>
+              <w:left w:type="dxa" w:w="60"/>
+              <w:bottom w:type="dxa" w:w="30"/>
+              <w:right w:type="dxa" w:w="60"/>
+            </w:tcMar>
+          </w:tcPr>
+          <w:p>
+            <w:pPr>
+              <w:spacing w:after="0" w:line="276"/>
+              <w:jc w:val="left"/>
+            </w:pPr>
+            <w:r>
+              <w:rPr>
+                <w:rFonts w:ascii="Times New Roman" w:cs="Times New Roman" w:eastAsia="Times New Roman" w:hAnsi="Times New Roman"/>
+                <w:b w:val="false"/>
+                <w:bCs w:val="false"/>
+                <w:sz w:val="24"/>
+                <w:szCs w:val="24"/>
+              </w:rPr>
+              <w:t xml:space="preserve">нет</w:t>
+            </w:r>
+          </w:p>
+        </w:tc>
+        <w:tc>
+          <w:tcPr>
+            <w:tcW w:type="dxa" w:w="2155"/>
+            <w:tcMar>
+              <w:top w:type="dxa" w:w="30"/>
+              <w:left w:type="dxa" w:w="60"/>
+              <w:bottom w:type="dxa" w:w="30"/>
+              <w:right w:type="dxa" w:w="60"/>
+            </w:tcMar>
+          </w:tcPr>
+          <w:p>
+            <w:pPr>
+              <w:spacing w:after="0" w:line="276"/>
+              <w:jc w:val="left"/>
+            </w:pPr>
+            <w:r>
+              <w:rPr>
+                <w:rFonts w:ascii="Times New Roman" w:cs="Times New Roman" w:eastAsia="Times New Roman" w:hAnsi="Times New Roman"/>
+                <w:b w:val="false"/>
+                <w:bCs w:val="false"/>
+                <w:sz w:val="24"/>
+                <w:szCs w:val="24"/>
+              </w:rPr>
+              <w:t xml:space="preserve">скрининг</w:t>
             </w:r>
           </w:p>
         </w:tc>
@@ -5637,55 +5637,55 @@
         </w:tc>
         <w:tc>
           <w:tcPr>
-            <w:tcW w:type="dxa" w:w="1500"/>
-            <w:tcMar>
-              <w:top w:type="dxa" w:w="30"/>
-              <w:left w:type="dxa" w:w="60"/>
-              <w:bottom w:type="dxa" w:w="30"/>
-              <w:right w:type="dxa" w:w="60"/>
-            </w:tcMar>
-          </w:tcPr>
-          <w:p>
-            <w:pPr>
-              <w:spacing w:after="0" w:line="276"/>
-              <w:jc w:val="left"/>
-            </w:pPr>
-            <w:r>
-              <w:rPr>
-                <w:rFonts w:ascii="Times New Roman" w:cs="Times New Roman" w:eastAsia="Times New Roman" w:hAnsi="Times New Roman"/>
-                <w:b w:val="false"/>
-                <w:bCs w:val="false"/>
-                <w:sz w:val="24"/>
-                <w:szCs w:val="24"/>
-              </w:rPr>
-              <w:t xml:space="preserve">НЕТ</w:t>
-            </w:r>
-          </w:p>
-        </w:tc>
-        <w:tc>
-          <w:tcPr>
-            <w:tcW w:type="dxa" w:w="2055"/>
-            <w:tcMar>
-              <w:top w:type="dxa" w:w="30"/>
-              <w:left w:type="dxa" w:w="60"/>
-              <w:bottom w:type="dxa" w:w="30"/>
-              <w:right w:type="dxa" w:w="60"/>
-            </w:tcMar>
-          </w:tcPr>
-          <w:p>
-            <w:pPr>
-              <w:spacing w:after="0" w:line="276"/>
-              <w:jc w:val="left"/>
-            </w:pPr>
-            <w:r>
-              <w:rPr>
-                <w:rFonts w:ascii="Times New Roman" w:cs="Times New Roman" w:eastAsia="Times New Roman" w:hAnsi="Times New Roman"/>
-                <w:b w:val="false"/>
-                <w:bCs w:val="false"/>
-                <w:sz w:val="24"/>
-                <w:szCs w:val="24"/>
-              </w:rPr>
-              <w:t xml:space="preserve">—</w:t>
+            <w:tcW w:type="dxa" w:w="1400"/>
+            <w:tcMar>
+              <w:top w:type="dxa" w:w="30"/>
+              <w:left w:type="dxa" w:w="60"/>
+              <w:bottom w:type="dxa" w:w="30"/>
+              <w:right w:type="dxa" w:w="60"/>
+            </w:tcMar>
+          </w:tcPr>
+          <w:p>
+            <w:pPr>
+              <w:spacing w:after="0" w:line="276"/>
+              <w:jc w:val="left"/>
+            </w:pPr>
+            <w:r>
+              <w:rPr>
+                <w:rFonts w:ascii="Times New Roman" w:cs="Times New Roman" w:eastAsia="Times New Roman" w:hAnsi="Times New Roman"/>
+                <w:b w:val="false"/>
+                <w:bCs w:val="false"/>
+                <w:sz w:val="24"/>
+                <w:szCs w:val="24"/>
+              </w:rPr>
+              <w:t xml:space="preserve">нет</w:t>
+            </w:r>
+          </w:p>
+        </w:tc>
+        <w:tc>
+          <w:tcPr>
+            <w:tcW w:type="dxa" w:w="2155"/>
+            <w:tcMar>
+              <w:top w:type="dxa" w:w="30"/>
+              <w:left w:type="dxa" w:w="60"/>
+              <w:bottom w:type="dxa" w:w="30"/>
+              <w:right w:type="dxa" w:w="60"/>
+            </w:tcMar>
+          </w:tcPr>
+          <w:p>
+            <w:pPr>
+              <w:spacing w:after="0" w:line="276"/>
+              <w:jc w:val="left"/>
+            </w:pPr>
+            <w:r>
+              <w:rPr>
+                <w:rFonts w:ascii="Times New Roman" w:cs="Times New Roman" w:eastAsia="Times New Roman" w:hAnsi="Times New Roman"/>
+                <w:b w:val="false"/>
+                <w:bCs w:val="false"/>
+                <w:sz w:val="24"/>
+                <w:szCs w:val="24"/>
+              </w:rPr>
+              <w:t xml:space="preserve">полное</w:t>
             </w:r>
           </w:p>
         </w:tc>
@@ -5804,7 +5804,7 @@
         </w:tc>
         <w:tc>
           <w:tcPr>
-            <w:tcW w:type="dxa" w:w="1500"/>
+            <w:tcW w:type="dxa" w:w="1400"/>
             <w:tcMar>
               <w:top w:type="dxa" w:w="30"/>
               <w:left w:type="dxa" w:w="60"/>
@@ -5831,28 +5831,28 @@
         </w:tc>
         <w:tc>
           <w:tcPr>
-            <w:tcW w:type="dxa" w:w="2055"/>
-            <w:tcMar>
-              <w:top w:type="dxa" w:w="30"/>
-              <w:left w:type="dxa" w:w="60"/>
-              <w:bottom w:type="dxa" w:w="30"/>
-              <w:right w:type="dxa" w:w="60"/>
-            </w:tcMar>
-          </w:tcPr>
-          <w:p>
-            <w:pPr>
-              <w:spacing w:after="0" w:line="276"/>
-              <w:jc w:val="left"/>
-            </w:pPr>
-            <w:r>
-              <w:rPr>
-                <w:rFonts w:ascii="Times New Roman" w:cs="Times New Roman" w:eastAsia="Times New Roman" w:hAnsi="Times New Roman"/>
-                <w:b w:val="false"/>
-                <w:bCs w:val="false"/>
-                <w:sz w:val="24"/>
-                <w:szCs w:val="24"/>
-              </w:rPr>
-              <w:t xml:space="preserve">—</w:t>
+            <w:tcW w:type="dxa" w:w="2155"/>
+            <w:tcMar>
+              <w:top w:type="dxa" w:w="30"/>
+              <w:left w:type="dxa" w:w="60"/>
+              <w:bottom w:type="dxa" w:w="30"/>
+              <w:right w:type="dxa" w:w="60"/>
+            </w:tcMar>
+          </w:tcPr>
+          <w:p>
+            <w:pPr>
+              <w:spacing w:after="0" w:line="276"/>
+              <w:jc w:val="left"/>
+            </w:pPr>
+            <w:r>
+              <w:rPr>
+                <w:rFonts w:ascii="Times New Roman" w:cs="Times New Roman" w:eastAsia="Times New Roman" w:hAnsi="Times New Roman"/>
+                <w:b w:val="false"/>
+                <w:bCs w:val="false"/>
+                <w:sz w:val="24"/>
+                <w:szCs w:val="24"/>
+              </w:rPr>
+              <w:t xml:space="preserve">выбрана</w:t>
             </w:r>
           </w:p>
         </w:tc>
@@ -5971,7 +5971,7 @@
         </w:tc>
         <w:tc>
           <w:tcPr>
-            <w:tcW w:type="dxa" w:w="1500"/>
+            <w:tcW w:type="dxa" w:w="1400"/>
             <w:tcMar>
               <w:top w:type="dxa" w:w="30"/>
               <w:left w:type="dxa" w:w="60"/>
@@ -5998,28 +5998,28 @@
         </w:tc>
         <w:tc>
           <w:tcPr>
-            <w:tcW w:type="dxa" w:w="2055"/>
-            <w:tcMar>
-              <w:top w:type="dxa" w:w="30"/>
-              <w:left w:type="dxa" w:w="60"/>
-              <w:bottom w:type="dxa" w:w="30"/>
-              <w:right w:type="dxa" w:w="60"/>
-            </w:tcMar>
-          </w:tcPr>
-          <w:p>
-            <w:pPr>
-              <w:spacing w:after="0" w:line="276"/>
-              <w:jc w:val="left"/>
-            </w:pPr>
-            <w:r>
-              <w:rPr>
-                <w:rFonts w:ascii="Times New Roman" w:cs="Times New Roman" w:eastAsia="Times New Roman" w:hAnsi="Times New Roman"/>
-                <w:b w:val="false"/>
-                <w:bCs w:val="false"/>
-                <w:sz w:val="24"/>
-                <w:szCs w:val="24"/>
-              </w:rPr>
-              <w:t xml:space="preserve">—</w:t>
+            <w:tcW w:type="dxa" w:w="2155"/>
+            <w:tcMar>
+              <w:top w:type="dxa" w:w="30"/>
+              <w:left w:type="dxa" w:w="60"/>
+              <w:bottom w:type="dxa" w:w="30"/>
+              <w:right w:type="dxa" w:w="60"/>
+            </w:tcMar>
+          </w:tcPr>
+          <w:p>
+            <w:pPr>
+              <w:spacing w:after="0" w:line="276"/>
+              <w:jc w:val="left"/>
+            </w:pPr>
+            <w:r>
+              <w:rPr>
+                <w:rFonts w:ascii="Times New Roman" w:cs="Times New Roman" w:eastAsia="Times New Roman" w:hAnsi="Times New Roman"/>
+                <w:b w:val="false"/>
+                <w:bCs w:val="false"/>
+                <w:sz w:val="24"/>
+                <w:szCs w:val="24"/>
+              </w:rPr>
+              <w:t xml:space="preserve">полное</w:t>
             </w:r>
           </w:p>
         </w:tc>
@@ -6138,7 +6138,7 @@
         </w:tc>
         <w:tc>
           <w:tcPr>
-            <w:tcW w:type="dxa" w:w="1500"/>
+            <w:tcW w:type="dxa" w:w="1400"/>
             <w:tcMar>
               <w:top w:type="dxa" w:w="30"/>
               <w:left w:type="dxa" w:w="60"/>
@@ -6165,28 +6165,28 @@
         </w:tc>
         <w:tc>
           <w:tcPr>
-            <w:tcW w:type="dxa" w:w="2055"/>
-            <w:tcMar>
-              <w:top w:type="dxa" w:w="30"/>
-              <w:left w:type="dxa" w:w="60"/>
-              <w:bottom w:type="dxa" w:w="30"/>
-              <w:right w:type="dxa" w:w="60"/>
-            </w:tcMar>
-          </w:tcPr>
-          <w:p>
-            <w:pPr>
-              <w:spacing w:after="0" w:line="276"/>
-              <w:jc w:val="left"/>
-            </w:pPr>
-            <w:r>
-              <w:rPr>
-                <w:rFonts w:ascii="Times New Roman" w:cs="Times New Roman" w:eastAsia="Times New Roman" w:hAnsi="Times New Roman"/>
-                <w:b w:val="false"/>
-                <w:bCs w:val="false"/>
-                <w:sz w:val="24"/>
-                <w:szCs w:val="24"/>
-              </w:rPr>
-              <w:t xml:space="preserve">—</w:t>
+            <w:tcW w:type="dxa" w:w="2155"/>
+            <w:tcMar>
+              <w:top w:type="dxa" w:w="30"/>
+              <w:left w:type="dxa" w:w="60"/>
+              <w:bottom w:type="dxa" w:w="30"/>
+              <w:right w:type="dxa" w:w="60"/>
+            </w:tcMar>
+          </w:tcPr>
+          <w:p>
+            <w:pPr>
+              <w:spacing w:after="0" w:line="276"/>
+              <w:jc w:val="left"/>
+            </w:pPr>
+            <w:r>
+              <w:rPr>
+                <w:rFonts w:ascii="Times New Roman" w:cs="Times New Roman" w:eastAsia="Times New Roman" w:hAnsi="Times New Roman"/>
+                <w:b w:val="false"/>
+                <w:bCs w:val="false"/>
+                <w:sz w:val="24"/>
+                <w:szCs w:val="24"/>
+              </w:rPr>
+              <w:t xml:space="preserve">повтор</w:t>
             </w:r>
           </w:p>
         </w:tc>
@@ -6989,7 +6989,23 @@
           <w:sz w:val="24"/>
           <w:szCs w:val="24"/>
         </w:rPr>
-        <w:t xml:space="preserve">Рисунок 1 - трасса перелёта НОО -&gt; гало у L2 (plot_traj.py по числам result.txt): наклон плоскости выведения 28,2°, конус полутени Земли и порог Az_min</w:t>
+        <w:t xml:space="preserve">Рисунки 1-3 - геометрия трассы: вид сверху на эклиптике, разрез xz с конусом</w:t>
+      </w:r>
+    </w:p>
+    <w:p>
+      <w:pPr>
+        <w:spacing w:after="60" w:before="60" w:line="360"/>
+        <w:jc w:val="center"/>
+      </w:pPr>
+      <w:r>
+        <w:rPr>
+          <w:rFonts w:ascii="Times New Roman" w:cs="Times New Roman" w:eastAsia="Times New Roman" w:hAnsi="Times New Roman"/>
+          <w:i/>
+          <w:iCs/>
+          <w:sz w:val="24"/>
+          <w:szCs w:val="24"/>
+        </w:rPr>
+        <w:t xml:space="preserve">полутени Земли и порогом Az_min, и пространственный вид (plot_traj.py, рис. 1)</w:t>
       </w:r>
     </w:p>
     <w:p>
@@ -7000,7 +7016,7 @@
       <w:r>
         <w:drawing>
           <wp:inline distT="0" distB="0" distL="0" distR="0">
-            <wp:extent cx="5905500" cy="2647950"/>
+            <wp:extent cx="5715000" cy="4286250"/>
             <wp:effectExtent t="0" r="0" b="0" l="0"/>
             <wp:docPr id="1" name=""/>
             <wp:cNvGraphicFramePr>
@@ -7025,7 +7041,99 @@
                   <pic:spPr bwMode="auto">
                     <a:xfrm>
                       <a:off x="0" y="0"/>
-                      <a:ext cx="5905500" cy="2647950"/>
+                      <a:ext cx="5715000" cy="4286250"/>
+                    </a:xfrm>
+                    <a:prstGeom prst="rect">
+                      <a:avLst/>
+                    </a:prstGeom>
+                  </pic:spPr>
+                </pic:pic>
+              </a:graphicData>
+            </a:graphic>
+          </wp:inline>
+        </w:drawing>
+      </w:r>
+    </w:p>
+    <w:p>
+      <w:pPr>
+        <w:spacing w:after="60" w:before="60" w:line="360"/>
+        <w:jc w:val="center"/>
+      </w:pPr>
+      <w:r>
+        <w:drawing>
+          <wp:inline distT="0" distB="0" distL="0" distR="0">
+            <wp:extent cx="5715000" cy="3676650"/>
+            <wp:effectExtent t="0" r="0" b="0" l="0"/>
+            <wp:docPr id="2" name=""/>
+            <wp:cNvGraphicFramePr>
+              <a:graphicFrameLocks xmlns:a="http://schemas.openxmlformats.org/drawingml/2006/main" noChangeAspect="1"/>
+            </wp:cNvGraphicFramePr>
+            <a:graphic xmlns:a="http://schemas.openxmlformats.org/drawingml/2006/main">
+              <a:graphicData uri="http://schemas.openxmlformats.org/drawingml/2006/picture">
+                <pic:pic xmlns:pic="http://schemas.openxmlformats.org/drawingml/2006/picture">
+                  <pic:nvPicPr>
+                    <pic:cNvPr id="0" name="" descr=""/>
+                    <pic:cNvPicPr>
+                      <a:picLocks noChangeAspect="1" noChangeArrowheads="1"/>
+                    </pic:cNvPicPr>
+                  </pic:nvPicPr>
+                  <pic:blipFill>
+                    <a:blip r:embed="rId8" cstate="none"/>
+                    <a:srcRect/>
+                    <a:stretch>
+                      <a:fillRect/>
+                    </a:stretch>
+                  </pic:blipFill>
+                  <pic:spPr bwMode="auto">
+                    <a:xfrm>
+                      <a:off x="0" y="0"/>
+                      <a:ext cx="5715000" cy="3676650"/>
+                    </a:xfrm>
+                    <a:prstGeom prst="rect">
+                      <a:avLst/>
+                    </a:prstGeom>
+                  </pic:spPr>
+                </pic:pic>
+              </a:graphicData>
+            </a:graphic>
+          </wp:inline>
+        </w:drawing>
+      </w:r>
+    </w:p>
+    <w:p>
+      <w:pPr>
+        <w:spacing w:after="60" w:before="60" w:line="360"/>
+        <w:jc w:val="center"/>
+      </w:pPr>
+      <w:r>
+        <w:drawing>
+          <wp:inline distT="0" distB="0" distL="0" distR="0">
+            <wp:extent cx="5334000" cy="3810000"/>
+            <wp:effectExtent t="0" r="0" b="0" l="0"/>
+            <wp:docPr id="3" name=""/>
+            <wp:cNvGraphicFramePr>
+              <a:graphicFrameLocks xmlns:a="http://schemas.openxmlformats.org/drawingml/2006/main" noChangeAspect="1"/>
+            </wp:cNvGraphicFramePr>
+            <a:graphic xmlns:a="http://schemas.openxmlformats.org/drawingml/2006/main">
+              <a:graphicData uri="http://schemas.openxmlformats.org/drawingml/2006/picture">
+                <pic:pic xmlns:pic="http://schemas.openxmlformats.org/drawingml/2006/picture">
+                  <pic:nvPicPr>
+                    <pic:cNvPr id="0" name="" descr=""/>
+                    <pic:cNvPicPr>
+                      <a:picLocks noChangeAspect="1" noChangeArrowheads="1"/>
+                    </pic:cNvPicPr>
+                  </pic:nvPicPr>
+                  <pic:blipFill>
+                    <a:blip r:embed="rId9" cstate="none"/>
+                    <a:srcRect/>
+                    <a:stretch>
+                      <a:fillRect/>
+                    </a:stretch>
+                  </pic:blipFill>
+                  <pic:spPr bwMode="auto">
+                    <a:xfrm>
+                      <a:off x="0" y="0"/>
+                      <a:ext cx="5334000" cy="3810000"/>
                     </a:xfrm>
                     <a:prstGeom prst="rect">
                       <a:avLst/>
@@ -7051,7 +7159,7 @@
           <w:sz w:val="24"/>
           <w:szCs w:val="24"/>
         </w:rPr>
-        <w:t xml:space="preserve">Рисунок 2 - данные по этой же трассе: ξ(t), |v|(t) с точкой касания орбиты,</w:t>
+        <w:t xml:space="preserve">Рисунки 4-5 - данные по этой же трассе: ход ξ(t) и |v|(t) со скоростью целевой</w:t>
       </w:r>
     </w:p>
     <w:p>
@@ -7067,7 +7175,7 @@
           <w:sz w:val="24"/>
           <w:szCs w:val="24"/>
         </w:rPr>
-        <w:t xml:space="preserve">затенение на перелёте и проектные числа, прочитанные из result.txt</w:t>
+        <w:t xml:space="preserve">орбиты в точке касания (красная штрих-пунктирная) и затенение на перелёте</w:t>
       </w:r>
     </w:p>
     <w:p>
@@ -7078,9 +7186,9 @@
       <w:r>
         <w:drawing>
           <wp:inline distT="0" distB="0" distL="0" distR="0">
-            <wp:extent cx="5334000" cy="3552825"/>
+            <wp:extent cx="4476750" cy="3733800"/>
             <wp:effectExtent t="0" r="0" b="0" l="0"/>
-            <wp:docPr id="2" name=""/>
+            <wp:docPr id="4" name=""/>
             <wp:cNvGraphicFramePr>
               <a:graphicFrameLocks xmlns:a="http://schemas.openxmlformats.org/drawingml/2006/main" noChangeAspect="1"/>
             </wp:cNvGraphicFramePr>
@@ -7094,7 +7202,7 @@
                     </pic:cNvPicPr>
                   </pic:nvPicPr>
                   <pic:blipFill>
-                    <a:blip r:embed="rId8" cstate="none"/>
+                    <a:blip r:embed="rId10" cstate="none"/>
                     <a:srcRect/>
                     <a:stretch>
                       <a:fillRect/>
@@ -7103,7 +7211,53 @@
                   <pic:spPr bwMode="auto">
                     <a:xfrm>
                       <a:off x="0" y="0"/>
-                      <a:ext cx="5334000" cy="3552825"/>
+                      <a:ext cx="4476750" cy="3733800"/>
+                    </a:xfrm>
+                    <a:prstGeom prst="rect">
+                      <a:avLst/>
+                    </a:prstGeom>
+                  </pic:spPr>
+                </pic:pic>
+              </a:graphicData>
+            </a:graphic>
+          </wp:inline>
+        </w:drawing>
+      </w:r>
+    </w:p>
+    <w:p>
+      <w:pPr>
+        <w:spacing w:after="60" w:before="60" w:line="360"/>
+        <w:jc w:val="center"/>
+      </w:pPr>
+      <w:r>
+        <w:drawing>
+          <wp:inline distT="0" distB="0" distL="0" distR="0">
+            <wp:extent cx="5715000" cy="3238500"/>
+            <wp:effectExtent t="0" r="0" b="0" l="0"/>
+            <wp:docPr id="5" name=""/>
+            <wp:cNvGraphicFramePr>
+              <a:graphicFrameLocks xmlns:a="http://schemas.openxmlformats.org/drawingml/2006/main" noChangeAspect="1"/>
+            </wp:cNvGraphicFramePr>
+            <a:graphic xmlns:a="http://schemas.openxmlformats.org/drawingml/2006/main">
+              <a:graphicData uri="http://schemas.openxmlformats.org/drawingml/2006/picture">
+                <pic:pic xmlns:pic="http://schemas.openxmlformats.org/drawingml/2006/picture">
+                  <pic:nvPicPr>
+                    <pic:cNvPr id="0" name="" descr=""/>
+                    <pic:cNvPicPr>
+                      <a:picLocks noChangeAspect="1" noChangeArrowheads="1"/>
+                    </pic:cNvPicPr>
+                  </pic:nvPicPr>
+                  <pic:blipFill>
+                    <a:blip r:embed="rId11" cstate="none"/>
+                    <a:srcRect/>
+                    <a:stretch>
+                      <a:fillRect/>
+                    </a:stretch>
+                  </pic:blipFill>
+                  <pic:spPr bwMode="auto">
+                    <a:xfrm>
+                      <a:off x="0" y="0"/>
+                      <a:ext cx="5715000" cy="3238500"/>
                     </a:xfrm>
                     <a:prstGeom prst="rect">
                       <a:avLst/>
@@ -12181,7 +12335,7 @@
                 <w:sz w:val="24"/>
                 <w:szCs w:val="24"/>
               </w:rPr>
-              <w:t xml:space="preserve">трасса и целевая орбита: то же интегрирование модели, числа из result.txt; вывод -&gt; traj.png (геометрия, рис. 1) и traj_data.png (ξ(t), |v|(t), тени, числа, рис. 2)</w:t>
+              <w:t xml:space="preserve">трасса и целевая орбита: то же интегрирование модели, числа из result.txt (блок AIM); вывод — пять рисунков: fig1_plan / fig1_xz / fig1_3d (рис. 1-3, геометрия) и fig2_xi_v / fig2_shadow (рис. 4-5, данные по трассе)</w:t>
             </w:r>
           </w:p>
         </w:tc>

--- a/Raschet_L2_perelet.docx
+++ b/Raschet_L2_perelet.docx
@@ -6989,23 +6989,7 @@
           <w:sz w:val="24"/>
           <w:szCs w:val="24"/>
         </w:rPr>
-        <w:t xml:space="preserve">Рисунки 1-3 - геометрия трассы: вид сверху на эклиптике, разрез xz с конусом</w:t>
-      </w:r>
-    </w:p>
-    <w:p>
-      <w:pPr>
-        <w:spacing w:after="60" w:before="60" w:line="360"/>
-        <w:jc w:val="center"/>
-      </w:pPr>
-      <w:r>
-        <w:rPr>
-          <w:rFonts w:ascii="Times New Roman" w:cs="Times New Roman" w:eastAsia="Times New Roman" w:hAnsi="Times New Roman"/>
-          <w:i/>
-          <w:iCs/>
-          <w:sz w:val="24"/>
-          <w:szCs w:val="24"/>
-        </w:rPr>
-        <w:t xml:space="preserve">полутени Земли и порогом Az_min, и пространственный вид (plot_traj.py, рис. 1)</w:t>
+        <w:t xml:space="preserve">Рисунок 1 - трасса перелёта и целевое гало: вид сверху на эклиптике</w:t>
       </w:r>
     </w:p>
     <w:p>
@@ -7060,6 +7044,38 @@
         <w:jc w:val="center"/>
       </w:pPr>
       <w:r>
+        <w:rPr>
+          <w:rFonts w:ascii="Times New Roman" w:cs="Times New Roman" w:eastAsia="Times New Roman" w:hAnsi="Times New Roman"/>
+          <w:i/>
+          <w:iCs/>
+          <w:sz w:val="24"/>
+          <w:szCs w:val="24"/>
+        </w:rPr>
+        <w:t xml:space="preserve">Рисунок 2 - разрез xz: наклон плоскости выведения 28,2° к эклиптике,</w:t>
+      </w:r>
+    </w:p>
+    <w:p>
+      <w:pPr>
+        <w:spacing w:after="60" w:before="60" w:line="360"/>
+        <w:jc w:val="center"/>
+      </w:pPr>
+      <w:r>
+        <w:rPr>
+          <w:rFonts w:ascii="Times New Roman" w:cs="Times New Roman" w:eastAsia="Times New Roman" w:hAnsi="Times New Roman"/>
+          <w:i/>
+          <w:iCs/>
+          <w:sz w:val="24"/>
+          <w:szCs w:val="24"/>
+        </w:rPr>
+        <w:t xml:space="preserve">конус полутени Земли и порог выхода из тени Az_min</w:t>
+      </w:r>
+    </w:p>
+    <w:p>
+      <w:pPr>
+        <w:spacing w:after="60" w:before="60" w:line="360"/>
+        <w:jc w:val="center"/>
+      </w:pPr>
+      <w:r>
         <w:drawing>
           <wp:inline distT="0" distB="0" distL="0" distR="0">
             <wp:extent cx="5715000" cy="3676650"/>
@@ -7098,6 +7114,22 @@
             </a:graphic>
           </wp:inline>
         </w:drawing>
+      </w:r>
+    </w:p>
+    <w:p>
+      <w:pPr>
+        <w:spacing w:after="60" w:before="60" w:line="360"/>
+        <w:jc w:val="center"/>
+      </w:pPr>
+      <w:r>
+        <w:rPr>
+          <w:rFonts w:ascii="Times New Roman" w:cs="Times New Roman" w:eastAsia="Times New Roman" w:hAnsi="Times New Roman"/>
+          <w:i/>
+          <w:iCs/>
+          <w:sz w:val="24"/>
+          <w:szCs w:val="24"/>
+        </w:rPr>
+        <w:t xml:space="preserve">Рисунок 3 - та же трасса и целевая орбита в пространстве</w:t>
       </w:r>
     </w:p>
     <w:p>
@@ -7159,7 +7191,7 @@
           <w:sz w:val="24"/>
           <w:szCs w:val="24"/>
         </w:rPr>
-        <w:t xml:space="preserve">Рисунки 4-5 - данные по этой же трассе: ход ξ(t) и |v|(t) со скоростью целевой</w:t>
+        <w:t xml:space="preserve">Рисунок 4 - ход перелёта: ξ(t) и |v|(t) против скорости целевой орбиты</w:t>
       </w:r>
     </w:p>
     <w:p>
@@ -7175,7 +7207,7 @@
           <w:sz w:val="24"/>
           <w:szCs w:val="24"/>
         </w:rPr>
-        <w:t xml:space="preserve">орбиты в точке касания (красная штрих-пунктирная) и затенение на перелёте</w:t>
+        <w:t xml:space="preserve">в точке касания (штрих-пунктир); вход по энергии тормозной</w:t>
       </w:r>
     </w:p>
     <w:p>
@@ -7222,6 +7254,38 @@
             </a:graphic>
           </wp:inline>
         </w:drawing>
+      </w:r>
+    </w:p>
+    <w:p>
+      <w:pPr>
+        <w:spacing w:after="60" w:before="60" w:line="360"/>
+        <w:jc w:val="center"/>
+      </w:pPr>
+      <w:r>
+        <w:rPr>
+          <w:rFonts w:ascii="Times New Roman" w:cs="Times New Roman" w:eastAsia="Times New Roman" w:hAnsi="Times New Roman"/>
+          <w:i/>
+          <w:iCs/>
+          <w:sz w:val="24"/>
+          <w:szCs w:val="24"/>
+        </w:rPr>
+        <w:t xml:space="preserve">Рисунок 5 - затенение на перелёте: ρ(t) и радиус полутени r_pen(ξ)</w:t>
+      </w:r>
+    </w:p>
+    <w:p>
+      <w:pPr>
+        <w:spacing w:after="60" w:before="60" w:line="360"/>
+        <w:jc w:val="center"/>
+      </w:pPr>
+      <w:r>
+        <w:rPr>
+          <w:rFonts w:ascii="Times New Roman" w:cs="Times New Roman" w:eastAsia="Times New Roman" w:hAnsi="Times New Roman"/>
+          <w:i/>
+          <w:iCs/>
+          <w:sz w:val="24"/>
+          <w:szCs w:val="24"/>
+        </w:rPr>
+        <w:t xml:space="preserve">(логарифмическая шкала; точка включения 1-го импульса - в тени Земли)</w:t>
       </w:r>
     </w:p>
     <w:p>

--- a/Raschet_L2_perelet.docx
+++ b/Raschet_L2_perelet.docx
@@ -52,6 +52,8 @@
     </w:p>
     <w:p>
       <w:pPr>
+        <w:keepLines/>
+        <w:widowControl/>
         <w:spacing w:after="60" w:before="0" w:line="360"/>
         <w:jc w:val="center"/>
       </w:pPr>
@@ -101,11 +103,743 @@
         <w:rPr>
           <w:rFonts w:ascii="Times New Roman" w:cs="Times New Roman" w:eastAsia="Times New Roman" w:hAnsi="Times New Roman"/>
         </w:rPr>
+        <w:t xml:space="preserve">Ключевые числа</w:t>
+      </w:r>
+    </w:p>
+    <w:tbl>
+      <w:tblPr>
+        <w:tblW w:type="dxa" w:w="9355"/>
+        <w:tblBorders>
+          <w:top w:val="single" w:color="auto" w:sz="4"/>
+          <w:left w:val="single" w:color="auto" w:sz="4"/>
+          <w:bottom w:val="single" w:color="auto" w:sz="4"/>
+          <w:right w:val="single" w:color="auto" w:sz="4"/>
+          <w:insideH w:val="single" w:color="auto" w:sz="4"/>
+          <w:insideV w:val="single" w:color="auto" w:sz="4"/>
+        </w:tblBorders>
+      </w:tblPr>
+      <w:tblGrid>
+        <w:gridCol w:w="2250"/>
+        <w:gridCol w:w="2400"/>
+        <w:gridCol w:w="2250"/>
+        <w:gridCol w:w="2455"/>
+      </w:tblGrid>
+      <w:tr>
+        <w:trPr>
+          <w:tblHeader/>
+        </w:trPr>
+        <w:tc>
+          <w:tcPr>
+            <w:tcW w:type="dxa" w:w="2250"/>
+            <w:shd w:fill="EDEDED" w:val="clear"/>
+            <w:tcMar>
+              <w:top w:type="dxa" w:w="30"/>
+              <w:left w:type="dxa" w:w="60"/>
+              <w:bottom w:type="dxa" w:w="30"/>
+              <w:right w:type="dxa" w:w="60"/>
+            </w:tcMar>
+          </w:tcPr>
+          <w:p>
+            <w:pPr>
+              <w:spacing w:after="0" w:line="276"/>
+              <w:jc w:val="left"/>
+            </w:pPr>
+            <w:r>
+              <w:rPr>
+                <w:rFonts w:ascii="Times New Roman" w:cs="Times New Roman" w:eastAsia="Times New Roman" w:hAnsi="Times New Roman"/>
+                <w:b/>
+                <w:bCs/>
+                <w:sz w:val="24"/>
+                <w:szCs w:val="24"/>
+              </w:rPr>
+              <w:t xml:space="preserve">Величина</w:t>
+            </w:r>
+          </w:p>
+        </w:tc>
+        <w:tc>
+          <w:tcPr>
+            <w:tcW w:type="dxa" w:w="2400"/>
+            <w:shd w:fill="EDEDED" w:val="clear"/>
+            <w:tcMar>
+              <w:top w:type="dxa" w:w="30"/>
+              <w:left w:type="dxa" w:w="60"/>
+              <w:bottom w:type="dxa" w:w="30"/>
+              <w:right w:type="dxa" w:w="60"/>
+            </w:tcMar>
+          </w:tcPr>
+          <w:p>
+            <w:pPr>
+              <w:spacing w:after="0" w:line="276"/>
+              <w:jc w:val="left"/>
+            </w:pPr>
+            <w:r>
+              <w:rPr>
+                <w:rFonts w:ascii="Times New Roman" w:cs="Times New Roman" w:eastAsia="Times New Roman" w:hAnsi="Times New Roman"/>
+                <w:b/>
+                <w:bCs/>
+                <w:sz w:val="24"/>
+                <w:szCs w:val="24"/>
+              </w:rPr>
+              <w:t xml:space="preserve">Значение</w:t>
+            </w:r>
+          </w:p>
+        </w:tc>
+        <w:tc>
+          <w:tcPr>
+            <w:tcW w:type="dxa" w:w="2250"/>
+            <w:shd w:fill="EDEDED" w:val="clear"/>
+            <w:tcMar>
+              <w:top w:type="dxa" w:w="30"/>
+              <w:left w:type="dxa" w:w="60"/>
+              <w:bottom w:type="dxa" w:w="30"/>
+              <w:right w:type="dxa" w:w="60"/>
+            </w:tcMar>
+          </w:tcPr>
+          <w:p>
+            <w:pPr>
+              <w:spacing w:after="0" w:line="276"/>
+              <w:jc w:val="left"/>
+            </w:pPr>
+            <w:r>
+              <w:rPr>
+                <w:rFonts w:ascii="Times New Roman" w:cs="Times New Roman" w:eastAsia="Times New Roman" w:hAnsi="Times New Roman"/>
+                <w:b/>
+                <w:bCs/>
+                <w:sz w:val="24"/>
+                <w:szCs w:val="24"/>
+              </w:rPr>
+              <w:t xml:space="preserve">Величина</w:t>
+            </w:r>
+          </w:p>
+        </w:tc>
+        <w:tc>
+          <w:tcPr>
+            <w:tcW w:type="dxa" w:w="2455"/>
+            <w:shd w:fill="EDEDED" w:val="clear"/>
+            <w:tcMar>
+              <w:top w:type="dxa" w:w="30"/>
+              <w:left w:type="dxa" w:w="60"/>
+              <w:bottom w:type="dxa" w:w="30"/>
+              <w:right w:type="dxa" w:w="60"/>
+            </w:tcMar>
+          </w:tcPr>
+          <w:p>
+            <w:pPr>
+              <w:spacing w:after="0" w:line="276"/>
+              <w:jc w:val="left"/>
+            </w:pPr>
+            <w:r>
+              <w:rPr>
+                <w:rFonts w:ascii="Times New Roman" w:cs="Times New Roman" w:eastAsia="Times New Roman" w:hAnsi="Times New Roman"/>
+                <w:b/>
+                <w:bCs/>
+                <w:sz w:val="24"/>
+                <w:szCs w:val="24"/>
+              </w:rPr>
+              <w:t xml:space="preserve">Значение</w:t>
+            </w:r>
+          </w:p>
+        </w:tc>
+      </w:tr>
+      <w:tr>
+        <w:trPr>
+          <w:tblHeader w:val="off"/>
+        </w:trPr>
+        <w:tc>
+          <w:tcPr>
+            <w:tcW w:type="dxa" w:w="2250"/>
+            <w:tcMar>
+              <w:top w:type="dxa" w:w="30"/>
+              <w:left w:type="dxa" w:w="60"/>
+              <w:bottom w:type="dxa" w:w="30"/>
+              <w:right w:type="dxa" w:w="60"/>
+            </w:tcMar>
+          </w:tcPr>
+          <w:p>
+            <w:pPr>
+              <w:spacing w:after="0" w:line="276"/>
+              <w:jc w:val="left"/>
+            </w:pPr>
+            <w:r>
+              <w:rPr>
+                <w:rFonts w:ascii="Times New Roman" w:cs="Times New Roman" w:eastAsia="Times New Roman" w:hAnsi="Times New Roman"/>
+                <w:b w:val="false"/>
+                <w:bCs w:val="false"/>
+                <w:sz w:val="24"/>
+                <w:szCs w:val="24"/>
+              </w:rPr>
+              <w:t xml:space="preserve">dv₁ (разгонный с НОО)</w:t>
+            </w:r>
+          </w:p>
+        </w:tc>
+        <w:tc>
+          <w:tcPr>
+            <w:tcW w:type="dxa" w:w="2400"/>
+            <w:tcMar>
+              <w:top w:type="dxa" w:w="30"/>
+              <w:left w:type="dxa" w:w="60"/>
+              <w:bottom w:type="dxa" w:w="30"/>
+              <w:right w:type="dxa" w:w="60"/>
+            </w:tcMar>
+          </w:tcPr>
+          <w:p>
+            <w:pPr>
+              <w:spacing w:after="0" w:line="276"/>
+              <w:jc w:val="left"/>
+            </w:pPr>
+            <w:r>
+              <w:rPr>
+                <w:rFonts w:ascii="Times New Roman" w:cs="Times New Roman" w:eastAsia="Times New Roman" w:hAnsi="Times New Roman"/>
+                <w:b w:val="false"/>
+                <w:bCs w:val="false"/>
+                <w:sz w:val="24"/>
+                <w:szCs w:val="24"/>
+              </w:rPr>
+              <w:t xml:space="preserve">3194,0 м/с</w:t>
+            </w:r>
+          </w:p>
+        </w:tc>
+        <w:tc>
+          <w:tcPr>
+            <w:tcW w:type="dxa" w:w="2250"/>
+            <w:tcMar>
+              <w:top w:type="dxa" w:w="30"/>
+              <w:left w:type="dxa" w:w="60"/>
+              <w:bottom w:type="dxa" w:w="30"/>
+              <w:right w:type="dxa" w:w="60"/>
+            </w:tcMar>
+          </w:tcPr>
+          <w:p>
+            <w:pPr>
+              <w:spacing w:after="0" w:line="276"/>
+              <w:jc w:val="left"/>
+            </w:pPr>
+            <w:r>
+              <w:rPr>
+                <w:rFonts w:ascii="Times New Roman" w:cs="Times New Roman" w:eastAsia="Times New Roman" w:hAnsi="Times New Roman"/>
+                <w:b w:val="false"/>
+                <w:bCs w:val="false"/>
+                <w:sz w:val="24"/>
+                <w:szCs w:val="24"/>
+              </w:rPr>
+              <w:t xml:space="preserve">Время перелёта</w:t>
+            </w:r>
+          </w:p>
+        </w:tc>
+        <w:tc>
+          <w:tcPr>
+            <w:tcW w:type="dxa" w:w="2455"/>
+            <w:tcMar>
+              <w:top w:type="dxa" w:w="30"/>
+              <w:left w:type="dxa" w:w="60"/>
+              <w:bottom w:type="dxa" w:w="30"/>
+              <w:right w:type="dxa" w:w="60"/>
+            </w:tcMar>
+          </w:tcPr>
+          <w:p>
+            <w:pPr>
+              <w:spacing w:after="0" w:line="276"/>
+              <w:jc w:val="left"/>
+            </w:pPr>
+            <w:r>
+              <w:rPr>
+                <w:rFonts w:ascii="Times New Roman" w:cs="Times New Roman" w:eastAsia="Times New Roman" w:hAnsi="Times New Roman"/>
+                <w:b w:val="false"/>
+                <w:bCs w:val="false"/>
+                <w:sz w:val="24"/>
+                <w:szCs w:val="24"/>
+              </w:rPr>
+              <w:t xml:space="preserve">190,9 сут</w:t>
+            </w:r>
+          </w:p>
+        </w:tc>
+      </w:tr>
+      <w:tr>
+        <w:trPr>
+          <w:tblHeader w:val="off"/>
+        </w:trPr>
+        <w:tc>
+          <w:tcPr>
+            <w:tcW w:type="dxa" w:w="2250"/>
+            <w:tcMar>
+              <w:top w:type="dxa" w:w="30"/>
+              <w:left w:type="dxa" w:w="60"/>
+              <w:bottom w:type="dxa" w:w="30"/>
+              <w:right w:type="dxa" w:w="60"/>
+            </w:tcMar>
+          </w:tcPr>
+          <w:p>
+            <w:pPr>
+              <w:spacing w:after="0" w:line="276"/>
+              <w:jc w:val="left"/>
+            </w:pPr>
+            <w:r>
+              <w:rPr>
+                <w:rFonts w:ascii="Times New Roman" w:cs="Times New Roman" w:eastAsia="Times New Roman" w:hAnsi="Times New Roman"/>
+                <w:b w:val="false"/>
+                <w:bCs w:val="false"/>
+                <w:sz w:val="24"/>
+                <w:szCs w:val="24"/>
+              </w:rPr>
+              <w:t xml:space="preserve">dv₂ (тормозной)</w:t>
+            </w:r>
+          </w:p>
+        </w:tc>
+        <w:tc>
+          <w:tcPr>
+            <w:tcW w:type="dxa" w:w="2400"/>
+            <w:tcMar>
+              <w:top w:type="dxa" w:w="30"/>
+              <w:left w:type="dxa" w:w="60"/>
+              <w:bottom w:type="dxa" w:w="30"/>
+              <w:right w:type="dxa" w:w="60"/>
+            </w:tcMar>
+          </w:tcPr>
+          <w:p>
+            <w:pPr>
+              <w:spacing w:after="0" w:line="276"/>
+              <w:jc w:val="left"/>
+            </w:pPr>
+            <w:r>
+              <w:rPr>
+                <w:rFonts w:ascii="Times New Roman" w:cs="Times New Roman" w:eastAsia="Times New Roman" w:hAnsi="Times New Roman"/>
+                <w:b w:val="false"/>
+                <w:bCs w:val="false"/>
+                <w:sz w:val="24"/>
+                <w:szCs w:val="24"/>
+              </w:rPr>
+              <w:t xml:space="preserve">130,5 м/с</w:t>
+            </w:r>
+          </w:p>
+        </w:tc>
+        <w:tc>
+          <w:tcPr>
+            <w:tcW w:type="dxa" w:w="2250"/>
+            <w:tcMar>
+              <w:top w:type="dxa" w:w="30"/>
+              <w:left w:type="dxa" w:w="60"/>
+              <w:bottom w:type="dxa" w:w="30"/>
+              <w:right w:type="dxa" w:w="60"/>
+            </w:tcMar>
+          </w:tcPr>
+          <w:p>
+            <w:pPr>
+              <w:spacing w:after="0" w:line="276"/>
+              <w:jc w:val="left"/>
+            </w:pPr>
+            <w:r>
+              <w:rPr>
+                <w:rFonts w:ascii="Times New Roman" w:cs="Times New Roman" w:eastAsia="Times New Roman" w:hAnsi="Times New Roman"/>
+                <w:b w:val="false"/>
+                <w:bCs w:val="false"/>
+                <w:sz w:val="24"/>
+                <w:szCs w:val="24"/>
+              </w:rPr>
+              <w:t xml:space="preserve">Промах прицела</w:t>
+            </w:r>
+          </w:p>
+        </w:tc>
+        <w:tc>
+          <w:tcPr>
+            <w:tcW w:type="dxa" w:w="2455"/>
+            <w:tcMar>
+              <w:top w:type="dxa" w:w="30"/>
+              <w:left w:type="dxa" w:w="60"/>
+              <w:bottom w:type="dxa" w:w="30"/>
+              <w:right w:type="dxa" w:w="60"/>
+            </w:tcMar>
+          </w:tcPr>
+          <w:p>
+            <w:pPr>
+              <w:spacing w:after="0" w:line="276"/>
+              <w:jc w:val="left"/>
+            </w:pPr>
+            <w:r>
+              <w:rPr>
+                <w:rFonts w:ascii="Times New Roman" w:cs="Times New Roman" w:eastAsia="Times New Roman" w:hAnsi="Times New Roman"/>
+                <w:b w:val="false"/>
+                <w:bCs w:val="false"/>
+                <w:sz w:val="24"/>
+                <w:szCs w:val="24"/>
+              </w:rPr>
+              <w:t xml:space="preserve">8 км (порог 500 км)</w:t>
+            </w:r>
+          </w:p>
+        </w:tc>
+      </w:tr>
+      <w:tr>
+        <w:trPr>
+          <w:tblHeader w:val="off"/>
+        </w:trPr>
+        <w:tc>
+          <w:tcPr>
+            <w:tcW w:type="dxa" w:w="2250"/>
+            <w:tcMar>
+              <w:top w:type="dxa" w:w="30"/>
+              <w:left w:type="dxa" w:w="60"/>
+              <w:bottom w:type="dxa" w:w="30"/>
+              <w:right w:type="dxa" w:w="60"/>
+            </w:tcMar>
+          </w:tcPr>
+          <w:p>
+            <w:pPr>
+              <w:spacing w:after="0" w:line="276"/>
+              <w:jc w:val="left"/>
+            </w:pPr>
+            <w:r>
+              <w:rPr>
+                <w:rFonts w:ascii="Times New Roman" w:cs="Times New Roman" w:eastAsia="Times New Roman" w:hAnsi="Times New Roman"/>
+                <w:b w:val="false"/>
+                <w:bCs w:val="false"/>
+                <w:sz w:val="24"/>
+                <w:szCs w:val="24"/>
+              </w:rPr>
+              <w:t xml:space="preserve">Суммарно dv</w:t>
+            </w:r>
+          </w:p>
+        </w:tc>
+        <w:tc>
+          <w:tcPr>
+            <w:tcW w:type="dxa" w:w="2400"/>
+            <w:tcMar>
+              <w:top w:type="dxa" w:w="30"/>
+              <w:left w:type="dxa" w:w="60"/>
+              <w:bottom w:type="dxa" w:w="30"/>
+              <w:right w:type="dxa" w:w="60"/>
+            </w:tcMar>
+          </w:tcPr>
+          <w:p>
+            <w:pPr>
+              <w:spacing w:after="0" w:line="276"/>
+              <w:jc w:val="left"/>
+            </w:pPr>
+            <w:r>
+              <w:rPr>
+                <w:rFonts w:ascii="Times New Roman" w:cs="Times New Roman" w:eastAsia="Times New Roman" w:hAnsi="Times New Roman"/>
+                <w:b w:val="false"/>
+                <w:bCs w:val="false"/>
+                <w:sz w:val="24"/>
+                <w:szCs w:val="24"/>
+              </w:rPr>
+              <w:t xml:space="preserve">3324 м/с</w:t>
+            </w:r>
+          </w:p>
+        </w:tc>
+        <w:tc>
+          <w:tcPr>
+            <w:tcW w:type="dxa" w:w="2250"/>
+            <w:tcMar>
+              <w:top w:type="dxa" w:w="30"/>
+              <w:left w:type="dxa" w:w="60"/>
+              <w:bottom w:type="dxa" w:w="30"/>
+              <w:right w:type="dxa" w:w="60"/>
+            </w:tcMar>
+          </w:tcPr>
+          <w:p>
+            <w:pPr>
+              <w:spacing w:after="0" w:line="276"/>
+              <w:jc w:val="left"/>
+            </w:pPr>
+            <w:r>
+              <w:rPr>
+                <w:rFonts w:ascii="Times New Roman" w:cs="Times New Roman" w:eastAsia="Times New Roman" w:hAnsi="Times New Roman"/>
+                <w:b w:val="false"/>
+                <w:bCs w:val="false"/>
+                <w:sz w:val="24"/>
+                <w:szCs w:val="24"/>
+              </w:rPr>
+              <w:t xml:space="preserve">Целевая орбита</w:t>
+            </w:r>
+          </w:p>
+        </w:tc>
+        <w:tc>
+          <w:tcPr>
+            <w:tcW w:type="dxa" w:w="2455"/>
+            <w:tcMar>
+              <w:top w:type="dxa" w:w="30"/>
+              <w:left w:type="dxa" w:w="60"/>
+              <w:bottom w:type="dxa" w:w="30"/>
+              <w:right w:type="dxa" w:w="60"/>
+            </w:tcMar>
+          </w:tcPr>
+          <w:p>
+            <w:pPr>
+              <w:spacing w:after="0" w:line="276"/>
+              <w:jc w:val="left"/>
+            </w:pPr>
+            <w:r>
+              <w:rPr>
+                <w:rFonts w:ascii="Times New Roman" w:cs="Times New Roman" w:eastAsia="Times New Roman" w:hAnsi="Times New Roman"/>
+                <w:b w:val="false"/>
+                <w:bCs w:val="false"/>
+                <w:sz w:val="24"/>
+                <w:szCs w:val="24"/>
+              </w:rPr>
+              <w:t xml:space="preserve">гало, Az = 120 177 км</w:t>
+            </w:r>
+          </w:p>
+        </w:tc>
+      </w:tr>
+      <w:tr>
+        <w:trPr>
+          <w:tblHeader w:val="off"/>
+        </w:trPr>
+        <w:tc>
+          <w:tcPr>
+            <w:tcW w:type="dxa" w:w="2250"/>
+            <w:tcMar>
+              <w:top w:type="dxa" w:w="30"/>
+              <w:left w:type="dxa" w:w="60"/>
+              <w:bottom w:type="dxa" w:w="30"/>
+              <w:right w:type="dxa" w:w="60"/>
+            </w:tcMar>
+          </w:tcPr>
+          <w:p>
+            <w:pPr>
+              <w:spacing w:after="0" w:line="276"/>
+              <w:jc w:val="left"/>
+            </w:pPr>
+            <w:r>
+              <w:rPr>
+                <w:rFonts w:ascii="Times New Roman" w:cs="Times New Roman" w:eastAsia="Times New Roman" w:hAnsi="Times New Roman"/>
+                <w:b w:val="false"/>
+                <w:bCs w:val="false"/>
+                <w:sz w:val="24"/>
+                <w:szCs w:val="24"/>
+              </w:rPr>
+              <w:t xml:space="preserve">Удержание</w:t>
+            </w:r>
+          </w:p>
+        </w:tc>
+        <w:tc>
+          <w:tcPr>
+            <w:tcW w:type="dxa" w:w="2400"/>
+            <w:tcMar>
+              <w:top w:type="dxa" w:w="30"/>
+              <w:left w:type="dxa" w:w="60"/>
+              <w:bottom w:type="dxa" w:w="30"/>
+              <w:right w:type="dxa" w:w="60"/>
+            </w:tcMar>
+          </w:tcPr>
+          <w:p>
+            <w:pPr>
+              <w:spacing w:after="0" w:line="276"/>
+              <w:jc w:val="left"/>
+            </w:pPr>
+            <w:r>
+              <w:rPr>
+                <w:rFonts w:ascii="Times New Roman" w:cs="Times New Roman" w:eastAsia="Times New Roman" w:hAnsi="Times New Roman"/>
+                <w:b w:val="false"/>
+                <w:bCs w:val="false"/>
+                <w:sz w:val="24"/>
+                <w:szCs w:val="24"/>
+              </w:rPr>
+              <w:t xml:space="preserve">0,77 м/с/год (±100 км)</w:t>
+            </w:r>
+          </w:p>
+        </w:tc>
+        <w:tc>
+          <w:tcPr>
+            <w:tcW w:type="dxa" w:w="2250"/>
+            <w:tcMar>
+              <w:top w:type="dxa" w:w="30"/>
+              <w:left w:type="dxa" w:w="60"/>
+              <w:bottom w:type="dxa" w:w="30"/>
+              <w:right w:type="dxa" w:w="60"/>
+            </w:tcMar>
+          </w:tcPr>
+          <w:p>
+            <w:pPr>
+              <w:spacing w:after="0" w:line="276"/>
+              <w:jc w:val="left"/>
+            </w:pPr>
+            <w:r>
+              <w:rPr>
+                <w:rFonts w:ascii="Times New Roman" w:cs="Times New Roman" w:eastAsia="Times New Roman" w:hAnsi="Times New Roman"/>
+                <w:b w:val="false"/>
+                <w:bCs w:val="false"/>
+                <w:sz w:val="24"/>
+                <w:szCs w:val="24"/>
+              </w:rPr>
+              <w:t xml:space="preserve">Ограничение задания</w:t>
+            </w:r>
+          </w:p>
+        </w:tc>
+        <w:tc>
+          <w:tcPr>
+            <w:tcW w:type="dxa" w:w="2455"/>
+            <w:tcMar>
+              <w:top w:type="dxa" w:w="30"/>
+              <w:left w:type="dxa" w:w="60"/>
+              <w:bottom w:type="dxa" w:w="30"/>
+              <w:right w:type="dxa" w:w="60"/>
+            </w:tcMar>
+          </w:tcPr>
+          <w:p>
+            <w:pPr>
+              <w:spacing w:after="0" w:line="276"/>
+              <w:jc w:val="left"/>
+            </w:pPr>
+            <w:r>
+              <w:rPr>
+                <w:rFonts w:ascii="Times New Roman" w:cs="Times New Roman" w:eastAsia="Times New Roman" w:hAnsi="Times New Roman"/>
+                <w:b w:val="false"/>
+                <w:bCs w:val="false"/>
+                <w:sz w:val="24"/>
+                <w:szCs w:val="24"/>
+              </w:rPr>
+              <w:t xml:space="preserve">≤ 100 м/с/год, запас ×130</w:t>
+            </w:r>
+          </w:p>
+        </w:tc>
+      </w:tr>
+      <w:tr>
+        <w:trPr>
+          <w:tblHeader w:val="off"/>
+        </w:trPr>
+        <w:tc>
+          <w:tcPr>
+            <w:tcW w:type="dxa" w:w="2250"/>
+            <w:tcMar>
+              <w:top w:type="dxa" w:w="30"/>
+              <w:left w:type="dxa" w:w="60"/>
+              <w:bottom w:type="dxa" w:w="30"/>
+              <w:right w:type="dxa" w:w="60"/>
+            </w:tcMar>
+          </w:tcPr>
+          <w:p>
+            <w:pPr>
+              <w:spacing w:after="0" w:line="276"/>
+              <w:jc w:val="left"/>
+            </w:pPr>
+            <w:r>
+              <w:rPr>
+                <w:rFonts w:ascii="Times New Roman" w:cs="Times New Roman" w:eastAsia="Times New Roman" w:hAnsi="Times New Roman"/>
+                <w:b w:val="false"/>
+                <w:bCs w:val="false"/>
+                <w:sz w:val="24"/>
+                <w:szCs w:val="24"/>
+              </w:rPr>
+              <w:t xml:space="preserve">Топливо РБ / ввод на НОО</w:t>
+            </w:r>
+          </w:p>
+        </w:tc>
+        <w:tc>
+          <w:tcPr>
+            <w:tcW w:type="dxa" w:w="2400"/>
+            <w:tcMar>
+              <w:top w:type="dxa" w:w="30"/>
+              <w:left w:type="dxa" w:w="60"/>
+              <w:bottom w:type="dxa" w:w="30"/>
+              <w:right w:type="dxa" w:w="60"/>
+            </w:tcMar>
+          </w:tcPr>
+          <w:p>
+            <w:pPr>
+              <w:spacing w:after="0" w:line="276"/>
+              <w:jc w:val="left"/>
+            </w:pPr>
+            <w:r>
+              <w:rPr>
+                <w:rFonts w:ascii="Times New Roman" w:cs="Times New Roman" w:eastAsia="Times New Roman" w:hAnsi="Times New Roman"/>
+                <w:b w:val="false"/>
+                <w:bCs w:val="false"/>
+                <w:sz w:val="24"/>
+                <w:szCs w:val="24"/>
+              </w:rPr>
+              <w:t xml:space="preserve">3 547 / 6 653 кг</w:t>
+            </w:r>
+          </w:p>
+        </w:tc>
+        <w:tc>
+          <w:tcPr>
+            <w:tcW w:type="dxa" w:w="2250"/>
+            <w:tcMar>
+              <w:top w:type="dxa" w:w="30"/>
+              <w:left w:type="dxa" w:w="60"/>
+              <w:bottom w:type="dxa" w:w="30"/>
+              <w:right w:type="dxa" w:w="60"/>
+            </w:tcMar>
+          </w:tcPr>
+          <w:p>
+            <w:pPr>
+              <w:spacing w:after="0" w:line="276"/>
+              <w:jc w:val="left"/>
+            </w:pPr>
+            <w:r>
+              <w:rPr>
+                <w:rFonts w:ascii="Times New Roman" w:cs="Times New Roman" w:eastAsia="Times New Roman" w:hAnsi="Times New Roman"/>
+                <w:b w:val="false"/>
+                <w:bCs w:val="false"/>
+                <w:sz w:val="24"/>
+                <w:szCs w:val="24"/>
+              </w:rPr>
+              <w:t xml:space="preserve">Бюджет миссии</w:t>
+            </w:r>
+          </w:p>
+        </w:tc>
+        <w:tc>
+          <w:tcPr>
+            <w:tcW w:type="dxa" w:w="2455"/>
+            <w:tcMar>
+              <w:top w:type="dxa" w:w="30"/>
+              <w:left w:type="dxa" w:w="60"/>
+              <w:bottom w:type="dxa" w:w="30"/>
+              <w:right w:type="dxa" w:w="60"/>
+            </w:tcMar>
+          </w:tcPr>
+          <w:p>
+            <w:pPr>
+              <w:spacing w:after="0" w:line="276"/>
+              <w:jc w:val="left"/>
+            </w:pPr>
+            <w:r>
+              <w:rPr>
+                <w:rFonts w:ascii="Times New Roman" w:cs="Times New Roman" w:eastAsia="Times New Roman" w:hAnsi="Times New Roman"/>
+                <w:b w:val="false"/>
+                <w:bCs w:val="false"/>
+                <w:sz w:val="24"/>
+                <w:szCs w:val="24"/>
+              </w:rPr>
+              <w:t xml:space="preserve">3,49…3,76 км/с</w:t>
+            </w:r>
+          </w:p>
+        </w:tc>
+      </w:tr>
+    </w:tbl>
+    <w:p>
+      <w:pPr>
+        <w:keepLines/>
+        <w:widowControl/>
+        <w:spacing w:after="60" w:before="0" w:line="360"/>
+        <w:ind w:firstLine="709"/>
+        <w:jc w:val="both"/>
+      </w:pPr>
+      <w:r>
+        <w:rPr>
+          <w:rFonts w:ascii="Times New Roman" w:cs="Times New Roman" w:eastAsia="Times New Roman" w:hAnsi="Times New Roman"/>
+          <w:sz w:val="28"/>
+          <w:szCs w:val="28"/>
+        </w:rPr>
+        <w:t xml:space="preserve">Подробности: перелёт и массы - п. 4 и 7, возмущения, тень и лимит удержания - п. 5 и 6, ограничения расчёта и то, что в нём не моделировалось, - п. 9.</w:t>
+      </w:r>
+    </w:p>
+    <w:p>
+      <w:pPr>
+        <w:pStyle w:val="Heading1"/>
+        <w:spacing w:after="100" w:before="260" w:line="360"/>
+      </w:pPr>
+      <w:r>
+        <w:rPr>
+          <w:rFonts w:ascii="Times New Roman" w:cs="Times New Roman" w:eastAsia="Times New Roman" w:hAnsi="Times New Roman"/>
+        </w:rPr>
         <w:t xml:space="preserve">1. Постановка задачи</w:t>
       </w:r>
     </w:p>
     <w:p>
       <w:pPr>
+        <w:keepLines/>
+        <w:widowControl/>
         <w:spacing w:after="60" w:before="0" w:line="360"/>
         <w:ind w:firstLine="709"/>
         <w:jc w:val="both"/>
@@ -683,6 +1417,8 @@
     </w:p>
     <w:p>
       <w:pPr>
+        <w:keepLines/>
+        <w:widowControl/>
         <w:spacing w:after="60" w:before="0" w:line="360"/>
         <w:ind w:firstLine="709"/>
         <w:jc w:val="both"/>
@@ -698,6 +1434,8 @@
     </w:p>
     <w:p>
       <w:pPr>
+        <w:keepLines/>
+        <w:widowControl/>
         <w:spacing w:after="60" w:before="0" w:line="360"/>
         <w:ind w:firstLine="709"/>
         <w:jc w:val="both"/>
@@ -713,6 +1451,8 @@
     </w:p>
     <w:p>
       <w:pPr>
+        <w:keepLines/>
+        <w:widowControl/>
         <w:spacing w:after="60" w:before="0" w:line="360"/>
         <w:jc w:val="center"/>
       </w:pPr>
@@ -727,6 +1467,8 @@
     </w:p>
     <w:p>
       <w:pPr>
+        <w:keepLines/>
+        <w:widowControl/>
         <w:spacing w:after="60" w:before="0" w:line="360"/>
         <w:ind w:firstLine="709"/>
         <w:jc w:val="both"/>
@@ -743,6 +1485,8 @@
     <w:p>
       <w:pPr>
         <w:pStyle w:val="ListParagraph"/>
+        <w:keepLines/>
+        <w:widowControl/>
         <w:numPr>
           <w:ilvl w:val="0"/>
           <w:numId w:val="2"/>
@@ -762,6 +1506,8 @@
     <w:p>
       <w:pPr>
         <w:pStyle w:val="ListParagraph"/>
+        <w:keepLines/>
+        <w:widowControl/>
         <w:numPr>
           <w:ilvl w:val="0"/>
           <w:numId w:val="2"/>
@@ -781,6 +1527,8 @@
     <w:p>
       <w:pPr>
         <w:pStyle w:val="ListParagraph"/>
+        <w:keepLines/>
+        <w:widowControl/>
         <w:numPr>
           <w:ilvl w:val="0"/>
           <w:numId w:val="2"/>
@@ -800,6 +1548,8 @@
     <w:p>
       <w:pPr>
         <w:pStyle w:val="ListParagraph"/>
+        <w:keepLines/>
+        <w:widowControl/>
         <w:numPr>
           <w:ilvl w:val="0"/>
           <w:numId w:val="2"/>
@@ -819,6 +1569,8 @@
     <w:p>
       <w:pPr>
         <w:pStyle w:val="ListParagraph"/>
+        <w:keepLines/>
+        <w:widowControl/>
         <w:numPr>
           <w:ilvl w:val="0"/>
           <w:numId w:val="2"/>
@@ -838,6 +1590,8 @@
     <w:p>
       <w:pPr>
         <w:pStyle w:val="ListParagraph"/>
+        <w:keepLines/>
+        <w:widowControl/>
         <w:numPr>
           <w:ilvl w:val="0"/>
           <w:numId w:val="2"/>
@@ -857,6 +1611,8 @@
     <w:p>
       <w:pPr>
         <w:pStyle w:val="ListParagraph"/>
+        <w:keepLines/>
+        <w:widowControl/>
         <w:numPr>
           <w:ilvl w:val="0"/>
           <w:numId w:val="2"/>
@@ -3586,6 +4342,8 @@
     </w:tbl>
     <w:p>
       <w:pPr>
+        <w:keepLines/>
+        <w:widowControl/>
         <w:spacing w:after="60" w:before="80" w:line="360"/>
         <w:ind w:firstLine="709"/>
         <w:jc w:val="both"/>
@@ -3601,6 +4359,8 @@
     </w:p>
     <w:p>
       <w:pPr>
+        <w:keepLines/>
+        <w:widowControl/>
         <w:spacing w:after="60" w:before="0" w:line="360"/>
         <w:ind w:firstLine="709"/>
         <w:jc w:val="both"/>
@@ -3616,6 +4376,8 @@
     </w:p>
     <w:p>
       <w:pPr>
+        <w:keepLines/>
+        <w:widowControl/>
         <w:spacing w:after="60" w:before="0" w:line="360"/>
         <w:ind w:firstLine="709"/>
         <w:jc w:val="both"/>
@@ -3631,6 +4393,8 @@
     </w:p>
     <w:p>
       <w:pPr>
+        <w:keepLines/>
+        <w:widowControl/>
         <w:spacing w:after="60" w:before="0" w:line="360"/>
         <w:ind w:firstLine="709"/>
         <w:jc w:val="both"/>
@@ -6194,6 +6958,8 @@
     </w:tbl>
     <w:p>
       <w:pPr>
+        <w:keepLines/>
+        <w:widowControl/>
         <w:spacing w:after="60" w:before="0" w:line="360"/>
         <w:ind w:firstLine="709"/>
         <w:jc w:val="both"/>
@@ -6948,6 +7714,8 @@
     </w:tbl>
     <w:p>
       <w:pPr>
+        <w:keepLines/>
+        <w:widowControl/>
         <w:spacing w:after="60" w:before="80" w:line="360"/>
         <w:ind w:firstLine="709"/>
         <w:jc w:val="both"/>
@@ -6963,6 +7731,8 @@
     </w:p>
     <w:p>
       <w:pPr>
+        <w:keepLines/>
+        <w:widowControl/>
         <w:spacing w:after="60" w:before="0" w:line="360"/>
         <w:ind w:firstLine="709"/>
         <w:jc w:val="both"/>
@@ -6989,7 +7759,23 @@
           <w:sz w:val="24"/>
           <w:szCs w:val="24"/>
         </w:rPr>
-        <w:t xml:space="preserve">Рисунок 1 - трасса перелёта и целевое гало: вид сверху на эклиптике</w:t>
+        <w:t xml:space="preserve">Рисунок 1 - весь перелёт: вид сверху на эклиптику. Трасса 38 %</w:t>
+      </w:r>
+    </w:p>
+    <w:p>
+      <w:pPr>
+        <w:spacing w:after="60" w:before="60" w:line="360"/>
+        <w:jc w:val="center"/>
+      </w:pPr>
+      <w:r>
+        <w:rPr>
+          <w:rFonts w:ascii="Times New Roman" w:cs="Times New Roman" w:eastAsia="Times New Roman" w:hAnsi="Times New Roman"/>
+          <w:i/>
+          <w:iCs/>
+          <w:sz w:val="24"/>
+          <w:szCs w:val="24"/>
+        </w:rPr>
+        <w:t xml:space="preserve">времени проводит со стороны Солнца - отсюда большой разброс масштабов</w:t>
       </w:r>
     </w:p>
     <w:p>
@@ -7000,7 +7786,7 @@
       <w:r>
         <w:drawing>
           <wp:inline distT="0" distB="0" distL="0" distR="0">
-            <wp:extent cx="5715000" cy="4286250"/>
+            <wp:extent cx="5715000" cy="4105275"/>
             <wp:effectExtent t="0" r="0" b="0" l="0"/>
             <wp:docPr id="1" name=""/>
             <wp:cNvGraphicFramePr>
@@ -7016,7 +7802,7 @@
                     </pic:cNvPicPr>
                   </pic:nvPicPr>
                   <pic:blipFill>
-                    <a:blip r:embed="rId7" cstate="none"/>
+                    <a:blip r:embed="rId8" cstate="none"/>
                     <a:srcRect/>
                     <a:stretch>
                       <a:fillRect/>
@@ -7025,7 +7811,7 @@
                   <pic:spPr bwMode="auto">
                     <a:xfrm>
                       <a:off x="0" y="0"/>
-                      <a:ext cx="5715000" cy="4286250"/>
+                      <a:ext cx="5715000" cy="4105275"/>
                     </a:xfrm>
                     <a:prstGeom prst="rect">
                       <a:avLst/>
@@ -7051,7 +7837,7 @@
           <w:sz w:val="24"/>
           <w:szCs w:val="24"/>
         </w:rPr>
-        <w:t xml:space="preserve">Рисунок 2 - разрез xz: наклон плоскости выведения 28,2° к эклиптике,</w:t>
+        <w:t xml:space="preserve">Рисунок 2 - два прицельных зума: а) первые 150 тыс. км пути от Земли</w:t>
       </w:r>
     </w:p>
     <w:p>
@@ -7067,7 +7853,7 @@
           <w:sz w:val="24"/>
           <w:szCs w:val="24"/>
         </w:rPr>
-        <w:t xml:space="preserve">конус полутени Земли и порог выхода из тени Az_min</w:t>
+        <w:t xml:space="preserve">(НОО и ночная сторона старта); б) подлёт к гало и точка входа</w:t>
       </w:r>
     </w:p>
     <w:p>
@@ -7078,7 +7864,7 @@
       <w:r>
         <w:drawing>
           <wp:inline distT="0" distB="0" distL="0" distR="0">
-            <wp:extent cx="5715000" cy="3676650"/>
+            <wp:extent cx="6477000" cy="3028950"/>
             <wp:effectExtent t="0" r="0" b="0" l="0"/>
             <wp:docPr id="2" name=""/>
             <wp:cNvGraphicFramePr>
@@ -7094,7 +7880,7 @@
                     </pic:cNvPicPr>
                   </pic:nvPicPr>
                   <pic:blipFill>
-                    <a:blip r:embed="rId8" cstate="none"/>
+                    <a:blip r:embed="rId9" cstate="none"/>
                     <a:srcRect/>
                     <a:stretch>
                       <a:fillRect/>
@@ -7103,7 +7889,7 @@
                   <pic:spPr bwMode="auto">
                     <a:xfrm>
                       <a:off x="0" y="0"/>
-                      <a:ext cx="5715000" cy="3676650"/>
+                      <a:ext cx="6477000" cy="3028950"/>
                     </a:xfrm>
                     <a:prstGeom prst="rect">
                       <a:avLst/>
@@ -7129,7 +7915,23 @@
           <w:sz w:val="24"/>
           <w:szCs w:val="24"/>
         </w:rPr>
-        <w:t xml:space="preserve">Рисунок 3 - та же трасса и целевая орбита в пространстве</w:t>
+        <w:t xml:space="preserve">Рисунок 3 - тень: а) разрез xz, конус полутени и порог Az_min;</w:t>
+      </w:r>
+    </w:p>
+    <w:p>
+      <w:pPr>
+        <w:spacing w:after="60" w:before="60" w:line="360"/>
+        <w:jc w:val="center"/>
+      </w:pPr>
+      <w:r>
+        <w:rPr>
+          <w:rFonts w:ascii="Times New Roman" w:cs="Times New Roman" w:eastAsia="Times New Roman" w:hAnsi="Times New Roman"/>
+          <w:i/>
+          <w:iCs/>
+          <w:sz w:val="24"/>
+          <w:szCs w:val="24"/>
+        </w:rPr>
+        <w:t xml:space="preserve">б) ρ(t) против границы полутени (лог-шкала)</w:t>
       </w:r>
     </w:p>
     <w:p>
@@ -7140,7 +7942,7 @@
       <w:r>
         <w:drawing>
           <wp:inline distT="0" distB="0" distL="0" distR="0">
-            <wp:extent cx="5334000" cy="3810000"/>
+            <wp:extent cx="6477000" cy="2752725"/>
             <wp:effectExtent t="0" r="0" b="0" l="0"/>
             <wp:docPr id="3" name=""/>
             <wp:cNvGraphicFramePr>
@@ -7156,7 +7958,7 @@
                     </pic:cNvPicPr>
                   </pic:nvPicPr>
                   <pic:blipFill>
-                    <a:blip r:embed="rId9" cstate="none"/>
+                    <a:blip r:embed="rId10" cstate="none"/>
                     <a:srcRect/>
                     <a:stretch>
                       <a:fillRect/>
@@ -7165,7 +7967,7 @@
                   <pic:spPr bwMode="auto">
                     <a:xfrm>
                       <a:off x="0" y="0"/>
-                      <a:ext cx="5334000" cy="3810000"/>
+                      <a:ext cx="6477000" cy="2752725"/>
                     </a:xfrm>
                     <a:prstGeom prst="rect">
                       <a:avLst/>
@@ -7191,7 +7993,7 @@
           <w:sz w:val="24"/>
           <w:szCs w:val="24"/>
         </w:rPr>
-        <w:t xml:space="preserve">Рисунок 4 - ход перелёта: ξ(t) и |v|(t) против скорости целевой орбиты</w:t>
+        <w:t xml:space="preserve">Рисунок 4 - ход перелёта: ξ(t) и |v|(t) против скорости целевой</w:t>
       </w:r>
     </w:p>
     <w:p>
@@ -7207,7 +8009,7 @@
           <w:sz w:val="24"/>
           <w:szCs w:val="24"/>
         </w:rPr>
-        <w:t xml:space="preserve">в точке касания (штрих-пунктир); вход по энергии тормозной</w:t>
+        <w:t xml:space="preserve">орбиты в точке касания (штрих-пунктир); вход тормозной</w:t>
       </w:r>
     </w:p>
     <w:p>
@@ -7218,87 +8020,9 @@
       <w:r>
         <w:drawing>
           <wp:inline distT="0" distB="0" distL="0" distR="0">
-            <wp:extent cx="4476750" cy="3733800"/>
+            <wp:extent cx="4762500" cy="4333875"/>
             <wp:effectExtent t="0" r="0" b="0" l="0"/>
             <wp:docPr id="4" name=""/>
-            <wp:cNvGraphicFramePr>
-              <a:graphicFrameLocks xmlns:a="http://schemas.openxmlformats.org/drawingml/2006/main" noChangeAspect="1"/>
-            </wp:cNvGraphicFramePr>
-            <a:graphic xmlns:a="http://schemas.openxmlformats.org/drawingml/2006/main">
-              <a:graphicData uri="http://schemas.openxmlformats.org/drawingml/2006/picture">
-                <pic:pic xmlns:pic="http://schemas.openxmlformats.org/drawingml/2006/picture">
-                  <pic:nvPicPr>
-                    <pic:cNvPr id="0" name="" descr=""/>
-                    <pic:cNvPicPr>
-                      <a:picLocks noChangeAspect="1" noChangeArrowheads="1"/>
-                    </pic:cNvPicPr>
-                  </pic:nvPicPr>
-                  <pic:blipFill>
-                    <a:blip r:embed="rId10" cstate="none"/>
-                    <a:srcRect/>
-                    <a:stretch>
-                      <a:fillRect/>
-                    </a:stretch>
-                  </pic:blipFill>
-                  <pic:spPr bwMode="auto">
-                    <a:xfrm>
-                      <a:off x="0" y="0"/>
-                      <a:ext cx="4476750" cy="3733800"/>
-                    </a:xfrm>
-                    <a:prstGeom prst="rect">
-                      <a:avLst/>
-                    </a:prstGeom>
-                  </pic:spPr>
-                </pic:pic>
-              </a:graphicData>
-            </a:graphic>
-          </wp:inline>
-        </w:drawing>
-      </w:r>
-    </w:p>
-    <w:p>
-      <w:pPr>
-        <w:spacing w:after="60" w:before="60" w:line="360"/>
-        <w:jc w:val="center"/>
-      </w:pPr>
-      <w:r>
-        <w:rPr>
-          <w:rFonts w:ascii="Times New Roman" w:cs="Times New Roman" w:eastAsia="Times New Roman" w:hAnsi="Times New Roman"/>
-          <w:i/>
-          <w:iCs/>
-          <w:sz w:val="24"/>
-          <w:szCs w:val="24"/>
-        </w:rPr>
-        <w:t xml:space="preserve">Рисунок 5 - затенение на перелёте: ρ(t) и радиус полутени r_pen(ξ)</w:t>
-      </w:r>
-    </w:p>
-    <w:p>
-      <w:pPr>
-        <w:spacing w:after="60" w:before="60" w:line="360"/>
-        <w:jc w:val="center"/>
-      </w:pPr>
-      <w:r>
-        <w:rPr>
-          <w:rFonts w:ascii="Times New Roman" w:cs="Times New Roman" w:eastAsia="Times New Roman" w:hAnsi="Times New Roman"/>
-          <w:i/>
-          <w:iCs/>
-          <w:sz w:val="24"/>
-          <w:szCs w:val="24"/>
-        </w:rPr>
-        <w:t xml:space="preserve">(логарифмическая шкала; точка включения 1-го импульса - в тени Земли)</w:t>
-      </w:r>
-    </w:p>
-    <w:p>
-      <w:pPr>
-        <w:spacing w:after="60" w:before="60" w:line="360"/>
-        <w:jc w:val="center"/>
-      </w:pPr>
-      <w:r>
-        <w:drawing>
-          <wp:inline distT="0" distB="0" distL="0" distR="0">
-            <wp:extent cx="5715000" cy="3238500"/>
-            <wp:effectExtent t="0" r="0" b="0" l="0"/>
-            <wp:docPr id="5" name=""/>
             <wp:cNvGraphicFramePr>
               <a:graphicFrameLocks xmlns:a="http://schemas.openxmlformats.org/drawingml/2006/main" noChangeAspect="1"/>
             </wp:cNvGraphicFramePr>
@@ -7321,7 +8045,7 @@
                   <pic:spPr bwMode="auto">
                     <a:xfrm>
                       <a:off x="0" y="0"/>
-                      <a:ext cx="5715000" cy="3238500"/>
+                      <a:ext cx="4762500" cy="4333875"/>
                     </a:xfrm>
                     <a:prstGeom prst="rect">
                       <a:avLst/>
@@ -7348,6 +8072,8 @@
     </w:p>
     <w:p>
       <w:pPr>
+        <w:keepLines/>
+        <w:widowControl/>
         <w:spacing w:after="60" w:before="0" w:line="360"/>
         <w:ind w:firstLine="709"/>
         <w:jc w:val="both"/>
@@ -8516,6 +9242,8 @@
     <w:p>
       <w:pPr>
         <w:pStyle w:val="ListParagraph"/>
+        <w:keepLines/>
+        <w:widowControl/>
         <w:numPr>
           <w:ilvl w:val="0"/>
           <w:numId w:val="2"/>
@@ -8535,6 +9263,8 @@
     <w:p>
       <w:pPr>
         <w:pStyle w:val="ListParagraph"/>
+        <w:keepLines/>
+        <w:widowControl/>
         <w:numPr>
           <w:ilvl w:val="0"/>
           <w:numId w:val="2"/>
@@ -8554,6 +9284,8 @@
     <w:p>
       <w:pPr>
         <w:pStyle w:val="ListParagraph"/>
+        <w:keepLines/>
+        <w:widowControl/>
         <w:numPr>
           <w:ilvl w:val="0"/>
           <w:numId w:val="2"/>
@@ -8584,6 +9316,8 @@
     </w:p>
     <w:p>
       <w:pPr>
+        <w:keepLines/>
+        <w:widowControl/>
         <w:spacing w:after="60" w:before="0" w:line="360"/>
         <w:ind w:firstLine="709"/>
         <w:jc w:val="both"/>
@@ -9481,6 +10215,8 @@
     <w:p>
       <w:pPr>
         <w:pStyle w:val="ListParagraph"/>
+        <w:keepLines/>
+        <w:widowControl/>
         <w:numPr>
           <w:ilvl w:val="0"/>
           <w:numId w:val="2"/>
@@ -9500,6 +10236,8 @@
     <w:p>
       <w:pPr>
         <w:pStyle w:val="ListParagraph"/>
+        <w:keepLines/>
+        <w:widowControl/>
         <w:numPr>
           <w:ilvl w:val="0"/>
           <w:numId w:val="2"/>
@@ -9519,6 +10257,8 @@
     <w:p>
       <w:pPr>
         <w:pStyle w:val="ListParagraph"/>
+        <w:keepLines/>
+        <w:widowControl/>
         <w:numPr>
           <w:ilvl w:val="0"/>
           <w:numId w:val="2"/>
@@ -9549,6 +10289,8 @@
     </w:p>
     <w:p>
       <w:pPr>
+        <w:keepLines/>
+        <w:widowControl/>
         <w:spacing w:after="60" w:before="0" w:line="360"/>
         <w:ind w:firstLine="709"/>
         <w:jc w:val="both"/>
@@ -9564,6 +10306,8 @@
     </w:p>
     <w:p>
       <w:pPr>
+        <w:keepLines/>
+        <w:widowControl/>
         <w:spacing w:after="60" w:before="0" w:line="360"/>
         <w:ind w:firstLine="709"/>
         <w:jc w:val="both"/>
@@ -10600,6 +11344,8 @@
     </w:tbl>
     <w:p>
       <w:pPr>
+        <w:keepLines/>
+        <w:widowControl/>
         <w:spacing w:after="60" w:before="0" w:line="360"/>
         <w:ind w:firstLine="709"/>
         <w:jc w:val="both"/>
@@ -10615,6 +11361,8 @@
     </w:p>
     <w:p>
       <w:pPr>
+        <w:keepLines/>
+        <w:widowControl/>
         <w:spacing w:after="60" w:before="0" w:line="360"/>
         <w:ind w:firstLine="709"/>
         <w:jc w:val="both"/>
@@ -11451,6 +12199,8 @@
     </w:tbl>
     <w:p>
       <w:pPr>
+        <w:keepLines/>
+        <w:widowControl/>
         <w:spacing w:after="60" w:before="0" w:line="360"/>
         <w:ind w:firstLine="709"/>
         <w:jc w:val="both"/>
@@ -11478,6 +12228,8 @@
     </w:p>
     <w:p>
       <w:pPr>
+        <w:keepLines/>
+        <w:widowControl/>
         <w:spacing w:after="60" w:before="0" w:line="360"/>
         <w:jc w:val="both"/>
       </w:pPr>
@@ -11494,6 +12246,8 @@
     </w:p>
     <w:p>
       <w:pPr>
+        <w:keepLines/>
+        <w:widowControl/>
         <w:spacing w:after="60" w:before="0" w:line="360"/>
         <w:ind w:firstLine="709"/>
         <w:jc w:val="both"/>
@@ -11970,6 +12724,8 @@
     <w:p>
       <w:pPr>
         <w:pStyle w:val="ListParagraph"/>
+        <w:keepLines/>
+        <w:widowControl/>
         <w:numPr>
           <w:ilvl w:val="0"/>
           <w:numId w:val="2"/>
@@ -11989,6 +12745,8 @@
     <w:p>
       <w:pPr>
         <w:pStyle w:val="ListParagraph"/>
+        <w:keepLines/>
+        <w:widowControl/>
         <w:numPr>
           <w:ilvl w:val="0"/>
           <w:numId w:val="2"/>
@@ -12008,6 +12766,8 @@
     <w:p>
       <w:pPr>
         <w:pStyle w:val="ListParagraph"/>
+        <w:keepLines/>
+        <w:widowControl/>
         <w:numPr>
           <w:ilvl w:val="0"/>
           <w:numId w:val="2"/>
@@ -12027,6 +12787,8 @@
     <w:p>
       <w:pPr>
         <w:pStyle w:val="ListParagraph"/>
+        <w:keepLines/>
+        <w:widowControl/>
         <w:numPr>
           <w:ilvl w:val="0"/>
           <w:numId w:val="2"/>
@@ -12046,6 +12808,8 @@
     <w:p>
       <w:pPr>
         <w:pStyle w:val="ListParagraph"/>
+        <w:keepLines/>
+        <w:widowControl/>
         <w:numPr>
           <w:ilvl w:val="0"/>
           <w:numId w:val="2"/>
@@ -12065,6 +12829,8 @@
     <w:p>
       <w:pPr>
         <w:pStyle w:val="ListParagraph"/>
+        <w:keepLines/>
+        <w:widowControl/>
         <w:numPr>
           <w:ilvl w:val="0"/>
           <w:numId w:val="2"/>
@@ -12084,6 +12850,8 @@
     <w:p>
       <w:pPr>
         <w:pStyle w:val="ListParagraph"/>
+        <w:keepLines/>
+        <w:widowControl/>
         <w:numPr>
           <w:ilvl w:val="0"/>
           <w:numId w:val="2"/>
@@ -12103,6 +12871,8 @@
     <w:p>
       <w:pPr>
         <w:pStyle w:val="ListParagraph"/>
+        <w:keepLines/>
+        <w:widowControl/>
         <w:numPr>
           <w:ilvl w:val="0"/>
           <w:numId w:val="2"/>
@@ -12122,6 +12892,8 @@
     <w:p>
       <w:pPr>
         <w:pStyle w:val="ListParagraph"/>
+        <w:keepLines/>
+        <w:widowControl/>
         <w:numPr>
           <w:ilvl w:val="0"/>
           <w:numId w:val="2"/>
@@ -12399,7 +13171,7 @@
                 <w:sz w:val="24"/>
                 <w:szCs w:val="24"/>
               </w:rPr>
-              <w:t xml:space="preserve">трасса и целевая орбита: то же интегрирование модели, числа из result.txt (блок AIM); вывод — пять рисунков: fig1_plan / fig1_xz / fig1_3d (рис. 1-3, геометрия) и fig2_xi_v / fig2_shadow (рис. 4-5, данные по трассе)</w:t>
+              <w:t xml:space="preserve">рисунки 1-4: та же модель и те же числа (блок AIM в result.txt) - overview (весь перелёт сверху), zoom (первые 150 тыс. км от Земли и подлёт к гало с точкой входа), shadow (конус полутени, порог Az_min, rho(t)), profile (ход xi(t) и |v|(t))</w:t>
             </w:r>
           </w:p>
         </w:tc>
@@ -12466,6 +13238,8 @@
     </w:tbl>
     <w:p>
       <w:pPr>
+        <w:keepLines/>
+        <w:widowControl/>
         <w:spacing w:after="60" w:before="120" w:line="360"/>
         <w:ind w:firstLine="709"/>
         <w:jc w:val="both"/>
@@ -12490,6 +13264,7 @@
       </w:r>
     </w:p>
     <w:sectPr>
+      <w:footerReference w:type="default" r:id="rId6"/>
       <w:pgSz w:w="11906" w:h="16838" w:orient="portrait"/>
       <w:pgMar w:top="1134" w:right="850" w:bottom="1134" w:left="1701" w:header="708" w:footer="708" w:gutter="0"/>
       <w:pgNumType/>
@@ -12534,6 +13309,96 @@
     </w:p>
   </w:endnote>
 </w:endnotes>
+</file>
+
+<file path=word/footer1.xml><?xml version="1.0" encoding="utf-8"?>
+<w:ftr xmlns:wpc="http://schemas.microsoft.com/office/word/2010/wordprocessingCanvas" xmlns:mc="http://schemas.openxmlformats.org/markup-compatibility/2006" xmlns:o="urn:schemas-microsoft-com:office:office" xmlns:r="http://schemas.openxmlformats.org/officeDocument/2006/relationships" xmlns:m="http://schemas.openxmlformats.org/officeDocument/2006/math" xmlns:v="urn:schemas-microsoft-com:vml" xmlns:wp14="http://schemas.microsoft.com/office/word/2010/wordprocessingDrawing" xmlns:wp="http://schemas.openxmlformats.org/drawingml/2006/wordprocessingDrawing" xmlns:w10="urn:schemas-microsoft-com:office:word" xmlns:w="http://schemas.openxmlformats.org/wordprocessingml/2006/main" xmlns:w14="http://schemas.microsoft.com/office/word/2010/wordml" xmlns:w15="http://schemas.microsoft.com/office/word/2012/wordml" xmlns:wpg="http://schemas.microsoft.com/office/word/2010/wordprocessingGroup" xmlns:wpi="http://schemas.microsoft.com/office/word/2010/wordprocessingInk" xmlns:wne="http://schemas.microsoft.com/office/word/2006/wordml" xmlns:wps="http://schemas.microsoft.com/office/word/2010/wordprocessingShape">
+  <w:p>
+    <w:pPr>
+      <w:jc w:val="center"/>
+    </w:pPr>
+    <w:r>
+      <w:rPr>
+        <w:rFonts w:ascii="Times New Roman" w:cs="Times New Roman" w:eastAsia="Times New Roman" w:hAnsi="Times New Roman"/>
+        <w:sz w:val="20"/>
+        <w:szCs w:val="20"/>
+      </w:rPr>
+      <w:t xml:space="preserve">Расчёт перелёта НОО → L2 · стр. </w:t>
+    </w:r>
+    <w:r>
+      <w:rPr>
+        <w:rFonts w:ascii="Times New Roman" w:cs="Times New Roman" w:eastAsia="Times New Roman" w:hAnsi="Times New Roman"/>
+        <w:sz w:val="20"/>
+        <w:szCs w:val="20"/>
+      </w:rPr>
+      <w:fldChar w:fldCharType="begin"/>
+    </w:r>
+    <w:r>
+      <w:rPr>
+        <w:rFonts w:ascii="Times New Roman" w:cs="Times New Roman" w:eastAsia="Times New Roman" w:hAnsi="Times New Roman"/>
+        <w:sz w:val="20"/>
+        <w:szCs w:val="20"/>
+      </w:rPr>
+      <w:instrText xml:space="preserve">PAGE</w:instrText>
+    </w:r>
+    <w:r>
+      <w:rPr>
+        <w:rFonts w:ascii="Times New Roman" w:cs="Times New Roman" w:eastAsia="Times New Roman" w:hAnsi="Times New Roman"/>
+        <w:sz w:val="20"/>
+        <w:szCs w:val="20"/>
+      </w:rPr>
+      <w:fldChar w:fldCharType="separate"/>
+    </w:r>
+    <w:r>
+      <w:rPr>
+        <w:rFonts w:ascii="Times New Roman" w:cs="Times New Roman" w:eastAsia="Times New Roman" w:hAnsi="Times New Roman"/>
+        <w:sz w:val="20"/>
+        <w:szCs w:val="20"/>
+      </w:rPr>
+      <w:fldChar w:fldCharType="end"/>
+    </w:r>
+    <w:r>
+      <w:rPr>
+        <w:rFonts w:ascii="Times New Roman" w:cs="Times New Roman" w:eastAsia="Times New Roman" w:hAnsi="Times New Roman"/>
+        <w:sz w:val="20"/>
+        <w:szCs w:val="20"/>
+      </w:rPr>
+      <w:t xml:space="preserve"> из </w:t>
+    </w:r>
+    <w:r>
+      <w:rPr>
+        <w:rFonts w:ascii="Times New Roman" w:cs="Times New Roman" w:eastAsia="Times New Roman" w:hAnsi="Times New Roman"/>
+        <w:sz w:val="20"/>
+        <w:szCs w:val="20"/>
+      </w:rPr>
+      <w:fldChar w:fldCharType="begin"/>
+    </w:r>
+    <w:r>
+      <w:rPr>
+        <w:rFonts w:ascii="Times New Roman" w:cs="Times New Roman" w:eastAsia="Times New Roman" w:hAnsi="Times New Roman"/>
+        <w:sz w:val="20"/>
+        <w:szCs w:val="20"/>
+      </w:rPr>
+      <w:instrText xml:space="preserve">NUMPAGES</w:instrText>
+    </w:r>
+    <w:r>
+      <w:rPr>
+        <w:rFonts w:ascii="Times New Roman" w:cs="Times New Roman" w:eastAsia="Times New Roman" w:hAnsi="Times New Roman"/>
+        <w:sz w:val="20"/>
+        <w:szCs w:val="20"/>
+      </w:rPr>
+      <w:fldChar w:fldCharType="separate"/>
+    </w:r>
+    <w:r>
+      <w:rPr>
+        <w:rFonts w:ascii="Times New Roman" w:cs="Times New Roman" w:eastAsia="Times New Roman" w:hAnsi="Times New Roman"/>
+        <w:sz w:val="20"/>
+        <w:szCs w:val="20"/>
+      </w:rPr>
+      <w:fldChar w:fldCharType="end"/>
+    </w:r>
+  </w:p>
+</w:ftr>
 </file>
 
 <file path=word/footnotes.xml><?xml version="1.0" encoding="utf-8"?>

--- a/Raschet_L2_perelet.docx
+++ b/Raschet_L2_perelet.docx
@@ -7837,7 +7837,7 @@
           <w:sz w:val="24"/>
           <w:szCs w:val="24"/>
         </w:rPr>
-        <w:t xml:space="preserve">Рисунок 2 - два прицельных зума: а) первые 150 тыс. км пути от Земли</w:t>
+        <w:t xml:space="preserve">Рисунок 2 - старт: НОО 200 км и первые 150 тыс. км пути (тот же</w:t>
       </w:r>
     </w:p>
     <w:p>
@@ -7853,7 +7853,7 @@
           <w:sz w:val="24"/>
           <w:szCs w:val="24"/>
         </w:rPr>
-        <w:t xml:space="preserve">(НОО и ночная сторона старта); б) подлёт к гало и точка входа</w:t>
+        <w:t xml:space="preserve">участок трассы, проинтегрированный плотно; включение - с ночной стороны)</w:t>
       </w:r>
     </w:p>
     <w:p>
@@ -7864,7 +7864,7 @@
       <w:r>
         <w:drawing>
           <wp:inline distT="0" distB="0" distL="0" distR="0">
-            <wp:extent cx="6477000" cy="3028950"/>
+            <wp:extent cx="4762500" cy="4210050"/>
             <wp:effectExtent t="0" r="0" b="0" l="0"/>
             <wp:docPr id="2" name=""/>
             <wp:cNvGraphicFramePr>
@@ -7889,7 +7889,7 @@
                   <pic:spPr bwMode="auto">
                     <a:xfrm>
                       <a:off x="0" y="0"/>
-                      <a:ext cx="6477000" cy="3028950"/>
+                      <a:ext cx="4762500" cy="4210050"/>
                     </a:xfrm>
                     <a:prstGeom prst="rect">
                       <a:avLst/>
@@ -7915,7 +7915,7 @@
           <w:sz w:val="24"/>
           <w:szCs w:val="24"/>
         </w:rPr>
-        <w:t xml:space="preserve">Рисунок 3 - тень: а) разрез xz, конус полутени и порог Az_min;</w:t>
+        <w:t xml:space="preserve">Рисунок 3 - цель: гало и подлёт к нему; звезда - точка входа</w:t>
       </w:r>
     </w:p>
     <w:p>
@@ -7931,7 +7931,7 @@
           <w:sz w:val="24"/>
           <w:szCs w:val="24"/>
         </w:rPr>
-        <w:t xml:space="preserve">б) ρ(t) против границы полутени (лог-шкала)</w:t>
+        <w:t xml:space="preserve">(промах 8 км при пороге 500 км)</w:t>
       </w:r>
     </w:p>
     <w:p>
@@ -7942,7 +7942,7 @@
       <w:r>
         <w:drawing>
           <wp:inline distT="0" distB="0" distL="0" distR="0">
-            <wp:extent cx="6477000" cy="2752725"/>
+            <wp:extent cx="5334000" cy="3914775"/>
             <wp:effectExtent t="0" r="0" b="0" l="0"/>
             <wp:docPr id="3" name=""/>
             <wp:cNvGraphicFramePr>
@@ -7967,7 +7967,7 @@
                   <pic:spPr bwMode="auto">
                     <a:xfrm>
                       <a:off x="0" y="0"/>
-                      <a:ext cx="6477000" cy="2752725"/>
+                      <a:ext cx="5334000" cy="3914775"/>
                     </a:xfrm>
                     <a:prstGeom prst="rect">
                       <a:avLst/>
@@ -7993,7 +7993,7 @@
           <w:sz w:val="24"/>
           <w:szCs w:val="24"/>
         </w:rPr>
-        <w:t xml:space="preserve">Рисунок 4 - ход перелёта: ξ(t) и |v|(t) против скорости целевой</w:t>
+        <w:t xml:space="preserve">Рисунок 4 - разрез xz: трасса и гало над конусом полутени Земли;</w:t>
       </w:r>
     </w:p>
     <w:p>
@@ -8009,7 +8009,7 @@
           <w:sz w:val="24"/>
           <w:szCs w:val="24"/>
         </w:rPr>
-        <w:t xml:space="preserve">орбиты в точке касания (штрих-пунктир); вход тормозной</w:t>
+        <w:t xml:space="preserve">пунктир - расчитанный порог выхода из тени Az_min</w:t>
       </w:r>
     </w:p>
     <w:p>
@@ -8020,7 +8020,7 @@
       <w:r>
         <w:drawing>
           <wp:inline distT="0" distB="0" distL="0" distR="0">
-            <wp:extent cx="4762500" cy="4333875"/>
+            <wp:extent cx="6286500" cy="3714750"/>
             <wp:effectExtent t="0" r="0" b="0" l="0"/>
             <wp:docPr id="4" name=""/>
             <wp:cNvGraphicFramePr>
@@ -8045,7 +8045,241 @@
                   <pic:spPr bwMode="auto">
                     <a:xfrm>
                       <a:off x="0" y="0"/>
-                      <a:ext cx="4762500" cy="4333875"/>
+                      <a:ext cx="6286500" cy="3714750"/>
+                    </a:xfrm>
+                    <a:prstGeom prst="rect">
+                      <a:avLst/>
+                    </a:prstGeom>
+                  </pic:spPr>
+                </pic:pic>
+              </a:graphicData>
+            </a:graphic>
+          </wp:inline>
+        </w:drawing>
+      </w:r>
+    </w:p>
+    <w:p>
+      <w:pPr>
+        <w:spacing w:after="60" w:before="60" w:line="360"/>
+        <w:jc w:val="center"/>
+      </w:pPr>
+      <w:r>
+        <w:rPr>
+          <w:rFonts w:ascii="Times New Roman" w:cs="Times New Roman" w:eastAsia="Times New Roman" w:hAnsi="Times New Roman"/>
+          <w:i/>
+          <w:iCs/>
+          <w:sz w:val="24"/>
+          <w:szCs w:val="24"/>
+        </w:rPr>
+        <w:t xml:space="preserve">Рисунок 5 - затенение на перелёте: rho(t) против границы полутени</w:t>
+      </w:r>
+    </w:p>
+    <w:p>
+      <w:pPr>
+        <w:spacing w:after="60" w:before="60" w:line="360"/>
+        <w:jc w:val="center"/>
+      </w:pPr>
+      <w:r>
+        <w:rPr>
+          <w:rFonts w:ascii="Times New Roman" w:cs="Times New Roman" w:eastAsia="Times New Roman" w:hAnsi="Times New Roman"/>
+          <w:i/>
+          <w:iCs/>
+          <w:sz w:val="24"/>
+          <w:szCs w:val="24"/>
+        </w:rPr>
+        <w:t xml:space="preserve">r_pen(xi) (лог-шкала)</w:t>
+      </w:r>
+    </w:p>
+    <w:p>
+      <w:pPr>
+        <w:spacing w:after="60" w:before="60" w:line="360"/>
+        <w:jc w:val="center"/>
+      </w:pPr>
+      <w:r>
+        <w:drawing>
+          <wp:inline distT="0" distB="0" distL="0" distR="0">
+            <wp:extent cx="5715000" cy="3314700"/>
+            <wp:effectExtent t="0" r="0" b="0" l="0"/>
+            <wp:docPr id="5" name=""/>
+            <wp:cNvGraphicFramePr>
+              <a:graphicFrameLocks xmlns:a="http://schemas.openxmlformats.org/drawingml/2006/main" noChangeAspect="1"/>
+            </wp:cNvGraphicFramePr>
+            <a:graphic xmlns:a="http://schemas.openxmlformats.org/drawingml/2006/main">
+              <a:graphicData uri="http://schemas.openxmlformats.org/drawingml/2006/picture">
+                <pic:pic xmlns:pic="http://schemas.openxmlformats.org/drawingml/2006/picture">
+                  <pic:nvPicPr>
+                    <pic:cNvPr id="0" name="" descr=""/>
+                    <pic:cNvPicPr>
+                      <a:picLocks noChangeAspect="1" noChangeArrowheads="1"/>
+                    </pic:cNvPicPr>
+                  </pic:nvPicPr>
+                  <pic:blipFill>
+                    <a:blip r:embed="rId12" cstate="none"/>
+                    <a:srcRect/>
+                    <a:stretch>
+                      <a:fillRect/>
+                    </a:stretch>
+                  </pic:blipFill>
+                  <pic:spPr bwMode="auto">
+                    <a:xfrm>
+                      <a:off x="0" y="0"/>
+                      <a:ext cx="5715000" cy="3314700"/>
+                    </a:xfrm>
+                    <a:prstGeom prst="rect">
+                      <a:avLst/>
+                    </a:prstGeom>
+                  </pic:spPr>
+                </pic:pic>
+              </a:graphicData>
+            </a:graphic>
+          </wp:inline>
+        </w:drawing>
+      </w:r>
+    </w:p>
+    <w:p>
+      <w:pPr>
+        <w:spacing w:after="60" w:before="60" w:line="360"/>
+        <w:jc w:val="center"/>
+      </w:pPr>
+      <w:r>
+        <w:rPr>
+          <w:rFonts w:ascii="Times New Roman" w:cs="Times New Roman" w:eastAsia="Times New Roman" w:hAnsi="Times New Roman"/>
+          <w:i/>
+          <w:iCs/>
+          <w:sz w:val="24"/>
+          <w:szCs w:val="24"/>
+        </w:rPr>
+        <w:t xml:space="preserve">Рисунок 6 - ход перелёта: расстояние xi(t) до Земли по оси</w:t>
+      </w:r>
+    </w:p>
+    <w:p>
+      <w:pPr>
+        <w:spacing w:after="60" w:before="60" w:line="360"/>
+        <w:jc w:val="center"/>
+      </w:pPr>
+      <w:r>
+        <w:rPr>
+          <w:rFonts w:ascii="Times New Roman" w:cs="Times New Roman" w:eastAsia="Times New Roman" w:hAnsi="Times New Roman"/>
+          <w:i/>
+          <w:iCs/>
+          <w:sz w:val="24"/>
+          <w:szCs w:val="24"/>
+        </w:rPr>
+        <w:t xml:space="preserve">Солнце - Земля -&gt; L2</w:t>
+      </w:r>
+    </w:p>
+    <w:p>
+      <w:pPr>
+        <w:spacing w:after="60" w:before="60" w:line="360"/>
+        <w:jc w:val="center"/>
+      </w:pPr>
+      <w:r>
+        <w:drawing>
+          <wp:inline distT="0" distB="0" distL="0" distR="0">
+            <wp:extent cx="5715000" cy="3133725"/>
+            <wp:effectExtent t="0" r="0" b="0" l="0"/>
+            <wp:docPr id="6" name=""/>
+            <wp:cNvGraphicFramePr>
+              <a:graphicFrameLocks xmlns:a="http://schemas.openxmlformats.org/drawingml/2006/main" noChangeAspect="1"/>
+            </wp:cNvGraphicFramePr>
+            <a:graphic xmlns:a="http://schemas.openxmlformats.org/drawingml/2006/main">
+              <a:graphicData uri="http://schemas.openxmlformats.org/drawingml/2006/picture">
+                <pic:pic xmlns:pic="http://schemas.openxmlformats.org/drawingml/2006/picture">
+                  <pic:nvPicPr>
+                    <pic:cNvPr id="0" name="" descr=""/>
+                    <pic:cNvPicPr>
+                      <a:picLocks noChangeAspect="1" noChangeArrowheads="1"/>
+                    </pic:cNvPicPr>
+                  </pic:nvPicPr>
+                  <pic:blipFill>
+                    <a:blip r:embed="rId13" cstate="none"/>
+                    <a:srcRect/>
+                    <a:stretch>
+                      <a:fillRect/>
+                    </a:stretch>
+                  </pic:blipFill>
+                  <pic:spPr bwMode="auto">
+                    <a:xfrm>
+                      <a:off x="0" y="0"/>
+                      <a:ext cx="5715000" cy="3133725"/>
+                    </a:xfrm>
+                    <a:prstGeom prst="rect">
+                      <a:avLst/>
+                    </a:prstGeom>
+                  </pic:spPr>
+                </pic:pic>
+              </a:graphicData>
+            </a:graphic>
+          </wp:inline>
+        </w:drawing>
+      </w:r>
+    </w:p>
+    <w:p>
+      <w:pPr>
+        <w:spacing w:after="60" w:before="60" w:line="360"/>
+        <w:jc w:val="center"/>
+      </w:pPr>
+      <w:r>
+        <w:rPr>
+          <w:rFonts w:ascii="Times New Roman" w:cs="Times New Roman" w:eastAsia="Times New Roman" w:hAnsi="Times New Roman"/>
+          <w:i/>
+          <w:iCs/>
+          <w:sz w:val="24"/>
+          <w:szCs w:val="24"/>
+        </w:rPr>
+        <w:t xml:space="preserve">Рисунок 7 - скорость: |v|(t) трассы и целевой орбиты в точке касания</w:t>
+      </w:r>
+    </w:p>
+    <w:p>
+      <w:pPr>
+        <w:spacing w:after="60" w:before="60" w:line="360"/>
+        <w:jc w:val="center"/>
+      </w:pPr>
+      <w:r>
+        <w:rPr>
+          <w:rFonts w:ascii="Times New Roman" w:cs="Times New Roman" w:eastAsia="Times New Roman" w:hAnsi="Times New Roman"/>
+          <w:i/>
+          <w:iCs/>
+          <w:sz w:val="24"/>
+          <w:szCs w:val="24"/>
+        </w:rPr>
+        <w:t xml:space="preserve">(штрих-пунктир); вход тормозной</w:t>
+      </w:r>
+    </w:p>
+    <w:p>
+      <w:pPr>
+        <w:spacing w:after="60" w:before="60" w:line="360"/>
+        <w:jc w:val="center"/>
+      </w:pPr>
+      <w:r>
+        <w:drawing>
+          <wp:inline distT="0" distB="0" distL="0" distR="0">
+            <wp:extent cx="5715000" cy="3314700"/>
+            <wp:effectExtent t="0" r="0" b="0" l="0"/>
+            <wp:docPr id="7" name=""/>
+            <wp:cNvGraphicFramePr>
+              <a:graphicFrameLocks xmlns:a="http://schemas.openxmlformats.org/drawingml/2006/main" noChangeAspect="1"/>
+            </wp:cNvGraphicFramePr>
+            <a:graphic xmlns:a="http://schemas.openxmlformats.org/drawingml/2006/main">
+              <a:graphicData uri="http://schemas.openxmlformats.org/drawingml/2006/picture">
+                <pic:pic xmlns:pic="http://schemas.openxmlformats.org/drawingml/2006/picture">
+                  <pic:nvPicPr>
+                    <pic:cNvPr id="0" name="" descr=""/>
+                    <pic:cNvPicPr>
+                      <a:picLocks noChangeAspect="1" noChangeArrowheads="1"/>
+                    </pic:cNvPicPr>
+                  </pic:nvPicPr>
+                  <pic:blipFill>
+                    <a:blip r:embed="rId14" cstate="none"/>
+                    <a:srcRect/>
+                    <a:stretch>
+                      <a:fillRect/>
+                    </a:stretch>
+                  </pic:blipFill>
+                  <pic:spPr bwMode="auto">
+                    <a:xfrm>
+                      <a:off x="0" y="0"/>
+                      <a:ext cx="5715000" cy="3314700"/>
                     </a:xfrm>
                     <a:prstGeom prst="rect">
                       <a:avLst/>

--- a/Raschet_L2_perelet.docx
+++ b/Raschet_L2_perelet.docx
@@ -7942,7 +7942,7 @@
       <w:r>
         <w:drawing>
           <wp:inline distT="0" distB="0" distL="0" distR="0">
-            <wp:extent cx="5334000" cy="3914775"/>
+            <wp:extent cx="5334000" cy="3352800"/>
             <wp:effectExtent t="0" r="0" b="0" l="0"/>
             <wp:docPr id="3" name=""/>
             <wp:cNvGraphicFramePr>
@@ -7967,7 +7967,7 @@
                   <pic:spPr bwMode="auto">
                     <a:xfrm>
                       <a:off x="0" y="0"/>
-                      <a:ext cx="5334000" cy="3914775"/>
+                      <a:ext cx="5334000" cy="3352800"/>
                     </a:xfrm>
                     <a:prstGeom prst="rect">
                       <a:avLst/>

--- a/Raschet_L2_perelet.docx
+++ b/Raschet_L2_perelet.docx
@@ -7942,7 +7942,7 @@
       <w:r>
         <w:drawing>
           <wp:inline distT="0" distB="0" distL="0" distR="0">
-            <wp:extent cx="5334000" cy="3352800"/>
+            <wp:extent cx="5334000" cy="2390775"/>
             <wp:effectExtent t="0" r="0" b="0" l="0"/>
             <wp:docPr id="3" name=""/>
             <wp:cNvGraphicFramePr>
@@ -7967,7 +7967,7 @@
                   <pic:spPr bwMode="auto">
                     <a:xfrm>
                       <a:off x="0" y="0"/>
-                      <a:ext cx="5334000" cy="3352800"/>
+                      <a:ext cx="5334000" cy="2390775"/>
                     </a:xfrm>
                     <a:prstGeom prst="rect">
                       <a:avLst/>
